--- a/outputs/Table_S2.docx
+++ b/outputs/Table_S2.docx
@@ -2,9 +2,9836 @@
 <file path=word/document.xml><?xml version="1.0" encoding="utf-8"?>
 <w:document xmlns:wpc="http://schemas.microsoft.com/office/word/2010/wordprocessingCanvas" xmlns:cx="http://schemas.microsoft.com/office/drawing/2014/chartex" xmlns:cx1="http://schemas.microsoft.com/office/drawing/2015/9/8/chartex" xmlns:cx2="http://schemas.microsoft.com/office/drawing/2015/10/21/chartex" xmlns:cx3="http://schemas.microsoft.com/office/drawing/2016/5/9/chartex" xmlns:cx4="http://schemas.microsoft.com/office/drawing/2016/5/10/chartex" xmlns:cx5="http://schemas.microsoft.com/office/drawing/2016/5/11/chartex" xmlns:cx6="http://schemas.microsoft.com/office/drawing/2016/5/12/chartex" xmlns:cx7="http://schemas.microsoft.com/office/drawing/2016/5/13/chartex" xmlns:cx8="http://schemas.microsoft.com/office/drawing/2016/5/14/chartex" xmlns:mc="http://schemas.openxmlformats.org/markup-compatibility/2006" xmlns:aink="http://schemas.microsoft.com/office/drawing/2016/ink" xmlns:am3d="http://schemas.microsoft.com/office/drawing/2017/model3d" xmlns:o="urn:schemas-microsoft-com:office:office" xmlns:r="http://schemas.openxmlformats.org/officeDocument/2006/relationships" xmlns:m="http://schemas.openxmlformats.org/officeDocument/2006/math" xmlns:v="urn:schemas-microsoft-com:vml" xmlns:wp14="http://schemas.microsoft.com/office/word/2010/wordprocessingDrawing" xmlns:wp="http://schemas.openxmlformats.org/drawingml/2006/wordprocessingDrawing" xmlns:w10="urn:schemas-microsoft-com:office:word" xmlns:w="http://schemas.openxmlformats.org/wordprocessingml/2006/main" xmlns:w14="http://schemas.microsoft.com/office/word/2010/wordml" xmlns:w15="http://schemas.microsoft.com/office/word/2012/wordml" xmlns:w16cex="http://schemas.microsoft.com/office/word/2018/wordml/cex" xmlns:w16cid="http://schemas.microsoft.com/office/word/2016/wordml/cid" xmlns:w16="http://schemas.microsoft.com/office/word/2018/wordml" xmlns:w16se="http://schemas.microsoft.com/office/word/2015/wordml/symex" xmlns:wpg="http://schemas.microsoft.com/office/word/2010/wordprocessingGroup" xmlns:wpi="http://schemas.microsoft.com/office/word/2010/wordprocessingInk" xmlns:wne="http://schemas.microsoft.com/office/word/2006/wordml" xmlns:wps="http://schemas.microsoft.com/office/word/2010/wordprocessingShape" mc:Ignorable="w14 w15 w16se w16cid w16 w16cex wp14">
   <w:body>
+    <w:p>
+      <w:pPr>
+        <w:pStyle w:val="Normal"/>
+      </w:pPr>
+      <w:r>
+        <w:t xml:space="preserve"/>
+      </w:r>
+    </w:p>
+    <w:tbl xmlns:a="http://schemas.openxmlformats.org/drawingml/2006/main" xmlns:pic="http://schemas.openxmlformats.org/drawingml/2006/picture">
+      <w:tblPr>
+        <w:tblLayout w:type="autofit"/>
+        <w:jc w:val="center"/>
+        <w:tblW w:type="pct" w:w="0"/>
+        <w:tblLook w:firstRow="1" w:lastRow="0" w:firstColumn="0" w:lastColumn="0" w:noHBand="0" w:noVBand="1"/>
+      </w:tblPr>
+      <w:tr>
+        <w:trPr>
+          <w:trHeight w:val="614" w:hRule="auto"/>
+          <w:tblHeader/>
+        </w:trPr>
+        header 1
+        <w:tc>
+          <w:tcPr>
+            <w:tcBorders>
+              <w:bottom w:val="single" w:sz="6" w:space="0" w:color="666666"/>
+              <w:top w:val="single" w:sz="6" w:space="0" w:color="666666"/>
+              <w:left w:val="single" w:sz="6" w:space="0" w:color="666666"/>
+              <w:right w:val="single" w:sz="6" w:space="0" w:color="666666"/>
+            </w:tcBorders>
+            <w:shd w:val="clear" w:color="auto" w:fill="FFFFFF"/>
+            <w:tcMar>
+              <w:top w:w="0" w:type="dxa"/>
+              <w:bottom w:w="0" w:type="dxa"/>
+              <w:left w:w="0" w:type="dxa"/>
+              <w:right w:w="0" w:type="dxa"/>
+            </w:tcMar>
+            <w:vAlign w:val="center"/>
+          </w:tcPr>
+          <w:p>
+            <w:pPr>
+              <w:jc w:val="center"/>
+              <w:pBdr>
+                <w:bottom w:val="none" w:sz="0" w:space="0" w:color="000000"/>
+                <w:top w:val="none" w:sz="0" w:space="0" w:color="000000"/>
+                <w:left w:val="none" w:sz="0" w:space="0" w:color="000000"/>
+                <w:right w:val="none" w:sz="0" w:space="0" w:color="000000"/>
+              </w:pBdr>
+              <w:spacing w:after="10" w:before="10" w:line="240"/>
+              <w:ind w:left="100" w:right="100" w:firstLine="0" w:firstLineChars="0"/>
+              <w:rPr>
+                <w:rFonts w:ascii="Arial" w:hAnsi="Arial" w:eastAsia="Arial" w:cs="Arial"/>
+                <w:i w:val="false"/>
+                <w:b w:val="true"/>
+                <w:u w:val="none"/>
+                <w:sz w:val="18"/>
+                <w:szCs w:val="18"/>
+                <w:color w:val="000000"/>
+              </w:rPr>
+            </w:pPr>
+            <w:r>
+              <w:rPr>
+                <w:rFonts w:ascii="Arial" w:hAnsi="Arial" w:eastAsia="Arial" w:cs="Arial"/>
+                <w:i w:val="false"/>
+                <w:b w:val="true"/>
+                <w:u w:val="none"/>
+                <w:sz w:val="18"/>
+                <w:szCs w:val="18"/>
+                <w:color w:val="000000"/>
+              </w:rPr>
+              <w:t xml:space="preserve"> </w:t>
+            </w:r>
+          </w:p>
+        </w:tc>
+        <w:tc>
+          <w:tcPr>
+            <w:gridSpan w:val="2"/>
+            <w:tcBorders>
+              <w:bottom w:val="single" w:sz="6" w:space="0" w:color="666666"/>
+              <w:top w:val="single" w:sz="6" w:space="0" w:color="666666"/>
+              <w:left w:val="single" w:sz="6" w:space="0" w:color="666666"/>
+              <w:right w:val="single" w:sz="6" w:space="0" w:color="666666"/>
+            </w:tcBorders>
+            <w:shd w:val="clear" w:color="auto" w:fill="FFFFFF"/>
+            <w:tcMar>
+              <w:top w:w="0" w:type="dxa"/>
+              <w:bottom w:w="0" w:type="dxa"/>
+              <w:left w:w="0" w:type="dxa"/>
+              <w:right w:w="0" w:type="dxa"/>
+            </w:tcMar>
+            <w:vAlign w:val="center"/>
+          </w:tcPr>
+          <w:p>
+            <w:pPr>
+              <w:jc w:val="center"/>
+              <w:pBdr>
+                <w:bottom w:val="none" w:sz="0" w:space="0" w:color="000000"/>
+                <w:top w:val="none" w:sz="0" w:space="0" w:color="000000"/>
+                <w:left w:val="none" w:sz="0" w:space="0" w:color="000000"/>
+                <w:right w:val="none" w:sz="0" w:space="0" w:color="000000"/>
+              </w:pBdr>
+              <w:spacing w:after="10" w:before="10" w:line="240"/>
+              <w:ind w:left="100" w:right="100" w:firstLine="0" w:firstLineChars="0"/>
+              <w:rPr>
+                <w:rFonts w:ascii="Arial" w:hAnsi="Arial" w:eastAsia="Arial" w:cs="Arial"/>
+                <w:i w:val="false"/>
+                <w:b w:val="true"/>
+                <w:u w:val="none"/>
+                <w:sz w:val="18"/>
+                <w:szCs w:val="18"/>
+                <w:color w:val="000000"/>
+              </w:rPr>
+            </w:pPr>
+            <w:r>
+              <w:rPr>
+                <w:rFonts w:ascii="Arial" w:hAnsi="Arial" w:eastAsia="Arial" w:cs="Arial"/>
+                <w:i w:val="false"/>
+                <w:b w:val="true"/>
+                <w:u w:val="none"/>
+                <w:sz w:val="18"/>
+                <w:szCs w:val="18"/>
+                <w:color w:val="000000"/>
+              </w:rPr>
+              <w:t xml:space="preserve">Anemia</w:t>
+            </w:r>
+          </w:p>
+        </w:tc>
+        <w:tc>
+          <w:tcPr>
+            <w:gridSpan w:val="2"/>
+            <w:tcBorders>
+              <w:bottom w:val="single" w:sz="6" w:space="0" w:color="666666"/>
+              <w:top w:val="single" w:sz="6" w:space="0" w:color="666666"/>
+              <w:left w:val="single" w:sz="6" w:space="0" w:color="666666"/>
+              <w:right w:val="single" w:sz="6" w:space="0" w:color="666666"/>
+            </w:tcBorders>
+            <w:shd w:val="clear" w:color="auto" w:fill="FFFFFF"/>
+            <w:tcMar>
+              <w:top w:w="0" w:type="dxa"/>
+              <w:bottom w:w="0" w:type="dxa"/>
+              <w:left w:w="0" w:type="dxa"/>
+              <w:right w:w="0" w:type="dxa"/>
+            </w:tcMar>
+            <w:vAlign w:val="center"/>
+          </w:tcPr>
+          <w:p>
+            <w:pPr>
+              <w:jc w:val="center"/>
+              <w:pBdr>
+                <w:bottom w:val="none" w:sz="0" w:space="0" w:color="000000"/>
+                <w:top w:val="none" w:sz="0" w:space="0" w:color="000000"/>
+                <w:left w:val="none" w:sz="0" w:space="0" w:color="000000"/>
+                <w:right w:val="none" w:sz="0" w:space="0" w:color="000000"/>
+              </w:pBdr>
+              <w:spacing w:after="10" w:before="10" w:line="240"/>
+              <w:ind w:left="100" w:right="100" w:firstLine="0" w:firstLineChars="0"/>
+              <w:rPr>
+                <w:rFonts w:ascii="Arial" w:hAnsi="Arial" w:eastAsia="Arial" w:cs="Arial"/>
+                <w:i w:val="false"/>
+                <w:b w:val="true"/>
+                <w:u w:val="none"/>
+                <w:sz w:val="18"/>
+                <w:szCs w:val="18"/>
+                <w:color w:val="000000"/>
+              </w:rPr>
+            </w:pPr>
+            <w:r>
+              <w:rPr>
+                <w:rFonts w:ascii="Arial" w:hAnsi="Arial" w:eastAsia="Arial" w:cs="Arial"/>
+                <w:i w:val="false"/>
+                <w:b w:val="true"/>
+                <w:u w:val="none"/>
+                <w:sz w:val="18"/>
+                <w:szCs w:val="18"/>
+                <w:color w:val="000000"/>
+              </w:rPr>
+              <w:t xml:space="preserve">Ferropenia</w:t>
+            </w:r>
+          </w:p>
+        </w:tc>
+        <w:tc>
+          <w:tcPr>
+            <w:gridSpan w:val="2"/>
+            <w:tcBorders>
+              <w:bottom w:val="single" w:sz="6" w:space="0" w:color="666666"/>
+              <w:top w:val="single" w:sz="6" w:space="0" w:color="666666"/>
+              <w:left w:val="single" w:sz="6" w:space="0" w:color="666666"/>
+              <w:right w:val="single" w:sz="6" w:space="0" w:color="666666"/>
+            </w:tcBorders>
+            <w:shd w:val="clear" w:color="auto" w:fill="FFFFFF"/>
+            <w:tcMar>
+              <w:top w:w="0" w:type="dxa"/>
+              <w:bottom w:w="0" w:type="dxa"/>
+              <w:left w:w="0" w:type="dxa"/>
+              <w:right w:w="0" w:type="dxa"/>
+            </w:tcMar>
+            <w:vAlign w:val="center"/>
+          </w:tcPr>
+          <w:p>
+            <w:pPr>
+              <w:jc w:val="center"/>
+              <w:pBdr>
+                <w:bottom w:val="none" w:sz="0" w:space="0" w:color="000000"/>
+                <w:top w:val="none" w:sz="0" w:space="0" w:color="000000"/>
+                <w:left w:val="none" w:sz="0" w:space="0" w:color="000000"/>
+                <w:right w:val="none" w:sz="0" w:space="0" w:color="000000"/>
+              </w:pBdr>
+              <w:spacing w:after="10" w:before="10" w:line="240"/>
+              <w:ind w:left="100" w:right="100" w:firstLine="0" w:firstLineChars="0"/>
+              <w:rPr>
+                <w:rFonts w:ascii="Arial" w:hAnsi="Arial" w:eastAsia="Arial" w:cs="Arial"/>
+                <w:i w:val="false"/>
+                <w:b w:val="true"/>
+                <w:u w:val="none"/>
+                <w:sz w:val="18"/>
+                <w:szCs w:val="18"/>
+                <w:color w:val="000000"/>
+              </w:rPr>
+            </w:pPr>
+            <w:r>
+              <w:rPr>
+                <w:rFonts w:ascii="Arial" w:hAnsi="Arial" w:eastAsia="Arial" w:cs="Arial"/>
+                <w:i w:val="false"/>
+                <w:b w:val="true"/>
+                <w:u w:val="none"/>
+                <w:sz w:val="18"/>
+                <w:szCs w:val="18"/>
+                <w:color w:val="000000"/>
+              </w:rPr>
+              <w:t xml:space="preserve">Anemia no ferropénica</w:t>
+            </w:r>
+          </w:p>
+        </w:tc>
+        <w:tc>
+          <w:tcPr>
+            <w:gridSpan w:val="2"/>
+            <w:tcBorders>
+              <w:bottom w:val="single" w:sz="6" w:space="0" w:color="666666"/>
+              <w:top w:val="single" w:sz="6" w:space="0" w:color="666666"/>
+              <w:left w:val="single" w:sz="6" w:space="0" w:color="666666"/>
+              <w:right w:val="single" w:sz="6" w:space="0" w:color="666666"/>
+            </w:tcBorders>
+            <w:shd w:val="clear" w:color="auto" w:fill="FFFFFF"/>
+            <w:tcMar>
+              <w:top w:w="0" w:type="dxa"/>
+              <w:bottom w:w="0" w:type="dxa"/>
+              <w:left w:w="0" w:type="dxa"/>
+              <w:right w:w="0" w:type="dxa"/>
+            </w:tcMar>
+            <w:vAlign w:val="center"/>
+          </w:tcPr>
+          <w:p>
+            <w:pPr>
+              <w:jc w:val="center"/>
+              <w:pBdr>
+                <w:bottom w:val="none" w:sz="0" w:space="0" w:color="000000"/>
+                <w:top w:val="none" w:sz="0" w:space="0" w:color="000000"/>
+                <w:left w:val="none" w:sz="0" w:space="0" w:color="000000"/>
+                <w:right w:val="none" w:sz="0" w:space="0" w:color="000000"/>
+              </w:pBdr>
+              <w:spacing w:after="10" w:before="10" w:line="240"/>
+              <w:ind w:left="100" w:right="100" w:firstLine="0" w:firstLineChars="0"/>
+              <w:rPr>
+                <w:rFonts w:ascii="Arial" w:hAnsi="Arial" w:eastAsia="Arial" w:cs="Arial"/>
+                <w:i w:val="false"/>
+                <w:b w:val="true"/>
+                <w:u w:val="none"/>
+                <w:sz w:val="18"/>
+                <w:szCs w:val="18"/>
+                <w:color w:val="000000"/>
+              </w:rPr>
+            </w:pPr>
+            <w:r>
+              <w:rPr>
+                <w:rFonts w:ascii="Arial" w:hAnsi="Arial" w:eastAsia="Arial" w:cs="Arial"/>
+                <w:i w:val="false"/>
+                <w:b w:val="true"/>
+                <w:u w:val="none"/>
+                <w:sz w:val="18"/>
+                <w:szCs w:val="18"/>
+                <w:color w:val="000000"/>
+              </w:rPr>
+              <w:t xml:space="preserve">Anemia ferropénica</w:t>
+            </w:r>
+          </w:p>
+        </w:tc>
+      </w:tr>
+      <w:tr>
+        <w:trPr>
+          <w:trHeight w:val="617" w:hRule="auto"/>
+          <w:tblHeader/>
+        </w:trPr>
+        header 2
+        <w:tc>
+          <w:tcPr>
+            <w:tcBorders>
+              <w:bottom w:val="single" w:sz="6" w:space="0" w:color="666666"/>
+              <w:top w:val="single" w:sz="6" w:space="0" w:color="666666"/>
+              <w:left w:val="single" w:sz="6" w:space="0" w:color="666666"/>
+              <w:right w:val="single" w:sz="6" w:space="0" w:color="666666"/>
+            </w:tcBorders>
+            <w:shd w:val="clear" w:color="auto" w:fill="FFFFFF"/>
+            <w:tcMar>
+              <w:top w:w="0" w:type="dxa"/>
+              <w:bottom w:w="0" w:type="dxa"/>
+              <w:left w:w="0" w:type="dxa"/>
+              <w:right w:w="0" w:type="dxa"/>
+            </w:tcMar>
+            <w:vAlign w:val="center"/>
+          </w:tcPr>
+          <w:p>
+            <w:pPr>
+              <w:jc w:val="center"/>
+              <w:pBdr>
+                <w:bottom w:val="none" w:sz="0" w:space="0" w:color="000000"/>
+                <w:top w:val="none" w:sz="0" w:space="0" w:color="000000"/>
+                <w:left w:val="none" w:sz="0" w:space="0" w:color="000000"/>
+                <w:right w:val="none" w:sz="0" w:space="0" w:color="000000"/>
+              </w:pBdr>
+              <w:spacing w:after="10" w:before="10" w:line="240"/>
+              <w:ind w:left="100" w:right="100" w:firstLine="0" w:firstLineChars="0"/>
+              <w:rPr>
+                <w:rFonts w:ascii="Arial" w:hAnsi="Arial" w:eastAsia="Arial" w:cs="Arial"/>
+                <w:i w:val="false"/>
+                <w:b w:val="true"/>
+                <w:u w:val="none"/>
+                <w:sz w:val="18"/>
+                <w:szCs w:val="18"/>
+                <w:color w:val="000000"/>
+              </w:rPr>
+            </w:pPr>
+            <w:r>
+              <w:rPr>
+                <w:rFonts w:ascii="Arial" w:hAnsi="Arial" w:eastAsia="Arial" w:cs="Arial"/>
+                <w:i w:val="false"/>
+                <w:b w:val="true"/>
+                <w:u w:val="none"/>
+                <w:sz w:val="18"/>
+                <w:szCs w:val="18"/>
+                <w:color w:val="000000"/>
+              </w:rPr>
+              <w:t xml:space="preserve">Características</w:t>
+            </w:r>
+          </w:p>
+        </w:tc>
+        <w:tc>
+          <w:tcPr>
+            <w:tcBorders>
+              <w:bottom w:val="single" w:sz="6" w:space="0" w:color="666666"/>
+              <w:top w:val="single" w:sz="6" w:space="0" w:color="666666"/>
+              <w:left w:val="single" w:sz="6" w:space="0" w:color="666666"/>
+              <w:right w:val="single" w:sz="6" w:space="0" w:color="666666"/>
+            </w:tcBorders>
+            <w:shd w:val="clear" w:color="auto" w:fill="FFFFFF"/>
+            <w:tcMar>
+              <w:top w:w="0" w:type="dxa"/>
+              <w:bottom w:w="0" w:type="dxa"/>
+              <w:left w:w="0" w:type="dxa"/>
+              <w:right w:w="0" w:type="dxa"/>
+            </w:tcMar>
+            <w:vAlign w:val="center"/>
+          </w:tcPr>
+          <w:p>
+            <w:pPr>
+              <w:jc w:val="center"/>
+              <w:pBdr>
+                <w:bottom w:val="none" w:sz="0" w:space="0" w:color="000000"/>
+                <w:top w:val="none" w:sz="0" w:space="0" w:color="000000"/>
+                <w:left w:val="none" w:sz="0" w:space="0" w:color="000000"/>
+                <w:right w:val="none" w:sz="0" w:space="0" w:color="000000"/>
+              </w:pBdr>
+              <w:spacing w:after="10" w:before="10" w:line="240"/>
+              <w:ind w:left="100" w:right="100" w:firstLine="0" w:firstLineChars="0"/>
+              <w:rPr>
+                <w:rFonts w:ascii="Arial" w:hAnsi="Arial" w:eastAsia="Arial" w:cs="Arial"/>
+                <w:i w:val="false"/>
+                <w:b w:val="true"/>
+                <w:u w:val="none"/>
+                <w:sz w:val="18"/>
+                <w:szCs w:val="18"/>
+                <w:color w:val="000000"/>
+              </w:rPr>
+            </w:pPr>
+            <w:r>
+              <w:rPr>
+                <w:rFonts w:ascii="Arial" w:hAnsi="Arial" w:eastAsia="Arial" w:cs="Arial"/>
+                <w:i w:val="false"/>
+                <w:b w:val="true"/>
+                <w:u w:val="none"/>
+                <w:sz w:val="18"/>
+                <w:szCs w:val="18"/>
+                <w:color w:val="000000"/>
+              </w:rPr>
+              <w:t xml:space="preserve">RPc (IC 95%)</w:t>
+            </w:r>
+          </w:p>
+        </w:tc>
+        <w:tc>
+          <w:tcPr>
+            <w:tcBorders>
+              <w:bottom w:val="single" w:sz="6" w:space="0" w:color="666666"/>
+              <w:top w:val="single" w:sz="6" w:space="0" w:color="666666"/>
+              <w:left w:val="single" w:sz="6" w:space="0" w:color="666666"/>
+              <w:right w:val="single" w:sz="6" w:space="0" w:color="666666"/>
+            </w:tcBorders>
+            <w:shd w:val="clear" w:color="auto" w:fill="FFFFFF"/>
+            <w:tcMar>
+              <w:top w:w="0" w:type="dxa"/>
+              <w:bottom w:w="0" w:type="dxa"/>
+              <w:left w:w="0" w:type="dxa"/>
+              <w:right w:w="0" w:type="dxa"/>
+            </w:tcMar>
+            <w:vAlign w:val="center"/>
+          </w:tcPr>
+          <w:p>
+            <w:pPr>
+              <w:jc w:val="center"/>
+              <w:pBdr>
+                <w:bottom w:val="none" w:sz="0" w:space="0" w:color="000000"/>
+                <w:top w:val="none" w:sz="0" w:space="0" w:color="000000"/>
+                <w:left w:val="none" w:sz="0" w:space="0" w:color="000000"/>
+                <w:right w:val="none" w:sz="0" w:space="0" w:color="000000"/>
+              </w:pBdr>
+              <w:spacing w:after="10" w:before="10" w:line="240"/>
+              <w:ind w:left="100" w:right="100" w:firstLine="0" w:firstLineChars="0"/>
+              <w:rPr>
+                <w:rFonts w:ascii="Arial" w:hAnsi="Arial" w:eastAsia="Arial" w:cs="Arial"/>
+                <w:i w:val="false"/>
+                <w:b w:val="true"/>
+                <w:u w:val="none"/>
+                <w:sz w:val="18"/>
+                <w:szCs w:val="18"/>
+                <w:color w:val="000000"/>
+              </w:rPr>
+            </w:pPr>
+            <w:r>
+              <w:rPr>
+                <w:rFonts w:ascii="Arial" w:hAnsi="Arial" w:eastAsia="Arial" w:cs="Arial"/>
+                <w:i w:val="false"/>
+                <w:b w:val="true"/>
+                <w:u w:val="none"/>
+                <w:sz w:val="18"/>
+                <w:szCs w:val="18"/>
+                <w:color w:val="000000"/>
+              </w:rPr>
+              <w:t xml:space="preserve">p-valor</w:t>
+            </w:r>
+          </w:p>
+        </w:tc>
+        <w:tc>
+          <w:tcPr>
+            <w:tcBorders>
+              <w:bottom w:val="single" w:sz="6" w:space="0" w:color="666666"/>
+              <w:top w:val="single" w:sz="6" w:space="0" w:color="666666"/>
+              <w:left w:val="single" w:sz="6" w:space="0" w:color="666666"/>
+              <w:right w:val="single" w:sz="6" w:space="0" w:color="666666"/>
+            </w:tcBorders>
+            <w:shd w:val="clear" w:color="auto" w:fill="FFFFFF"/>
+            <w:tcMar>
+              <w:top w:w="0" w:type="dxa"/>
+              <w:bottom w:w="0" w:type="dxa"/>
+              <w:left w:w="0" w:type="dxa"/>
+              <w:right w:w="0" w:type="dxa"/>
+            </w:tcMar>
+            <w:vAlign w:val="center"/>
+          </w:tcPr>
+          <w:p>
+            <w:pPr>
+              <w:jc w:val="center"/>
+              <w:pBdr>
+                <w:bottom w:val="none" w:sz="0" w:space="0" w:color="000000"/>
+                <w:top w:val="none" w:sz="0" w:space="0" w:color="000000"/>
+                <w:left w:val="none" w:sz="0" w:space="0" w:color="000000"/>
+                <w:right w:val="none" w:sz="0" w:space="0" w:color="000000"/>
+              </w:pBdr>
+              <w:spacing w:after="10" w:before="10" w:line="240"/>
+              <w:ind w:left="100" w:right="100" w:firstLine="0" w:firstLineChars="0"/>
+              <w:rPr>
+                <w:rFonts w:ascii="Arial" w:hAnsi="Arial" w:eastAsia="Arial" w:cs="Arial"/>
+                <w:i w:val="false"/>
+                <w:b w:val="true"/>
+                <w:u w:val="none"/>
+                <w:sz w:val="18"/>
+                <w:szCs w:val="18"/>
+                <w:color w:val="000000"/>
+              </w:rPr>
+            </w:pPr>
+            <w:r>
+              <w:rPr>
+                <w:rFonts w:ascii="Arial" w:hAnsi="Arial" w:eastAsia="Arial" w:cs="Arial"/>
+                <w:i w:val="false"/>
+                <w:b w:val="true"/>
+                <w:u w:val="none"/>
+                <w:sz w:val="18"/>
+                <w:szCs w:val="18"/>
+                <w:color w:val="000000"/>
+              </w:rPr>
+              <w:t xml:space="preserve">RPc (IC 95%)</w:t>
+            </w:r>
+          </w:p>
+        </w:tc>
+        <w:tc>
+          <w:tcPr>
+            <w:tcBorders>
+              <w:bottom w:val="single" w:sz="6" w:space="0" w:color="666666"/>
+              <w:top w:val="single" w:sz="6" w:space="0" w:color="666666"/>
+              <w:left w:val="single" w:sz="6" w:space="0" w:color="666666"/>
+              <w:right w:val="single" w:sz="6" w:space="0" w:color="666666"/>
+            </w:tcBorders>
+            <w:shd w:val="clear" w:color="auto" w:fill="FFFFFF"/>
+            <w:tcMar>
+              <w:top w:w="0" w:type="dxa"/>
+              <w:bottom w:w="0" w:type="dxa"/>
+              <w:left w:w="0" w:type="dxa"/>
+              <w:right w:w="0" w:type="dxa"/>
+            </w:tcMar>
+            <w:vAlign w:val="center"/>
+          </w:tcPr>
+          <w:p>
+            <w:pPr>
+              <w:jc w:val="center"/>
+              <w:pBdr>
+                <w:bottom w:val="none" w:sz="0" w:space="0" w:color="000000"/>
+                <w:top w:val="none" w:sz="0" w:space="0" w:color="000000"/>
+                <w:left w:val="none" w:sz="0" w:space="0" w:color="000000"/>
+                <w:right w:val="none" w:sz="0" w:space="0" w:color="000000"/>
+              </w:pBdr>
+              <w:spacing w:after="10" w:before="10" w:line="240"/>
+              <w:ind w:left="100" w:right="100" w:firstLine="0" w:firstLineChars="0"/>
+              <w:rPr>
+                <w:rFonts w:ascii="Arial" w:hAnsi="Arial" w:eastAsia="Arial" w:cs="Arial"/>
+                <w:i w:val="false"/>
+                <w:b w:val="true"/>
+                <w:u w:val="none"/>
+                <w:sz w:val="18"/>
+                <w:szCs w:val="18"/>
+                <w:color w:val="000000"/>
+              </w:rPr>
+            </w:pPr>
+            <w:r>
+              <w:rPr>
+                <w:rFonts w:ascii="Arial" w:hAnsi="Arial" w:eastAsia="Arial" w:cs="Arial"/>
+                <w:i w:val="false"/>
+                <w:b w:val="true"/>
+                <w:u w:val="none"/>
+                <w:sz w:val="18"/>
+                <w:szCs w:val="18"/>
+                <w:color w:val="000000"/>
+              </w:rPr>
+              <w:t xml:space="preserve">p-valor</w:t>
+            </w:r>
+          </w:p>
+        </w:tc>
+        <w:tc>
+          <w:tcPr>
+            <w:tcBorders>
+              <w:bottom w:val="single" w:sz="6" w:space="0" w:color="666666"/>
+              <w:top w:val="single" w:sz="6" w:space="0" w:color="666666"/>
+              <w:left w:val="single" w:sz="6" w:space="0" w:color="666666"/>
+              <w:right w:val="single" w:sz="6" w:space="0" w:color="666666"/>
+            </w:tcBorders>
+            <w:shd w:val="clear" w:color="auto" w:fill="FFFFFF"/>
+            <w:tcMar>
+              <w:top w:w="0" w:type="dxa"/>
+              <w:bottom w:w="0" w:type="dxa"/>
+              <w:left w:w="0" w:type="dxa"/>
+              <w:right w:w="0" w:type="dxa"/>
+            </w:tcMar>
+            <w:vAlign w:val="center"/>
+          </w:tcPr>
+          <w:p>
+            <w:pPr>
+              <w:jc w:val="center"/>
+              <w:pBdr>
+                <w:bottom w:val="none" w:sz="0" w:space="0" w:color="000000"/>
+                <w:top w:val="none" w:sz="0" w:space="0" w:color="000000"/>
+                <w:left w:val="none" w:sz="0" w:space="0" w:color="000000"/>
+                <w:right w:val="none" w:sz="0" w:space="0" w:color="000000"/>
+              </w:pBdr>
+              <w:spacing w:after="10" w:before="10" w:line="240"/>
+              <w:ind w:left="100" w:right="100" w:firstLine="0" w:firstLineChars="0"/>
+              <w:rPr>
+                <w:rFonts w:ascii="Arial" w:hAnsi="Arial" w:eastAsia="Arial" w:cs="Arial"/>
+                <w:i w:val="false"/>
+                <w:b w:val="true"/>
+                <w:u w:val="none"/>
+                <w:sz w:val="18"/>
+                <w:szCs w:val="18"/>
+                <w:color w:val="000000"/>
+              </w:rPr>
+            </w:pPr>
+            <w:r>
+              <w:rPr>
+                <w:rFonts w:ascii="Arial" w:hAnsi="Arial" w:eastAsia="Arial" w:cs="Arial"/>
+                <w:i w:val="false"/>
+                <w:b w:val="true"/>
+                <w:u w:val="none"/>
+                <w:sz w:val="18"/>
+                <w:szCs w:val="18"/>
+                <w:color w:val="000000"/>
+              </w:rPr>
+              <w:t xml:space="preserve">RPc (IC 95%)</w:t>
+            </w:r>
+          </w:p>
+        </w:tc>
+        <w:tc>
+          <w:tcPr>
+            <w:tcBorders>
+              <w:bottom w:val="single" w:sz="6" w:space="0" w:color="666666"/>
+              <w:top w:val="single" w:sz="6" w:space="0" w:color="666666"/>
+              <w:left w:val="single" w:sz="6" w:space="0" w:color="666666"/>
+              <w:right w:val="single" w:sz="6" w:space="0" w:color="666666"/>
+            </w:tcBorders>
+            <w:shd w:val="clear" w:color="auto" w:fill="FFFFFF"/>
+            <w:tcMar>
+              <w:top w:w="0" w:type="dxa"/>
+              <w:bottom w:w="0" w:type="dxa"/>
+              <w:left w:w="0" w:type="dxa"/>
+              <w:right w:w="0" w:type="dxa"/>
+            </w:tcMar>
+            <w:vAlign w:val="center"/>
+          </w:tcPr>
+          <w:p>
+            <w:pPr>
+              <w:jc w:val="center"/>
+              <w:pBdr>
+                <w:bottom w:val="none" w:sz="0" w:space="0" w:color="000000"/>
+                <w:top w:val="none" w:sz="0" w:space="0" w:color="000000"/>
+                <w:left w:val="none" w:sz="0" w:space="0" w:color="000000"/>
+                <w:right w:val="none" w:sz="0" w:space="0" w:color="000000"/>
+              </w:pBdr>
+              <w:spacing w:after="10" w:before="10" w:line="240"/>
+              <w:ind w:left="100" w:right="100" w:firstLine="0" w:firstLineChars="0"/>
+              <w:rPr>
+                <w:rFonts w:ascii="Arial" w:hAnsi="Arial" w:eastAsia="Arial" w:cs="Arial"/>
+                <w:i w:val="false"/>
+                <w:b w:val="true"/>
+                <w:u w:val="none"/>
+                <w:sz w:val="18"/>
+                <w:szCs w:val="18"/>
+                <w:color w:val="000000"/>
+              </w:rPr>
+            </w:pPr>
+            <w:r>
+              <w:rPr>
+                <w:rFonts w:ascii="Arial" w:hAnsi="Arial" w:eastAsia="Arial" w:cs="Arial"/>
+                <w:i w:val="false"/>
+                <w:b w:val="true"/>
+                <w:u w:val="none"/>
+                <w:sz w:val="18"/>
+                <w:szCs w:val="18"/>
+                <w:color w:val="000000"/>
+              </w:rPr>
+              <w:t xml:space="preserve">p-valor</w:t>
+            </w:r>
+          </w:p>
+        </w:tc>
+        <w:tc>
+          <w:tcPr>
+            <w:tcBorders>
+              <w:bottom w:val="single" w:sz="6" w:space="0" w:color="666666"/>
+              <w:top w:val="single" w:sz="6" w:space="0" w:color="666666"/>
+              <w:left w:val="single" w:sz="6" w:space="0" w:color="666666"/>
+              <w:right w:val="single" w:sz="6" w:space="0" w:color="666666"/>
+            </w:tcBorders>
+            <w:shd w:val="clear" w:color="auto" w:fill="FFFFFF"/>
+            <w:tcMar>
+              <w:top w:w="0" w:type="dxa"/>
+              <w:bottom w:w="0" w:type="dxa"/>
+              <w:left w:w="0" w:type="dxa"/>
+              <w:right w:w="0" w:type="dxa"/>
+            </w:tcMar>
+            <w:vAlign w:val="center"/>
+          </w:tcPr>
+          <w:p>
+            <w:pPr>
+              <w:jc w:val="center"/>
+              <w:pBdr>
+                <w:bottom w:val="none" w:sz="0" w:space="0" w:color="000000"/>
+                <w:top w:val="none" w:sz="0" w:space="0" w:color="000000"/>
+                <w:left w:val="none" w:sz="0" w:space="0" w:color="000000"/>
+                <w:right w:val="none" w:sz="0" w:space="0" w:color="000000"/>
+              </w:pBdr>
+              <w:spacing w:after="10" w:before="10" w:line="240"/>
+              <w:ind w:left="100" w:right="100" w:firstLine="0" w:firstLineChars="0"/>
+              <w:rPr>
+                <w:rFonts w:ascii="Arial" w:hAnsi="Arial" w:eastAsia="Arial" w:cs="Arial"/>
+                <w:i w:val="false"/>
+                <w:b w:val="true"/>
+                <w:u w:val="none"/>
+                <w:sz w:val="18"/>
+                <w:szCs w:val="18"/>
+                <w:color w:val="000000"/>
+              </w:rPr>
+            </w:pPr>
+            <w:r>
+              <w:rPr>
+                <w:rFonts w:ascii="Arial" w:hAnsi="Arial" w:eastAsia="Arial" w:cs="Arial"/>
+                <w:i w:val="false"/>
+                <w:b w:val="true"/>
+                <w:u w:val="none"/>
+                <w:sz w:val="18"/>
+                <w:szCs w:val="18"/>
+                <w:color w:val="000000"/>
+              </w:rPr>
+              <w:t xml:space="preserve">RPc (IC 95%)</w:t>
+            </w:r>
+          </w:p>
+        </w:tc>
+        <w:tc>
+          <w:tcPr>
+            <w:tcBorders>
+              <w:bottom w:val="single" w:sz="6" w:space="0" w:color="666666"/>
+              <w:top w:val="single" w:sz="6" w:space="0" w:color="666666"/>
+              <w:left w:val="single" w:sz="6" w:space="0" w:color="666666"/>
+              <w:right w:val="single" w:sz="6" w:space="0" w:color="666666"/>
+            </w:tcBorders>
+            <w:shd w:val="clear" w:color="auto" w:fill="FFFFFF"/>
+            <w:tcMar>
+              <w:top w:w="0" w:type="dxa"/>
+              <w:bottom w:w="0" w:type="dxa"/>
+              <w:left w:w="0" w:type="dxa"/>
+              <w:right w:w="0" w:type="dxa"/>
+            </w:tcMar>
+            <w:vAlign w:val="center"/>
+          </w:tcPr>
+          <w:p>
+            <w:pPr>
+              <w:jc w:val="center"/>
+              <w:pBdr>
+                <w:bottom w:val="none" w:sz="0" w:space="0" w:color="000000"/>
+                <w:top w:val="none" w:sz="0" w:space="0" w:color="000000"/>
+                <w:left w:val="none" w:sz="0" w:space="0" w:color="000000"/>
+                <w:right w:val="none" w:sz="0" w:space="0" w:color="000000"/>
+              </w:pBdr>
+              <w:spacing w:after="10" w:before="10" w:line="240"/>
+              <w:ind w:left="100" w:right="100" w:firstLine="0" w:firstLineChars="0"/>
+              <w:rPr>
+                <w:rFonts w:ascii="Arial" w:hAnsi="Arial" w:eastAsia="Arial" w:cs="Arial"/>
+                <w:i w:val="false"/>
+                <w:b w:val="true"/>
+                <w:u w:val="none"/>
+                <w:sz w:val="18"/>
+                <w:szCs w:val="18"/>
+                <w:color w:val="000000"/>
+              </w:rPr>
+            </w:pPr>
+            <w:r>
+              <w:rPr>
+                <w:rFonts w:ascii="Arial" w:hAnsi="Arial" w:eastAsia="Arial" w:cs="Arial"/>
+                <w:i w:val="false"/>
+                <w:b w:val="true"/>
+                <w:u w:val="none"/>
+                <w:sz w:val="18"/>
+                <w:szCs w:val="18"/>
+                <w:color w:val="000000"/>
+              </w:rPr>
+              <w:t xml:space="preserve">p-valor</w:t>
+            </w:r>
+          </w:p>
+        </w:tc>
+      </w:tr>
+      <w:tr>
+        <w:trPr>
+          <w:trHeight w:val="571" w:hRule="auto"/>
+        </w:trPr>
+        body 1
+        <w:tc>
+          <w:tcPr>
+            <w:tcBorders>
+              <w:bottom w:val="single" w:sz="6" w:space="0" w:color="666666"/>
+              <w:top w:val="single" w:sz="6" w:space="0" w:color="666666"/>
+              <w:left w:val="single" w:sz="6" w:space="0" w:color="666666"/>
+              <w:right w:val="single" w:sz="6" w:space="0" w:color="666666"/>
+            </w:tcBorders>
+            <w:shd w:val="clear" w:color="auto" w:fill="FFFFFF"/>
+            <w:tcMar>
+              <w:top w:w="0" w:type="dxa"/>
+              <w:bottom w:w="0" w:type="dxa"/>
+              <w:left w:w="0" w:type="dxa"/>
+              <w:right w:w="0" w:type="dxa"/>
+            </w:tcMar>
+            <w:vAlign w:val="top"/>
+          </w:tcPr>
+          <w:p>
+            <w:pPr>
+              <w:jc w:val="left"/>
+              <w:pBdr>
+                <w:bottom w:val="none" w:sz="0" w:space="0" w:color="000000"/>
+                <w:top w:val="none" w:sz="0" w:space="0" w:color="000000"/>
+                <w:left w:val="none" w:sz="0" w:space="0" w:color="000000"/>
+                <w:right w:val="none" w:sz="0" w:space="0" w:color="000000"/>
+              </w:pBdr>
+              <w:spacing w:after="10" w:before="10" w:line="240"/>
+              <w:ind w:left="100" w:right="100" w:firstLine="0" w:firstLineChars="0"/>
+              <w:rPr>
+                <w:rFonts w:ascii="Arial" w:hAnsi="Arial" w:eastAsia="Arial" w:cs="Arial"/>
+                <w:i w:val="false"/>
+                <w:b w:val="false"/>
+                <w:u w:val="none"/>
+                <w:sz w:val="18"/>
+                <w:szCs w:val="18"/>
+                <w:color w:val="000000"/>
+              </w:rPr>
+            </w:pPr>
+            <w:r>
+              <w:rPr>
+                <w:rFonts w:ascii="Arial" w:hAnsi="Arial" w:eastAsia="Arial" w:cs="Arial"/>
+                <w:i w:val="false"/>
+                <w:b w:val="false"/>
+                <w:u w:val="none"/>
+                <w:sz w:val="18"/>
+                <w:szCs w:val="18"/>
+                <w:color w:val="000000"/>
+              </w:rPr>
+              <w:t xml:space="preserve">Etnia</w:t>
+            </w:r>
+          </w:p>
+        </w:tc>
+        <w:tc>
+          <w:tcPr>
+            <w:tcBorders>
+              <w:bottom w:val="single" w:sz="6" w:space="0" w:color="666666"/>
+              <w:top w:val="single" w:sz="6" w:space="0" w:color="666666"/>
+              <w:left w:val="single" w:sz="6" w:space="0" w:color="666666"/>
+              <w:right w:val="single" w:sz="6" w:space="0" w:color="666666"/>
+            </w:tcBorders>
+            <w:shd w:val="clear" w:color="auto" w:fill="FFFFFF"/>
+            <w:tcMar>
+              <w:top w:w="0" w:type="dxa"/>
+              <w:bottom w:w="0" w:type="dxa"/>
+              <w:left w:w="0" w:type="dxa"/>
+              <w:right w:w="0" w:type="dxa"/>
+            </w:tcMar>
+            <w:vAlign w:val="top"/>
+          </w:tcPr>
+          <w:p>
+            <w:pPr>
+              <w:jc w:val="center"/>
+              <w:pBdr>
+                <w:bottom w:val="none" w:sz="0" w:space="0" w:color="000000"/>
+                <w:top w:val="none" w:sz="0" w:space="0" w:color="000000"/>
+                <w:left w:val="none" w:sz="0" w:space="0" w:color="000000"/>
+                <w:right w:val="none" w:sz="0" w:space="0" w:color="000000"/>
+              </w:pBdr>
+              <w:spacing w:after="10" w:before="10" w:line="240"/>
+              <w:ind w:left="100" w:right="100" w:firstLine="0" w:firstLineChars="0"/>
+              <w:rPr>
+                <w:rFonts w:ascii="Arial" w:hAnsi="Arial" w:eastAsia="Arial" w:cs="Arial"/>
+                <w:i w:val="false"/>
+                <w:b w:val="false"/>
+                <w:u w:val="none"/>
+                <w:sz w:val="18"/>
+                <w:szCs w:val="18"/>
+                <w:color w:val="000000"/>
+              </w:rPr>
+            </w:pPr>
+            <w:r>
+              <w:rPr>
+                <w:rFonts w:ascii="Arial" w:hAnsi="Arial" w:eastAsia="Arial" w:cs="Arial"/>
+                <w:i w:val="false"/>
+                <w:b w:val="false"/>
+                <w:u w:val="none"/>
+                <w:sz w:val="18"/>
+                <w:szCs w:val="18"/>
+                <w:color w:val="000000"/>
+              </w:rPr>
+              <w:t xml:space="preserve"/>
+            </w:r>
+          </w:p>
+        </w:tc>
+        <w:tc>
+          <w:tcPr>
+            <w:tcBorders>
+              <w:bottom w:val="single" w:sz="6" w:space="0" w:color="666666"/>
+              <w:top w:val="single" w:sz="6" w:space="0" w:color="666666"/>
+              <w:left w:val="single" w:sz="6" w:space="0" w:color="666666"/>
+              <w:right w:val="single" w:sz="6" w:space="0" w:color="666666"/>
+            </w:tcBorders>
+            <w:shd w:val="clear" w:color="auto" w:fill="FFFFFF"/>
+            <w:tcMar>
+              <w:top w:w="0" w:type="dxa"/>
+              <w:bottom w:w="0" w:type="dxa"/>
+              <w:left w:w="0" w:type="dxa"/>
+              <w:right w:w="0" w:type="dxa"/>
+            </w:tcMar>
+            <w:vAlign w:val="top"/>
+          </w:tcPr>
+          <w:p>
+            <w:pPr>
+              <w:jc w:val="center"/>
+              <w:pBdr>
+                <w:bottom w:val="none" w:sz="0" w:space="0" w:color="000000"/>
+                <w:top w:val="none" w:sz="0" w:space="0" w:color="000000"/>
+                <w:left w:val="none" w:sz="0" w:space="0" w:color="000000"/>
+                <w:right w:val="none" w:sz="0" w:space="0" w:color="000000"/>
+              </w:pBdr>
+              <w:spacing w:after="10" w:before="10" w:line="240"/>
+              <w:ind w:left="100" w:right="100" w:firstLine="0" w:firstLineChars="0"/>
+              <w:rPr>
+                <w:rFonts w:ascii="Arial" w:hAnsi="Arial" w:eastAsia="Arial" w:cs="Arial"/>
+                <w:i w:val="false"/>
+                <w:b w:val="false"/>
+                <w:u w:val="none"/>
+                <w:sz w:val="18"/>
+                <w:szCs w:val="18"/>
+                <w:color w:val="000000"/>
+              </w:rPr>
+            </w:pPr>
+            <w:r>
+              <w:rPr>
+                <w:rFonts w:ascii="Arial" w:hAnsi="Arial" w:eastAsia="Arial" w:cs="Arial"/>
+                <w:i w:val="false"/>
+                <w:b w:val="false"/>
+                <w:u w:val="none"/>
+                <w:sz w:val="18"/>
+                <w:szCs w:val="18"/>
+                <w:color w:val="000000"/>
+              </w:rPr>
+              <w:t xml:space="preserve"/>
+            </w:r>
+          </w:p>
+        </w:tc>
+        <w:tc>
+          <w:tcPr>
+            <w:tcBorders>
+              <w:bottom w:val="single" w:sz="6" w:space="0" w:color="666666"/>
+              <w:top w:val="single" w:sz="6" w:space="0" w:color="666666"/>
+              <w:left w:val="single" w:sz="6" w:space="0" w:color="666666"/>
+              <w:right w:val="single" w:sz="6" w:space="0" w:color="666666"/>
+            </w:tcBorders>
+            <w:shd w:val="clear" w:color="auto" w:fill="FFFFFF"/>
+            <w:tcMar>
+              <w:top w:w="0" w:type="dxa"/>
+              <w:bottom w:w="0" w:type="dxa"/>
+              <w:left w:w="0" w:type="dxa"/>
+              <w:right w:w="0" w:type="dxa"/>
+            </w:tcMar>
+            <w:vAlign w:val="top"/>
+          </w:tcPr>
+          <w:p>
+            <w:pPr>
+              <w:jc w:val="center"/>
+              <w:pBdr>
+                <w:bottom w:val="none" w:sz="0" w:space="0" w:color="000000"/>
+                <w:top w:val="none" w:sz="0" w:space="0" w:color="000000"/>
+                <w:left w:val="none" w:sz="0" w:space="0" w:color="000000"/>
+                <w:right w:val="none" w:sz="0" w:space="0" w:color="000000"/>
+              </w:pBdr>
+              <w:spacing w:after="10" w:before="10" w:line="240"/>
+              <w:ind w:left="100" w:right="100" w:firstLine="0" w:firstLineChars="0"/>
+              <w:rPr>
+                <w:rFonts w:ascii="Arial" w:hAnsi="Arial" w:eastAsia="Arial" w:cs="Arial"/>
+                <w:i w:val="false"/>
+                <w:b w:val="false"/>
+                <w:u w:val="none"/>
+                <w:sz w:val="18"/>
+                <w:szCs w:val="18"/>
+                <w:color w:val="000000"/>
+              </w:rPr>
+            </w:pPr>
+            <w:r>
+              <w:rPr>
+                <w:rFonts w:ascii="Arial" w:hAnsi="Arial" w:eastAsia="Arial" w:cs="Arial"/>
+                <w:i w:val="false"/>
+                <w:b w:val="false"/>
+                <w:u w:val="none"/>
+                <w:sz w:val="18"/>
+                <w:szCs w:val="18"/>
+                <w:color w:val="000000"/>
+              </w:rPr>
+              <w:t xml:space="preserve"/>
+            </w:r>
+          </w:p>
+        </w:tc>
+        <w:tc>
+          <w:tcPr>
+            <w:tcBorders>
+              <w:bottom w:val="single" w:sz="6" w:space="0" w:color="666666"/>
+              <w:top w:val="single" w:sz="6" w:space="0" w:color="666666"/>
+              <w:left w:val="single" w:sz="6" w:space="0" w:color="666666"/>
+              <w:right w:val="single" w:sz="6" w:space="0" w:color="666666"/>
+            </w:tcBorders>
+            <w:shd w:val="clear" w:color="auto" w:fill="FFFFFF"/>
+            <w:tcMar>
+              <w:top w:w="0" w:type="dxa"/>
+              <w:bottom w:w="0" w:type="dxa"/>
+              <w:left w:w="0" w:type="dxa"/>
+              <w:right w:w="0" w:type="dxa"/>
+            </w:tcMar>
+            <w:vAlign w:val="top"/>
+          </w:tcPr>
+          <w:p>
+            <w:pPr>
+              <w:jc w:val="center"/>
+              <w:pBdr>
+                <w:bottom w:val="none" w:sz="0" w:space="0" w:color="000000"/>
+                <w:top w:val="none" w:sz="0" w:space="0" w:color="000000"/>
+                <w:left w:val="none" w:sz="0" w:space="0" w:color="000000"/>
+                <w:right w:val="none" w:sz="0" w:space="0" w:color="000000"/>
+              </w:pBdr>
+              <w:spacing w:after="10" w:before="10" w:line="240"/>
+              <w:ind w:left="100" w:right="100" w:firstLine="0" w:firstLineChars="0"/>
+              <w:rPr>
+                <w:rFonts w:ascii="Arial" w:hAnsi="Arial" w:eastAsia="Arial" w:cs="Arial"/>
+                <w:i w:val="false"/>
+                <w:b w:val="false"/>
+                <w:u w:val="none"/>
+                <w:sz w:val="18"/>
+                <w:szCs w:val="18"/>
+                <w:color w:val="000000"/>
+              </w:rPr>
+            </w:pPr>
+            <w:r>
+              <w:rPr>
+                <w:rFonts w:ascii="Arial" w:hAnsi="Arial" w:eastAsia="Arial" w:cs="Arial"/>
+                <w:i w:val="false"/>
+                <w:b w:val="false"/>
+                <w:u w:val="none"/>
+                <w:sz w:val="18"/>
+                <w:szCs w:val="18"/>
+                <w:color w:val="000000"/>
+              </w:rPr>
+              <w:t xml:space="preserve"/>
+            </w:r>
+          </w:p>
+        </w:tc>
+        <w:tc>
+          <w:tcPr>
+            <w:tcBorders>
+              <w:bottom w:val="single" w:sz="6" w:space="0" w:color="666666"/>
+              <w:top w:val="single" w:sz="6" w:space="0" w:color="666666"/>
+              <w:left w:val="single" w:sz="6" w:space="0" w:color="666666"/>
+              <w:right w:val="single" w:sz="6" w:space="0" w:color="666666"/>
+            </w:tcBorders>
+            <w:shd w:val="clear" w:color="auto" w:fill="FFFFFF"/>
+            <w:tcMar>
+              <w:top w:w="0" w:type="dxa"/>
+              <w:bottom w:w="0" w:type="dxa"/>
+              <w:left w:w="0" w:type="dxa"/>
+              <w:right w:w="0" w:type="dxa"/>
+            </w:tcMar>
+            <w:vAlign w:val="top"/>
+          </w:tcPr>
+          <w:p>
+            <w:pPr>
+              <w:jc w:val="center"/>
+              <w:pBdr>
+                <w:bottom w:val="none" w:sz="0" w:space="0" w:color="000000"/>
+                <w:top w:val="none" w:sz="0" w:space="0" w:color="000000"/>
+                <w:left w:val="none" w:sz="0" w:space="0" w:color="000000"/>
+                <w:right w:val="none" w:sz="0" w:space="0" w:color="000000"/>
+              </w:pBdr>
+              <w:spacing w:after="10" w:before="10" w:line="240"/>
+              <w:ind w:left="100" w:right="100" w:firstLine="0" w:firstLineChars="0"/>
+              <w:rPr>
+                <w:rFonts w:ascii="Arial" w:hAnsi="Arial" w:eastAsia="Arial" w:cs="Arial"/>
+                <w:i w:val="false"/>
+                <w:b w:val="false"/>
+                <w:u w:val="none"/>
+                <w:sz w:val="18"/>
+                <w:szCs w:val="18"/>
+                <w:color w:val="000000"/>
+              </w:rPr>
+            </w:pPr>
+            <w:r>
+              <w:rPr>
+                <w:rFonts w:ascii="Arial" w:hAnsi="Arial" w:eastAsia="Arial" w:cs="Arial"/>
+                <w:i w:val="false"/>
+                <w:b w:val="false"/>
+                <w:u w:val="none"/>
+                <w:sz w:val="18"/>
+                <w:szCs w:val="18"/>
+                <w:color w:val="000000"/>
+              </w:rPr>
+              <w:t xml:space="preserve"/>
+            </w:r>
+          </w:p>
+        </w:tc>
+        <w:tc>
+          <w:tcPr>
+            <w:tcBorders>
+              <w:bottom w:val="single" w:sz="6" w:space="0" w:color="666666"/>
+              <w:top w:val="single" w:sz="6" w:space="0" w:color="666666"/>
+              <w:left w:val="single" w:sz="6" w:space="0" w:color="666666"/>
+              <w:right w:val="single" w:sz="6" w:space="0" w:color="666666"/>
+            </w:tcBorders>
+            <w:shd w:val="clear" w:color="auto" w:fill="FFFFFF"/>
+            <w:tcMar>
+              <w:top w:w="0" w:type="dxa"/>
+              <w:bottom w:w="0" w:type="dxa"/>
+              <w:left w:w="0" w:type="dxa"/>
+              <w:right w:w="0" w:type="dxa"/>
+            </w:tcMar>
+            <w:vAlign w:val="top"/>
+          </w:tcPr>
+          <w:p>
+            <w:pPr>
+              <w:jc w:val="center"/>
+              <w:pBdr>
+                <w:bottom w:val="none" w:sz="0" w:space="0" w:color="000000"/>
+                <w:top w:val="none" w:sz="0" w:space="0" w:color="000000"/>
+                <w:left w:val="none" w:sz="0" w:space="0" w:color="000000"/>
+                <w:right w:val="none" w:sz="0" w:space="0" w:color="000000"/>
+              </w:pBdr>
+              <w:spacing w:after="10" w:before="10" w:line="240"/>
+              <w:ind w:left="100" w:right="100" w:firstLine="0" w:firstLineChars="0"/>
+              <w:rPr>
+                <w:rFonts w:ascii="Arial" w:hAnsi="Arial" w:eastAsia="Arial" w:cs="Arial"/>
+                <w:i w:val="false"/>
+                <w:b w:val="false"/>
+                <w:u w:val="none"/>
+                <w:sz w:val="18"/>
+                <w:szCs w:val="18"/>
+                <w:color w:val="000000"/>
+              </w:rPr>
+            </w:pPr>
+            <w:r>
+              <w:rPr>
+                <w:rFonts w:ascii="Arial" w:hAnsi="Arial" w:eastAsia="Arial" w:cs="Arial"/>
+                <w:i w:val="false"/>
+                <w:b w:val="false"/>
+                <w:u w:val="none"/>
+                <w:sz w:val="18"/>
+                <w:szCs w:val="18"/>
+                <w:color w:val="000000"/>
+              </w:rPr>
+              <w:t xml:space="preserve"/>
+            </w:r>
+          </w:p>
+        </w:tc>
+        <w:tc>
+          <w:tcPr>
+            <w:tcBorders>
+              <w:bottom w:val="single" w:sz="6" w:space="0" w:color="666666"/>
+              <w:top w:val="single" w:sz="6" w:space="0" w:color="666666"/>
+              <w:left w:val="single" w:sz="6" w:space="0" w:color="666666"/>
+              <w:right w:val="single" w:sz="6" w:space="0" w:color="666666"/>
+            </w:tcBorders>
+            <w:shd w:val="clear" w:color="auto" w:fill="FFFFFF"/>
+            <w:tcMar>
+              <w:top w:w="0" w:type="dxa"/>
+              <w:bottom w:w="0" w:type="dxa"/>
+              <w:left w:w="0" w:type="dxa"/>
+              <w:right w:w="0" w:type="dxa"/>
+            </w:tcMar>
+            <w:vAlign w:val="top"/>
+          </w:tcPr>
+          <w:p>
+            <w:pPr>
+              <w:jc w:val="center"/>
+              <w:pBdr>
+                <w:bottom w:val="none" w:sz="0" w:space="0" w:color="000000"/>
+                <w:top w:val="none" w:sz="0" w:space="0" w:color="000000"/>
+                <w:left w:val="none" w:sz="0" w:space="0" w:color="000000"/>
+                <w:right w:val="none" w:sz="0" w:space="0" w:color="000000"/>
+              </w:pBdr>
+              <w:spacing w:after="10" w:before="10" w:line="240"/>
+              <w:ind w:left="100" w:right="100" w:firstLine="0" w:firstLineChars="0"/>
+              <w:rPr>
+                <w:rFonts w:ascii="Arial" w:hAnsi="Arial" w:eastAsia="Arial" w:cs="Arial"/>
+                <w:i w:val="false"/>
+                <w:b w:val="false"/>
+                <w:u w:val="none"/>
+                <w:sz w:val="18"/>
+                <w:szCs w:val="18"/>
+                <w:color w:val="000000"/>
+              </w:rPr>
+            </w:pPr>
+            <w:r>
+              <w:rPr>
+                <w:rFonts w:ascii="Arial" w:hAnsi="Arial" w:eastAsia="Arial" w:cs="Arial"/>
+                <w:i w:val="false"/>
+                <w:b w:val="false"/>
+                <w:u w:val="none"/>
+                <w:sz w:val="18"/>
+                <w:szCs w:val="18"/>
+                <w:color w:val="000000"/>
+              </w:rPr>
+              <w:t xml:space="preserve"/>
+            </w:r>
+          </w:p>
+        </w:tc>
+        <w:tc>
+          <w:tcPr>
+            <w:tcBorders>
+              <w:bottom w:val="single" w:sz="6" w:space="0" w:color="666666"/>
+              <w:top w:val="single" w:sz="6" w:space="0" w:color="666666"/>
+              <w:left w:val="single" w:sz="6" w:space="0" w:color="666666"/>
+              <w:right w:val="single" w:sz="6" w:space="0" w:color="666666"/>
+            </w:tcBorders>
+            <w:shd w:val="clear" w:color="auto" w:fill="FFFFFF"/>
+            <w:tcMar>
+              <w:top w:w="0" w:type="dxa"/>
+              <w:bottom w:w="0" w:type="dxa"/>
+              <w:left w:w="0" w:type="dxa"/>
+              <w:right w:w="0" w:type="dxa"/>
+            </w:tcMar>
+            <w:vAlign w:val="top"/>
+          </w:tcPr>
+          <w:p>
+            <w:pPr>
+              <w:jc w:val="center"/>
+              <w:pBdr>
+                <w:bottom w:val="none" w:sz="0" w:space="0" w:color="000000"/>
+                <w:top w:val="none" w:sz="0" w:space="0" w:color="000000"/>
+                <w:left w:val="none" w:sz="0" w:space="0" w:color="000000"/>
+                <w:right w:val="none" w:sz="0" w:space="0" w:color="000000"/>
+              </w:pBdr>
+              <w:spacing w:after="10" w:before="10" w:line="240"/>
+              <w:ind w:left="100" w:right="100" w:firstLine="0" w:firstLineChars="0"/>
+              <w:rPr>
+                <w:rFonts w:ascii="Arial" w:hAnsi="Arial" w:eastAsia="Arial" w:cs="Arial"/>
+                <w:i w:val="false"/>
+                <w:b w:val="false"/>
+                <w:u w:val="none"/>
+                <w:sz w:val="18"/>
+                <w:szCs w:val="18"/>
+                <w:color w:val="000000"/>
+              </w:rPr>
+            </w:pPr>
+            <w:r>
+              <w:rPr>
+                <w:rFonts w:ascii="Arial" w:hAnsi="Arial" w:eastAsia="Arial" w:cs="Arial"/>
+                <w:i w:val="false"/>
+                <w:b w:val="false"/>
+                <w:u w:val="none"/>
+                <w:sz w:val="18"/>
+                <w:szCs w:val="18"/>
+                <w:color w:val="000000"/>
+              </w:rPr>
+              <w:t xml:space="preserve"/>
+            </w:r>
+          </w:p>
+        </w:tc>
+      </w:tr>
+      <w:tr>
+        <w:trPr>
+          <w:trHeight w:val="571" w:hRule="auto"/>
+        </w:trPr>
+        body 2
+        <w:tc>
+          <w:tcPr>
+            <w:tcBorders>
+              <w:bottom w:val="single" w:sz="6" w:space="0" w:color="666666"/>
+              <w:top w:val="single" w:sz="6" w:space="0" w:color="666666"/>
+              <w:left w:val="single" w:sz="6" w:space="0" w:color="666666"/>
+              <w:right w:val="single" w:sz="6" w:space="0" w:color="666666"/>
+            </w:tcBorders>
+            <w:shd w:val="clear" w:color="auto" w:fill="FFFFFF"/>
+            <w:tcMar>
+              <w:top w:w="0" w:type="dxa"/>
+              <w:bottom w:w="0" w:type="dxa"/>
+              <w:left w:w="0" w:type="dxa"/>
+              <w:right w:w="0" w:type="dxa"/>
+            </w:tcMar>
+            <w:vAlign w:val="top"/>
+          </w:tcPr>
+          <w:p>
+            <w:pPr>
+              <w:jc w:val="left"/>
+              <w:pBdr>
+                <w:bottom w:val="none" w:sz="0" w:space="0" w:color="000000"/>
+                <w:top w:val="none" w:sz="0" w:space="0" w:color="000000"/>
+                <w:left w:val="none" w:sz="0" w:space="0" w:color="000000"/>
+                <w:right w:val="none" w:sz="0" w:space="0" w:color="000000"/>
+              </w:pBdr>
+              <w:spacing w:after="10" w:before="10" w:line="240"/>
+              <w:ind w:left="300" w:right="100" w:firstLine="0" w:firstLineChars="0"/>
+              <w:rPr>
+                <w:rFonts w:ascii="Arial" w:hAnsi="Arial" w:eastAsia="Arial" w:cs="Arial"/>
+                <w:i w:val="false"/>
+                <w:b w:val="false"/>
+                <w:u w:val="none"/>
+                <w:sz w:val="18"/>
+                <w:szCs w:val="18"/>
+                <w:color w:val="000000"/>
+              </w:rPr>
+            </w:pPr>
+            <w:r>
+              <w:rPr>
+                <w:rFonts w:ascii="Arial" w:hAnsi="Arial" w:eastAsia="Arial" w:cs="Arial"/>
+                <w:i w:val="false"/>
+                <w:b w:val="false"/>
+                <w:u w:val="none"/>
+                <w:sz w:val="18"/>
+                <w:szCs w:val="18"/>
+                <w:color w:val="000000"/>
+              </w:rPr>
+              <w:t xml:space="preserve">Mestizo</w:t>
+            </w:r>
+          </w:p>
+        </w:tc>
+        <w:tc>
+          <w:tcPr>
+            <w:tcBorders>
+              <w:bottom w:val="single" w:sz="6" w:space="0" w:color="666666"/>
+              <w:top w:val="single" w:sz="6" w:space="0" w:color="666666"/>
+              <w:left w:val="single" w:sz="6" w:space="0" w:color="666666"/>
+              <w:right w:val="single" w:sz="6" w:space="0" w:color="666666"/>
+            </w:tcBorders>
+            <w:shd w:val="clear" w:color="auto" w:fill="FFFFFF"/>
+            <w:tcMar>
+              <w:top w:w="0" w:type="dxa"/>
+              <w:bottom w:w="0" w:type="dxa"/>
+              <w:left w:w="0" w:type="dxa"/>
+              <w:right w:w="0" w:type="dxa"/>
+            </w:tcMar>
+            <w:vAlign w:val="top"/>
+          </w:tcPr>
+          <w:p>
+            <w:pPr>
+              <w:jc w:val="center"/>
+              <w:pBdr>
+                <w:bottom w:val="none" w:sz="0" w:space="0" w:color="000000"/>
+                <w:top w:val="none" w:sz="0" w:space="0" w:color="000000"/>
+                <w:left w:val="none" w:sz="0" w:space="0" w:color="000000"/>
+                <w:right w:val="none" w:sz="0" w:space="0" w:color="000000"/>
+              </w:pBdr>
+              <w:spacing w:after="10" w:before="10" w:line="240"/>
+              <w:ind w:left="100" w:right="100" w:firstLine="0" w:firstLineChars="0"/>
+              <w:rPr>
+                <w:rFonts w:ascii="Arial" w:hAnsi="Arial" w:eastAsia="Arial" w:cs="Arial"/>
+                <w:i w:val="false"/>
+                <w:b w:val="false"/>
+                <w:u w:val="none"/>
+                <w:sz w:val="18"/>
+                <w:szCs w:val="18"/>
+                <w:color w:val="000000"/>
+              </w:rPr>
+            </w:pPr>
+            <w:r>
+              <w:rPr>
+                <w:rFonts w:ascii="Arial" w:hAnsi="Arial" w:eastAsia="Arial" w:cs="Arial"/>
+                <w:i w:val="false"/>
+                <w:b w:val="false"/>
+                <w:u w:val="none"/>
+                <w:sz w:val="18"/>
+                <w:szCs w:val="18"/>
+                <w:color w:val="000000"/>
+              </w:rPr>
+              <w:t xml:space="preserve">—</w:t>
+            </w:r>
+          </w:p>
+        </w:tc>
+        <w:tc>
+          <w:tcPr>
+            <w:tcBorders>
+              <w:bottom w:val="single" w:sz="6" w:space="0" w:color="666666"/>
+              <w:top w:val="single" w:sz="6" w:space="0" w:color="666666"/>
+              <w:left w:val="single" w:sz="6" w:space="0" w:color="666666"/>
+              <w:right w:val="single" w:sz="6" w:space="0" w:color="666666"/>
+            </w:tcBorders>
+            <w:shd w:val="clear" w:color="auto" w:fill="FFFFFF"/>
+            <w:tcMar>
+              <w:top w:w="0" w:type="dxa"/>
+              <w:bottom w:w="0" w:type="dxa"/>
+              <w:left w:w="0" w:type="dxa"/>
+              <w:right w:w="0" w:type="dxa"/>
+            </w:tcMar>
+            <w:vAlign w:val="top"/>
+          </w:tcPr>
+          <w:p>
+            <w:pPr>
+              <w:jc w:val="center"/>
+              <w:pBdr>
+                <w:bottom w:val="none" w:sz="0" w:space="0" w:color="000000"/>
+                <w:top w:val="none" w:sz="0" w:space="0" w:color="000000"/>
+                <w:left w:val="none" w:sz="0" w:space="0" w:color="000000"/>
+                <w:right w:val="none" w:sz="0" w:space="0" w:color="000000"/>
+              </w:pBdr>
+              <w:spacing w:after="10" w:before="10" w:line="240"/>
+              <w:ind w:left="100" w:right="100" w:firstLine="0" w:firstLineChars="0"/>
+              <w:rPr>
+                <w:rFonts w:ascii="Arial" w:hAnsi="Arial" w:eastAsia="Arial" w:cs="Arial"/>
+                <w:i w:val="false"/>
+                <w:b w:val="false"/>
+                <w:u w:val="none"/>
+                <w:sz w:val="18"/>
+                <w:szCs w:val="18"/>
+                <w:color w:val="000000"/>
+              </w:rPr>
+            </w:pPr>
+            <w:r>
+              <w:rPr>
+                <w:rFonts w:ascii="Arial" w:hAnsi="Arial" w:eastAsia="Arial" w:cs="Arial"/>
+                <w:i w:val="false"/>
+                <w:b w:val="false"/>
+                <w:u w:val="none"/>
+                <w:sz w:val="18"/>
+                <w:szCs w:val="18"/>
+                <w:color w:val="000000"/>
+              </w:rPr>
+              <w:t xml:space="preserve"/>
+            </w:r>
+          </w:p>
+        </w:tc>
+        <w:tc>
+          <w:tcPr>
+            <w:tcBorders>
+              <w:bottom w:val="single" w:sz="6" w:space="0" w:color="666666"/>
+              <w:top w:val="single" w:sz="6" w:space="0" w:color="666666"/>
+              <w:left w:val="single" w:sz="6" w:space="0" w:color="666666"/>
+              <w:right w:val="single" w:sz="6" w:space="0" w:color="666666"/>
+            </w:tcBorders>
+            <w:shd w:val="clear" w:color="auto" w:fill="FFFFFF"/>
+            <w:tcMar>
+              <w:top w:w="0" w:type="dxa"/>
+              <w:bottom w:w="0" w:type="dxa"/>
+              <w:left w:w="0" w:type="dxa"/>
+              <w:right w:w="0" w:type="dxa"/>
+            </w:tcMar>
+            <w:vAlign w:val="top"/>
+          </w:tcPr>
+          <w:p>
+            <w:pPr>
+              <w:jc w:val="center"/>
+              <w:pBdr>
+                <w:bottom w:val="none" w:sz="0" w:space="0" w:color="000000"/>
+                <w:top w:val="none" w:sz="0" w:space="0" w:color="000000"/>
+                <w:left w:val="none" w:sz="0" w:space="0" w:color="000000"/>
+                <w:right w:val="none" w:sz="0" w:space="0" w:color="000000"/>
+              </w:pBdr>
+              <w:spacing w:after="10" w:before="10" w:line="240"/>
+              <w:ind w:left="100" w:right="100" w:firstLine="0" w:firstLineChars="0"/>
+              <w:rPr>
+                <w:rFonts w:ascii="Arial" w:hAnsi="Arial" w:eastAsia="Arial" w:cs="Arial"/>
+                <w:i w:val="false"/>
+                <w:b w:val="false"/>
+                <w:u w:val="none"/>
+                <w:sz w:val="18"/>
+                <w:szCs w:val="18"/>
+                <w:color w:val="000000"/>
+              </w:rPr>
+            </w:pPr>
+            <w:r>
+              <w:rPr>
+                <w:rFonts w:ascii="Arial" w:hAnsi="Arial" w:eastAsia="Arial" w:cs="Arial"/>
+                <w:i w:val="false"/>
+                <w:b w:val="false"/>
+                <w:u w:val="none"/>
+                <w:sz w:val="18"/>
+                <w:szCs w:val="18"/>
+                <w:color w:val="000000"/>
+              </w:rPr>
+              <w:t xml:space="preserve">—</w:t>
+            </w:r>
+          </w:p>
+        </w:tc>
+        <w:tc>
+          <w:tcPr>
+            <w:tcBorders>
+              <w:bottom w:val="single" w:sz="6" w:space="0" w:color="666666"/>
+              <w:top w:val="single" w:sz="6" w:space="0" w:color="666666"/>
+              <w:left w:val="single" w:sz="6" w:space="0" w:color="666666"/>
+              <w:right w:val="single" w:sz="6" w:space="0" w:color="666666"/>
+            </w:tcBorders>
+            <w:shd w:val="clear" w:color="auto" w:fill="FFFFFF"/>
+            <w:tcMar>
+              <w:top w:w="0" w:type="dxa"/>
+              <w:bottom w:w="0" w:type="dxa"/>
+              <w:left w:w="0" w:type="dxa"/>
+              <w:right w:w="0" w:type="dxa"/>
+            </w:tcMar>
+            <w:vAlign w:val="top"/>
+          </w:tcPr>
+          <w:p>
+            <w:pPr>
+              <w:jc w:val="center"/>
+              <w:pBdr>
+                <w:bottom w:val="none" w:sz="0" w:space="0" w:color="000000"/>
+                <w:top w:val="none" w:sz="0" w:space="0" w:color="000000"/>
+                <w:left w:val="none" w:sz="0" w:space="0" w:color="000000"/>
+                <w:right w:val="none" w:sz="0" w:space="0" w:color="000000"/>
+              </w:pBdr>
+              <w:spacing w:after="10" w:before="10" w:line="240"/>
+              <w:ind w:left="100" w:right="100" w:firstLine="0" w:firstLineChars="0"/>
+              <w:rPr>
+                <w:rFonts w:ascii="Arial" w:hAnsi="Arial" w:eastAsia="Arial" w:cs="Arial"/>
+                <w:i w:val="false"/>
+                <w:b w:val="false"/>
+                <w:u w:val="none"/>
+                <w:sz w:val="18"/>
+                <w:szCs w:val="18"/>
+                <w:color w:val="000000"/>
+              </w:rPr>
+            </w:pPr>
+            <w:r>
+              <w:rPr>
+                <w:rFonts w:ascii="Arial" w:hAnsi="Arial" w:eastAsia="Arial" w:cs="Arial"/>
+                <w:i w:val="false"/>
+                <w:b w:val="false"/>
+                <w:u w:val="none"/>
+                <w:sz w:val="18"/>
+                <w:szCs w:val="18"/>
+                <w:color w:val="000000"/>
+              </w:rPr>
+              <w:t xml:space="preserve"/>
+            </w:r>
+          </w:p>
+        </w:tc>
+        <w:tc>
+          <w:tcPr>
+            <w:tcBorders>
+              <w:bottom w:val="single" w:sz="6" w:space="0" w:color="666666"/>
+              <w:top w:val="single" w:sz="6" w:space="0" w:color="666666"/>
+              <w:left w:val="single" w:sz="6" w:space="0" w:color="666666"/>
+              <w:right w:val="single" w:sz="6" w:space="0" w:color="666666"/>
+            </w:tcBorders>
+            <w:shd w:val="clear" w:color="auto" w:fill="FFFFFF"/>
+            <w:tcMar>
+              <w:top w:w="0" w:type="dxa"/>
+              <w:bottom w:w="0" w:type="dxa"/>
+              <w:left w:w="0" w:type="dxa"/>
+              <w:right w:w="0" w:type="dxa"/>
+            </w:tcMar>
+            <w:vAlign w:val="top"/>
+          </w:tcPr>
+          <w:p>
+            <w:pPr>
+              <w:jc w:val="center"/>
+              <w:pBdr>
+                <w:bottom w:val="none" w:sz="0" w:space="0" w:color="000000"/>
+                <w:top w:val="none" w:sz="0" w:space="0" w:color="000000"/>
+                <w:left w:val="none" w:sz="0" w:space="0" w:color="000000"/>
+                <w:right w:val="none" w:sz="0" w:space="0" w:color="000000"/>
+              </w:pBdr>
+              <w:spacing w:after="10" w:before="10" w:line="240"/>
+              <w:ind w:left="100" w:right="100" w:firstLine="0" w:firstLineChars="0"/>
+              <w:rPr>
+                <w:rFonts w:ascii="Arial" w:hAnsi="Arial" w:eastAsia="Arial" w:cs="Arial"/>
+                <w:i w:val="false"/>
+                <w:b w:val="false"/>
+                <w:u w:val="none"/>
+                <w:sz w:val="18"/>
+                <w:szCs w:val="18"/>
+                <w:color w:val="000000"/>
+              </w:rPr>
+            </w:pPr>
+            <w:r>
+              <w:rPr>
+                <w:rFonts w:ascii="Arial" w:hAnsi="Arial" w:eastAsia="Arial" w:cs="Arial"/>
+                <w:i w:val="false"/>
+                <w:b w:val="false"/>
+                <w:u w:val="none"/>
+                <w:sz w:val="18"/>
+                <w:szCs w:val="18"/>
+                <w:color w:val="000000"/>
+              </w:rPr>
+              <w:t xml:space="preserve">—</w:t>
+            </w:r>
+          </w:p>
+        </w:tc>
+        <w:tc>
+          <w:tcPr>
+            <w:tcBorders>
+              <w:bottom w:val="single" w:sz="6" w:space="0" w:color="666666"/>
+              <w:top w:val="single" w:sz="6" w:space="0" w:color="666666"/>
+              <w:left w:val="single" w:sz="6" w:space="0" w:color="666666"/>
+              <w:right w:val="single" w:sz="6" w:space="0" w:color="666666"/>
+            </w:tcBorders>
+            <w:shd w:val="clear" w:color="auto" w:fill="FFFFFF"/>
+            <w:tcMar>
+              <w:top w:w="0" w:type="dxa"/>
+              <w:bottom w:w="0" w:type="dxa"/>
+              <w:left w:w="0" w:type="dxa"/>
+              <w:right w:w="0" w:type="dxa"/>
+            </w:tcMar>
+            <w:vAlign w:val="top"/>
+          </w:tcPr>
+          <w:p>
+            <w:pPr>
+              <w:jc w:val="center"/>
+              <w:pBdr>
+                <w:bottom w:val="none" w:sz="0" w:space="0" w:color="000000"/>
+                <w:top w:val="none" w:sz="0" w:space="0" w:color="000000"/>
+                <w:left w:val="none" w:sz="0" w:space="0" w:color="000000"/>
+                <w:right w:val="none" w:sz="0" w:space="0" w:color="000000"/>
+              </w:pBdr>
+              <w:spacing w:after="10" w:before="10" w:line="240"/>
+              <w:ind w:left="100" w:right="100" w:firstLine="0" w:firstLineChars="0"/>
+              <w:rPr>
+                <w:rFonts w:ascii="Arial" w:hAnsi="Arial" w:eastAsia="Arial" w:cs="Arial"/>
+                <w:i w:val="false"/>
+                <w:b w:val="false"/>
+                <w:u w:val="none"/>
+                <w:sz w:val="18"/>
+                <w:szCs w:val="18"/>
+                <w:color w:val="000000"/>
+              </w:rPr>
+            </w:pPr>
+            <w:r>
+              <w:rPr>
+                <w:rFonts w:ascii="Arial" w:hAnsi="Arial" w:eastAsia="Arial" w:cs="Arial"/>
+                <w:i w:val="false"/>
+                <w:b w:val="false"/>
+                <w:u w:val="none"/>
+                <w:sz w:val="18"/>
+                <w:szCs w:val="18"/>
+                <w:color w:val="000000"/>
+              </w:rPr>
+              <w:t xml:space="preserve"/>
+            </w:r>
+          </w:p>
+        </w:tc>
+        <w:tc>
+          <w:tcPr>
+            <w:tcBorders>
+              <w:bottom w:val="single" w:sz="6" w:space="0" w:color="666666"/>
+              <w:top w:val="single" w:sz="6" w:space="0" w:color="666666"/>
+              <w:left w:val="single" w:sz="6" w:space="0" w:color="666666"/>
+              <w:right w:val="single" w:sz="6" w:space="0" w:color="666666"/>
+            </w:tcBorders>
+            <w:shd w:val="clear" w:color="auto" w:fill="FFFFFF"/>
+            <w:tcMar>
+              <w:top w:w="0" w:type="dxa"/>
+              <w:bottom w:w="0" w:type="dxa"/>
+              <w:left w:w="0" w:type="dxa"/>
+              <w:right w:w="0" w:type="dxa"/>
+            </w:tcMar>
+            <w:vAlign w:val="top"/>
+          </w:tcPr>
+          <w:p>
+            <w:pPr>
+              <w:jc w:val="center"/>
+              <w:pBdr>
+                <w:bottom w:val="none" w:sz="0" w:space="0" w:color="000000"/>
+                <w:top w:val="none" w:sz="0" w:space="0" w:color="000000"/>
+                <w:left w:val="none" w:sz="0" w:space="0" w:color="000000"/>
+                <w:right w:val="none" w:sz="0" w:space="0" w:color="000000"/>
+              </w:pBdr>
+              <w:spacing w:after="10" w:before="10" w:line="240"/>
+              <w:ind w:left="100" w:right="100" w:firstLine="0" w:firstLineChars="0"/>
+              <w:rPr>
+                <w:rFonts w:ascii="Arial" w:hAnsi="Arial" w:eastAsia="Arial" w:cs="Arial"/>
+                <w:i w:val="false"/>
+                <w:b w:val="false"/>
+                <w:u w:val="none"/>
+                <w:sz w:val="18"/>
+                <w:szCs w:val="18"/>
+                <w:color w:val="000000"/>
+              </w:rPr>
+            </w:pPr>
+            <w:r>
+              <w:rPr>
+                <w:rFonts w:ascii="Arial" w:hAnsi="Arial" w:eastAsia="Arial" w:cs="Arial"/>
+                <w:i w:val="false"/>
+                <w:b w:val="false"/>
+                <w:u w:val="none"/>
+                <w:sz w:val="18"/>
+                <w:szCs w:val="18"/>
+                <w:color w:val="000000"/>
+              </w:rPr>
+              <w:t xml:space="preserve">—</w:t>
+            </w:r>
+          </w:p>
+        </w:tc>
+        <w:tc>
+          <w:tcPr>
+            <w:tcBorders>
+              <w:bottom w:val="single" w:sz="6" w:space="0" w:color="666666"/>
+              <w:top w:val="single" w:sz="6" w:space="0" w:color="666666"/>
+              <w:left w:val="single" w:sz="6" w:space="0" w:color="666666"/>
+              <w:right w:val="single" w:sz="6" w:space="0" w:color="666666"/>
+            </w:tcBorders>
+            <w:shd w:val="clear" w:color="auto" w:fill="FFFFFF"/>
+            <w:tcMar>
+              <w:top w:w="0" w:type="dxa"/>
+              <w:bottom w:w="0" w:type="dxa"/>
+              <w:left w:w="0" w:type="dxa"/>
+              <w:right w:w="0" w:type="dxa"/>
+            </w:tcMar>
+            <w:vAlign w:val="top"/>
+          </w:tcPr>
+          <w:p>
+            <w:pPr>
+              <w:jc w:val="center"/>
+              <w:pBdr>
+                <w:bottom w:val="none" w:sz="0" w:space="0" w:color="000000"/>
+                <w:top w:val="none" w:sz="0" w:space="0" w:color="000000"/>
+                <w:left w:val="none" w:sz="0" w:space="0" w:color="000000"/>
+                <w:right w:val="none" w:sz="0" w:space="0" w:color="000000"/>
+              </w:pBdr>
+              <w:spacing w:after="10" w:before="10" w:line="240"/>
+              <w:ind w:left="100" w:right="100" w:firstLine="0" w:firstLineChars="0"/>
+              <w:rPr>
+                <w:rFonts w:ascii="Arial" w:hAnsi="Arial" w:eastAsia="Arial" w:cs="Arial"/>
+                <w:i w:val="false"/>
+                <w:b w:val="false"/>
+                <w:u w:val="none"/>
+                <w:sz w:val="18"/>
+                <w:szCs w:val="18"/>
+                <w:color w:val="000000"/>
+              </w:rPr>
+            </w:pPr>
+            <w:r>
+              <w:rPr>
+                <w:rFonts w:ascii="Arial" w:hAnsi="Arial" w:eastAsia="Arial" w:cs="Arial"/>
+                <w:i w:val="false"/>
+                <w:b w:val="false"/>
+                <w:u w:val="none"/>
+                <w:sz w:val="18"/>
+                <w:szCs w:val="18"/>
+                <w:color w:val="000000"/>
+              </w:rPr>
+              <w:t xml:space="preserve"/>
+            </w:r>
+          </w:p>
+        </w:tc>
+      </w:tr>
+      <w:tr>
+        <w:trPr>
+          <w:trHeight w:val="617" w:hRule="auto"/>
+        </w:trPr>
+        body 3
+        <w:tc>
+          <w:tcPr>
+            <w:tcBorders>
+              <w:bottom w:val="single" w:sz="6" w:space="0" w:color="666666"/>
+              <w:top w:val="single" w:sz="6" w:space="0" w:color="666666"/>
+              <w:left w:val="single" w:sz="6" w:space="0" w:color="666666"/>
+              <w:right w:val="single" w:sz="6" w:space="0" w:color="666666"/>
+            </w:tcBorders>
+            <w:shd w:val="clear" w:color="auto" w:fill="FFFFFF"/>
+            <w:tcMar>
+              <w:top w:w="0" w:type="dxa"/>
+              <w:bottom w:w="0" w:type="dxa"/>
+              <w:left w:w="0" w:type="dxa"/>
+              <w:right w:w="0" w:type="dxa"/>
+            </w:tcMar>
+            <w:vAlign w:val="top"/>
+          </w:tcPr>
+          <w:p>
+            <w:pPr>
+              <w:jc w:val="left"/>
+              <w:pBdr>
+                <w:bottom w:val="none" w:sz="0" w:space="0" w:color="000000"/>
+                <w:top w:val="none" w:sz="0" w:space="0" w:color="000000"/>
+                <w:left w:val="none" w:sz="0" w:space="0" w:color="000000"/>
+                <w:right w:val="none" w:sz="0" w:space="0" w:color="000000"/>
+              </w:pBdr>
+              <w:spacing w:after="10" w:before="10" w:line="240"/>
+              <w:ind w:left="300" w:right="100" w:firstLine="0" w:firstLineChars="0"/>
+              <w:rPr>
+                <w:rFonts w:ascii="Arial" w:hAnsi="Arial" w:eastAsia="Arial" w:cs="Arial"/>
+                <w:i w:val="false"/>
+                <w:b w:val="false"/>
+                <w:u w:val="none"/>
+                <w:sz w:val="18"/>
+                <w:szCs w:val="18"/>
+                <w:color w:val="000000"/>
+              </w:rPr>
+            </w:pPr>
+            <w:r>
+              <w:rPr>
+                <w:rFonts w:ascii="Arial" w:hAnsi="Arial" w:eastAsia="Arial" w:cs="Arial"/>
+                <w:i w:val="false"/>
+                <w:b w:val="false"/>
+                <w:u w:val="none"/>
+                <w:sz w:val="18"/>
+                <w:szCs w:val="18"/>
+                <w:color w:val="000000"/>
+              </w:rPr>
+              <w:t xml:space="preserve">Quechua/Aymara</w:t>
+            </w:r>
+          </w:p>
+        </w:tc>
+        <w:tc>
+          <w:tcPr>
+            <w:tcBorders>
+              <w:bottom w:val="single" w:sz="6" w:space="0" w:color="666666"/>
+              <w:top w:val="single" w:sz="6" w:space="0" w:color="666666"/>
+              <w:left w:val="single" w:sz="6" w:space="0" w:color="666666"/>
+              <w:right w:val="single" w:sz="6" w:space="0" w:color="666666"/>
+            </w:tcBorders>
+            <w:shd w:val="clear" w:color="auto" w:fill="FFFFFF"/>
+            <w:tcMar>
+              <w:top w:w="0" w:type="dxa"/>
+              <w:bottom w:w="0" w:type="dxa"/>
+              <w:left w:w="0" w:type="dxa"/>
+              <w:right w:w="0" w:type="dxa"/>
+            </w:tcMar>
+            <w:vAlign w:val="top"/>
+          </w:tcPr>
+          <w:p>
+            <w:pPr>
+              <w:jc w:val="center"/>
+              <w:pBdr>
+                <w:bottom w:val="none" w:sz="0" w:space="0" w:color="000000"/>
+                <w:top w:val="none" w:sz="0" w:space="0" w:color="000000"/>
+                <w:left w:val="none" w:sz="0" w:space="0" w:color="000000"/>
+                <w:right w:val="none" w:sz="0" w:space="0" w:color="000000"/>
+              </w:pBdr>
+              <w:spacing w:after="10" w:before="10" w:line="240"/>
+              <w:ind w:left="100" w:right="100" w:firstLine="0" w:firstLineChars="0"/>
+              <w:rPr>
+                <w:rFonts w:ascii="Arial" w:hAnsi="Arial" w:eastAsia="Arial" w:cs="Arial"/>
+                <w:i w:val="false"/>
+                <w:b w:val="false"/>
+                <w:u w:val="none"/>
+                <w:sz w:val="18"/>
+                <w:szCs w:val="18"/>
+                <w:color w:val="000000"/>
+              </w:rPr>
+            </w:pPr>
+            <w:r>
+              <w:rPr>
+                <w:rFonts w:ascii="Arial" w:hAnsi="Arial" w:eastAsia="Arial" w:cs="Arial"/>
+                <w:i w:val="false"/>
+                <w:b w:val="false"/>
+                <w:u w:val="none"/>
+                <w:sz w:val="18"/>
+                <w:szCs w:val="18"/>
+                <w:color w:val="000000"/>
+              </w:rPr>
+              <w:t xml:space="preserve">0.94 (0.85 to 1.06)</w:t>
+            </w:r>
+          </w:p>
+        </w:tc>
+        <w:tc>
+          <w:tcPr>
+            <w:tcBorders>
+              <w:bottom w:val="single" w:sz="6" w:space="0" w:color="666666"/>
+              <w:top w:val="single" w:sz="6" w:space="0" w:color="666666"/>
+              <w:left w:val="single" w:sz="6" w:space="0" w:color="666666"/>
+              <w:right w:val="single" w:sz="6" w:space="0" w:color="666666"/>
+            </w:tcBorders>
+            <w:shd w:val="clear" w:color="auto" w:fill="FFFFFF"/>
+            <w:tcMar>
+              <w:top w:w="0" w:type="dxa"/>
+              <w:bottom w:w="0" w:type="dxa"/>
+              <w:left w:w="0" w:type="dxa"/>
+              <w:right w:w="0" w:type="dxa"/>
+            </w:tcMar>
+            <w:vAlign w:val="top"/>
+          </w:tcPr>
+          <w:p>
+            <w:pPr>
+              <w:jc w:val="center"/>
+              <w:pBdr>
+                <w:bottom w:val="none" w:sz="0" w:space="0" w:color="000000"/>
+                <w:top w:val="none" w:sz="0" w:space="0" w:color="000000"/>
+                <w:left w:val="none" w:sz="0" w:space="0" w:color="000000"/>
+                <w:right w:val="none" w:sz="0" w:space="0" w:color="000000"/>
+              </w:pBdr>
+              <w:spacing w:after="10" w:before="10" w:line="240"/>
+              <w:ind w:left="100" w:right="100" w:firstLine="0" w:firstLineChars="0"/>
+              <w:rPr>
+                <w:rFonts w:ascii="Arial" w:hAnsi="Arial" w:eastAsia="Arial" w:cs="Arial"/>
+                <w:i w:val="false"/>
+                <w:b w:val="false"/>
+                <w:u w:val="none"/>
+                <w:sz w:val="18"/>
+                <w:szCs w:val="18"/>
+                <w:color w:val="000000"/>
+              </w:rPr>
+            </w:pPr>
+            <w:r>
+              <w:rPr>
+                <w:rFonts w:ascii="Arial" w:hAnsi="Arial" w:eastAsia="Arial" w:cs="Arial"/>
+                <w:i w:val="false"/>
+                <w:b w:val="false"/>
+                <w:u w:val="none"/>
+                <w:sz w:val="18"/>
+                <w:szCs w:val="18"/>
+                <w:color w:val="000000"/>
+              </w:rPr>
+              <w:t xml:space="preserve">0.318</w:t>
+            </w:r>
+          </w:p>
+        </w:tc>
+        <w:tc>
+          <w:tcPr>
+            <w:tcBorders>
+              <w:bottom w:val="single" w:sz="6" w:space="0" w:color="666666"/>
+              <w:top w:val="single" w:sz="6" w:space="0" w:color="666666"/>
+              <w:left w:val="single" w:sz="6" w:space="0" w:color="666666"/>
+              <w:right w:val="single" w:sz="6" w:space="0" w:color="666666"/>
+            </w:tcBorders>
+            <w:shd w:val="clear" w:color="auto" w:fill="FFFFFF"/>
+            <w:tcMar>
+              <w:top w:w="0" w:type="dxa"/>
+              <w:bottom w:w="0" w:type="dxa"/>
+              <w:left w:w="0" w:type="dxa"/>
+              <w:right w:w="0" w:type="dxa"/>
+            </w:tcMar>
+            <w:vAlign w:val="top"/>
+          </w:tcPr>
+          <w:p>
+            <w:pPr>
+              <w:jc w:val="center"/>
+              <w:pBdr>
+                <w:bottom w:val="none" w:sz="0" w:space="0" w:color="000000"/>
+                <w:top w:val="none" w:sz="0" w:space="0" w:color="000000"/>
+                <w:left w:val="none" w:sz="0" w:space="0" w:color="000000"/>
+                <w:right w:val="none" w:sz="0" w:space="0" w:color="000000"/>
+              </w:pBdr>
+              <w:spacing w:after="10" w:before="10" w:line="240"/>
+              <w:ind w:left="100" w:right="100" w:firstLine="0" w:firstLineChars="0"/>
+              <w:rPr>
+                <w:rFonts w:ascii="Arial" w:hAnsi="Arial" w:eastAsia="Arial" w:cs="Arial"/>
+                <w:i w:val="false"/>
+                <w:b w:val="false"/>
+                <w:u w:val="none"/>
+                <w:sz w:val="18"/>
+                <w:szCs w:val="18"/>
+                <w:color w:val="000000"/>
+              </w:rPr>
+            </w:pPr>
+            <w:r>
+              <w:rPr>
+                <w:rFonts w:ascii="Arial" w:hAnsi="Arial" w:eastAsia="Arial" w:cs="Arial"/>
+                <w:i w:val="false"/>
+                <w:b w:val="false"/>
+                <w:u w:val="none"/>
+                <w:sz w:val="18"/>
+                <w:szCs w:val="18"/>
+                <w:color w:val="000000"/>
+              </w:rPr>
+              <w:t xml:space="preserve">1.16 (0.94 to 1.43)</w:t>
+            </w:r>
+          </w:p>
+        </w:tc>
+        <w:tc>
+          <w:tcPr>
+            <w:tcBorders>
+              <w:bottom w:val="single" w:sz="6" w:space="0" w:color="666666"/>
+              <w:top w:val="single" w:sz="6" w:space="0" w:color="666666"/>
+              <w:left w:val="single" w:sz="6" w:space="0" w:color="666666"/>
+              <w:right w:val="single" w:sz="6" w:space="0" w:color="666666"/>
+            </w:tcBorders>
+            <w:shd w:val="clear" w:color="auto" w:fill="FFFFFF"/>
+            <w:tcMar>
+              <w:top w:w="0" w:type="dxa"/>
+              <w:bottom w:w="0" w:type="dxa"/>
+              <w:left w:w="0" w:type="dxa"/>
+              <w:right w:w="0" w:type="dxa"/>
+            </w:tcMar>
+            <w:vAlign w:val="top"/>
+          </w:tcPr>
+          <w:p>
+            <w:pPr>
+              <w:jc w:val="center"/>
+              <w:pBdr>
+                <w:bottom w:val="none" w:sz="0" w:space="0" w:color="000000"/>
+                <w:top w:val="none" w:sz="0" w:space="0" w:color="000000"/>
+                <w:left w:val="none" w:sz="0" w:space="0" w:color="000000"/>
+                <w:right w:val="none" w:sz="0" w:space="0" w:color="000000"/>
+              </w:pBdr>
+              <w:spacing w:after="10" w:before="10" w:line="240"/>
+              <w:ind w:left="100" w:right="100" w:firstLine="0" w:firstLineChars="0"/>
+              <w:rPr>
+                <w:rFonts w:ascii="Arial" w:hAnsi="Arial" w:eastAsia="Arial" w:cs="Arial"/>
+                <w:i w:val="false"/>
+                <w:b w:val="false"/>
+                <w:u w:val="none"/>
+                <w:sz w:val="18"/>
+                <w:szCs w:val="18"/>
+                <w:color w:val="000000"/>
+              </w:rPr>
+            </w:pPr>
+            <w:r>
+              <w:rPr>
+                <w:rFonts w:ascii="Arial" w:hAnsi="Arial" w:eastAsia="Arial" w:cs="Arial"/>
+                <w:i w:val="false"/>
+                <w:b w:val="false"/>
+                <w:u w:val="none"/>
+                <w:sz w:val="18"/>
+                <w:szCs w:val="18"/>
+                <w:color w:val="000000"/>
+              </w:rPr>
+              <w:t xml:space="preserve">0.179</w:t>
+            </w:r>
+          </w:p>
+        </w:tc>
+        <w:tc>
+          <w:tcPr>
+            <w:tcBorders>
+              <w:bottom w:val="single" w:sz="6" w:space="0" w:color="666666"/>
+              <w:top w:val="single" w:sz="6" w:space="0" w:color="666666"/>
+              <w:left w:val="single" w:sz="6" w:space="0" w:color="666666"/>
+              <w:right w:val="single" w:sz="6" w:space="0" w:color="666666"/>
+            </w:tcBorders>
+            <w:shd w:val="clear" w:color="auto" w:fill="FFFFFF"/>
+            <w:tcMar>
+              <w:top w:w="0" w:type="dxa"/>
+              <w:bottom w:w="0" w:type="dxa"/>
+              <w:left w:w="0" w:type="dxa"/>
+              <w:right w:w="0" w:type="dxa"/>
+            </w:tcMar>
+            <w:vAlign w:val="top"/>
+          </w:tcPr>
+          <w:p>
+            <w:pPr>
+              <w:jc w:val="center"/>
+              <w:pBdr>
+                <w:bottom w:val="none" w:sz="0" w:space="0" w:color="000000"/>
+                <w:top w:val="none" w:sz="0" w:space="0" w:color="000000"/>
+                <w:left w:val="none" w:sz="0" w:space="0" w:color="000000"/>
+                <w:right w:val="none" w:sz="0" w:space="0" w:color="000000"/>
+              </w:pBdr>
+              <w:spacing w:after="10" w:before="10" w:line="240"/>
+              <w:ind w:left="100" w:right="100" w:firstLine="0" w:firstLineChars="0"/>
+              <w:rPr>
+                <w:rFonts w:ascii="Arial" w:hAnsi="Arial" w:eastAsia="Arial" w:cs="Arial"/>
+                <w:i w:val="false"/>
+                <w:b w:val="false"/>
+                <w:u w:val="none"/>
+                <w:sz w:val="18"/>
+                <w:szCs w:val="18"/>
+                <w:color w:val="000000"/>
+              </w:rPr>
+            </w:pPr>
+            <w:r>
+              <w:rPr>
+                <w:rFonts w:ascii="Arial" w:hAnsi="Arial" w:eastAsia="Arial" w:cs="Arial"/>
+                <w:i w:val="false"/>
+                <w:b w:val="false"/>
+                <w:u w:val="none"/>
+                <w:sz w:val="18"/>
+                <w:szCs w:val="18"/>
+                <w:color w:val="000000"/>
+              </w:rPr>
+              <w:t xml:space="preserve">0.89 (0.77 to 1.03)</w:t>
+            </w:r>
+          </w:p>
+        </w:tc>
+        <w:tc>
+          <w:tcPr>
+            <w:tcBorders>
+              <w:bottom w:val="single" w:sz="6" w:space="0" w:color="666666"/>
+              <w:top w:val="single" w:sz="6" w:space="0" w:color="666666"/>
+              <w:left w:val="single" w:sz="6" w:space="0" w:color="666666"/>
+              <w:right w:val="single" w:sz="6" w:space="0" w:color="666666"/>
+            </w:tcBorders>
+            <w:shd w:val="clear" w:color="auto" w:fill="FFFFFF"/>
+            <w:tcMar>
+              <w:top w:w="0" w:type="dxa"/>
+              <w:bottom w:w="0" w:type="dxa"/>
+              <w:left w:w="0" w:type="dxa"/>
+              <w:right w:w="0" w:type="dxa"/>
+            </w:tcMar>
+            <w:vAlign w:val="top"/>
+          </w:tcPr>
+          <w:p>
+            <w:pPr>
+              <w:jc w:val="center"/>
+              <w:pBdr>
+                <w:bottom w:val="none" w:sz="0" w:space="0" w:color="000000"/>
+                <w:top w:val="none" w:sz="0" w:space="0" w:color="000000"/>
+                <w:left w:val="none" w:sz="0" w:space="0" w:color="000000"/>
+                <w:right w:val="none" w:sz="0" w:space="0" w:color="000000"/>
+              </w:pBdr>
+              <w:spacing w:after="10" w:before="10" w:line="240"/>
+              <w:ind w:left="100" w:right="100" w:firstLine="0" w:firstLineChars="0"/>
+              <w:rPr>
+                <w:rFonts w:ascii="Arial" w:hAnsi="Arial" w:eastAsia="Arial" w:cs="Arial"/>
+                <w:i w:val="false"/>
+                <w:b w:val="false"/>
+                <w:u w:val="none"/>
+                <w:sz w:val="18"/>
+                <w:szCs w:val="18"/>
+                <w:color w:val="000000"/>
+              </w:rPr>
+            </w:pPr>
+            <w:r>
+              <w:rPr>
+                <w:rFonts w:ascii="Arial" w:hAnsi="Arial" w:eastAsia="Arial" w:cs="Arial"/>
+                <w:i w:val="false"/>
+                <w:b w:val="false"/>
+                <w:u w:val="none"/>
+                <w:sz w:val="18"/>
+                <w:szCs w:val="18"/>
+                <w:color w:val="000000"/>
+              </w:rPr>
+              <w:t xml:space="preserve">0.111</w:t>
+            </w:r>
+          </w:p>
+        </w:tc>
+        <w:tc>
+          <w:tcPr>
+            <w:tcBorders>
+              <w:bottom w:val="single" w:sz="6" w:space="0" w:color="666666"/>
+              <w:top w:val="single" w:sz="6" w:space="0" w:color="666666"/>
+              <w:left w:val="single" w:sz="6" w:space="0" w:color="666666"/>
+              <w:right w:val="single" w:sz="6" w:space="0" w:color="666666"/>
+            </w:tcBorders>
+            <w:shd w:val="clear" w:color="auto" w:fill="FFFFFF"/>
+            <w:tcMar>
+              <w:top w:w="0" w:type="dxa"/>
+              <w:bottom w:w="0" w:type="dxa"/>
+              <w:left w:w="0" w:type="dxa"/>
+              <w:right w:w="0" w:type="dxa"/>
+            </w:tcMar>
+            <w:vAlign w:val="top"/>
+          </w:tcPr>
+          <w:p>
+            <w:pPr>
+              <w:jc w:val="center"/>
+              <w:pBdr>
+                <w:bottom w:val="none" w:sz="0" w:space="0" w:color="000000"/>
+                <w:top w:val="none" w:sz="0" w:space="0" w:color="000000"/>
+                <w:left w:val="none" w:sz="0" w:space="0" w:color="000000"/>
+                <w:right w:val="none" w:sz="0" w:space="0" w:color="000000"/>
+              </w:pBdr>
+              <w:spacing w:after="10" w:before="10" w:line="240"/>
+              <w:ind w:left="100" w:right="100" w:firstLine="0" w:firstLineChars="0"/>
+              <w:rPr>
+                <w:rFonts w:ascii="Arial" w:hAnsi="Arial" w:eastAsia="Arial" w:cs="Arial"/>
+                <w:i w:val="false"/>
+                <w:b w:val="false"/>
+                <w:u w:val="none"/>
+                <w:sz w:val="18"/>
+                <w:szCs w:val="18"/>
+                <w:color w:val="000000"/>
+              </w:rPr>
+            </w:pPr>
+            <w:r>
+              <w:rPr>
+                <w:rFonts w:ascii="Arial" w:hAnsi="Arial" w:eastAsia="Arial" w:cs="Arial"/>
+                <w:i w:val="false"/>
+                <w:b w:val="false"/>
+                <w:u w:val="none"/>
+                <w:sz w:val="18"/>
+                <w:szCs w:val="18"/>
+                <w:color w:val="000000"/>
+              </w:rPr>
+              <w:t xml:space="preserve">1.12 (0.85 to 1.48)</w:t>
+            </w:r>
+          </w:p>
+        </w:tc>
+        <w:tc>
+          <w:tcPr>
+            <w:tcBorders>
+              <w:bottom w:val="single" w:sz="6" w:space="0" w:color="666666"/>
+              <w:top w:val="single" w:sz="6" w:space="0" w:color="666666"/>
+              <w:left w:val="single" w:sz="6" w:space="0" w:color="666666"/>
+              <w:right w:val="single" w:sz="6" w:space="0" w:color="666666"/>
+            </w:tcBorders>
+            <w:shd w:val="clear" w:color="auto" w:fill="FFFFFF"/>
+            <w:tcMar>
+              <w:top w:w="0" w:type="dxa"/>
+              <w:bottom w:w="0" w:type="dxa"/>
+              <w:left w:w="0" w:type="dxa"/>
+              <w:right w:w="0" w:type="dxa"/>
+            </w:tcMar>
+            <w:vAlign w:val="top"/>
+          </w:tcPr>
+          <w:p>
+            <w:pPr>
+              <w:jc w:val="center"/>
+              <w:pBdr>
+                <w:bottom w:val="none" w:sz="0" w:space="0" w:color="000000"/>
+                <w:top w:val="none" w:sz="0" w:space="0" w:color="000000"/>
+                <w:left w:val="none" w:sz="0" w:space="0" w:color="000000"/>
+                <w:right w:val="none" w:sz="0" w:space="0" w:color="000000"/>
+              </w:pBdr>
+              <w:spacing w:after="10" w:before="10" w:line="240"/>
+              <w:ind w:left="100" w:right="100" w:firstLine="0" w:firstLineChars="0"/>
+              <w:rPr>
+                <w:rFonts w:ascii="Arial" w:hAnsi="Arial" w:eastAsia="Arial" w:cs="Arial"/>
+                <w:i w:val="false"/>
+                <w:b w:val="false"/>
+                <w:u w:val="none"/>
+                <w:sz w:val="18"/>
+                <w:szCs w:val="18"/>
+                <w:color w:val="000000"/>
+              </w:rPr>
+            </w:pPr>
+            <w:r>
+              <w:rPr>
+                <w:rFonts w:ascii="Arial" w:hAnsi="Arial" w:eastAsia="Arial" w:cs="Arial"/>
+                <w:i w:val="false"/>
+                <w:b w:val="false"/>
+                <w:u w:val="none"/>
+                <w:sz w:val="18"/>
+                <w:szCs w:val="18"/>
+                <w:color w:val="000000"/>
+              </w:rPr>
+              <w:t xml:space="preserve">0.438</w:t>
+            </w:r>
+          </w:p>
+        </w:tc>
+      </w:tr>
+      <w:tr>
+        <w:trPr>
+          <w:trHeight w:val="652" w:hRule="auto"/>
+        </w:trPr>
+        body 4
+        <w:tc>
+          <w:tcPr>
+            <w:tcBorders>
+              <w:bottom w:val="single" w:sz="6" w:space="0" w:color="666666"/>
+              <w:top w:val="single" w:sz="6" w:space="0" w:color="666666"/>
+              <w:left w:val="single" w:sz="6" w:space="0" w:color="666666"/>
+              <w:right w:val="single" w:sz="6" w:space="0" w:color="666666"/>
+            </w:tcBorders>
+            <w:shd w:val="clear" w:color="auto" w:fill="FFFFFF"/>
+            <w:tcMar>
+              <w:top w:w="0" w:type="dxa"/>
+              <w:bottom w:w="0" w:type="dxa"/>
+              <w:left w:w="0" w:type="dxa"/>
+              <w:right w:w="0" w:type="dxa"/>
+            </w:tcMar>
+            <w:vAlign w:val="top"/>
+          </w:tcPr>
+          <w:p>
+            <w:pPr>
+              <w:jc w:val="left"/>
+              <w:pBdr>
+                <w:bottom w:val="none" w:sz="0" w:space="0" w:color="000000"/>
+                <w:top w:val="none" w:sz="0" w:space="0" w:color="000000"/>
+                <w:left w:val="none" w:sz="0" w:space="0" w:color="000000"/>
+                <w:right w:val="none" w:sz="0" w:space="0" w:color="000000"/>
+              </w:pBdr>
+              <w:spacing w:after="10" w:before="10" w:line="240"/>
+              <w:ind w:left="100" w:right="100" w:firstLine="0" w:firstLineChars="0"/>
+              <w:rPr>
+                <w:rFonts w:ascii="Arial" w:hAnsi="Arial" w:eastAsia="Arial" w:cs="Arial"/>
+                <w:i w:val="false"/>
+                <w:b w:val="false"/>
+                <w:u w:val="none"/>
+                <w:sz w:val="18"/>
+                <w:szCs w:val="18"/>
+                <w:color w:val="000000"/>
+              </w:rPr>
+            </w:pPr>
+            <w:r>
+              <w:rPr>
+                <w:rFonts w:ascii="Arial" w:hAnsi="Arial" w:eastAsia="Arial" w:cs="Arial"/>
+                <w:i w:val="false"/>
+                <w:b w:val="false"/>
+                <w:u w:val="none"/>
+                <w:sz w:val="18"/>
+                <w:szCs w:val="18"/>
+                <w:color w:val="000000"/>
+              </w:rPr>
+              <w:t xml:space="preserve">Índice de riqueza</w:t>
+            </w:r>
+          </w:p>
+        </w:tc>
+        <w:tc>
+          <w:tcPr>
+            <w:tcBorders>
+              <w:bottom w:val="single" w:sz="6" w:space="0" w:color="666666"/>
+              <w:top w:val="single" w:sz="6" w:space="0" w:color="666666"/>
+              <w:left w:val="single" w:sz="6" w:space="0" w:color="666666"/>
+              <w:right w:val="single" w:sz="6" w:space="0" w:color="666666"/>
+            </w:tcBorders>
+            <w:shd w:val="clear" w:color="auto" w:fill="FFFFFF"/>
+            <w:tcMar>
+              <w:top w:w="0" w:type="dxa"/>
+              <w:bottom w:w="0" w:type="dxa"/>
+              <w:left w:w="0" w:type="dxa"/>
+              <w:right w:w="0" w:type="dxa"/>
+            </w:tcMar>
+            <w:vAlign w:val="top"/>
+          </w:tcPr>
+          <w:p>
+            <w:pPr>
+              <w:jc w:val="center"/>
+              <w:pBdr>
+                <w:bottom w:val="none" w:sz="0" w:space="0" w:color="000000"/>
+                <w:top w:val="none" w:sz="0" w:space="0" w:color="000000"/>
+                <w:left w:val="none" w:sz="0" w:space="0" w:color="000000"/>
+                <w:right w:val="none" w:sz="0" w:space="0" w:color="000000"/>
+              </w:pBdr>
+              <w:spacing w:after="10" w:before="10" w:line="240"/>
+              <w:ind w:left="100" w:right="100" w:firstLine="0" w:firstLineChars="0"/>
+              <w:rPr>
+                <w:rFonts w:ascii="Arial" w:hAnsi="Arial" w:eastAsia="Arial" w:cs="Arial"/>
+                <w:i w:val="false"/>
+                <w:b w:val="false"/>
+                <w:u w:val="none"/>
+                <w:sz w:val="18"/>
+                <w:szCs w:val="18"/>
+                <w:color w:val="000000"/>
+              </w:rPr>
+            </w:pPr>
+            <w:r>
+              <w:rPr>
+                <w:rFonts w:ascii="Arial" w:hAnsi="Arial" w:eastAsia="Arial" w:cs="Arial"/>
+                <w:i w:val="false"/>
+                <w:b w:val="false"/>
+                <w:u w:val="none"/>
+                <w:sz w:val="18"/>
+                <w:szCs w:val="18"/>
+                <w:color w:val="000000"/>
+              </w:rPr>
+              <w:t xml:space="preserve"/>
+            </w:r>
+          </w:p>
+        </w:tc>
+        <w:tc>
+          <w:tcPr>
+            <w:tcBorders>
+              <w:bottom w:val="single" w:sz="6" w:space="0" w:color="666666"/>
+              <w:top w:val="single" w:sz="6" w:space="0" w:color="666666"/>
+              <w:left w:val="single" w:sz="6" w:space="0" w:color="666666"/>
+              <w:right w:val="single" w:sz="6" w:space="0" w:color="666666"/>
+            </w:tcBorders>
+            <w:shd w:val="clear" w:color="auto" w:fill="FFFFFF"/>
+            <w:tcMar>
+              <w:top w:w="0" w:type="dxa"/>
+              <w:bottom w:w="0" w:type="dxa"/>
+              <w:left w:w="0" w:type="dxa"/>
+              <w:right w:w="0" w:type="dxa"/>
+            </w:tcMar>
+            <w:vAlign w:val="top"/>
+          </w:tcPr>
+          <w:p>
+            <w:pPr>
+              <w:jc w:val="center"/>
+              <w:pBdr>
+                <w:bottom w:val="none" w:sz="0" w:space="0" w:color="000000"/>
+                <w:top w:val="none" w:sz="0" w:space="0" w:color="000000"/>
+                <w:left w:val="none" w:sz="0" w:space="0" w:color="000000"/>
+                <w:right w:val="none" w:sz="0" w:space="0" w:color="000000"/>
+              </w:pBdr>
+              <w:spacing w:after="10" w:before="10" w:line="240"/>
+              <w:ind w:left="100" w:right="100" w:firstLine="0" w:firstLineChars="0"/>
+              <w:rPr>
+                <w:rFonts w:ascii="Arial" w:hAnsi="Arial" w:eastAsia="Arial" w:cs="Arial"/>
+                <w:i w:val="false"/>
+                <w:b w:val="false"/>
+                <w:u w:val="none"/>
+                <w:sz w:val="18"/>
+                <w:szCs w:val="18"/>
+                <w:color w:val="000000"/>
+              </w:rPr>
+            </w:pPr>
+            <w:r>
+              <w:rPr>
+                <w:rFonts w:ascii="Arial" w:hAnsi="Arial" w:eastAsia="Arial" w:cs="Arial"/>
+                <w:i w:val="false"/>
+                <w:b w:val="false"/>
+                <w:u w:val="none"/>
+                <w:sz w:val="18"/>
+                <w:szCs w:val="18"/>
+                <w:color w:val="000000"/>
+              </w:rPr>
+              <w:t xml:space="preserve"/>
+            </w:r>
+          </w:p>
+        </w:tc>
+        <w:tc>
+          <w:tcPr>
+            <w:tcBorders>
+              <w:bottom w:val="single" w:sz="6" w:space="0" w:color="666666"/>
+              <w:top w:val="single" w:sz="6" w:space="0" w:color="666666"/>
+              <w:left w:val="single" w:sz="6" w:space="0" w:color="666666"/>
+              <w:right w:val="single" w:sz="6" w:space="0" w:color="666666"/>
+            </w:tcBorders>
+            <w:shd w:val="clear" w:color="auto" w:fill="FFFFFF"/>
+            <w:tcMar>
+              <w:top w:w="0" w:type="dxa"/>
+              <w:bottom w:w="0" w:type="dxa"/>
+              <w:left w:w="0" w:type="dxa"/>
+              <w:right w:w="0" w:type="dxa"/>
+            </w:tcMar>
+            <w:vAlign w:val="top"/>
+          </w:tcPr>
+          <w:p>
+            <w:pPr>
+              <w:jc w:val="center"/>
+              <w:pBdr>
+                <w:bottom w:val="none" w:sz="0" w:space="0" w:color="000000"/>
+                <w:top w:val="none" w:sz="0" w:space="0" w:color="000000"/>
+                <w:left w:val="none" w:sz="0" w:space="0" w:color="000000"/>
+                <w:right w:val="none" w:sz="0" w:space="0" w:color="000000"/>
+              </w:pBdr>
+              <w:spacing w:after="10" w:before="10" w:line="240"/>
+              <w:ind w:left="100" w:right="100" w:firstLine="0" w:firstLineChars="0"/>
+              <w:rPr>
+                <w:rFonts w:ascii="Arial" w:hAnsi="Arial" w:eastAsia="Arial" w:cs="Arial"/>
+                <w:i w:val="false"/>
+                <w:b w:val="false"/>
+                <w:u w:val="none"/>
+                <w:sz w:val="18"/>
+                <w:szCs w:val="18"/>
+                <w:color w:val="000000"/>
+              </w:rPr>
+            </w:pPr>
+            <w:r>
+              <w:rPr>
+                <w:rFonts w:ascii="Arial" w:hAnsi="Arial" w:eastAsia="Arial" w:cs="Arial"/>
+                <w:i w:val="false"/>
+                <w:b w:val="false"/>
+                <w:u w:val="none"/>
+                <w:sz w:val="18"/>
+                <w:szCs w:val="18"/>
+                <w:color w:val="000000"/>
+              </w:rPr>
+              <w:t xml:space="preserve"/>
+            </w:r>
+          </w:p>
+        </w:tc>
+        <w:tc>
+          <w:tcPr>
+            <w:tcBorders>
+              <w:bottom w:val="single" w:sz="6" w:space="0" w:color="666666"/>
+              <w:top w:val="single" w:sz="6" w:space="0" w:color="666666"/>
+              <w:left w:val="single" w:sz="6" w:space="0" w:color="666666"/>
+              <w:right w:val="single" w:sz="6" w:space="0" w:color="666666"/>
+            </w:tcBorders>
+            <w:shd w:val="clear" w:color="auto" w:fill="FFFFFF"/>
+            <w:tcMar>
+              <w:top w:w="0" w:type="dxa"/>
+              <w:bottom w:w="0" w:type="dxa"/>
+              <w:left w:w="0" w:type="dxa"/>
+              <w:right w:w="0" w:type="dxa"/>
+            </w:tcMar>
+            <w:vAlign w:val="top"/>
+          </w:tcPr>
+          <w:p>
+            <w:pPr>
+              <w:jc w:val="center"/>
+              <w:pBdr>
+                <w:bottom w:val="none" w:sz="0" w:space="0" w:color="000000"/>
+                <w:top w:val="none" w:sz="0" w:space="0" w:color="000000"/>
+                <w:left w:val="none" w:sz="0" w:space="0" w:color="000000"/>
+                <w:right w:val="none" w:sz="0" w:space="0" w:color="000000"/>
+              </w:pBdr>
+              <w:spacing w:after="10" w:before="10" w:line="240"/>
+              <w:ind w:left="100" w:right="100" w:firstLine="0" w:firstLineChars="0"/>
+              <w:rPr>
+                <w:rFonts w:ascii="Arial" w:hAnsi="Arial" w:eastAsia="Arial" w:cs="Arial"/>
+                <w:i w:val="false"/>
+                <w:b w:val="false"/>
+                <w:u w:val="none"/>
+                <w:sz w:val="18"/>
+                <w:szCs w:val="18"/>
+                <w:color w:val="000000"/>
+              </w:rPr>
+            </w:pPr>
+            <w:r>
+              <w:rPr>
+                <w:rFonts w:ascii="Arial" w:hAnsi="Arial" w:eastAsia="Arial" w:cs="Arial"/>
+                <w:i w:val="false"/>
+                <w:b w:val="false"/>
+                <w:u w:val="none"/>
+                <w:sz w:val="18"/>
+                <w:szCs w:val="18"/>
+                <w:color w:val="000000"/>
+              </w:rPr>
+              <w:t xml:space="preserve"/>
+            </w:r>
+          </w:p>
+        </w:tc>
+        <w:tc>
+          <w:tcPr>
+            <w:tcBorders>
+              <w:bottom w:val="single" w:sz="6" w:space="0" w:color="666666"/>
+              <w:top w:val="single" w:sz="6" w:space="0" w:color="666666"/>
+              <w:left w:val="single" w:sz="6" w:space="0" w:color="666666"/>
+              <w:right w:val="single" w:sz="6" w:space="0" w:color="666666"/>
+            </w:tcBorders>
+            <w:shd w:val="clear" w:color="auto" w:fill="FFFFFF"/>
+            <w:tcMar>
+              <w:top w:w="0" w:type="dxa"/>
+              <w:bottom w:w="0" w:type="dxa"/>
+              <w:left w:w="0" w:type="dxa"/>
+              <w:right w:w="0" w:type="dxa"/>
+            </w:tcMar>
+            <w:vAlign w:val="top"/>
+          </w:tcPr>
+          <w:p>
+            <w:pPr>
+              <w:jc w:val="center"/>
+              <w:pBdr>
+                <w:bottom w:val="none" w:sz="0" w:space="0" w:color="000000"/>
+                <w:top w:val="none" w:sz="0" w:space="0" w:color="000000"/>
+                <w:left w:val="none" w:sz="0" w:space="0" w:color="000000"/>
+                <w:right w:val="none" w:sz="0" w:space="0" w:color="000000"/>
+              </w:pBdr>
+              <w:spacing w:after="10" w:before="10" w:line="240"/>
+              <w:ind w:left="100" w:right="100" w:firstLine="0" w:firstLineChars="0"/>
+              <w:rPr>
+                <w:rFonts w:ascii="Arial" w:hAnsi="Arial" w:eastAsia="Arial" w:cs="Arial"/>
+                <w:i w:val="false"/>
+                <w:b w:val="false"/>
+                <w:u w:val="none"/>
+                <w:sz w:val="18"/>
+                <w:szCs w:val="18"/>
+                <w:color w:val="000000"/>
+              </w:rPr>
+            </w:pPr>
+            <w:r>
+              <w:rPr>
+                <w:rFonts w:ascii="Arial" w:hAnsi="Arial" w:eastAsia="Arial" w:cs="Arial"/>
+                <w:i w:val="false"/>
+                <w:b w:val="false"/>
+                <w:u w:val="none"/>
+                <w:sz w:val="18"/>
+                <w:szCs w:val="18"/>
+                <w:color w:val="000000"/>
+              </w:rPr>
+              <w:t xml:space="preserve"/>
+            </w:r>
+          </w:p>
+        </w:tc>
+        <w:tc>
+          <w:tcPr>
+            <w:tcBorders>
+              <w:bottom w:val="single" w:sz="6" w:space="0" w:color="666666"/>
+              <w:top w:val="single" w:sz="6" w:space="0" w:color="666666"/>
+              <w:left w:val="single" w:sz="6" w:space="0" w:color="666666"/>
+              <w:right w:val="single" w:sz="6" w:space="0" w:color="666666"/>
+            </w:tcBorders>
+            <w:shd w:val="clear" w:color="auto" w:fill="FFFFFF"/>
+            <w:tcMar>
+              <w:top w:w="0" w:type="dxa"/>
+              <w:bottom w:w="0" w:type="dxa"/>
+              <w:left w:w="0" w:type="dxa"/>
+              <w:right w:w="0" w:type="dxa"/>
+            </w:tcMar>
+            <w:vAlign w:val="top"/>
+          </w:tcPr>
+          <w:p>
+            <w:pPr>
+              <w:jc w:val="center"/>
+              <w:pBdr>
+                <w:bottom w:val="none" w:sz="0" w:space="0" w:color="000000"/>
+                <w:top w:val="none" w:sz="0" w:space="0" w:color="000000"/>
+                <w:left w:val="none" w:sz="0" w:space="0" w:color="000000"/>
+                <w:right w:val="none" w:sz="0" w:space="0" w:color="000000"/>
+              </w:pBdr>
+              <w:spacing w:after="10" w:before="10" w:line="240"/>
+              <w:ind w:left="100" w:right="100" w:firstLine="0" w:firstLineChars="0"/>
+              <w:rPr>
+                <w:rFonts w:ascii="Arial" w:hAnsi="Arial" w:eastAsia="Arial" w:cs="Arial"/>
+                <w:i w:val="false"/>
+                <w:b w:val="false"/>
+                <w:u w:val="none"/>
+                <w:sz w:val="18"/>
+                <w:szCs w:val="18"/>
+                <w:color w:val="000000"/>
+              </w:rPr>
+            </w:pPr>
+            <w:r>
+              <w:rPr>
+                <w:rFonts w:ascii="Arial" w:hAnsi="Arial" w:eastAsia="Arial" w:cs="Arial"/>
+                <w:i w:val="false"/>
+                <w:b w:val="false"/>
+                <w:u w:val="none"/>
+                <w:sz w:val="18"/>
+                <w:szCs w:val="18"/>
+                <w:color w:val="000000"/>
+              </w:rPr>
+              <w:t xml:space="preserve"/>
+            </w:r>
+          </w:p>
+        </w:tc>
+        <w:tc>
+          <w:tcPr>
+            <w:tcBorders>
+              <w:bottom w:val="single" w:sz="6" w:space="0" w:color="666666"/>
+              <w:top w:val="single" w:sz="6" w:space="0" w:color="666666"/>
+              <w:left w:val="single" w:sz="6" w:space="0" w:color="666666"/>
+              <w:right w:val="single" w:sz="6" w:space="0" w:color="666666"/>
+            </w:tcBorders>
+            <w:shd w:val="clear" w:color="auto" w:fill="FFFFFF"/>
+            <w:tcMar>
+              <w:top w:w="0" w:type="dxa"/>
+              <w:bottom w:w="0" w:type="dxa"/>
+              <w:left w:w="0" w:type="dxa"/>
+              <w:right w:w="0" w:type="dxa"/>
+            </w:tcMar>
+            <w:vAlign w:val="top"/>
+          </w:tcPr>
+          <w:p>
+            <w:pPr>
+              <w:jc w:val="center"/>
+              <w:pBdr>
+                <w:bottom w:val="none" w:sz="0" w:space="0" w:color="000000"/>
+                <w:top w:val="none" w:sz="0" w:space="0" w:color="000000"/>
+                <w:left w:val="none" w:sz="0" w:space="0" w:color="000000"/>
+                <w:right w:val="none" w:sz="0" w:space="0" w:color="000000"/>
+              </w:pBdr>
+              <w:spacing w:after="10" w:before="10" w:line="240"/>
+              <w:ind w:left="100" w:right="100" w:firstLine="0" w:firstLineChars="0"/>
+              <w:rPr>
+                <w:rFonts w:ascii="Arial" w:hAnsi="Arial" w:eastAsia="Arial" w:cs="Arial"/>
+                <w:i w:val="false"/>
+                <w:b w:val="false"/>
+                <w:u w:val="none"/>
+                <w:sz w:val="18"/>
+                <w:szCs w:val="18"/>
+                <w:color w:val="000000"/>
+              </w:rPr>
+            </w:pPr>
+            <w:r>
+              <w:rPr>
+                <w:rFonts w:ascii="Arial" w:hAnsi="Arial" w:eastAsia="Arial" w:cs="Arial"/>
+                <w:i w:val="false"/>
+                <w:b w:val="false"/>
+                <w:u w:val="none"/>
+                <w:sz w:val="18"/>
+                <w:szCs w:val="18"/>
+                <w:color w:val="000000"/>
+              </w:rPr>
+              <w:t xml:space="preserve"/>
+            </w:r>
+          </w:p>
+        </w:tc>
+        <w:tc>
+          <w:tcPr>
+            <w:tcBorders>
+              <w:bottom w:val="single" w:sz="6" w:space="0" w:color="666666"/>
+              <w:top w:val="single" w:sz="6" w:space="0" w:color="666666"/>
+              <w:left w:val="single" w:sz="6" w:space="0" w:color="666666"/>
+              <w:right w:val="single" w:sz="6" w:space="0" w:color="666666"/>
+            </w:tcBorders>
+            <w:shd w:val="clear" w:color="auto" w:fill="FFFFFF"/>
+            <w:tcMar>
+              <w:top w:w="0" w:type="dxa"/>
+              <w:bottom w:w="0" w:type="dxa"/>
+              <w:left w:w="0" w:type="dxa"/>
+              <w:right w:w="0" w:type="dxa"/>
+            </w:tcMar>
+            <w:vAlign w:val="top"/>
+          </w:tcPr>
+          <w:p>
+            <w:pPr>
+              <w:jc w:val="center"/>
+              <w:pBdr>
+                <w:bottom w:val="none" w:sz="0" w:space="0" w:color="000000"/>
+                <w:top w:val="none" w:sz="0" w:space="0" w:color="000000"/>
+                <w:left w:val="none" w:sz="0" w:space="0" w:color="000000"/>
+                <w:right w:val="none" w:sz="0" w:space="0" w:color="000000"/>
+              </w:pBdr>
+              <w:spacing w:after="10" w:before="10" w:line="240"/>
+              <w:ind w:left="100" w:right="100" w:firstLine="0" w:firstLineChars="0"/>
+              <w:rPr>
+                <w:rFonts w:ascii="Arial" w:hAnsi="Arial" w:eastAsia="Arial" w:cs="Arial"/>
+                <w:i w:val="false"/>
+                <w:b w:val="false"/>
+                <w:u w:val="none"/>
+                <w:sz w:val="18"/>
+                <w:szCs w:val="18"/>
+                <w:color w:val="000000"/>
+              </w:rPr>
+            </w:pPr>
+            <w:r>
+              <w:rPr>
+                <w:rFonts w:ascii="Arial" w:hAnsi="Arial" w:eastAsia="Arial" w:cs="Arial"/>
+                <w:i w:val="false"/>
+                <w:b w:val="false"/>
+                <w:u w:val="none"/>
+                <w:sz w:val="18"/>
+                <w:szCs w:val="18"/>
+                <w:color w:val="000000"/>
+              </w:rPr>
+              <w:t xml:space="preserve"/>
+            </w:r>
+          </w:p>
+        </w:tc>
+      </w:tr>
+      <w:tr>
+        <w:trPr>
+          <w:trHeight w:val="571" w:hRule="auto"/>
+        </w:trPr>
+        body 5
+        <w:tc>
+          <w:tcPr>
+            <w:tcBorders>
+              <w:bottom w:val="single" w:sz="6" w:space="0" w:color="666666"/>
+              <w:top w:val="single" w:sz="6" w:space="0" w:color="666666"/>
+              <w:left w:val="single" w:sz="6" w:space="0" w:color="666666"/>
+              <w:right w:val="single" w:sz="6" w:space="0" w:color="666666"/>
+            </w:tcBorders>
+            <w:shd w:val="clear" w:color="auto" w:fill="FFFFFF"/>
+            <w:tcMar>
+              <w:top w:w="0" w:type="dxa"/>
+              <w:bottom w:w="0" w:type="dxa"/>
+              <w:left w:w="0" w:type="dxa"/>
+              <w:right w:w="0" w:type="dxa"/>
+            </w:tcMar>
+            <w:vAlign w:val="top"/>
+          </w:tcPr>
+          <w:p>
+            <w:pPr>
+              <w:jc w:val="left"/>
+              <w:pBdr>
+                <w:bottom w:val="none" w:sz="0" w:space="0" w:color="000000"/>
+                <w:top w:val="none" w:sz="0" w:space="0" w:color="000000"/>
+                <w:left w:val="none" w:sz="0" w:space="0" w:color="000000"/>
+                <w:right w:val="none" w:sz="0" w:space="0" w:color="000000"/>
+              </w:pBdr>
+              <w:spacing w:after="10" w:before="10" w:line="240"/>
+              <w:ind w:left="300" w:right="100" w:firstLine="0" w:firstLineChars="0"/>
+              <w:rPr>
+                <w:rFonts w:ascii="Arial" w:hAnsi="Arial" w:eastAsia="Arial" w:cs="Arial"/>
+                <w:i w:val="false"/>
+                <w:b w:val="false"/>
+                <w:u w:val="none"/>
+                <w:sz w:val="18"/>
+                <w:szCs w:val="18"/>
+                <w:color w:val="000000"/>
+              </w:rPr>
+            </w:pPr>
+            <w:r>
+              <w:rPr>
+                <w:rFonts w:ascii="Arial" w:hAnsi="Arial" w:eastAsia="Arial" w:cs="Arial"/>
+                <w:i w:val="false"/>
+                <w:b w:val="false"/>
+                <w:u w:val="none"/>
+                <w:sz w:val="18"/>
+                <w:szCs w:val="18"/>
+                <w:color w:val="000000"/>
+              </w:rPr>
+              <w:t xml:space="preserve">Pobre</w:t>
+            </w:r>
+          </w:p>
+        </w:tc>
+        <w:tc>
+          <w:tcPr>
+            <w:tcBorders>
+              <w:bottom w:val="single" w:sz="6" w:space="0" w:color="666666"/>
+              <w:top w:val="single" w:sz="6" w:space="0" w:color="666666"/>
+              <w:left w:val="single" w:sz="6" w:space="0" w:color="666666"/>
+              <w:right w:val="single" w:sz="6" w:space="0" w:color="666666"/>
+            </w:tcBorders>
+            <w:shd w:val="clear" w:color="auto" w:fill="FFFFFF"/>
+            <w:tcMar>
+              <w:top w:w="0" w:type="dxa"/>
+              <w:bottom w:w="0" w:type="dxa"/>
+              <w:left w:w="0" w:type="dxa"/>
+              <w:right w:w="0" w:type="dxa"/>
+            </w:tcMar>
+            <w:vAlign w:val="top"/>
+          </w:tcPr>
+          <w:p>
+            <w:pPr>
+              <w:jc w:val="center"/>
+              <w:pBdr>
+                <w:bottom w:val="none" w:sz="0" w:space="0" w:color="000000"/>
+                <w:top w:val="none" w:sz="0" w:space="0" w:color="000000"/>
+                <w:left w:val="none" w:sz="0" w:space="0" w:color="000000"/>
+                <w:right w:val="none" w:sz="0" w:space="0" w:color="000000"/>
+              </w:pBdr>
+              <w:spacing w:after="10" w:before="10" w:line="240"/>
+              <w:ind w:left="100" w:right="100" w:firstLine="0" w:firstLineChars="0"/>
+              <w:rPr>
+                <w:rFonts w:ascii="Arial" w:hAnsi="Arial" w:eastAsia="Arial" w:cs="Arial"/>
+                <w:i w:val="false"/>
+                <w:b w:val="false"/>
+                <w:u w:val="none"/>
+                <w:sz w:val="18"/>
+                <w:szCs w:val="18"/>
+                <w:color w:val="000000"/>
+              </w:rPr>
+            </w:pPr>
+            <w:r>
+              <w:rPr>
+                <w:rFonts w:ascii="Arial" w:hAnsi="Arial" w:eastAsia="Arial" w:cs="Arial"/>
+                <w:i w:val="false"/>
+                <w:b w:val="false"/>
+                <w:u w:val="none"/>
+                <w:sz w:val="18"/>
+                <w:szCs w:val="18"/>
+                <w:color w:val="000000"/>
+              </w:rPr>
+              <w:t xml:space="preserve">—</w:t>
+            </w:r>
+          </w:p>
+        </w:tc>
+        <w:tc>
+          <w:tcPr>
+            <w:tcBorders>
+              <w:bottom w:val="single" w:sz="6" w:space="0" w:color="666666"/>
+              <w:top w:val="single" w:sz="6" w:space="0" w:color="666666"/>
+              <w:left w:val="single" w:sz="6" w:space="0" w:color="666666"/>
+              <w:right w:val="single" w:sz="6" w:space="0" w:color="666666"/>
+            </w:tcBorders>
+            <w:shd w:val="clear" w:color="auto" w:fill="FFFFFF"/>
+            <w:tcMar>
+              <w:top w:w="0" w:type="dxa"/>
+              <w:bottom w:w="0" w:type="dxa"/>
+              <w:left w:w="0" w:type="dxa"/>
+              <w:right w:w="0" w:type="dxa"/>
+            </w:tcMar>
+            <w:vAlign w:val="top"/>
+          </w:tcPr>
+          <w:p>
+            <w:pPr>
+              <w:jc w:val="center"/>
+              <w:pBdr>
+                <w:bottom w:val="none" w:sz="0" w:space="0" w:color="000000"/>
+                <w:top w:val="none" w:sz="0" w:space="0" w:color="000000"/>
+                <w:left w:val="none" w:sz="0" w:space="0" w:color="000000"/>
+                <w:right w:val="none" w:sz="0" w:space="0" w:color="000000"/>
+              </w:pBdr>
+              <w:spacing w:after="10" w:before="10" w:line="240"/>
+              <w:ind w:left="100" w:right="100" w:firstLine="0" w:firstLineChars="0"/>
+              <w:rPr>
+                <w:rFonts w:ascii="Arial" w:hAnsi="Arial" w:eastAsia="Arial" w:cs="Arial"/>
+                <w:i w:val="false"/>
+                <w:b w:val="false"/>
+                <w:u w:val="none"/>
+                <w:sz w:val="18"/>
+                <w:szCs w:val="18"/>
+                <w:color w:val="000000"/>
+              </w:rPr>
+            </w:pPr>
+            <w:r>
+              <w:rPr>
+                <w:rFonts w:ascii="Arial" w:hAnsi="Arial" w:eastAsia="Arial" w:cs="Arial"/>
+                <w:i w:val="false"/>
+                <w:b w:val="false"/>
+                <w:u w:val="none"/>
+                <w:sz w:val="18"/>
+                <w:szCs w:val="18"/>
+                <w:color w:val="000000"/>
+              </w:rPr>
+              <w:t xml:space="preserve"/>
+            </w:r>
+          </w:p>
+        </w:tc>
+        <w:tc>
+          <w:tcPr>
+            <w:tcBorders>
+              <w:bottom w:val="single" w:sz="6" w:space="0" w:color="666666"/>
+              <w:top w:val="single" w:sz="6" w:space="0" w:color="666666"/>
+              <w:left w:val="single" w:sz="6" w:space="0" w:color="666666"/>
+              <w:right w:val="single" w:sz="6" w:space="0" w:color="666666"/>
+            </w:tcBorders>
+            <w:shd w:val="clear" w:color="auto" w:fill="FFFFFF"/>
+            <w:tcMar>
+              <w:top w:w="0" w:type="dxa"/>
+              <w:bottom w:w="0" w:type="dxa"/>
+              <w:left w:w="0" w:type="dxa"/>
+              <w:right w:w="0" w:type="dxa"/>
+            </w:tcMar>
+            <w:vAlign w:val="top"/>
+          </w:tcPr>
+          <w:p>
+            <w:pPr>
+              <w:jc w:val="center"/>
+              <w:pBdr>
+                <w:bottom w:val="none" w:sz="0" w:space="0" w:color="000000"/>
+                <w:top w:val="none" w:sz="0" w:space="0" w:color="000000"/>
+                <w:left w:val="none" w:sz="0" w:space="0" w:color="000000"/>
+                <w:right w:val="none" w:sz="0" w:space="0" w:color="000000"/>
+              </w:pBdr>
+              <w:spacing w:after="10" w:before="10" w:line="240"/>
+              <w:ind w:left="100" w:right="100" w:firstLine="0" w:firstLineChars="0"/>
+              <w:rPr>
+                <w:rFonts w:ascii="Arial" w:hAnsi="Arial" w:eastAsia="Arial" w:cs="Arial"/>
+                <w:i w:val="false"/>
+                <w:b w:val="false"/>
+                <w:u w:val="none"/>
+                <w:sz w:val="18"/>
+                <w:szCs w:val="18"/>
+                <w:color w:val="000000"/>
+              </w:rPr>
+            </w:pPr>
+            <w:r>
+              <w:rPr>
+                <w:rFonts w:ascii="Arial" w:hAnsi="Arial" w:eastAsia="Arial" w:cs="Arial"/>
+                <w:i w:val="false"/>
+                <w:b w:val="false"/>
+                <w:u w:val="none"/>
+                <w:sz w:val="18"/>
+                <w:szCs w:val="18"/>
+                <w:color w:val="000000"/>
+              </w:rPr>
+              <w:t xml:space="preserve">—</w:t>
+            </w:r>
+          </w:p>
+        </w:tc>
+        <w:tc>
+          <w:tcPr>
+            <w:tcBorders>
+              <w:bottom w:val="single" w:sz="6" w:space="0" w:color="666666"/>
+              <w:top w:val="single" w:sz="6" w:space="0" w:color="666666"/>
+              <w:left w:val="single" w:sz="6" w:space="0" w:color="666666"/>
+              <w:right w:val="single" w:sz="6" w:space="0" w:color="666666"/>
+            </w:tcBorders>
+            <w:shd w:val="clear" w:color="auto" w:fill="FFFFFF"/>
+            <w:tcMar>
+              <w:top w:w="0" w:type="dxa"/>
+              <w:bottom w:w="0" w:type="dxa"/>
+              <w:left w:w="0" w:type="dxa"/>
+              <w:right w:w="0" w:type="dxa"/>
+            </w:tcMar>
+            <w:vAlign w:val="top"/>
+          </w:tcPr>
+          <w:p>
+            <w:pPr>
+              <w:jc w:val="center"/>
+              <w:pBdr>
+                <w:bottom w:val="none" w:sz="0" w:space="0" w:color="000000"/>
+                <w:top w:val="none" w:sz="0" w:space="0" w:color="000000"/>
+                <w:left w:val="none" w:sz="0" w:space="0" w:color="000000"/>
+                <w:right w:val="none" w:sz="0" w:space="0" w:color="000000"/>
+              </w:pBdr>
+              <w:spacing w:after="10" w:before="10" w:line="240"/>
+              <w:ind w:left="100" w:right="100" w:firstLine="0" w:firstLineChars="0"/>
+              <w:rPr>
+                <w:rFonts w:ascii="Arial" w:hAnsi="Arial" w:eastAsia="Arial" w:cs="Arial"/>
+                <w:i w:val="false"/>
+                <w:b w:val="false"/>
+                <w:u w:val="none"/>
+                <w:sz w:val="18"/>
+                <w:szCs w:val="18"/>
+                <w:color w:val="000000"/>
+              </w:rPr>
+            </w:pPr>
+            <w:r>
+              <w:rPr>
+                <w:rFonts w:ascii="Arial" w:hAnsi="Arial" w:eastAsia="Arial" w:cs="Arial"/>
+                <w:i w:val="false"/>
+                <w:b w:val="false"/>
+                <w:u w:val="none"/>
+                <w:sz w:val="18"/>
+                <w:szCs w:val="18"/>
+                <w:color w:val="000000"/>
+              </w:rPr>
+              <w:t xml:space="preserve"/>
+            </w:r>
+          </w:p>
+        </w:tc>
+        <w:tc>
+          <w:tcPr>
+            <w:tcBorders>
+              <w:bottom w:val="single" w:sz="6" w:space="0" w:color="666666"/>
+              <w:top w:val="single" w:sz="6" w:space="0" w:color="666666"/>
+              <w:left w:val="single" w:sz="6" w:space="0" w:color="666666"/>
+              <w:right w:val="single" w:sz="6" w:space="0" w:color="666666"/>
+            </w:tcBorders>
+            <w:shd w:val="clear" w:color="auto" w:fill="FFFFFF"/>
+            <w:tcMar>
+              <w:top w:w="0" w:type="dxa"/>
+              <w:bottom w:w="0" w:type="dxa"/>
+              <w:left w:w="0" w:type="dxa"/>
+              <w:right w:w="0" w:type="dxa"/>
+            </w:tcMar>
+            <w:vAlign w:val="top"/>
+          </w:tcPr>
+          <w:p>
+            <w:pPr>
+              <w:jc w:val="center"/>
+              <w:pBdr>
+                <w:bottom w:val="none" w:sz="0" w:space="0" w:color="000000"/>
+                <w:top w:val="none" w:sz="0" w:space="0" w:color="000000"/>
+                <w:left w:val="none" w:sz="0" w:space="0" w:color="000000"/>
+                <w:right w:val="none" w:sz="0" w:space="0" w:color="000000"/>
+              </w:pBdr>
+              <w:spacing w:after="10" w:before="10" w:line="240"/>
+              <w:ind w:left="100" w:right="100" w:firstLine="0" w:firstLineChars="0"/>
+              <w:rPr>
+                <w:rFonts w:ascii="Arial" w:hAnsi="Arial" w:eastAsia="Arial" w:cs="Arial"/>
+                <w:i w:val="false"/>
+                <w:b w:val="false"/>
+                <w:u w:val="none"/>
+                <w:sz w:val="18"/>
+                <w:szCs w:val="18"/>
+                <w:color w:val="000000"/>
+              </w:rPr>
+            </w:pPr>
+            <w:r>
+              <w:rPr>
+                <w:rFonts w:ascii="Arial" w:hAnsi="Arial" w:eastAsia="Arial" w:cs="Arial"/>
+                <w:i w:val="false"/>
+                <w:b w:val="false"/>
+                <w:u w:val="none"/>
+                <w:sz w:val="18"/>
+                <w:szCs w:val="18"/>
+                <w:color w:val="000000"/>
+              </w:rPr>
+              <w:t xml:space="preserve">—</w:t>
+            </w:r>
+          </w:p>
+        </w:tc>
+        <w:tc>
+          <w:tcPr>
+            <w:tcBorders>
+              <w:bottom w:val="single" w:sz="6" w:space="0" w:color="666666"/>
+              <w:top w:val="single" w:sz="6" w:space="0" w:color="666666"/>
+              <w:left w:val="single" w:sz="6" w:space="0" w:color="666666"/>
+              <w:right w:val="single" w:sz="6" w:space="0" w:color="666666"/>
+            </w:tcBorders>
+            <w:shd w:val="clear" w:color="auto" w:fill="FFFFFF"/>
+            <w:tcMar>
+              <w:top w:w="0" w:type="dxa"/>
+              <w:bottom w:w="0" w:type="dxa"/>
+              <w:left w:w="0" w:type="dxa"/>
+              <w:right w:w="0" w:type="dxa"/>
+            </w:tcMar>
+            <w:vAlign w:val="top"/>
+          </w:tcPr>
+          <w:p>
+            <w:pPr>
+              <w:jc w:val="center"/>
+              <w:pBdr>
+                <w:bottom w:val="none" w:sz="0" w:space="0" w:color="000000"/>
+                <w:top w:val="none" w:sz="0" w:space="0" w:color="000000"/>
+                <w:left w:val="none" w:sz="0" w:space="0" w:color="000000"/>
+                <w:right w:val="none" w:sz="0" w:space="0" w:color="000000"/>
+              </w:pBdr>
+              <w:spacing w:after="10" w:before="10" w:line="240"/>
+              <w:ind w:left="100" w:right="100" w:firstLine="0" w:firstLineChars="0"/>
+              <w:rPr>
+                <w:rFonts w:ascii="Arial" w:hAnsi="Arial" w:eastAsia="Arial" w:cs="Arial"/>
+                <w:i w:val="false"/>
+                <w:b w:val="false"/>
+                <w:u w:val="none"/>
+                <w:sz w:val="18"/>
+                <w:szCs w:val="18"/>
+                <w:color w:val="000000"/>
+              </w:rPr>
+            </w:pPr>
+            <w:r>
+              <w:rPr>
+                <w:rFonts w:ascii="Arial" w:hAnsi="Arial" w:eastAsia="Arial" w:cs="Arial"/>
+                <w:i w:val="false"/>
+                <w:b w:val="false"/>
+                <w:u w:val="none"/>
+                <w:sz w:val="18"/>
+                <w:szCs w:val="18"/>
+                <w:color w:val="000000"/>
+              </w:rPr>
+              <w:t xml:space="preserve"/>
+            </w:r>
+          </w:p>
+        </w:tc>
+        <w:tc>
+          <w:tcPr>
+            <w:tcBorders>
+              <w:bottom w:val="single" w:sz="6" w:space="0" w:color="666666"/>
+              <w:top w:val="single" w:sz="6" w:space="0" w:color="666666"/>
+              <w:left w:val="single" w:sz="6" w:space="0" w:color="666666"/>
+              <w:right w:val="single" w:sz="6" w:space="0" w:color="666666"/>
+            </w:tcBorders>
+            <w:shd w:val="clear" w:color="auto" w:fill="FFFFFF"/>
+            <w:tcMar>
+              <w:top w:w="0" w:type="dxa"/>
+              <w:bottom w:w="0" w:type="dxa"/>
+              <w:left w:w="0" w:type="dxa"/>
+              <w:right w:w="0" w:type="dxa"/>
+            </w:tcMar>
+            <w:vAlign w:val="top"/>
+          </w:tcPr>
+          <w:p>
+            <w:pPr>
+              <w:jc w:val="center"/>
+              <w:pBdr>
+                <w:bottom w:val="none" w:sz="0" w:space="0" w:color="000000"/>
+                <w:top w:val="none" w:sz="0" w:space="0" w:color="000000"/>
+                <w:left w:val="none" w:sz="0" w:space="0" w:color="000000"/>
+                <w:right w:val="none" w:sz="0" w:space="0" w:color="000000"/>
+              </w:pBdr>
+              <w:spacing w:after="10" w:before="10" w:line="240"/>
+              <w:ind w:left="100" w:right="100" w:firstLine="0" w:firstLineChars="0"/>
+              <w:rPr>
+                <w:rFonts w:ascii="Arial" w:hAnsi="Arial" w:eastAsia="Arial" w:cs="Arial"/>
+                <w:i w:val="false"/>
+                <w:b w:val="false"/>
+                <w:u w:val="none"/>
+                <w:sz w:val="18"/>
+                <w:szCs w:val="18"/>
+                <w:color w:val="000000"/>
+              </w:rPr>
+            </w:pPr>
+            <w:r>
+              <w:rPr>
+                <w:rFonts w:ascii="Arial" w:hAnsi="Arial" w:eastAsia="Arial" w:cs="Arial"/>
+                <w:i w:val="false"/>
+                <w:b w:val="false"/>
+                <w:u w:val="none"/>
+                <w:sz w:val="18"/>
+                <w:szCs w:val="18"/>
+                <w:color w:val="000000"/>
+              </w:rPr>
+              <w:t xml:space="preserve">—</w:t>
+            </w:r>
+          </w:p>
+        </w:tc>
+        <w:tc>
+          <w:tcPr>
+            <w:tcBorders>
+              <w:bottom w:val="single" w:sz="6" w:space="0" w:color="666666"/>
+              <w:top w:val="single" w:sz="6" w:space="0" w:color="666666"/>
+              <w:left w:val="single" w:sz="6" w:space="0" w:color="666666"/>
+              <w:right w:val="single" w:sz="6" w:space="0" w:color="666666"/>
+            </w:tcBorders>
+            <w:shd w:val="clear" w:color="auto" w:fill="FFFFFF"/>
+            <w:tcMar>
+              <w:top w:w="0" w:type="dxa"/>
+              <w:bottom w:w="0" w:type="dxa"/>
+              <w:left w:w="0" w:type="dxa"/>
+              <w:right w:w="0" w:type="dxa"/>
+            </w:tcMar>
+            <w:vAlign w:val="top"/>
+          </w:tcPr>
+          <w:p>
+            <w:pPr>
+              <w:jc w:val="center"/>
+              <w:pBdr>
+                <w:bottom w:val="none" w:sz="0" w:space="0" w:color="000000"/>
+                <w:top w:val="none" w:sz="0" w:space="0" w:color="000000"/>
+                <w:left w:val="none" w:sz="0" w:space="0" w:color="000000"/>
+                <w:right w:val="none" w:sz="0" w:space="0" w:color="000000"/>
+              </w:pBdr>
+              <w:spacing w:after="10" w:before="10" w:line="240"/>
+              <w:ind w:left="100" w:right="100" w:firstLine="0" w:firstLineChars="0"/>
+              <w:rPr>
+                <w:rFonts w:ascii="Arial" w:hAnsi="Arial" w:eastAsia="Arial" w:cs="Arial"/>
+                <w:i w:val="false"/>
+                <w:b w:val="false"/>
+                <w:u w:val="none"/>
+                <w:sz w:val="18"/>
+                <w:szCs w:val="18"/>
+                <w:color w:val="000000"/>
+              </w:rPr>
+            </w:pPr>
+            <w:r>
+              <w:rPr>
+                <w:rFonts w:ascii="Arial" w:hAnsi="Arial" w:eastAsia="Arial" w:cs="Arial"/>
+                <w:i w:val="false"/>
+                <w:b w:val="false"/>
+                <w:u w:val="none"/>
+                <w:sz w:val="18"/>
+                <w:szCs w:val="18"/>
+                <w:color w:val="000000"/>
+              </w:rPr>
+              <w:t xml:space="preserve"/>
+            </w:r>
+          </w:p>
+        </w:tc>
+      </w:tr>
+      <w:tr>
+        <w:trPr>
+          <w:trHeight w:val="617" w:hRule="auto"/>
+        </w:trPr>
+        body 6
+        <w:tc>
+          <w:tcPr>
+            <w:tcBorders>
+              <w:bottom w:val="single" w:sz="6" w:space="0" w:color="666666"/>
+              <w:top w:val="single" w:sz="6" w:space="0" w:color="666666"/>
+              <w:left w:val="single" w:sz="6" w:space="0" w:color="666666"/>
+              <w:right w:val="single" w:sz="6" w:space="0" w:color="666666"/>
+            </w:tcBorders>
+            <w:shd w:val="clear" w:color="auto" w:fill="FFFFFF"/>
+            <w:tcMar>
+              <w:top w:w="0" w:type="dxa"/>
+              <w:bottom w:w="0" w:type="dxa"/>
+              <w:left w:w="0" w:type="dxa"/>
+              <w:right w:w="0" w:type="dxa"/>
+            </w:tcMar>
+            <w:vAlign w:val="top"/>
+          </w:tcPr>
+          <w:p>
+            <w:pPr>
+              <w:jc w:val="left"/>
+              <w:pBdr>
+                <w:bottom w:val="none" w:sz="0" w:space="0" w:color="000000"/>
+                <w:top w:val="none" w:sz="0" w:space="0" w:color="000000"/>
+                <w:left w:val="none" w:sz="0" w:space="0" w:color="000000"/>
+                <w:right w:val="none" w:sz="0" w:space="0" w:color="000000"/>
+              </w:pBdr>
+              <w:spacing w:after="10" w:before="10" w:line="240"/>
+              <w:ind w:left="300" w:right="100" w:firstLine="0" w:firstLineChars="0"/>
+              <w:rPr>
+                <w:rFonts w:ascii="Arial" w:hAnsi="Arial" w:eastAsia="Arial" w:cs="Arial"/>
+                <w:i w:val="false"/>
+                <w:b w:val="false"/>
+                <w:u w:val="none"/>
+                <w:sz w:val="18"/>
+                <w:szCs w:val="18"/>
+                <w:color w:val="000000"/>
+              </w:rPr>
+            </w:pPr>
+            <w:r>
+              <w:rPr>
+                <w:rFonts w:ascii="Arial" w:hAnsi="Arial" w:eastAsia="Arial" w:cs="Arial"/>
+                <w:i w:val="false"/>
+                <w:b w:val="false"/>
+                <w:u w:val="none"/>
+                <w:sz w:val="18"/>
+                <w:szCs w:val="18"/>
+                <w:color w:val="000000"/>
+              </w:rPr>
+              <w:t xml:space="preserve">Medio</w:t>
+            </w:r>
+          </w:p>
+        </w:tc>
+        <w:tc>
+          <w:tcPr>
+            <w:tcBorders>
+              <w:bottom w:val="single" w:sz="6" w:space="0" w:color="666666"/>
+              <w:top w:val="single" w:sz="6" w:space="0" w:color="666666"/>
+              <w:left w:val="single" w:sz="6" w:space="0" w:color="666666"/>
+              <w:right w:val="single" w:sz="6" w:space="0" w:color="666666"/>
+            </w:tcBorders>
+            <w:shd w:val="clear" w:color="auto" w:fill="FFFFFF"/>
+            <w:tcMar>
+              <w:top w:w="0" w:type="dxa"/>
+              <w:bottom w:w="0" w:type="dxa"/>
+              <w:left w:w="0" w:type="dxa"/>
+              <w:right w:w="0" w:type="dxa"/>
+            </w:tcMar>
+            <w:vAlign w:val="top"/>
+          </w:tcPr>
+          <w:p>
+            <w:pPr>
+              <w:jc w:val="center"/>
+              <w:pBdr>
+                <w:bottom w:val="none" w:sz="0" w:space="0" w:color="000000"/>
+                <w:top w:val="none" w:sz="0" w:space="0" w:color="000000"/>
+                <w:left w:val="none" w:sz="0" w:space="0" w:color="000000"/>
+                <w:right w:val="none" w:sz="0" w:space="0" w:color="000000"/>
+              </w:pBdr>
+              <w:spacing w:after="10" w:before="10" w:line="240"/>
+              <w:ind w:left="100" w:right="100" w:firstLine="0" w:firstLineChars="0"/>
+              <w:rPr>
+                <w:rFonts w:ascii="Arial" w:hAnsi="Arial" w:eastAsia="Arial" w:cs="Arial"/>
+                <w:i w:val="false"/>
+                <w:b w:val="false"/>
+                <w:u w:val="none"/>
+                <w:sz w:val="18"/>
+                <w:szCs w:val="18"/>
+                <w:color w:val="000000"/>
+              </w:rPr>
+            </w:pPr>
+            <w:r>
+              <w:rPr>
+                <w:rFonts w:ascii="Arial" w:hAnsi="Arial" w:eastAsia="Arial" w:cs="Arial"/>
+                <w:i w:val="false"/>
+                <w:b w:val="false"/>
+                <w:u w:val="none"/>
+                <w:sz w:val="18"/>
+                <w:szCs w:val="18"/>
+                <w:color w:val="000000"/>
+              </w:rPr>
+              <w:t xml:space="preserve">0.84 (0.74 to 0.94)</w:t>
+            </w:r>
+          </w:p>
+        </w:tc>
+        <w:tc>
+          <w:tcPr>
+            <w:tcBorders>
+              <w:bottom w:val="single" w:sz="6" w:space="0" w:color="666666"/>
+              <w:top w:val="single" w:sz="6" w:space="0" w:color="666666"/>
+              <w:left w:val="single" w:sz="6" w:space="0" w:color="666666"/>
+              <w:right w:val="single" w:sz="6" w:space="0" w:color="666666"/>
+            </w:tcBorders>
+            <w:shd w:val="clear" w:color="auto" w:fill="FFFFFF"/>
+            <w:tcMar>
+              <w:top w:w="0" w:type="dxa"/>
+              <w:bottom w:w="0" w:type="dxa"/>
+              <w:left w:w="0" w:type="dxa"/>
+              <w:right w:w="0" w:type="dxa"/>
+            </w:tcMar>
+            <w:vAlign w:val="top"/>
+          </w:tcPr>
+          <w:p>
+            <w:pPr>
+              <w:jc w:val="center"/>
+              <w:pBdr>
+                <w:bottom w:val="none" w:sz="0" w:space="0" w:color="000000"/>
+                <w:top w:val="none" w:sz="0" w:space="0" w:color="000000"/>
+                <w:left w:val="none" w:sz="0" w:space="0" w:color="000000"/>
+                <w:right w:val="none" w:sz="0" w:space="0" w:color="000000"/>
+              </w:pBdr>
+              <w:spacing w:after="10" w:before="10" w:line="240"/>
+              <w:ind w:left="100" w:right="100" w:firstLine="0" w:firstLineChars="0"/>
+              <w:rPr>
+                <w:rFonts w:ascii="Arial" w:hAnsi="Arial" w:eastAsia="Arial" w:cs="Arial"/>
+                <w:i w:val="false"/>
+                <w:b w:val="true"/>
+                <w:u w:val="none"/>
+                <w:sz w:val="18"/>
+                <w:szCs w:val="18"/>
+                <w:color w:val="000000"/>
+              </w:rPr>
+            </w:pPr>
+            <w:r>
+              <w:rPr>
+                <w:rFonts w:ascii="Arial" w:hAnsi="Arial" w:eastAsia="Arial" w:cs="Arial"/>
+                <w:i w:val="false"/>
+                <w:b w:val="true"/>
+                <w:u w:val="none"/>
+                <w:sz w:val="18"/>
+                <w:szCs w:val="18"/>
+                <w:color w:val="000000"/>
+              </w:rPr>
+              <w:t xml:space="preserve">0.004</w:t>
+            </w:r>
+          </w:p>
+        </w:tc>
+        <w:tc>
+          <w:tcPr>
+            <w:tcBorders>
+              <w:bottom w:val="single" w:sz="6" w:space="0" w:color="666666"/>
+              <w:top w:val="single" w:sz="6" w:space="0" w:color="666666"/>
+              <w:left w:val="single" w:sz="6" w:space="0" w:color="666666"/>
+              <w:right w:val="single" w:sz="6" w:space="0" w:color="666666"/>
+            </w:tcBorders>
+            <w:shd w:val="clear" w:color="auto" w:fill="FFFFFF"/>
+            <w:tcMar>
+              <w:top w:w="0" w:type="dxa"/>
+              <w:bottom w:w="0" w:type="dxa"/>
+              <w:left w:w="0" w:type="dxa"/>
+              <w:right w:w="0" w:type="dxa"/>
+            </w:tcMar>
+            <w:vAlign w:val="top"/>
+          </w:tcPr>
+          <w:p>
+            <w:pPr>
+              <w:jc w:val="center"/>
+              <w:pBdr>
+                <w:bottom w:val="none" w:sz="0" w:space="0" w:color="000000"/>
+                <w:top w:val="none" w:sz="0" w:space="0" w:color="000000"/>
+                <w:left w:val="none" w:sz="0" w:space="0" w:color="000000"/>
+                <w:right w:val="none" w:sz="0" w:space="0" w:color="000000"/>
+              </w:pBdr>
+              <w:spacing w:after="10" w:before="10" w:line="240"/>
+              <w:ind w:left="100" w:right="100" w:firstLine="0" w:firstLineChars="0"/>
+              <w:rPr>
+                <w:rFonts w:ascii="Arial" w:hAnsi="Arial" w:eastAsia="Arial" w:cs="Arial"/>
+                <w:i w:val="false"/>
+                <w:b w:val="false"/>
+                <w:u w:val="none"/>
+                <w:sz w:val="18"/>
+                <w:szCs w:val="18"/>
+                <w:color w:val="000000"/>
+              </w:rPr>
+            </w:pPr>
+            <w:r>
+              <w:rPr>
+                <w:rFonts w:ascii="Arial" w:hAnsi="Arial" w:eastAsia="Arial" w:cs="Arial"/>
+                <w:i w:val="false"/>
+                <w:b w:val="false"/>
+                <w:u w:val="none"/>
+                <w:sz w:val="18"/>
+                <w:szCs w:val="18"/>
+                <w:color w:val="000000"/>
+              </w:rPr>
+              <w:t xml:space="preserve">0.77 (0.61 to 0.97)</w:t>
+            </w:r>
+          </w:p>
+        </w:tc>
+        <w:tc>
+          <w:tcPr>
+            <w:tcBorders>
+              <w:bottom w:val="single" w:sz="6" w:space="0" w:color="666666"/>
+              <w:top w:val="single" w:sz="6" w:space="0" w:color="666666"/>
+              <w:left w:val="single" w:sz="6" w:space="0" w:color="666666"/>
+              <w:right w:val="single" w:sz="6" w:space="0" w:color="666666"/>
+            </w:tcBorders>
+            <w:shd w:val="clear" w:color="auto" w:fill="FFFFFF"/>
+            <w:tcMar>
+              <w:top w:w="0" w:type="dxa"/>
+              <w:bottom w:w="0" w:type="dxa"/>
+              <w:left w:w="0" w:type="dxa"/>
+              <w:right w:w="0" w:type="dxa"/>
+            </w:tcMar>
+            <w:vAlign w:val="top"/>
+          </w:tcPr>
+          <w:p>
+            <w:pPr>
+              <w:jc w:val="center"/>
+              <w:pBdr>
+                <w:bottom w:val="none" w:sz="0" w:space="0" w:color="000000"/>
+                <w:top w:val="none" w:sz="0" w:space="0" w:color="000000"/>
+                <w:left w:val="none" w:sz="0" w:space="0" w:color="000000"/>
+                <w:right w:val="none" w:sz="0" w:space="0" w:color="000000"/>
+              </w:pBdr>
+              <w:spacing w:after="10" w:before="10" w:line="240"/>
+              <w:ind w:left="100" w:right="100" w:firstLine="0" w:firstLineChars="0"/>
+              <w:rPr>
+                <w:rFonts w:ascii="Arial" w:hAnsi="Arial" w:eastAsia="Arial" w:cs="Arial"/>
+                <w:i w:val="false"/>
+                <w:b w:val="true"/>
+                <w:u w:val="none"/>
+                <w:sz w:val="18"/>
+                <w:szCs w:val="18"/>
+                <w:color w:val="000000"/>
+              </w:rPr>
+            </w:pPr>
+            <w:r>
+              <w:rPr>
+                <w:rFonts w:ascii="Arial" w:hAnsi="Arial" w:eastAsia="Arial" w:cs="Arial"/>
+                <w:i w:val="false"/>
+                <w:b w:val="true"/>
+                <w:u w:val="none"/>
+                <w:sz w:val="18"/>
+                <w:szCs w:val="18"/>
+                <w:color w:val="000000"/>
+              </w:rPr>
+              <w:t xml:space="preserve">0.023</w:t>
+            </w:r>
+          </w:p>
+        </w:tc>
+        <w:tc>
+          <w:tcPr>
+            <w:tcBorders>
+              <w:bottom w:val="single" w:sz="6" w:space="0" w:color="666666"/>
+              <w:top w:val="single" w:sz="6" w:space="0" w:color="666666"/>
+              <w:left w:val="single" w:sz="6" w:space="0" w:color="666666"/>
+              <w:right w:val="single" w:sz="6" w:space="0" w:color="666666"/>
+            </w:tcBorders>
+            <w:shd w:val="clear" w:color="auto" w:fill="FFFFFF"/>
+            <w:tcMar>
+              <w:top w:w="0" w:type="dxa"/>
+              <w:bottom w:w="0" w:type="dxa"/>
+              <w:left w:w="0" w:type="dxa"/>
+              <w:right w:w="0" w:type="dxa"/>
+            </w:tcMar>
+            <w:vAlign w:val="top"/>
+          </w:tcPr>
+          <w:p>
+            <w:pPr>
+              <w:jc w:val="center"/>
+              <w:pBdr>
+                <w:bottom w:val="none" w:sz="0" w:space="0" w:color="000000"/>
+                <w:top w:val="none" w:sz="0" w:space="0" w:color="000000"/>
+                <w:left w:val="none" w:sz="0" w:space="0" w:color="000000"/>
+                <w:right w:val="none" w:sz="0" w:space="0" w:color="000000"/>
+              </w:pBdr>
+              <w:spacing w:after="10" w:before="10" w:line="240"/>
+              <w:ind w:left="100" w:right="100" w:firstLine="0" w:firstLineChars="0"/>
+              <w:rPr>
+                <w:rFonts w:ascii="Arial" w:hAnsi="Arial" w:eastAsia="Arial" w:cs="Arial"/>
+                <w:i w:val="false"/>
+                <w:b w:val="false"/>
+                <w:u w:val="none"/>
+                <w:sz w:val="18"/>
+                <w:szCs w:val="18"/>
+                <w:color w:val="000000"/>
+              </w:rPr>
+            </w:pPr>
+            <w:r>
+              <w:rPr>
+                <w:rFonts w:ascii="Arial" w:hAnsi="Arial" w:eastAsia="Arial" w:cs="Arial"/>
+                <w:i w:val="false"/>
+                <w:b w:val="false"/>
+                <w:u w:val="none"/>
+                <w:sz w:val="18"/>
+                <w:szCs w:val="18"/>
+                <w:color w:val="000000"/>
+              </w:rPr>
+              <w:t xml:space="preserve">0.90 (0.78 to 1.06)</w:t>
+            </w:r>
+          </w:p>
+        </w:tc>
+        <w:tc>
+          <w:tcPr>
+            <w:tcBorders>
+              <w:bottom w:val="single" w:sz="6" w:space="0" w:color="666666"/>
+              <w:top w:val="single" w:sz="6" w:space="0" w:color="666666"/>
+              <w:left w:val="single" w:sz="6" w:space="0" w:color="666666"/>
+              <w:right w:val="single" w:sz="6" w:space="0" w:color="666666"/>
+            </w:tcBorders>
+            <w:shd w:val="clear" w:color="auto" w:fill="FFFFFF"/>
+            <w:tcMar>
+              <w:top w:w="0" w:type="dxa"/>
+              <w:bottom w:w="0" w:type="dxa"/>
+              <w:left w:w="0" w:type="dxa"/>
+              <w:right w:w="0" w:type="dxa"/>
+            </w:tcMar>
+            <w:vAlign w:val="top"/>
+          </w:tcPr>
+          <w:p>
+            <w:pPr>
+              <w:jc w:val="center"/>
+              <w:pBdr>
+                <w:bottom w:val="none" w:sz="0" w:space="0" w:color="000000"/>
+                <w:top w:val="none" w:sz="0" w:space="0" w:color="000000"/>
+                <w:left w:val="none" w:sz="0" w:space="0" w:color="000000"/>
+                <w:right w:val="none" w:sz="0" w:space="0" w:color="000000"/>
+              </w:pBdr>
+              <w:spacing w:after="10" w:before="10" w:line="240"/>
+              <w:ind w:left="100" w:right="100" w:firstLine="0" w:firstLineChars="0"/>
+              <w:rPr>
+                <w:rFonts w:ascii="Arial" w:hAnsi="Arial" w:eastAsia="Arial" w:cs="Arial"/>
+                <w:i w:val="false"/>
+                <w:b w:val="false"/>
+                <w:u w:val="none"/>
+                <w:sz w:val="18"/>
+                <w:szCs w:val="18"/>
+                <w:color w:val="000000"/>
+              </w:rPr>
+            </w:pPr>
+            <w:r>
+              <w:rPr>
+                <w:rFonts w:ascii="Arial" w:hAnsi="Arial" w:eastAsia="Arial" w:cs="Arial"/>
+                <w:i w:val="false"/>
+                <w:b w:val="false"/>
+                <w:u w:val="none"/>
+                <w:sz w:val="18"/>
+                <w:szCs w:val="18"/>
+                <w:color w:val="000000"/>
+              </w:rPr>
+              <w:t xml:space="preserve">0.203</w:t>
+            </w:r>
+          </w:p>
+        </w:tc>
+        <w:tc>
+          <w:tcPr>
+            <w:tcBorders>
+              <w:bottom w:val="single" w:sz="6" w:space="0" w:color="666666"/>
+              <w:top w:val="single" w:sz="6" w:space="0" w:color="666666"/>
+              <w:left w:val="single" w:sz="6" w:space="0" w:color="666666"/>
+              <w:right w:val="single" w:sz="6" w:space="0" w:color="666666"/>
+            </w:tcBorders>
+            <w:shd w:val="clear" w:color="auto" w:fill="FFFFFF"/>
+            <w:tcMar>
+              <w:top w:w="0" w:type="dxa"/>
+              <w:bottom w:w="0" w:type="dxa"/>
+              <w:left w:w="0" w:type="dxa"/>
+              <w:right w:w="0" w:type="dxa"/>
+            </w:tcMar>
+            <w:vAlign w:val="top"/>
+          </w:tcPr>
+          <w:p>
+            <w:pPr>
+              <w:jc w:val="center"/>
+              <w:pBdr>
+                <w:bottom w:val="none" w:sz="0" w:space="0" w:color="000000"/>
+                <w:top w:val="none" w:sz="0" w:space="0" w:color="000000"/>
+                <w:left w:val="none" w:sz="0" w:space="0" w:color="000000"/>
+                <w:right w:val="none" w:sz="0" w:space="0" w:color="000000"/>
+              </w:pBdr>
+              <w:spacing w:after="10" w:before="10" w:line="240"/>
+              <w:ind w:left="100" w:right="100" w:firstLine="0" w:firstLineChars="0"/>
+              <w:rPr>
+                <w:rFonts w:ascii="Arial" w:hAnsi="Arial" w:eastAsia="Arial" w:cs="Arial"/>
+                <w:i w:val="false"/>
+                <w:b w:val="false"/>
+                <w:u w:val="none"/>
+                <w:sz w:val="18"/>
+                <w:szCs w:val="18"/>
+                <w:color w:val="000000"/>
+              </w:rPr>
+            </w:pPr>
+            <w:r>
+              <w:rPr>
+                <w:rFonts w:ascii="Arial" w:hAnsi="Arial" w:eastAsia="Arial" w:cs="Arial"/>
+                <w:i w:val="false"/>
+                <w:b w:val="false"/>
+                <w:u w:val="none"/>
+                <w:sz w:val="18"/>
+                <w:szCs w:val="18"/>
+                <w:color w:val="000000"/>
+              </w:rPr>
+              <w:t xml:space="preserve">0.67 (0.49 to 0.90)</w:t>
+            </w:r>
+          </w:p>
+        </w:tc>
+        <w:tc>
+          <w:tcPr>
+            <w:tcBorders>
+              <w:bottom w:val="single" w:sz="6" w:space="0" w:color="666666"/>
+              <w:top w:val="single" w:sz="6" w:space="0" w:color="666666"/>
+              <w:left w:val="single" w:sz="6" w:space="0" w:color="666666"/>
+              <w:right w:val="single" w:sz="6" w:space="0" w:color="666666"/>
+            </w:tcBorders>
+            <w:shd w:val="clear" w:color="auto" w:fill="FFFFFF"/>
+            <w:tcMar>
+              <w:top w:w="0" w:type="dxa"/>
+              <w:bottom w:w="0" w:type="dxa"/>
+              <w:left w:w="0" w:type="dxa"/>
+              <w:right w:w="0" w:type="dxa"/>
+            </w:tcMar>
+            <w:vAlign w:val="top"/>
+          </w:tcPr>
+          <w:p>
+            <w:pPr>
+              <w:jc w:val="center"/>
+              <w:pBdr>
+                <w:bottom w:val="none" w:sz="0" w:space="0" w:color="000000"/>
+                <w:top w:val="none" w:sz="0" w:space="0" w:color="000000"/>
+                <w:left w:val="none" w:sz="0" w:space="0" w:color="000000"/>
+                <w:right w:val="none" w:sz="0" w:space="0" w:color="000000"/>
+              </w:pBdr>
+              <w:spacing w:after="10" w:before="10" w:line="240"/>
+              <w:ind w:left="100" w:right="100" w:firstLine="0" w:firstLineChars="0"/>
+              <w:rPr>
+                <w:rFonts w:ascii="Arial" w:hAnsi="Arial" w:eastAsia="Arial" w:cs="Arial"/>
+                <w:i w:val="false"/>
+                <w:b w:val="true"/>
+                <w:u w:val="none"/>
+                <w:sz w:val="18"/>
+                <w:szCs w:val="18"/>
+                <w:color w:val="000000"/>
+              </w:rPr>
+            </w:pPr>
+            <w:r>
+              <w:rPr>
+                <w:rFonts w:ascii="Arial" w:hAnsi="Arial" w:eastAsia="Arial" w:cs="Arial"/>
+                <w:i w:val="false"/>
+                <w:b w:val="true"/>
+                <w:u w:val="none"/>
+                <w:sz w:val="18"/>
+                <w:szCs w:val="18"/>
+                <w:color w:val="000000"/>
+              </w:rPr>
+              <w:t xml:space="preserve">0.008</w:t>
+            </w:r>
+          </w:p>
+        </w:tc>
+      </w:tr>
+      <w:tr>
+        <w:trPr>
+          <w:trHeight w:val="617" w:hRule="auto"/>
+        </w:trPr>
+        body 7
+        <w:tc>
+          <w:tcPr>
+            <w:tcBorders>
+              <w:bottom w:val="single" w:sz="6" w:space="0" w:color="666666"/>
+              <w:top w:val="single" w:sz="6" w:space="0" w:color="666666"/>
+              <w:left w:val="single" w:sz="6" w:space="0" w:color="666666"/>
+              <w:right w:val="single" w:sz="6" w:space="0" w:color="666666"/>
+            </w:tcBorders>
+            <w:shd w:val="clear" w:color="auto" w:fill="FFFFFF"/>
+            <w:tcMar>
+              <w:top w:w="0" w:type="dxa"/>
+              <w:bottom w:w="0" w:type="dxa"/>
+              <w:left w:w="0" w:type="dxa"/>
+              <w:right w:w="0" w:type="dxa"/>
+            </w:tcMar>
+            <w:vAlign w:val="top"/>
+          </w:tcPr>
+          <w:p>
+            <w:pPr>
+              <w:jc w:val="left"/>
+              <w:pBdr>
+                <w:bottom w:val="none" w:sz="0" w:space="0" w:color="000000"/>
+                <w:top w:val="none" w:sz="0" w:space="0" w:color="000000"/>
+                <w:left w:val="none" w:sz="0" w:space="0" w:color="000000"/>
+                <w:right w:val="none" w:sz="0" w:space="0" w:color="000000"/>
+              </w:pBdr>
+              <w:spacing w:after="10" w:before="10" w:line="240"/>
+              <w:ind w:left="300" w:right="100" w:firstLine="0" w:firstLineChars="0"/>
+              <w:rPr>
+                <w:rFonts w:ascii="Arial" w:hAnsi="Arial" w:eastAsia="Arial" w:cs="Arial"/>
+                <w:i w:val="false"/>
+                <w:b w:val="false"/>
+                <w:u w:val="none"/>
+                <w:sz w:val="18"/>
+                <w:szCs w:val="18"/>
+                <w:color w:val="000000"/>
+              </w:rPr>
+            </w:pPr>
+            <w:r>
+              <w:rPr>
+                <w:rFonts w:ascii="Arial" w:hAnsi="Arial" w:eastAsia="Arial" w:cs="Arial"/>
+                <w:i w:val="false"/>
+                <w:b w:val="false"/>
+                <w:u w:val="none"/>
+                <w:sz w:val="18"/>
+                <w:szCs w:val="18"/>
+                <w:color w:val="000000"/>
+              </w:rPr>
+              <w:t xml:space="preserve">Rico</w:t>
+            </w:r>
+          </w:p>
+        </w:tc>
+        <w:tc>
+          <w:tcPr>
+            <w:tcBorders>
+              <w:bottom w:val="single" w:sz="6" w:space="0" w:color="666666"/>
+              <w:top w:val="single" w:sz="6" w:space="0" w:color="666666"/>
+              <w:left w:val="single" w:sz="6" w:space="0" w:color="666666"/>
+              <w:right w:val="single" w:sz="6" w:space="0" w:color="666666"/>
+            </w:tcBorders>
+            <w:shd w:val="clear" w:color="auto" w:fill="FFFFFF"/>
+            <w:tcMar>
+              <w:top w:w="0" w:type="dxa"/>
+              <w:bottom w:w="0" w:type="dxa"/>
+              <w:left w:w="0" w:type="dxa"/>
+              <w:right w:w="0" w:type="dxa"/>
+            </w:tcMar>
+            <w:vAlign w:val="top"/>
+          </w:tcPr>
+          <w:p>
+            <w:pPr>
+              <w:jc w:val="center"/>
+              <w:pBdr>
+                <w:bottom w:val="none" w:sz="0" w:space="0" w:color="000000"/>
+                <w:top w:val="none" w:sz="0" w:space="0" w:color="000000"/>
+                <w:left w:val="none" w:sz="0" w:space="0" w:color="000000"/>
+                <w:right w:val="none" w:sz="0" w:space="0" w:color="000000"/>
+              </w:pBdr>
+              <w:spacing w:after="10" w:before="10" w:line="240"/>
+              <w:ind w:left="100" w:right="100" w:firstLine="0" w:firstLineChars="0"/>
+              <w:rPr>
+                <w:rFonts w:ascii="Arial" w:hAnsi="Arial" w:eastAsia="Arial" w:cs="Arial"/>
+                <w:i w:val="false"/>
+                <w:b w:val="false"/>
+                <w:u w:val="none"/>
+                <w:sz w:val="18"/>
+                <w:szCs w:val="18"/>
+                <w:color w:val="000000"/>
+              </w:rPr>
+            </w:pPr>
+            <w:r>
+              <w:rPr>
+                <w:rFonts w:ascii="Arial" w:hAnsi="Arial" w:eastAsia="Arial" w:cs="Arial"/>
+                <w:i w:val="false"/>
+                <w:b w:val="false"/>
+                <w:u w:val="none"/>
+                <w:sz w:val="18"/>
+                <w:szCs w:val="18"/>
+                <w:color w:val="000000"/>
+              </w:rPr>
+              <w:t xml:space="preserve">0.87 (0.74 to 1.01)</w:t>
+            </w:r>
+          </w:p>
+        </w:tc>
+        <w:tc>
+          <w:tcPr>
+            <w:tcBorders>
+              <w:bottom w:val="single" w:sz="6" w:space="0" w:color="666666"/>
+              <w:top w:val="single" w:sz="6" w:space="0" w:color="666666"/>
+              <w:left w:val="single" w:sz="6" w:space="0" w:color="666666"/>
+              <w:right w:val="single" w:sz="6" w:space="0" w:color="666666"/>
+            </w:tcBorders>
+            <w:shd w:val="clear" w:color="auto" w:fill="FFFFFF"/>
+            <w:tcMar>
+              <w:top w:w="0" w:type="dxa"/>
+              <w:bottom w:w="0" w:type="dxa"/>
+              <w:left w:w="0" w:type="dxa"/>
+              <w:right w:w="0" w:type="dxa"/>
+            </w:tcMar>
+            <w:vAlign w:val="top"/>
+          </w:tcPr>
+          <w:p>
+            <w:pPr>
+              <w:jc w:val="center"/>
+              <w:pBdr>
+                <w:bottom w:val="none" w:sz="0" w:space="0" w:color="000000"/>
+                <w:top w:val="none" w:sz="0" w:space="0" w:color="000000"/>
+                <w:left w:val="none" w:sz="0" w:space="0" w:color="000000"/>
+                <w:right w:val="none" w:sz="0" w:space="0" w:color="000000"/>
+              </w:pBdr>
+              <w:spacing w:after="10" w:before="10" w:line="240"/>
+              <w:ind w:left="100" w:right="100" w:firstLine="0" w:firstLineChars="0"/>
+              <w:rPr>
+                <w:rFonts w:ascii="Arial" w:hAnsi="Arial" w:eastAsia="Arial" w:cs="Arial"/>
+                <w:i w:val="false"/>
+                <w:b w:val="false"/>
+                <w:u w:val="none"/>
+                <w:sz w:val="18"/>
+                <w:szCs w:val="18"/>
+                <w:color w:val="000000"/>
+              </w:rPr>
+            </w:pPr>
+            <w:r>
+              <w:rPr>
+                <w:rFonts w:ascii="Arial" w:hAnsi="Arial" w:eastAsia="Arial" w:cs="Arial"/>
+                <w:i w:val="false"/>
+                <w:b w:val="false"/>
+                <w:u w:val="none"/>
+                <w:sz w:val="18"/>
+                <w:szCs w:val="18"/>
+                <w:color w:val="000000"/>
+              </w:rPr>
+              <w:t xml:space="preserve">0.082</w:t>
+            </w:r>
+          </w:p>
+        </w:tc>
+        <w:tc>
+          <w:tcPr>
+            <w:tcBorders>
+              <w:bottom w:val="single" w:sz="6" w:space="0" w:color="666666"/>
+              <w:top w:val="single" w:sz="6" w:space="0" w:color="666666"/>
+              <w:left w:val="single" w:sz="6" w:space="0" w:color="666666"/>
+              <w:right w:val="single" w:sz="6" w:space="0" w:color="666666"/>
+            </w:tcBorders>
+            <w:shd w:val="clear" w:color="auto" w:fill="FFFFFF"/>
+            <w:tcMar>
+              <w:top w:w="0" w:type="dxa"/>
+              <w:bottom w:w="0" w:type="dxa"/>
+              <w:left w:w="0" w:type="dxa"/>
+              <w:right w:w="0" w:type="dxa"/>
+            </w:tcMar>
+            <w:vAlign w:val="top"/>
+          </w:tcPr>
+          <w:p>
+            <w:pPr>
+              <w:jc w:val="center"/>
+              <w:pBdr>
+                <w:bottom w:val="none" w:sz="0" w:space="0" w:color="000000"/>
+                <w:top w:val="none" w:sz="0" w:space="0" w:color="000000"/>
+                <w:left w:val="none" w:sz="0" w:space="0" w:color="000000"/>
+                <w:right w:val="none" w:sz="0" w:space="0" w:color="000000"/>
+              </w:pBdr>
+              <w:spacing w:after="10" w:before="10" w:line="240"/>
+              <w:ind w:left="100" w:right="100" w:firstLine="0" w:firstLineChars="0"/>
+              <w:rPr>
+                <w:rFonts w:ascii="Arial" w:hAnsi="Arial" w:eastAsia="Arial" w:cs="Arial"/>
+                <w:i w:val="false"/>
+                <w:b w:val="false"/>
+                <w:u w:val="none"/>
+                <w:sz w:val="18"/>
+                <w:szCs w:val="18"/>
+                <w:color w:val="000000"/>
+              </w:rPr>
+            </w:pPr>
+            <w:r>
+              <w:rPr>
+                <w:rFonts w:ascii="Arial" w:hAnsi="Arial" w:eastAsia="Arial" w:cs="Arial"/>
+                <w:i w:val="false"/>
+                <w:b w:val="false"/>
+                <w:u w:val="none"/>
+                <w:sz w:val="18"/>
+                <w:szCs w:val="18"/>
+                <w:color w:val="000000"/>
+              </w:rPr>
+              <w:t xml:space="preserve">0.88 (0.66 to 1.16)</w:t>
+            </w:r>
+          </w:p>
+        </w:tc>
+        <w:tc>
+          <w:tcPr>
+            <w:tcBorders>
+              <w:bottom w:val="single" w:sz="6" w:space="0" w:color="666666"/>
+              <w:top w:val="single" w:sz="6" w:space="0" w:color="666666"/>
+              <w:left w:val="single" w:sz="6" w:space="0" w:color="666666"/>
+              <w:right w:val="single" w:sz="6" w:space="0" w:color="666666"/>
+            </w:tcBorders>
+            <w:shd w:val="clear" w:color="auto" w:fill="FFFFFF"/>
+            <w:tcMar>
+              <w:top w:w="0" w:type="dxa"/>
+              <w:bottom w:w="0" w:type="dxa"/>
+              <w:left w:w="0" w:type="dxa"/>
+              <w:right w:w="0" w:type="dxa"/>
+            </w:tcMar>
+            <w:vAlign w:val="top"/>
+          </w:tcPr>
+          <w:p>
+            <w:pPr>
+              <w:jc w:val="center"/>
+              <w:pBdr>
+                <w:bottom w:val="none" w:sz="0" w:space="0" w:color="000000"/>
+                <w:top w:val="none" w:sz="0" w:space="0" w:color="000000"/>
+                <w:left w:val="none" w:sz="0" w:space="0" w:color="000000"/>
+                <w:right w:val="none" w:sz="0" w:space="0" w:color="000000"/>
+              </w:pBdr>
+              <w:spacing w:after="10" w:before="10" w:line="240"/>
+              <w:ind w:left="100" w:right="100" w:firstLine="0" w:firstLineChars="0"/>
+              <w:rPr>
+                <w:rFonts w:ascii="Arial" w:hAnsi="Arial" w:eastAsia="Arial" w:cs="Arial"/>
+                <w:i w:val="false"/>
+                <w:b w:val="false"/>
+                <w:u w:val="none"/>
+                <w:sz w:val="18"/>
+                <w:szCs w:val="18"/>
+                <w:color w:val="000000"/>
+              </w:rPr>
+            </w:pPr>
+            <w:r>
+              <w:rPr>
+                <w:rFonts w:ascii="Arial" w:hAnsi="Arial" w:eastAsia="Arial" w:cs="Arial"/>
+                <w:i w:val="false"/>
+                <w:b w:val="false"/>
+                <w:u w:val="none"/>
+                <w:sz w:val="18"/>
+                <w:szCs w:val="18"/>
+                <w:color w:val="000000"/>
+              </w:rPr>
+              <w:t xml:space="preserve">0.371</w:t>
+            </w:r>
+          </w:p>
+        </w:tc>
+        <w:tc>
+          <w:tcPr>
+            <w:tcBorders>
+              <w:bottom w:val="single" w:sz="6" w:space="0" w:color="666666"/>
+              <w:top w:val="single" w:sz="6" w:space="0" w:color="666666"/>
+              <w:left w:val="single" w:sz="6" w:space="0" w:color="666666"/>
+              <w:right w:val="single" w:sz="6" w:space="0" w:color="666666"/>
+            </w:tcBorders>
+            <w:shd w:val="clear" w:color="auto" w:fill="FFFFFF"/>
+            <w:tcMar>
+              <w:top w:w="0" w:type="dxa"/>
+              <w:bottom w:w="0" w:type="dxa"/>
+              <w:left w:w="0" w:type="dxa"/>
+              <w:right w:w="0" w:type="dxa"/>
+            </w:tcMar>
+            <w:vAlign w:val="top"/>
+          </w:tcPr>
+          <w:p>
+            <w:pPr>
+              <w:jc w:val="center"/>
+              <w:pBdr>
+                <w:bottom w:val="none" w:sz="0" w:space="0" w:color="000000"/>
+                <w:top w:val="none" w:sz="0" w:space="0" w:color="000000"/>
+                <w:left w:val="none" w:sz="0" w:space="0" w:color="000000"/>
+                <w:right w:val="none" w:sz="0" w:space="0" w:color="000000"/>
+              </w:pBdr>
+              <w:spacing w:after="10" w:before="10" w:line="240"/>
+              <w:ind w:left="100" w:right="100" w:firstLine="0" w:firstLineChars="0"/>
+              <w:rPr>
+                <w:rFonts w:ascii="Arial" w:hAnsi="Arial" w:eastAsia="Arial" w:cs="Arial"/>
+                <w:i w:val="false"/>
+                <w:b w:val="false"/>
+                <w:u w:val="none"/>
+                <w:sz w:val="18"/>
+                <w:szCs w:val="18"/>
+                <w:color w:val="000000"/>
+              </w:rPr>
+            </w:pPr>
+            <w:r>
+              <w:rPr>
+                <w:rFonts w:ascii="Arial" w:hAnsi="Arial" w:eastAsia="Arial" w:cs="Arial"/>
+                <w:i w:val="false"/>
+                <w:b w:val="false"/>
+                <w:u w:val="none"/>
+                <w:sz w:val="18"/>
+                <w:szCs w:val="18"/>
+                <w:color w:val="000000"/>
+              </w:rPr>
+              <w:t xml:space="preserve">0.85 (0.69 to 1.04)</w:t>
+            </w:r>
+          </w:p>
+        </w:tc>
+        <w:tc>
+          <w:tcPr>
+            <w:tcBorders>
+              <w:bottom w:val="single" w:sz="6" w:space="0" w:color="666666"/>
+              <w:top w:val="single" w:sz="6" w:space="0" w:color="666666"/>
+              <w:left w:val="single" w:sz="6" w:space="0" w:color="666666"/>
+              <w:right w:val="single" w:sz="6" w:space="0" w:color="666666"/>
+            </w:tcBorders>
+            <w:shd w:val="clear" w:color="auto" w:fill="FFFFFF"/>
+            <w:tcMar>
+              <w:top w:w="0" w:type="dxa"/>
+              <w:bottom w:w="0" w:type="dxa"/>
+              <w:left w:w="0" w:type="dxa"/>
+              <w:right w:w="0" w:type="dxa"/>
+            </w:tcMar>
+            <w:vAlign w:val="top"/>
+          </w:tcPr>
+          <w:p>
+            <w:pPr>
+              <w:jc w:val="center"/>
+              <w:pBdr>
+                <w:bottom w:val="none" w:sz="0" w:space="0" w:color="000000"/>
+                <w:top w:val="none" w:sz="0" w:space="0" w:color="000000"/>
+                <w:left w:val="none" w:sz="0" w:space="0" w:color="000000"/>
+                <w:right w:val="none" w:sz="0" w:space="0" w:color="000000"/>
+              </w:pBdr>
+              <w:spacing w:after="10" w:before="10" w:line="240"/>
+              <w:ind w:left="100" w:right="100" w:firstLine="0" w:firstLineChars="0"/>
+              <w:rPr>
+                <w:rFonts w:ascii="Arial" w:hAnsi="Arial" w:eastAsia="Arial" w:cs="Arial"/>
+                <w:i w:val="false"/>
+                <w:b w:val="false"/>
+                <w:u w:val="none"/>
+                <w:sz w:val="18"/>
+                <w:szCs w:val="18"/>
+                <w:color w:val="000000"/>
+              </w:rPr>
+            </w:pPr>
+            <w:r>
+              <w:rPr>
+                <w:rFonts w:ascii="Arial" w:hAnsi="Arial" w:eastAsia="Arial" w:cs="Arial"/>
+                <w:i w:val="false"/>
+                <w:b w:val="false"/>
+                <w:u w:val="none"/>
+                <w:sz w:val="18"/>
+                <w:szCs w:val="18"/>
+                <w:color w:val="000000"/>
+              </w:rPr>
+              <w:t xml:space="preserve">0.128</w:t>
+            </w:r>
+          </w:p>
+        </w:tc>
+        <w:tc>
+          <w:tcPr>
+            <w:tcBorders>
+              <w:bottom w:val="single" w:sz="6" w:space="0" w:color="666666"/>
+              <w:top w:val="single" w:sz="6" w:space="0" w:color="666666"/>
+              <w:left w:val="single" w:sz="6" w:space="0" w:color="666666"/>
+              <w:right w:val="single" w:sz="6" w:space="0" w:color="666666"/>
+            </w:tcBorders>
+            <w:shd w:val="clear" w:color="auto" w:fill="FFFFFF"/>
+            <w:tcMar>
+              <w:top w:w="0" w:type="dxa"/>
+              <w:bottom w:w="0" w:type="dxa"/>
+              <w:left w:w="0" w:type="dxa"/>
+              <w:right w:w="0" w:type="dxa"/>
+            </w:tcMar>
+            <w:vAlign w:val="top"/>
+          </w:tcPr>
+          <w:p>
+            <w:pPr>
+              <w:jc w:val="center"/>
+              <w:pBdr>
+                <w:bottom w:val="none" w:sz="0" w:space="0" w:color="000000"/>
+                <w:top w:val="none" w:sz="0" w:space="0" w:color="000000"/>
+                <w:left w:val="none" w:sz="0" w:space="0" w:color="000000"/>
+                <w:right w:val="none" w:sz="0" w:space="0" w:color="000000"/>
+              </w:pBdr>
+              <w:spacing w:after="10" w:before="10" w:line="240"/>
+              <w:ind w:left="100" w:right="100" w:firstLine="0" w:firstLineChars="0"/>
+              <w:rPr>
+                <w:rFonts w:ascii="Arial" w:hAnsi="Arial" w:eastAsia="Arial" w:cs="Arial"/>
+                <w:i w:val="false"/>
+                <w:b w:val="false"/>
+                <w:u w:val="none"/>
+                <w:sz w:val="18"/>
+                <w:szCs w:val="18"/>
+                <w:color w:val="000000"/>
+              </w:rPr>
+            </w:pPr>
+            <w:r>
+              <w:rPr>
+                <w:rFonts w:ascii="Arial" w:hAnsi="Arial" w:eastAsia="Arial" w:cs="Arial"/>
+                <w:i w:val="false"/>
+                <w:b w:val="false"/>
+                <w:u w:val="none"/>
+                <w:sz w:val="18"/>
+                <w:szCs w:val="18"/>
+                <w:color w:val="000000"/>
+              </w:rPr>
+              <w:t xml:space="preserve">0.92 (0.63 to 1.30)</w:t>
+            </w:r>
+          </w:p>
+        </w:tc>
+        <w:tc>
+          <w:tcPr>
+            <w:tcBorders>
+              <w:bottom w:val="single" w:sz="6" w:space="0" w:color="666666"/>
+              <w:top w:val="single" w:sz="6" w:space="0" w:color="666666"/>
+              <w:left w:val="single" w:sz="6" w:space="0" w:color="666666"/>
+              <w:right w:val="single" w:sz="6" w:space="0" w:color="666666"/>
+            </w:tcBorders>
+            <w:shd w:val="clear" w:color="auto" w:fill="FFFFFF"/>
+            <w:tcMar>
+              <w:top w:w="0" w:type="dxa"/>
+              <w:bottom w:w="0" w:type="dxa"/>
+              <w:left w:w="0" w:type="dxa"/>
+              <w:right w:w="0" w:type="dxa"/>
+            </w:tcMar>
+            <w:vAlign w:val="top"/>
+          </w:tcPr>
+          <w:p>
+            <w:pPr>
+              <w:jc w:val="center"/>
+              <w:pBdr>
+                <w:bottom w:val="none" w:sz="0" w:space="0" w:color="000000"/>
+                <w:top w:val="none" w:sz="0" w:space="0" w:color="000000"/>
+                <w:left w:val="none" w:sz="0" w:space="0" w:color="000000"/>
+                <w:right w:val="none" w:sz="0" w:space="0" w:color="000000"/>
+              </w:pBdr>
+              <w:spacing w:after="10" w:before="10" w:line="240"/>
+              <w:ind w:left="100" w:right="100" w:firstLine="0" w:firstLineChars="0"/>
+              <w:rPr>
+                <w:rFonts w:ascii="Arial" w:hAnsi="Arial" w:eastAsia="Arial" w:cs="Arial"/>
+                <w:i w:val="false"/>
+                <w:b w:val="false"/>
+                <w:u w:val="none"/>
+                <w:sz w:val="18"/>
+                <w:szCs w:val="18"/>
+                <w:color w:val="000000"/>
+              </w:rPr>
+            </w:pPr>
+            <w:r>
+              <w:rPr>
+                <w:rFonts w:ascii="Arial" w:hAnsi="Arial" w:eastAsia="Arial" w:cs="Arial"/>
+                <w:i w:val="false"/>
+                <w:b w:val="false"/>
+                <w:u w:val="none"/>
+                <w:sz w:val="18"/>
+                <w:szCs w:val="18"/>
+                <w:color w:val="000000"/>
+              </w:rPr>
+              <w:t xml:space="preserve">0.638</w:t>
+            </w:r>
+          </w:p>
+        </w:tc>
+      </w:tr>
+      <w:tr>
+        <w:trPr>
+          <w:trHeight w:val="574" w:hRule="auto"/>
+        </w:trPr>
+        body 8
+        <w:tc>
+          <w:tcPr>
+            <w:tcBorders>
+              <w:bottom w:val="single" w:sz="6" w:space="0" w:color="666666"/>
+              <w:top w:val="single" w:sz="6" w:space="0" w:color="666666"/>
+              <w:left w:val="single" w:sz="6" w:space="0" w:color="666666"/>
+              <w:right w:val="single" w:sz="6" w:space="0" w:color="666666"/>
+            </w:tcBorders>
+            <w:shd w:val="clear" w:color="auto" w:fill="FFFFFF"/>
+            <w:tcMar>
+              <w:top w:w="0" w:type="dxa"/>
+              <w:bottom w:w="0" w:type="dxa"/>
+              <w:left w:w="0" w:type="dxa"/>
+              <w:right w:w="0" w:type="dxa"/>
+            </w:tcMar>
+            <w:vAlign w:val="top"/>
+          </w:tcPr>
+          <w:p>
+            <w:pPr>
+              <w:jc w:val="left"/>
+              <w:pBdr>
+                <w:bottom w:val="none" w:sz="0" w:space="0" w:color="000000"/>
+                <w:top w:val="none" w:sz="0" w:space="0" w:color="000000"/>
+                <w:left w:val="none" w:sz="0" w:space="0" w:color="000000"/>
+                <w:right w:val="none" w:sz="0" w:space="0" w:color="000000"/>
+              </w:pBdr>
+              <w:spacing w:after="10" w:before="10" w:line="240"/>
+              <w:ind w:left="100" w:right="100" w:firstLine="0" w:firstLineChars="0"/>
+              <w:rPr>
+                <w:rFonts w:ascii="Arial" w:hAnsi="Arial" w:eastAsia="Arial" w:cs="Arial"/>
+                <w:i w:val="false"/>
+                <w:b w:val="false"/>
+                <w:u w:val="none"/>
+                <w:sz w:val="18"/>
+                <w:szCs w:val="18"/>
+                <w:color w:val="000000"/>
+              </w:rPr>
+            </w:pPr>
+            <w:r>
+              <w:rPr>
+                <w:rFonts w:ascii="Arial" w:hAnsi="Arial" w:eastAsia="Arial" w:cs="Arial"/>
+                <w:i w:val="false"/>
+                <w:b w:val="false"/>
+                <w:u w:val="none"/>
+                <w:sz w:val="18"/>
+                <w:szCs w:val="18"/>
+                <w:color w:val="000000"/>
+              </w:rPr>
+              <w:t xml:space="preserve">Sexo del infante</w:t>
+            </w:r>
+          </w:p>
+        </w:tc>
+        <w:tc>
+          <w:tcPr>
+            <w:tcBorders>
+              <w:bottom w:val="single" w:sz="6" w:space="0" w:color="666666"/>
+              <w:top w:val="single" w:sz="6" w:space="0" w:color="666666"/>
+              <w:left w:val="single" w:sz="6" w:space="0" w:color="666666"/>
+              <w:right w:val="single" w:sz="6" w:space="0" w:color="666666"/>
+            </w:tcBorders>
+            <w:shd w:val="clear" w:color="auto" w:fill="FFFFFF"/>
+            <w:tcMar>
+              <w:top w:w="0" w:type="dxa"/>
+              <w:bottom w:w="0" w:type="dxa"/>
+              <w:left w:w="0" w:type="dxa"/>
+              <w:right w:w="0" w:type="dxa"/>
+            </w:tcMar>
+            <w:vAlign w:val="top"/>
+          </w:tcPr>
+          <w:p>
+            <w:pPr>
+              <w:jc w:val="center"/>
+              <w:pBdr>
+                <w:bottom w:val="none" w:sz="0" w:space="0" w:color="000000"/>
+                <w:top w:val="none" w:sz="0" w:space="0" w:color="000000"/>
+                <w:left w:val="none" w:sz="0" w:space="0" w:color="000000"/>
+                <w:right w:val="none" w:sz="0" w:space="0" w:color="000000"/>
+              </w:pBdr>
+              <w:spacing w:after="10" w:before="10" w:line="240"/>
+              <w:ind w:left="100" w:right="100" w:firstLine="0" w:firstLineChars="0"/>
+              <w:rPr>
+                <w:rFonts w:ascii="Arial" w:hAnsi="Arial" w:eastAsia="Arial" w:cs="Arial"/>
+                <w:i w:val="false"/>
+                <w:b w:val="false"/>
+                <w:u w:val="none"/>
+                <w:sz w:val="18"/>
+                <w:szCs w:val="18"/>
+                <w:color w:val="000000"/>
+              </w:rPr>
+            </w:pPr>
+            <w:r>
+              <w:rPr>
+                <w:rFonts w:ascii="Arial" w:hAnsi="Arial" w:eastAsia="Arial" w:cs="Arial"/>
+                <w:i w:val="false"/>
+                <w:b w:val="false"/>
+                <w:u w:val="none"/>
+                <w:sz w:val="18"/>
+                <w:szCs w:val="18"/>
+                <w:color w:val="000000"/>
+              </w:rPr>
+              <w:t xml:space="preserve"/>
+            </w:r>
+          </w:p>
+        </w:tc>
+        <w:tc>
+          <w:tcPr>
+            <w:tcBorders>
+              <w:bottom w:val="single" w:sz="6" w:space="0" w:color="666666"/>
+              <w:top w:val="single" w:sz="6" w:space="0" w:color="666666"/>
+              <w:left w:val="single" w:sz="6" w:space="0" w:color="666666"/>
+              <w:right w:val="single" w:sz="6" w:space="0" w:color="666666"/>
+            </w:tcBorders>
+            <w:shd w:val="clear" w:color="auto" w:fill="FFFFFF"/>
+            <w:tcMar>
+              <w:top w:w="0" w:type="dxa"/>
+              <w:bottom w:w="0" w:type="dxa"/>
+              <w:left w:w="0" w:type="dxa"/>
+              <w:right w:w="0" w:type="dxa"/>
+            </w:tcMar>
+            <w:vAlign w:val="top"/>
+          </w:tcPr>
+          <w:p>
+            <w:pPr>
+              <w:jc w:val="center"/>
+              <w:pBdr>
+                <w:bottom w:val="none" w:sz="0" w:space="0" w:color="000000"/>
+                <w:top w:val="none" w:sz="0" w:space="0" w:color="000000"/>
+                <w:left w:val="none" w:sz="0" w:space="0" w:color="000000"/>
+                <w:right w:val="none" w:sz="0" w:space="0" w:color="000000"/>
+              </w:pBdr>
+              <w:spacing w:after="10" w:before="10" w:line="240"/>
+              <w:ind w:left="100" w:right="100" w:firstLine="0" w:firstLineChars="0"/>
+              <w:rPr>
+                <w:rFonts w:ascii="Arial" w:hAnsi="Arial" w:eastAsia="Arial" w:cs="Arial"/>
+                <w:i w:val="false"/>
+                <w:b w:val="false"/>
+                <w:u w:val="none"/>
+                <w:sz w:val="18"/>
+                <w:szCs w:val="18"/>
+                <w:color w:val="000000"/>
+              </w:rPr>
+            </w:pPr>
+            <w:r>
+              <w:rPr>
+                <w:rFonts w:ascii="Arial" w:hAnsi="Arial" w:eastAsia="Arial" w:cs="Arial"/>
+                <w:i w:val="false"/>
+                <w:b w:val="false"/>
+                <w:u w:val="none"/>
+                <w:sz w:val="18"/>
+                <w:szCs w:val="18"/>
+                <w:color w:val="000000"/>
+              </w:rPr>
+              <w:t xml:space="preserve"/>
+            </w:r>
+          </w:p>
+        </w:tc>
+        <w:tc>
+          <w:tcPr>
+            <w:tcBorders>
+              <w:bottom w:val="single" w:sz="6" w:space="0" w:color="666666"/>
+              <w:top w:val="single" w:sz="6" w:space="0" w:color="666666"/>
+              <w:left w:val="single" w:sz="6" w:space="0" w:color="666666"/>
+              <w:right w:val="single" w:sz="6" w:space="0" w:color="666666"/>
+            </w:tcBorders>
+            <w:shd w:val="clear" w:color="auto" w:fill="FFFFFF"/>
+            <w:tcMar>
+              <w:top w:w="0" w:type="dxa"/>
+              <w:bottom w:w="0" w:type="dxa"/>
+              <w:left w:w="0" w:type="dxa"/>
+              <w:right w:w="0" w:type="dxa"/>
+            </w:tcMar>
+            <w:vAlign w:val="top"/>
+          </w:tcPr>
+          <w:p>
+            <w:pPr>
+              <w:jc w:val="center"/>
+              <w:pBdr>
+                <w:bottom w:val="none" w:sz="0" w:space="0" w:color="000000"/>
+                <w:top w:val="none" w:sz="0" w:space="0" w:color="000000"/>
+                <w:left w:val="none" w:sz="0" w:space="0" w:color="000000"/>
+                <w:right w:val="none" w:sz="0" w:space="0" w:color="000000"/>
+              </w:pBdr>
+              <w:spacing w:after="10" w:before="10" w:line="240"/>
+              <w:ind w:left="100" w:right="100" w:firstLine="0" w:firstLineChars="0"/>
+              <w:rPr>
+                <w:rFonts w:ascii="Arial" w:hAnsi="Arial" w:eastAsia="Arial" w:cs="Arial"/>
+                <w:i w:val="false"/>
+                <w:b w:val="false"/>
+                <w:u w:val="none"/>
+                <w:sz w:val="18"/>
+                <w:szCs w:val="18"/>
+                <w:color w:val="000000"/>
+              </w:rPr>
+            </w:pPr>
+            <w:r>
+              <w:rPr>
+                <w:rFonts w:ascii="Arial" w:hAnsi="Arial" w:eastAsia="Arial" w:cs="Arial"/>
+                <w:i w:val="false"/>
+                <w:b w:val="false"/>
+                <w:u w:val="none"/>
+                <w:sz w:val="18"/>
+                <w:szCs w:val="18"/>
+                <w:color w:val="000000"/>
+              </w:rPr>
+              <w:t xml:space="preserve"/>
+            </w:r>
+          </w:p>
+        </w:tc>
+        <w:tc>
+          <w:tcPr>
+            <w:tcBorders>
+              <w:bottom w:val="single" w:sz="6" w:space="0" w:color="666666"/>
+              <w:top w:val="single" w:sz="6" w:space="0" w:color="666666"/>
+              <w:left w:val="single" w:sz="6" w:space="0" w:color="666666"/>
+              <w:right w:val="single" w:sz="6" w:space="0" w:color="666666"/>
+            </w:tcBorders>
+            <w:shd w:val="clear" w:color="auto" w:fill="FFFFFF"/>
+            <w:tcMar>
+              <w:top w:w="0" w:type="dxa"/>
+              <w:bottom w:w="0" w:type="dxa"/>
+              <w:left w:w="0" w:type="dxa"/>
+              <w:right w:w="0" w:type="dxa"/>
+            </w:tcMar>
+            <w:vAlign w:val="top"/>
+          </w:tcPr>
+          <w:p>
+            <w:pPr>
+              <w:jc w:val="center"/>
+              <w:pBdr>
+                <w:bottom w:val="none" w:sz="0" w:space="0" w:color="000000"/>
+                <w:top w:val="none" w:sz="0" w:space="0" w:color="000000"/>
+                <w:left w:val="none" w:sz="0" w:space="0" w:color="000000"/>
+                <w:right w:val="none" w:sz="0" w:space="0" w:color="000000"/>
+              </w:pBdr>
+              <w:spacing w:after="10" w:before="10" w:line="240"/>
+              <w:ind w:left="100" w:right="100" w:firstLine="0" w:firstLineChars="0"/>
+              <w:rPr>
+                <w:rFonts w:ascii="Arial" w:hAnsi="Arial" w:eastAsia="Arial" w:cs="Arial"/>
+                <w:i w:val="false"/>
+                <w:b w:val="false"/>
+                <w:u w:val="none"/>
+                <w:sz w:val="18"/>
+                <w:szCs w:val="18"/>
+                <w:color w:val="000000"/>
+              </w:rPr>
+            </w:pPr>
+            <w:r>
+              <w:rPr>
+                <w:rFonts w:ascii="Arial" w:hAnsi="Arial" w:eastAsia="Arial" w:cs="Arial"/>
+                <w:i w:val="false"/>
+                <w:b w:val="false"/>
+                <w:u w:val="none"/>
+                <w:sz w:val="18"/>
+                <w:szCs w:val="18"/>
+                <w:color w:val="000000"/>
+              </w:rPr>
+              <w:t xml:space="preserve"/>
+            </w:r>
+          </w:p>
+        </w:tc>
+        <w:tc>
+          <w:tcPr>
+            <w:tcBorders>
+              <w:bottom w:val="single" w:sz="6" w:space="0" w:color="666666"/>
+              <w:top w:val="single" w:sz="6" w:space="0" w:color="666666"/>
+              <w:left w:val="single" w:sz="6" w:space="0" w:color="666666"/>
+              <w:right w:val="single" w:sz="6" w:space="0" w:color="666666"/>
+            </w:tcBorders>
+            <w:shd w:val="clear" w:color="auto" w:fill="FFFFFF"/>
+            <w:tcMar>
+              <w:top w:w="0" w:type="dxa"/>
+              <w:bottom w:w="0" w:type="dxa"/>
+              <w:left w:w="0" w:type="dxa"/>
+              <w:right w:w="0" w:type="dxa"/>
+            </w:tcMar>
+            <w:vAlign w:val="top"/>
+          </w:tcPr>
+          <w:p>
+            <w:pPr>
+              <w:jc w:val="center"/>
+              <w:pBdr>
+                <w:bottom w:val="none" w:sz="0" w:space="0" w:color="000000"/>
+                <w:top w:val="none" w:sz="0" w:space="0" w:color="000000"/>
+                <w:left w:val="none" w:sz="0" w:space="0" w:color="000000"/>
+                <w:right w:val="none" w:sz="0" w:space="0" w:color="000000"/>
+              </w:pBdr>
+              <w:spacing w:after="10" w:before="10" w:line="240"/>
+              <w:ind w:left="100" w:right="100" w:firstLine="0" w:firstLineChars="0"/>
+              <w:rPr>
+                <w:rFonts w:ascii="Arial" w:hAnsi="Arial" w:eastAsia="Arial" w:cs="Arial"/>
+                <w:i w:val="false"/>
+                <w:b w:val="false"/>
+                <w:u w:val="none"/>
+                <w:sz w:val="18"/>
+                <w:szCs w:val="18"/>
+                <w:color w:val="000000"/>
+              </w:rPr>
+            </w:pPr>
+            <w:r>
+              <w:rPr>
+                <w:rFonts w:ascii="Arial" w:hAnsi="Arial" w:eastAsia="Arial" w:cs="Arial"/>
+                <w:i w:val="false"/>
+                <w:b w:val="false"/>
+                <w:u w:val="none"/>
+                <w:sz w:val="18"/>
+                <w:szCs w:val="18"/>
+                <w:color w:val="000000"/>
+              </w:rPr>
+              <w:t xml:space="preserve"/>
+            </w:r>
+          </w:p>
+        </w:tc>
+        <w:tc>
+          <w:tcPr>
+            <w:tcBorders>
+              <w:bottom w:val="single" w:sz="6" w:space="0" w:color="666666"/>
+              <w:top w:val="single" w:sz="6" w:space="0" w:color="666666"/>
+              <w:left w:val="single" w:sz="6" w:space="0" w:color="666666"/>
+              <w:right w:val="single" w:sz="6" w:space="0" w:color="666666"/>
+            </w:tcBorders>
+            <w:shd w:val="clear" w:color="auto" w:fill="FFFFFF"/>
+            <w:tcMar>
+              <w:top w:w="0" w:type="dxa"/>
+              <w:bottom w:w="0" w:type="dxa"/>
+              <w:left w:w="0" w:type="dxa"/>
+              <w:right w:w="0" w:type="dxa"/>
+            </w:tcMar>
+            <w:vAlign w:val="top"/>
+          </w:tcPr>
+          <w:p>
+            <w:pPr>
+              <w:jc w:val="center"/>
+              <w:pBdr>
+                <w:bottom w:val="none" w:sz="0" w:space="0" w:color="000000"/>
+                <w:top w:val="none" w:sz="0" w:space="0" w:color="000000"/>
+                <w:left w:val="none" w:sz="0" w:space="0" w:color="000000"/>
+                <w:right w:val="none" w:sz="0" w:space="0" w:color="000000"/>
+              </w:pBdr>
+              <w:spacing w:after="10" w:before="10" w:line="240"/>
+              <w:ind w:left="100" w:right="100" w:firstLine="0" w:firstLineChars="0"/>
+              <w:rPr>
+                <w:rFonts w:ascii="Arial" w:hAnsi="Arial" w:eastAsia="Arial" w:cs="Arial"/>
+                <w:i w:val="false"/>
+                <w:b w:val="false"/>
+                <w:u w:val="none"/>
+                <w:sz w:val="18"/>
+                <w:szCs w:val="18"/>
+                <w:color w:val="000000"/>
+              </w:rPr>
+            </w:pPr>
+            <w:r>
+              <w:rPr>
+                <w:rFonts w:ascii="Arial" w:hAnsi="Arial" w:eastAsia="Arial" w:cs="Arial"/>
+                <w:i w:val="false"/>
+                <w:b w:val="false"/>
+                <w:u w:val="none"/>
+                <w:sz w:val="18"/>
+                <w:szCs w:val="18"/>
+                <w:color w:val="000000"/>
+              </w:rPr>
+              <w:t xml:space="preserve"/>
+            </w:r>
+          </w:p>
+        </w:tc>
+        <w:tc>
+          <w:tcPr>
+            <w:tcBorders>
+              <w:bottom w:val="single" w:sz="6" w:space="0" w:color="666666"/>
+              <w:top w:val="single" w:sz="6" w:space="0" w:color="666666"/>
+              <w:left w:val="single" w:sz="6" w:space="0" w:color="666666"/>
+              <w:right w:val="single" w:sz="6" w:space="0" w:color="666666"/>
+            </w:tcBorders>
+            <w:shd w:val="clear" w:color="auto" w:fill="FFFFFF"/>
+            <w:tcMar>
+              <w:top w:w="0" w:type="dxa"/>
+              <w:bottom w:w="0" w:type="dxa"/>
+              <w:left w:w="0" w:type="dxa"/>
+              <w:right w:w="0" w:type="dxa"/>
+            </w:tcMar>
+            <w:vAlign w:val="top"/>
+          </w:tcPr>
+          <w:p>
+            <w:pPr>
+              <w:jc w:val="center"/>
+              <w:pBdr>
+                <w:bottom w:val="none" w:sz="0" w:space="0" w:color="000000"/>
+                <w:top w:val="none" w:sz="0" w:space="0" w:color="000000"/>
+                <w:left w:val="none" w:sz="0" w:space="0" w:color="000000"/>
+                <w:right w:val="none" w:sz="0" w:space="0" w:color="000000"/>
+              </w:pBdr>
+              <w:spacing w:after="10" w:before="10" w:line="240"/>
+              <w:ind w:left="100" w:right="100" w:firstLine="0" w:firstLineChars="0"/>
+              <w:rPr>
+                <w:rFonts w:ascii="Arial" w:hAnsi="Arial" w:eastAsia="Arial" w:cs="Arial"/>
+                <w:i w:val="false"/>
+                <w:b w:val="false"/>
+                <w:u w:val="none"/>
+                <w:sz w:val="18"/>
+                <w:szCs w:val="18"/>
+                <w:color w:val="000000"/>
+              </w:rPr>
+            </w:pPr>
+            <w:r>
+              <w:rPr>
+                <w:rFonts w:ascii="Arial" w:hAnsi="Arial" w:eastAsia="Arial" w:cs="Arial"/>
+                <w:i w:val="false"/>
+                <w:b w:val="false"/>
+                <w:u w:val="none"/>
+                <w:sz w:val="18"/>
+                <w:szCs w:val="18"/>
+                <w:color w:val="000000"/>
+              </w:rPr>
+              <w:t xml:space="preserve"/>
+            </w:r>
+          </w:p>
+        </w:tc>
+        <w:tc>
+          <w:tcPr>
+            <w:tcBorders>
+              <w:bottom w:val="single" w:sz="6" w:space="0" w:color="666666"/>
+              <w:top w:val="single" w:sz="6" w:space="0" w:color="666666"/>
+              <w:left w:val="single" w:sz="6" w:space="0" w:color="666666"/>
+              <w:right w:val="single" w:sz="6" w:space="0" w:color="666666"/>
+            </w:tcBorders>
+            <w:shd w:val="clear" w:color="auto" w:fill="FFFFFF"/>
+            <w:tcMar>
+              <w:top w:w="0" w:type="dxa"/>
+              <w:bottom w:w="0" w:type="dxa"/>
+              <w:left w:w="0" w:type="dxa"/>
+              <w:right w:w="0" w:type="dxa"/>
+            </w:tcMar>
+            <w:vAlign w:val="top"/>
+          </w:tcPr>
+          <w:p>
+            <w:pPr>
+              <w:jc w:val="center"/>
+              <w:pBdr>
+                <w:bottom w:val="none" w:sz="0" w:space="0" w:color="000000"/>
+                <w:top w:val="none" w:sz="0" w:space="0" w:color="000000"/>
+                <w:left w:val="none" w:sz="0" w:space="0" w:color="000000"/>
+                <w:right w:val="none" w:sz="0" w:space="0" w:color="000000"/>
+              </w:pBdr>
+              <w:spacing w:after="10" w:before="10" w:line="240"/>
+              <w:ind w:left="100" w:right="100" w:firstLine="0" w:firstLineChars="0"/>
+              <w:rPr>
+                <w:rFonts w:ascii="Arial" w:hAnsi="Arial" w:eastAsia="Arial" w:cs="Arial"/>
+                <w:i w:val="false"/>
+                <w:b w:val="false"/>
+                <w:u w:val="none"/>
+                <w:sz w:val="18"/>
+                <w:szCs w:val="18"/>
+                <w:color w:val="000000"/>
+              </w:rPr>
+            </w:pPr>
+            <w:r>
+              <w:rPr>
+                <w:rFonts w:ascii="Arial" w:hAnsi="Arial" w:eastAsia="Arial" w:cs="Arial"/>
+                <w:i w:val="false"/>
+                <w:b w:val="false"/>
+                <w:u w:val="none"/>
+                <w:sz w:val="18"/>
+                <w:szCs w:val="18"/>
+                <w:color w:val="000000"/>
+              </w:rPr>
+              <w:t xml:space="preserve"/>
+            </w:r>
+          </w:p>
+        </w:tc>
+      </w:tr>
+      <w:tr>
+        <w:trPr>
+          <w:trHeight w:val="571" w:hRule="auto"/>
+        </w:trPr>
+        body 9
+        <w:tc>
+          <w:tcPr>
+            <w:tcBorders>
+              <w:bottom w:val="single" w:sz="6" w:space="0" w:color="666666"/>
+              <w:top w:val="single" w:sz="6" w:space="0" w:color="666666"/>
+              <w:left w:val="single" w:sz="6" w:space="0" w:color="666666"/>
+              <w:right w:val="single" w:sz="6" w:space="0" w:color="666666"/>
+            </w:tcBorders>
+            <w:shd w:val="clear" w:color="auto" w:fill="FFFFFF"/>
+            <w:tcMar>
+              <w:top w:w="0" w:type="dxa"/>
+              <w:bottom w:w="0" w:type="dxa"/>
+              <w:left w:w="0" w:type="dxa"/>
+              <w:right w:w="0" w:type="dxa"/>
+            </w:tcMar>
+            <w:vAlign w:val="top"/>
+          </w:tcPr>
+          <w:p>
+            <w:pPr>
+              <w:jc w:val="left"/>
+              <w:pBdr>
+                <w:bottom w:val="none" w:sz="0" w:space="0" w:color="000000"/>
+                <w:top w:val="none" w:sz="0" w:space="0" w:color="000000"/>
+                <w:left w:val="none" w:sz="0" w:space="0" w:color="000000"/>
+                <w:right w:val="none" w:sz="0" w:space="0" w:color="000000"/>
+              </w:pBdr>
+              <w:spacing w:after="10" w:before="10" w:line="240"/>
+              <w:ind w:left="300" w:right="100" w:firstLine="0" w:firstLineChars="0"/>
+              <w:rPr>
+                <w:rFonts w:ascii="Arial" w:hAnsi="Arial" w:eastAsia="Arial" w:cs="Arial"/>
+                <w:i w:val="false"/>
+                <w:b w:val="false"/>
+                <w:u w:val="none"/>
+                <w:sz w:val="18"/>
+                <w:szCs w:val="18"/>
+                <w:color w:val="000000"/>
+              </w:rPr>
+            </w:pPr>
+            <w:r>
+              <w:rPr>
+                <w:rFonts w:ascii="Arial" w:hAnsi="Arial" w:eastAsia="Arial" w:cs="Arial"/>
+                <w:i w:val="false"/>
+                <w:b w:val="false"/>
+                <w:u w:val="none"/>
+                <w:sz w:val="18"/>
+                <w:szCs w:val="18"/>
+                <w:color w:val="000000"/>
+              </w:rPr>
+              <w:t xml:space="preserve">Masculino</w:t>
+            </w:r>
+          </w:p>
+        </w:tc>
+        <w:tc>
+          <w:tcPr>
+            <w:tcBorders>
+              <w:bottom w:val="single" w:sz="6" w:space="0" w:color="666666"/>
+              <w:top w:val="single" w:sz="6" w:space="0" w:color="666666"/>
+              <w:left w:val="single" w:sz="6" w:space="0" w:color="666666"/>
+              <w:right w:val="single" w:sz="6" w:space="0" w:color="666666"/>
+            </w:tcBorders>
+            <w:shd w:val="clear" w:color="auto" w:fill="FFFFFF"/>
+            <w:tcMar>
+              <w:top w:w="0" w:type="dxa"/>
+              <w:bottom w:w="0" w:type="dxa"/>
+              <w:left w:w="0" w:type="dxa"/>
+              <w:right w:w="0" w:type="dxa"/>
+            </w:tcMar>
+            <w:vAlign w:val="top"/>
+          </w:tcPr>
+          <w:p>
+            <w:pPr>
+              <w:jc w:val="center"/>
+              <w:pBdr>
+                <w:bottom w:val="none" w:sz="0" w:space="0" w:color="000000"/>
+                <w:top w:val="none" w:sz="0" w:space="0" w:color="000000"/>
+                <w:left w:val="none" w:sz="0" w:space="0" w:color="000000"/>
+                <w:right w:val="none" w:sz="0" w:space="0" w:color="000000"/>
+              </w:pBdr>
+              <w:spacing w:after="10" w:before="10" w:line="240"/>
+              <w:ind w:left="100" w:right="100" w:firstLine="0" w:firstLineChars="0"/>
+              <w:rPr>
+                <w:rFonts w:ascii="Arial" w:hAnsi="Arial" w:eastAsia="Arial" w:cs="Arial"/>
+                <w:i w:val="false"/>
+                <w:b w:val="false"/>
+                <w:u w:val="none"/>
+                <w:sz w:val="18"/>
+                <w:szCs w:val="18"/>
+                <w:color w:val="000000"/>
+              </w:rPr>
+            </w:pPr>
+            <w:r>
+              <w:rPr>
+                <w:rFonts w:ascii="Arial" w:hAnsi="Arial" w:eastAsia="Arial" w:cs="Arial"/>
+                <w:i w:val="false"/>
+                <w:b w:val="false"/>
+                <w:u w:val="none"/>
+                <w:sz w:val="18"/>
+                <w:szCs w:val="18"/>
+                <w:color w:val="000000"/>
+              </w:rPr>
+              <w:t xml:space="preserve">—</w:t>
+            </w:r>
+          </w:p>
+        </w:tc>
+        <w:tc>
+          <w:tcPr>
+            <w:tcBorders>
+              <w:bottom w:val="single" w:sz="6" w:space="0" w:color="666666"/>
+              <w:top w:val="single" w:sz="6" w:space="0" w:color="666666"/>
+              <w:left w:val="single" w:sz="6" w:space="0" w:color="666666"/>
+              <w:right w:val="single" w:sz="6" w:space="0" w:color="666666"/>
+            </w:tcBorders>
+            <w:shd w:val="clear" w:color="auto" w:fill="FFFFFF"/>
+            <w:tcMar>
+              <w:top w:w="0" w:type="dxa"/>
+              <w:bottom w:w="0" w:type="dxa"/>
+              <w:left w:w="0" w:type="dxa"/>
+              <w:right w:w="0" w:type="dxa"/>
+            </w:tcMar>
+            <w:vAlign w:val="top"/>
+          </w:tcPr>
+          <w:p>
+            <w:pPr>
+              <w:jc w:val="center"/>
+              <w:pBdr>
+                <w:bottom w:val="none" w:sz="0" w:space="0" w:color="000000"/>
+                <w:top w:val="none" w:sz="0" w:space="0" w:color="000000"/>
+                <w:left w:val="none" w:sz="0" w:space="0" w:color="000000"/>
+                <w:right w:val="none" w:sz="0" w:space="0" w:color="000000"/>
+              </w:pBdr>
+              <w:spacing w:after="10" w:before="10" w:line="240"/>
+              <w:ind w:left="100" w:right="100" w:firstLine="0" w:firstLineChars="0"/>
+              <w:rPr>
+                <w:rFonts w:ascii="Arial" w:hAnsi="Arial" w:eastAsia="Arial" w:cs="Arial"/>
+                <w:i w:val="false"/>
+                <w:b w:val="false"/>
+                <w:u w:val="none"/>
+                <w:sz w:val="18"/>
+                <w:szCs w:val="18"/>
+                <w:color w:val="000000"/>
+              </w:rPr>
+            </w:pPr>
+            <w:r>
+              <w:rPr>
+                <w:rFonts w:ascii="Arial" w:hAnsi="Arial" w:eastAsia="Arial" w:cs="Arial"/>
+                <w:i w:val="false"/>
+                <w:b w:val="false"/>
+                <w:u w:val="none"/>
+                <w:sz w:val="18"/>
+                <w:szCs w:val="18"/>
+                <w:color w:val="000000"/>
+              </w:rPr>
+              <w:t xml:space="preserve"/>
+            </w:r>
+          </w:p>
+        </w:tc>
+        <w:tc>
+          <w:tcPr>
+            <w:tcBorders>
+              <w:bottom w:val="single" w:sz="6" w:space="0" w:color="666666"/>
+              <w:top w:val="single" w:sz="6" w:space="0" w:color="666666"/>
+              <w:left w:val="single" w:sz="6" w:space="0" w:color="666666"/>
+              <w:right w:val="single" w:sz="6" w:space="0" w:color="666666"/>
+            </w:tcBorders>
+            <w:shd w:val="clear" w:color="auto" w:fill="FFFFFF"/>
+            <w:tcMar>
+              <w:top w:w="0" w:type="dxa"/>
+              <w:bottom w:w="0" w:type="dxa"/>
+              <w:left w:w="0" w:type="dxa"/>
+              <w:right w:w="0" w:type="dxa"/>
+            </w:tcMar>
+            <w:vAlign w:val="top"/>
+          </w:tcPr>
+          <w:p>
+            <w:pPr>
+              <w:jc w:val="center"/>
+              <w:pBdr>
+                <w:bottom w:val="none" w:sz="0" w:space="0" w:color="000000"/>
+                <w:top w:val="none" w:sz="0" w:space="0" w:color="000000"/>
+                <w:left w:val="none" w:sz="0" w:space="0" w:color="000000"/>
+                <w:right w:val="none" w:sz="0" w:space="0" w:color="000000"/>
+              </w:pBdr>
+              <w:spacing w:after="10" w:before="10" w:line="240"/>
+              <w:ind w:left="100" w:right="100" w:firstLine="0" w:firstLineChars="0"/>
+              <w:rPr>
+                <w:rFonts w:ascii="Arial" w:hAnsi="Arial" w:eastAsia="Arial" w:cs="Arial"/>
+                <w:i w:val="false"/>
+                <w:b w:val="false"/>
+                <w:u w:val="none"/>
+                <w:sz w:val="18"/>
+                <w:szCs w:val="18"/>
+                <w:color w:val="000000"/>
+              </w:rPr>
+            </w:pPr>
+            <w:r>
+              <w:rPr>
+                <w:rFonts w:ascii="Arial" w:hAnsi="Arial" w:eastAsia="Arial" w:cs="Arial"/>
+                <w:i w:val="false"/>
+                <w:b w:val="false"/>
+                <w:u w:val="none"/>
+                <w:sz w:val="18"/>
+                <w:szCs w:val="18"/>
+                <w:color w:val="000000"/>
+              </w:rPr>
+              <w:t xml:space="preserve">—</w:t>
+            </w:r>
+          </w:p>
+        </w:tc>
+        <w:tc>
+          <w:tcPr>
+            <w:tcBorders>
+              <w:bottom w:val="single" w:sz="6" w:space="0" w:color="666666"/>
+              <w:top w:val="single" w:sz="6" w:space="0" w:color="666666"/>
+              <w:left w:val="single" w:sz="6" w:space="0" w:color="666666"/>
+              <w:right w:val="single" w:sz="6" w:space="0" w:color="666666"/>
+            </w:tcBorders>
+            <w:shd w:val="clear" w:color="auto" w:fill="FFFFFF"/>
+            <w:tcMar>
+              <w:top w:w="0" w:type="dxa"/>
+              <w:bottom w:w="0" w:type="dxa"/>
+              <w:left w:w="0" w:type="dxa"/>
+              <w:right w:w="0" w:type="dxa"/>
+            </w:tcMar>
+            <w:vAlign w:val="top"/>
+          </w:tcPr>
+          <w:p>
+            <w:pPr>
+              <w:jc w:val="center"/>
+              <w:pBdr>
+                <w:bottom w:val="none" w:sz="0" w:space="0" w:color="000000"/>
+                <w:top w:val="none" w:sz="0" w:space="0" w:color="000000"/>
+                <w:left w:val="none" w:sz="0" w:space="0" w:color="000000"/>
+                <w:right w:val="none" w:sz="0" w:space="0" w:color="000000"/>
+              </w:pBdr>
+              <w:spacing w:after="10" w:before="10" w:line="240"/>
+              <w:ind w:left="100" w:right="100" w:firstLine="0" w:firstLineChars="0"/>
+              <w:rPr>
+                <w:rFonts w:ascii="Arial" w:hAnsi="Arial" w:eastAsia="Arial" w:cs="Arial"/>
+                <w:i w:val="false"/>
+                <w:b w:val="false"/>
+                <w:u w:val="none"/>
+                <w:sz w:val="18"/>
+                <w:szCs w:val="18"/>
+                <w:color w:val="000000"/>
+              </w:rPr>
+            </w:pPr>
+            <w:r>
+              <w:rPr>
+                <w:rFonts w:ascii="Arial" w:hAnsi="Arial" w:eastAsia="Arial" w:cs="Arial"/>
+                <w:i w:val="false"/>
+                <w:b w:val="false"/>
+                <w:u w:val="none"/>
+                <w:sz w:val="18"/>
+                <w:szCs w:val="18"/>
+                <w:color w:val="000000"/>
+              </w:rPr>
+              <w:t xml:space="preserve"/>
+            </w:r>
+          </w:p>
+        </w:tc>
+        <w:tc>
+          <w:tcPr>
+            <w:tcBorders>
+              <w:bottom w:val="single" w:sz="6" w:space="0" w:color="666666"/>
+              <w:top w:val="single" w:sz="6" w:space="0" w:color="666666"/>
+              <w:left w:val="single" w:sz="6" w:space="0" w:color="666666"/>
+              <w:right w:val="single" w:sz="6" w:space="0" w:color="666666"/>
+            </w:tcBorders>
+            <w:shd w:val="clear" w:color="auto" w:fill="FFFFFF"/>
+            <w:tcMar>
+              <w:top w:w="0" w:type="dxa"/>
+              <w:bottom w:w="0" w:type="dxa"/>
+              <w:left w:w="0" w:type="dxa"/>
+              <w:right w:w="0" w:type="dxa"/>
+            </w:tcMar>
+            <w:vAlign w:val="top"/>
+          </w:tcPr>
+          <w:p>
+            <w:pPr>
+              <w:jc w:val="center"/>
+              <w:pBdr>
+                <w:bottom w:val="none" w:sz="0" w:space="0" w:color="000000"/>
+                <w:top w:val="none" w:sz="0" w:space="0" w:color="000000"/>
+                <w:left w:val="none" w:sz="0" w:space="0" w:color="000000"/>
+                <w:right w:val="none" w:sz="0" w:space="0" w:color="000000"/>
+              </w:pBdr>
+              <w:spacing w:after="10" w:before="10" w:line="240"/>
+              <w:ind w:left="100" w:right="100" w:firstLine="0" w:firstLineChars="0"/>
+              <w:rPr>
+                <w:rFonts w:ascii="Arial" w:hAnsi="Arial" w:eastAsia="Arial" w:cs="Arial"/>
+                <w:i w:val="false"/>
+                <w:b w:val="false"/>
+                <w:u w:val="none"/>
+                <w:sz w:val="18"/>
+                <w:szCs w:val="18"/>
+                <w:color w:val="000000"/>
+              </w:rPr>
+            </w:pPr>
+            <w:r>
+              <w:rPr>
+                <w:rFonts w:ascii="Arial" w:hAnsi="Arial" w:eastAsia="Arial" w:cs="Arial"/>
+                <w:i w:val="false"/>
+                <w:b w:val="false"/>
+                <w:u w:val="none"/>
+                <w:sz w:val="18"/>
+                <w:szCs w:val="18"/>
+                <w:color w:val="000000"/>
+              </w:rPr>
+              <w:t xml:space="preserve">—</w:t>
+            </w:r>
+          </w:p>
+        </w:tc>
+        <w:tc>
+          <w:tcPr>
+            <w:tcBorders>
+              <w:bottom w:val="single" w:sz="6" w:space="0" w:color="666666"/>
+              <w:top w:val="single" w:sz="6" w:space="0" w:color="666666"/>
+              <w:left w:val="single" w:sz="6" w:space="0" w:color="666666"/>
+              <w:right w:val="single" w:sz="6" w:space="0" w:color="666666"/>
+            </w:tcBorders>
+            <w:shd w:val="clear" w:color="auto" w:fill="FFFFFF"/>
+            <w:tcMar>
+              <w:top w:w="0" w:type="dxa"/>
+              <w:bottom w:w="0" w:type="dxa"/>
+              <w:left w:w="0" w:type="dxa"/>
+              <w:right w:w="0" w:type="dxa"/>
+            </w:tcMar>
+            <w:vAlign w:val="top"/>
+          </w:tcPr>
+          <w:p>
+            <w:pPr>
+              <w:jc w:val="center"/>
+              <w:pBdr>
+                <w:bottom w:val="none" w:sz="0" w:space="0" w:color="000000"/>
+                <w:top w:val="none" w:sz="0" w:space="0" w:color="000000"/>
+                <w:left w:val="none" w:sz="0" w:space="0" w:color="000000"/>
+                <w:right w:val="none" w:sz="0" w:space="0" w:color="000000"/>
+              </w:pBdr>
+              <w:spacing w:after="10" w:before="10" w:line="240"/>
+              <w:ind w:left="100" w:right="100" w:firstLine="0" w:firstLineChars="0"/>
+              <w:rPr>
+                <w:rFonts w:ascii="Arial" w:hAnsi="Arial" w:eastAsia="Arial" w:cs="Arial"/>
+                <w:i w:val="false"/>
+                <w:b w:val="false"/>
+                <w:u w:val="none"/>
+                <w:sz w:val="18"/>
+                <w:szCs w:val="18"/>
+                <w:color w:val="000000"/>
+              </w:rPr>
+            </w:pPr>
+            <w:r>
+              <w:rPr>
+                <w:rFonts w:ascii="Arial" w:hAnsi="Arial" w:eastAsia="Arial" w:cs="Arial"/>
+                <w:i w:val="false"/>
+                <w:b w:val="false"/>
+                <w:u w:val="none"/>
+                <w:sz w:val="18"/>
+                <w:szCs w:val="18"/>
+                <w:color w:val="000000"/>
+              </w:rPr>
+              <w:t xml:space="preserve"/>
+            </w:r>
+          </w:p>
+        </w:tc>
+        <w:tc>
+          <w:tcPr>
+            <w:tcBorders>
+              <w:bottom w:val="single" w:sz="6" w:space="0" w:color="666666"/>
+              <w:top w:val="single" w:sz="6" w:space="0" w:color="666666"/>
+              <w:left w:val="single" w:sz="6" w:space="0" w:color="666666"/>
+              <w:right w:val="single" w:sz="6" w:space="0" w:color="666666"/>
+            </w:tcBorders>
+            <w:shd w:val="clear" w:color="auto" w:fill="FFFFFF"/>
+            <w:tcMar>
+              <w:top w:w="0" w:type="dxa"/>
+              <w:bottom w:w="0" w:type="dxa"/>
+              <w:left w:w="0" w:type="dxa"/>
+              <w:right w:w="0" w:type="dxa"/>
+            </w:tcMar>
+            <w:vAlign w:val="top"/>
+          </w:tcPr>
+          <w:p>
+            <w:pPr>
+              <w:jc w:val="center"/>
+              <w:pBdr>
+                <w:bottom w:val="none" w:sz="0" w:space="0" w:color="000000"/>
+                <w:top w:val="none" w:sz="0" w:space="0" w:color="000000"/>
+                <w:left w:val="none" w:sz="0" w:space="0" w:color="000000"/>
+                <w:right w:val="none" w:sz="0" w:space="0" w:color="000000"/>
+              </w:pBdr>
+              <w:spacing w:after="10" w:before="10" w:line="240"/>
+              <w:ind w:left="100" w:right="100" w:firstLine="0" w:firstLineChars="0"/>
+              <w:rPr>
+                <w:rFonts w:ascii="Arial" w:hAnsi="Arial" w:eastAsia="Arial" w:cs="Arial"/>
+                <w:i w:val="false"/>
+                <w:b w:val="false"/>
+                <w:u w:val="none"/>
+                <w:sz w:val="18"/>
+                <w:szCs w:val="18"/>
+                <w:color w:val="000000"/>
+              </w:rPr>
+            </w:pPr>
+            <w:r>
+              <w:rPr>
+                <w:rFonts w:ascii="Arial" w:hAnsi="Arial" w:eastAsia="Arial" w:cs="Arial"/>
+                <w:i w:val="false"/>
+                <w:b w:val="false"/>
+                <w:u w:val="none"/>
+                <w:sz w:val="18"/>
+                <w:szCs w:val="18"/>
+                <w:color w:val="000000"/>
+              </w:rPr>
+              <w:t xml:space="preserve">—</w:t>
+            </w:r>
+          </w:p>
+        </w:tc>
+        <w:tc>
+          <w:tcPr>
+            <w:tcBorders>
+              <w:bottom w:val="single" w:sz="6" w:space="0" w:color="666666"/>
+              <w:top w:val="single" w:sz="6" w:space="0" w:color="666666"/>
+              <w:left w:val="single" w:sz="6" w:space="0" w:color="666666"/>
+              <w:right w:val="single" w:sz="6" w:space="0" w:color="666666"/>
+            </w:tcBorders>
+            <w:shd w:val="clear" w:color="auto" w:fill="FFFFFF"/>
+            <w:tcMar>
+              <w:top w:w="0" w:type="dxa"/>
+              <w:bottom w:w="0" w:type="dxa"/>
+              <w:left w:w="0" w:type="dxa"/>
+              <w:right w:w="0" w:type="dxa"/>
+            </w:tcMar>
+            <w:vAlign w:val="top"/>
+          </w:tcPr>
+          <w:p>
+            <w:pPr>
+              <w:jc w:val="center"/>
+              <w:pBdr>
+                <w:bottom w:val="none" w:sz="0" w:space="0" w:color="000000"/>
+                <w:top w:val="none" w:sz="0" w:space="0" w:color="000000"/>
+                <w:left w:val="none" w:sz="0" w:space="0" w:color="000000"/>
+                <w:right w:val="none" w:sz="0" w:space="0" w:color="000000"/>
+              </w:pBdr>
+              <w:spacing w:after="10" w:before="10" w:line="240"/>
+              <w:ind w:left="100" w:right="100" w:firstLine="0" w:firstLineChars="0"/>
+              <w:rPr>
+                <w:rFonts w:ascii="Arial" w:hAnsi="Arial" w:eastAsia="Arial" w:cs="Arial"/>
+                <w:i w:val="false"/>
+                <w:b w:val="false"/>
+                <w:u w:val="none"/>
+                <w:sz w:val="18"/>
+                <w:szCs w:val="18"/>
+                <w:color w:val="000000"/>
+              </w:rPr>
+            </w:pPr>
+            <w:r>
+              <w:rPr>
+                <w:rFonts w:ascii="Arial" w:hAnsi="Arial" w:eastAsia="Arial" w:cs="Arial"/>
+                <w:i w:val="false"/>
+                <w:b w:val="false"/>
+                <w:u w:val="none"/>
+                <w:sz w:val="18"/>
+                <w:szCs w:val="18"/>
+                <w:color w:val="000000"/>
+              </w:rPr>
+              <w:t xml:space="preserve"/>
+            </w:r>
+          </w:p>
+        </w:tc>
+      </w:tr>
+      <w:tr>
+        <w:trPr>
+          <w:trHeight w:val="617" w:hRule="auto"/>
+        </w:trPr>
+        body10
+        <w:tc>
+          <w:tcPr>
+            <w:tcBorders>
+              <w:bottom w:val="single" w:sz="6" w:space="0" w:color="666666"/>
+              <w:top w:val="single" w:sz="6" w:space="0" w:color="666666"/>
+              <w:left w:val="single" w:sz="6" w:space="0" w:color="666666"/>
+              <w:right w:val="single" w:sz="6" w:space="0" w:color="666666"/>
+            </w:tcBorders>
+            <w:shd w:val="clear" w:color="auto" w:fill="FFFFFF"/>
+            <w:tcMar>
+              <w:top w:w="0" w:type="dxa"/>
+              <w:bottom w:w="0" w:type="dxa"/>
+              <w:left w:w="0" w:type="dxa"/>
+              <w:right w:w="0" w:type="dxa"/>
+            </w:tcMar>
+            <w:vAlign w:val="top"/>
+          </w:tcPr>
+          <w:p>
+            <w:pPr>
+              <w:jc w:val="left"/>
+              <w:pBdr>
+                <w:bottom w:val="none" w:sz="0" w:space="0" w:color="000000"/>
+                <w:top w:val="none" w:sz="0" w:space="0" w:color="000000"/>
+                <w:left w:val="none" w:sz="0" w:space="0" w:color="000000"/>
+                <w:right w:val="none" w:sz="0" w:space="0" w:color="000000"/>
+              </w:pBdr>
+              <w:spacing w:after="10" w:before="10" w:line="240"/>
+              <w:ind w:left="300" w:right="100" w:firstLine="0" w:firstLineChars="0"/>
+              <w:rPr>
+                <w:rFonts w:ascii="Arial" w:hAnsi="Arial" w:eastAsia="Arial" w:cs="Arial"/>
+                <w:i w:val="false"/>
+                <w:b w:val="false"/>
+                <w:u w:val="none"/>
+                <w:sz w:val="18"/>
+                <w:szCs w:val="18"/>
+                <w:color w:val="000000"/>
+              </w:rPr>
+            </w:pPr>
+            <w:r>
+              <w:rPr>
+                <w:rFonts w:ascii="Arial" w:hAnsi="Arial" w:eastAsia="Arial" w:cs="Arial"/>
+                <w:i w:val="false"/>
+                <w:b w:val="false"/>
+                <w:u w:val="none"/>
+                <w:sz w:val="18"/>
+                <w:szCs w:val="18"/>
+                <w:color w:val="000000"/>
+              </w:rPr>
+              <w:t xml:space="preserve">Femenino</w:t>
+            </w:r>
+          </w:p>
+        </w:tc>
+        <w:tc>
+          <w:tcPr>
+            <w:tcBorders>
+              <w:bottom w:val="single" w:sz="6" w:space="0" w:color="666666"/>
+              <w:top w:val="single" w:sz="6" w:space="0" w:color="666666"/>
+              <w:left w:val="single" w:sz="6" w:space="0" w:color="666666"/>
+              <w:right w:val="single" w:sz="6" w:space="0" w:color="666666"/>
+            </w:tcBorders>
+            <w:shd w:val="clear" w:color="auto" w:fill="FFFFFF"/>
+            <w:tcMar>
+              <w:top w:w="0" w:type="dxa"/>
+              <w:bottom w:w="0" w:type="dxa"/>
+              <w:left w:w="0" w:type="dxa"/>
+              <w:right w:w="0" w:type="dxa"/>
+            </w:tcMar>
+            <w:vAlign w:val="top"/>
+          </w:tcPr>
+          <w:p>
+            <w:pPr>
+              <w:jc w:val="center"/>
+              <w:pBdr>
+                <w:bottom w:val="none" w:sz="0" w:space="0" w:color="000000"/>
+                <w:top w:val="none" w:sz="0" w:space="0" w:color="000000"/>
+                <w:left w:val="none" w:sz="0" w:space="0" w:color="000000"/>
+                <w:right w:val="none" w:sz="0" w:space="0" w:color="000000"/>
+              </w:pBdr>
+              <w:spacing w:after="10" w:before="10" w:line="240"/>
+              <w:ind w:left="100" w:right="100" w:firstLine="0" w:firstLineChars="0"/>
+              <w:rPr>
+                <w:rFonts w:ascii="Arial" w:hAnsi="Arial" w:eastAsia="Arial" w:cs="Arial"/>
+                <w:i w:val="false"/>
+                <w:b w:val="false"/>
+                <w:u w:val="none"/>
+                <w:sz w:val="18"/>
+                <w:szCs w:val="18"/>
+                <w:color w:val="000000"/>
+              </w:rPr>
+            </w:pPr>
+            <w:r>
+              <w:rPr>
+                <w:rFonts w:ascii="Arial" w:hAnsi="Arial" w:eastAsia="Arial" w:cs="Arial"/>
+                <w:i w:val="false"/>
+                <w:b w:val="false"/>
+                <w:u w:val="none"/>
+                <w:sz w:val="18"/>
+                <w:szCs w:val="18"/>
+                <w:color w:val="000000"/>
+              </w:rPr>
+              <w:t xml:space="preserve">0.79 (0.70 to 0.88)</w:t>
+            </w:r>
+          </w:p>
+        </w:tc>
+        <w:tc>
+          <w:tcPr>
+            <w:tcBorders>
+              <w:bottom w:val="single" w:sz="6" w:space="0" w:color="666666"/>
+              <w:top w:val="single" w:sz="6" w:space="0" w:color="666666"/>
+              <w:left w:val="single" w:sz="6" w:space="0" w:color="666666"/>
+              <w:right w:val="single" w:sz="6" w:space="0" w:color="666666"/>
+            </w:tcBorders>
+            <w:shd w:val="clear" w:color="auto" w:fill="FFFFFF"/>
+            <w:tcMar>
+              <w:top w:w="0" w:type="dxa"/>
+              <w:bottom w:w="0" w:type="dxa"/>
+              <w:left w:w="0" w:type="dxa"/>
+              <w:right w:w="0" w:type="dxa"/>
+            </w:tcMar>
+            <w:vAlign w:val="top"/>
+          </w:tcPr>
+          <w:p>
+            <w:pPr>
+              <w:jc w:val="center"/>
+              <w:pBdr>
+                <w:bottom w:val="none" w:sz="0" w:space="0" w:color="000000"/>
+                <w:top w:val="none" w:sz="0" w:space="0" w:color="000000"/>
+                <w:left w:val="none" w:sz="0" w:space="0" w:color="000000"/>
+                <w:right w:val="none" w:sz="0" w:space="0" w:color="000000"/>
+              </w:pBdr>
+              <w:spacing w:after="10" w:before="10" w:line="240"/>
+              <w:ind w:left="100" w:right="100" w:firstLine="0" w:firstLineChars="0"/>
+              <w:rPr>
+                <w:rFonts w:ascii="Arial" w:hAnsi="Arial" w:eastAsia="Arial" w:cs="Arial"/>
+                <w:i w:val="false"/>
+                <w:b w:val="true"/>
+                <w:u w:val="none"/>
+                <w:sz w:val="18"/>
+                <w:szCs w:val="18"/>
+                <w:color w:val="000000"/>
+              </w:rPr>
+            </w:pPr>
+            <w:r>
+              <w:rPr>
+                <w:rFonts w:ascii="Arial" w:hAnsi="Arial" w:eastAsia="Arial" w:cs="Arial"/>
+                <w:i w:val="false"/>
+                <w:b w:val="true"/>
+                <w:u w:val="none"/>
+                <w:sz w:val="18"/>
+                <w:szCs w:val="18"/>
+                <w:color w:val="000000"/>
+              </w:rPr>
+              <w:t xml:space="preserve">&lt;0.001</w:t>
+            </w:r>
+          </w:p>
+        </w:tc>
+        <w:tc>
+          <w:tcPr>
+            <w:tcBorders>
+              <w:bottom w:val="single" w:sz="6" w:space="0" w:color="666666"/>
+              <w:top w:val="single" w:sz="6" w:space="0" w:color="666666"/>
+              <w:left w:val="single" w:sz="6" w:space="0" w:color="666666"/>
+              <w:right w:val="single" w:sz="6" w:space="0" w:color="666666"/>
+            </w:tcBorders>
+            <w:shd w:val="clear" w:color="auto" w:fill="FFFFFF"/>
+            <w:tcMar>
+              <w:top w:w="0" w:type="dxa"/>
+              <w:bottom w:w="0" w:type="dxa"/>
+              <w:left w:w="0" w:type="dxa"/>
+              <w:right w:w="0" w:type="dxa"/>
+            </w:tcMar>
+            <w:vAlign w:val="top"/>
+          </w:tcPr>
+          <w:p>
+            <w:pPr>
+              <w:jc w:val="center"/>
+              <w:pBdr>
+                <w:bottom w:val="none" w:sz="0" w:space="0" w:color="000000"/>
+                <w:top w:val="none" w:sz="0" w:space="0" w:color="000000"/>
+                <w:left w:val="none" w:sz="0" w:space="0" w:color="000000"/>
+                <w:right w:val="none" w:sz="0" w:space="0" w:color="000000"/>
+              </w:pBdr>
+              <w:spacing w:after="10" w:before="10" w:line="240"/>
+              <w:ind w:left="100" w:right="100" w:firstLine="0" w:firstLineChars="0"/>
+              <w:rPr>
+                <w:rFonts w:ascii="Arial" w:hAnsi="Arial" w:eastAsia="Arial" w:cs="Arial"/>
+                <w:i w:val="false"/>
+                <w:b w:val="false"/>
+                <w:u w:val="none"/>
+                <w:sz w:val="18"/>
+                <w:szCs w:val="18"/>
+                <w:color w:val="000000"/>
+              </w:rPr>
+            </w:pPr>
+            <w:r>
+              <w:rPr>
+                <w:rFonts w:ascii="Arial" w:hAnsi="Arial" w:eastAsia="Arial" w:cs="Arial"/>
+                <w:i w:val="false"/>
+                <w:b w:val="false"/>
+                <w:u w:val="none"/>
+                <w:sz w:val="18"/>
+                <w:szCs w:val="18"/>
+                <w:color w:val="000000"/>
+              </w:rPr>
+              <w:t xml:space="preserve">0.58 (0.46 to 0.71)</w:t>
+            </w:r>
+          </w:p>
+        </w:tc>
+        <w:tc>
+          <w:tcPr>
+            <w:tcBorders>
+              <w:bottom w:val="single" w:sz="6" w:space="0" w:color="666666"/>
+              <w:top w:val="single" w:sz="6" w:space="0" w:color="666666"/>
+              <w:left w:val="single" w:sz="6" w:space="0" w:color="666666"/>
+              <w:right w:val="single" w:sz="6" w:space="0" w:color="666666"/>
+            </w:tcBorders>
+            <w:shd w:val="clear" w:color="auto" w:fill="FFFFFF"/>
+            <w:tcMar>
+              <w:top w:w="0" w:type="dxa"/>
+              <w:bottom w:w="0" w:type="dxa"/>
+              <w:left w:w="0" w:type="dxa"/>
+              <w:right w:w="0" w:type="dxa"/>
+            </w:tcMar>
+            <w:vAlign w:val="top"/>
+          </w:tcPr>
+          <w:p>
+            <w:pPr>
+              <w:jc w:val="center"/>
+              <w:pBdr>
+                <w:bottom w:val="none" w:sz="0" w:space="0" w:color="000000"/>
+                <w:top w:val="none" w:sz="0" w:space="0" w:color="000000"/>
+                <w:left w:val="none" w:sz="0" w:space="0" w:color="000000"/>
+                <w:right w:val="none" w:sz="0" w:space="0" w:color="000000"/>
+              </w:pBdr>
+              <w:spacing w:after="10" w:before="10" w:line="240"/>
+              <w:ind w:left="100" w:right="100" w:firstLine="0" w:firstLineChars="0"/>
+              <w:rPr>
+                <w:rFonts w:ascii="Arial" w:hAnsi="Arial" w:eastAsia="Arial" w:cs="Arial"/>
+                <w:i w:val="false"/>
+                <w:b w:val="true"/>
+                <w:u w:val="none"/>
+                <w:sz w:val="18"/>
+                <w:szCs w:val="18"/>
+                <w:color w:val="000000"/>
+              </w:rPr>
+            </w:pPr>
+            <w:r>
+              <w:rPr>
+                <w:rFonts w:ascii="Arial" w:hAnsi="Arial" w:eastAsia="Arial" w:cs="Arial"/>
+                <w:i w:val="false"/>
+                <w:b w:val="true"/>
+                <w:u w:val="none"/>
+                <w:sz w:val="18"/>
+                <w:szCs w:val="18"/>
+                <w:color w:val="000000"/>
+              </w:rPr>
+              <w:t xml:space="preserve">&lt;0.001</w:t>
+            </w:r>
+          </w:p>
+        </w:tc>
+        <w:tc>
+          <w:tcPr>
+            <w:tcBorders>
+              <w:bottom w:val="single" w:sz="6" w:space="0" w:color="666666"/>
+              <w:top w:val="single" w:sz="6" w:space="0" w:color="666666"/>
+              <w:left w:val="single" w:sz="6" w:space="0" w:color="666666"/>
+              <w:right w:val="single" w:sz="6" w:space="0" w:color="666666"/>
+            </w:tcBorders>
+            <w:shd w:val="clear" w:color="auto" w:fill="FFFFFF"/>
+            <w:tcMar>
+              <w:top w:w="0" w:type="dxa"/>
+              <w:bottom w:w="0" w:type="dxa"/>
+              <w:left w:w="0" w:type="dxa"/>
+              <w:right w:w="0" w:type="dxa"/>
+            </w:tcMar>
+            <w:vAlign w:val="top"/>
+          </w:tcPr>
+          <w:p>
+            <w:pPr>
+              <w:jc w:val="center"/>
+              <w:pBdr>
+                <w:bottom w:val="none" w:sz="0" w:space="0" w:color="000000"/>
+                <w:top w:val="none" w:sz="0" w:space="0" w:color="000000"/>
+                <w:left w:val="none" w:sz="0" w:space="0" w:color="000000"/>
+                <w:right w:val="none" w:sz="0" w:space="0" w:color="000000"/>
+              </w:pBdr>
+              <w:spacing w:after="10" w:before="10" w:line="240"/>
+              <w:ind w:left="100" w:right="100" w:firstLine="0" w:firstLineChars="0"/>
+              <w:rPr>
+                <w:rFonts w:ascii="Arial" w:hAnsi="Arial" w:eastAsia="Arial" w:cs="Arial"/>
+                <w:i w:val="false"/>
+                <w:b w:val="false"/>
+                <w:u w:val="none"/>
+                <w:sz w:val="18"/>
+                <w:szCs w:val="18"/>
+                <w:color w:val="000000"/>
+              </w:rPr>
+            </w:pPr>
+            <w:r>
+              <w:rPr>
+                <w:rFonts w:ascii="Arial" w:hAnsi="Arial" w:eastAsia="Arial" w:cs="Arial"/>
+                <w:i w:val="false"/>
+                <w:b w:val="false"/>
+                <w:u w:val="none"/>
+                <w:sz w:val="18"/>
+                <w:szCs w:val="18"/>
+                <w:color w:val="000000"/>
+              </w:rPr>
+              <w:t xml:space="preserve">0.89 (0.77 to 1.03)</w:t>
+            </w:r>
+          </w:p>
+        </w:tc>
+        <w:tc>
+          <w:tcPr>
+            <w:tcBorders>
+              <w:bottom w:val="single" w:sz="6" w:space="0" w:color="666666"/>
+              <w:top w:val="single" w:sz="6" w:space="0" w:color="666666"/>
+              <w:left w:val="single" w:sz="6" w:space="0" w:color="666666"/>
+              <w:right w:val="single" w:sz="6" w:space="0" w:color="666666"/>
+            </w:tcBorders>
+            <w:shd w:val="clear" w:color="auto" w:fill="FFFFFF"/>
+            <w:tcMar>
+              <w:top w:w="0" w:type="dxa"/>
+              <w:bottom w:w="0" w:type="dxa"/>
+              <w:left w:w="0" w:type="dxa"/>
+              <w:right w:w="0" w:type="dxa"/>
+            </w:tcMar>
+            <w:vAlign w:val="top"/>
+          </w:tcPr>
+          <w:p>
+            <w:pPr>
+              <w:jc w:val="center"/>
+              <w:pBdr>
+                <w:bottom w:val="none" w:sz="0" w:space="0" w:color="000000"/>
+                <w:top w:val="none" w:sz="0" w:space="0" w:color="000000"/>
+                <w:left w:val="none" w:sz="0" w:space="0" w:color="000000"/>
+                <w:right w:val="none" w:sz="0" w:space="0" w:color="000000"/>
+              </w:pBdr>
+              <w:spacing w:after="10" w:before="10" w:line="240"/>
+              <w:ind w:left="100" w:right="100" w:firstLine="0" w:firstLineChars="0"/>
+              <w:rPr>
+                <w:rFonts w:ascii="Arial" w:hAnsi="Arial" w:eastAsia="Arial" w:cs="Arial"/>
+                <w:i w:val="false"/>
+                <w:b w:val="false"/>
+                <w:u w:val="none"/>
+                <w:sz w:val="18"/>
+                <w:szCs w:val="18"/>
+                <w:color w:val="000000"/>
+              </w:rPr>
+            </w:pPr>
+            <w:r>
+              <w:rPr>
+                <w:rFonts w:ascii="Arial" w:hAnsi="Arial" w:eastAsia="Arial" w:cs="Arial"/>
+                <w:i w:val="false"/>
+                <w:b w:val="false"/>
+                <w:u w:val="none"/>
+                <w:sz w:val="18"/>
+                <w:szCs w:val="18"/>
+                <w:color w:val="000000"/>
+              </w:rPr>
+              <w:t xml:space="preserve">0.115</w:t>
+            </w:r>
+          </w:p>
+        </w:tc>
+        <w:tc>
+          <w:tcPr>
+            <w:tcBorders>
+              <w:bottom w:val="single" w:sz="6" w:space="0" w:color="666666"/>
+              <w:top w:val="single" w:sz="6" w:space="0" w:color="666666"/>
+              <w:left w:val="single" w:sz="6" w:space="0" w:color="666666"/>
+              <w:right w:val="single" w:sz="6" w:space="0" w:color="666666"/>
+            </w:tcBorders>
+            <w:shd w:val="clear" w:color="auto" w:fill="FFFFFF"/>
+            <w:tcMar>
+              <w:top w:w="0" w:type="dxa"/>
+              <w:bottom w:w="0" w:type="dxa"/>
+              <w:left w:w="0" w:type="dxa"/>
+              <w:right w:w="0" w:type="dxa"/>
+            </w:tcMar>
+            <w:vAlign w:val="top"/>
+          </w:tcPr>
+          <w:p>
+            <w:pPr>
+              <w:jc w:val="center"/>
+              <w:pBdr>
+                <w:bottom w:val="none" w:sz="0" w:space="0" w:color="000000"/>
+                <w:top w:val="none" w:sz="0" w:space="0" w:color="000000"/>
+                <w:left w:val="none" w:sz="0" w:space="0" w:color="000000"/>
+                <w:right w:val="none" w:sz="0" w:space="0" w:color="000000"/>
+              </w:pBdr>
+              <w:spacing w:after="10" w:before="10" w:line="240"/>
+              <w:ind w:left="100" w:right="100" w:firstLine="0" w:firstLineChars="0"/>
+              <w:rPr>
+                <w:rFonts w:ascii="Arial" w:hAnsi="Arial" w:eastAsia="Arial" w:cs="Arial"/>
+                <w:i w:val="false"/>
+                <w:b w:val="false"/>
+                <w:u w:val="none"/>
+                <w:sz w:val="18"/>
+                <w:szCs w:val="18"/>
+                <w:color w:val="000000"/>
+              </w:rPr>
+            </w:pPr>
+            <w:r>
+              <w:rPr>
+                <w:rFonts w:ascii="Arial" w:hAnsi="Arial" w:eastAsia="Arial" w:cs="Arial"/>
+                <w:i w:val="false"/>
+                <w:b w:val="false"/>
+                <w:u w:val="none"/>
+                <w:sz w:val="18"/>
+                <w:szCs w:val="18"/>
+                <w:color w:val="000000"/>
+              </w:rPr>
+              <w:t xml:space="preserve">0.54 (0.40 to 0.72)</w:t>
+            </w:r>
+          </w:p>
+        </w:tc>
+        <w:tc>
+          <w:tcPr>
+            <w:tcBorders>
+              <w:bottom w:val="single" w:sz="6" w:space="0" w:color="666666"/>
+              <w:top w:val="single" w:sz="6" w:space="0" w:color="666666"/>
+              <w:left w:val="single" w:sz="6" w:space="0" w:color="666666"/>
+              <w:right w:val="single" w:sz="6" w:space="0" w:color="666666"/>
+            </w:tcBorders>
+            <w:shd w:val="clear" w:color="auto" w:fill="FFFFFF"/>
+            <w:tcMar>
+              <w:top w:w="0" w:type="dxa"/>
+              <w:bottom w:w="0" w:type="dxa"/>
+              <w:left w:w="0" w:type="dxa"/>
+              <w:right w:w="0" w:type="dxa"/>
+            </w:tcMar>
+            <w:vAlign w:val="top"/>
+          </w:tcPr>
+          <w:p>
+            <w:pPr>
+              <w:jc w:val="center"/>
+              <w:pBdr>
+                <w:bottom w:val="none" w:sz="0" w:space="0" w:color="000000"/>
+                <w:top w:val="none" w:sz="0" w:space="0" w:color="000000"/>
+                <w:left w:val="none" w:sz="0" w:space="0" w:color="000000"/>
+                <w:right w:val="none" w:sz="0" w:space="0" w:color="000000"/>
+              </w:pBdr>
+              <w:spacing w:after="10" w:before="10" w:line="240"/>
+              <w:ind w:left="100" w:right="100" w:firstLine="0" w:firstLineChars="0"/>
+              <w:rPr>
+                <w:rFonts w:ascii="Arial" w:hAnsi="Arial" w:eastAsia="Arial" w:cs="Arial"/>
+                <w:i w:val="false"/>
+                <w:b w:val="true"/>
+                <w:u w:val="none"/>
+                <w:sz w:val="18"/>
+                <w:szCs w:val="18"/>
+                <w:color w:val="000000"/>
+              </w:rPr>
+            </w:pPr>
+            <w:r>
+              <w:rPr>
+                <w:rFonts w:ascii="Arial" w:hAnsi="Arial" w:eastAsia="Arial" w:cs="Arial"/>
+                <w:i w:val="false"/>
+                <w:b w:val="true"/>
+                <w:u w:val="none"/>
+                <w:sz w:val="18"/>
+                <w:szCs w:val="18"/>
+                <w:color w:val="000000"/>
+              </w:rPr>
+              <w:t xml:space="preserve">&lt;0.001</w:t>
+            </w:r>
+          </w:p>
+        </w:tc>
+      </w:tr>
+      <w:tr>
+        <w:trPr>
+          <w:trHeight w:val="571" w:hRule="auto"/>
+        </w:trPr>
+        body11
+        <w:tc>
+          <w:tcPr>
+            <w:tcBorders>
+              <w:bottom w:val="single" w:sz="6" w:space="0" w:color="666666"/>
+              <w:top w:val="single" w:sz="6" w:space="0" w:color="666666"/>
+              <w:left w:val="single" w:sz="6" w:space="0" w:color="666666"/>
+              <w:right w:val="single" w:sz="6" w:space="0" w:color="666666"/>
+            </w:tcBorders>
+            <w:shd w:val="clear" w:color="auto" w:fill="FFFFFF"/>
+            <w:tcMar>
+              <w:top w:w="0" w:type="dxa"/>
+              <w:bottom w:w="0" w:type="dxa"/>
+              <w:left w:w="0" w:type="dxa"/>
+              <w:right w:w="0" w:type="dxa"/>
+            </w:tcMar>
+            <w:vAlign w:val="top"/>
+          </w:tcPr>
+          <w:p>
+            <w:pPr>
+              <w:jc w:val="left"/>
+              <w:pBdr>
+                <w:bottom w:val="none" w:sz="0" w:space="0" w:color="000000"/>
+                <w:top w:val="none" w:sz="0" w:space="0" w:color="000000"/>
+                <w:left w:val="none" w:sz="0" w:space="0" w:color="000000"/>
+                <w:right w:val="none" w:sz="0" w:space="0" w:color="000000"/>
+              </w:pBdr>
+              <w:spacing w:after="10" w:before="10" w:line="240"/>
+              <w:ind w:left="100" w:right="100" w:firstLine="0" w:firstLineChars="0"/>
+              <w:rPr>
+                <w:rFonts w:ascii="Arial" w:hAnsi="Arial" w:eastAsia="Arial" w:cs="Arial"/>
+                <w:i w:val="false"/>
+                <w:b w:val="false"/>
+                <w:u w:val="none"/>
+                <w:sz w:val="18"/>
+                <w:szCs w:val="18"/>
+                <w:color w:val="000000"/>
+              </w:rPr>
+            </w:pPr>
+            <w:r>
+              <w:rPr>
+                <w:rFonts w:ascii="Arial" w:hAnsi="Arial" w:eastAsia="Arial" w:cs="Arial"/>
+                <w:i w:val="false"/>
+                <w:b w:val="false"/>
+                <w:u w:val="none"/>
+                <w:sz w:val="18"/>
+                <w:szCs w:val="18"/>
+                <w:color w:val="000000"/>
+              </w:rPr>
+              <w:t xml:space="preserve">Nivel educativo de la madre</w:t>
+            </w:r>
+          </w:p>
+        </w:tc>
+        <w:tc>
+          <w:tcPr>
+            <w:tcBorders>
+              <w:bottom w:val="single" w:sz="6" w:space="0" w:color="666666"/>
+              <w:top w:val="single" w:sz="6" w:space="0" w:color="666666"/>
+              <w:left w:val="single" w:sz="6" w:space="0" w:color="666666"/>
+              <w:right w:val="single" w:sz="6" w:space="0" w:color="666666"/>
+            </w:tcBorders>
+            <w:shd w:val="clear" w:color="auto" w:fill="FFFFFF"/>
+            <w:tcMar>
+              <w:top w:w="0" w:type="dxa"/>
+              <w:bottom w:w="0" w:type="dxa"/>
+              <w:left w:w="0" w:type="dxa"/>
+              <w:right w:w="0" w:type="dxa"/>
+            </w:tcMar>
+            <w:vAlign w:val="top"/>
+          </w:tcPr>
+          <w:p>
+            <w:pPr>
+              <w:jc w:val="center"/>
+              <w:pBdr>
+                <w:bottom w:val="none" w:sz="0" w:space="0" w:color="000000"/>
+                <w:top w:val="none" w:sz="0" w:space="0" w:color="000000"/>
+                <w:left w:val="none" w:sz="0" w:space="0" w:color="000000"/>
+                <w:right w:val="none" w:sz="0" w:space="0" w:color="000000"/>
+              </w:pBdr>
+              <w:spacing w:after="10" w:before="10" w:line="240"/>
+              <w:ind w:left="100" w:right="100" w:firstLine="0" w:firstLineChars="0"/>
+              <w:rPr>
+                <w:rFonts w:ascii="Arial" w:hAnsi="Arial" w:eastAsia="Arial" w:cs="Arial"/>
+                <w:i w:val="false"/>
+                <w:b w:val="false"/>
+                <w:u w:val="none"/>
+                <w:sz w:val="18"/>
+                <w:szCs w:val="18"/>
+                <w:color w:val="000000"/>
+              </w:rPr>
+            </w:pPr>
+            <w:r>
+              <w:rPr>
+                <w:rFonts w:ascii="Arial" w:hAnsi="Arial" w:eastAsia="Arial" w:cs="Arial"/>
+                <w:i w:val="false"/>
+                <w:b w:val="false"/>
+                <w:u w:val="none"/>
+                <w:sz w:val="18"/>
+                <w:szCs w:val="18"/>
+                <w:color w:val="000000"/>
+              </w:rPr>
+              <w:t xml:space="preserve"/>
+            </w:r>
+          </w:p>
+        </w:tc>
+        <w:tc>
+          <w:tcPr>
+            <w:tcBorders>
+              <w:bottom w:val="single" w:sz="6" w:space="0" w:color="666666"/>
+              <w:top w:val="single" w:sz="6" w:space="0" w:color="666666"/>
+              <w:left w:val="single" w:sz="6" w:space="0" w:color="666666"/>
+              <w:right w:val="single" w:sz="6" w:space="0" w:color="666666"/>
+            </w:tcBorders>
+            <w:shd w:val="clear" w:color="auto" w:fill="FFFFFF"/>
+            <w:tcMar>
+              <w:top w:w="0" w:type="dxa"/>
+              <w:bottom w:w="0" w:type="dxa"/>
+              <w:left w:w="0" w:type="dxa"/>
+              <w:right w:w="0" w:type="dxa"/>
+            </w:tcMar>
+            <w:vAlign w:val="top"/>
+          </w:tcPr>
+          <w:p>
+            <w:pPr>
+              <w:jc w:val="center"/>
+              <w:pBdr>
+                <w:bottom w:val="none" w:sz="0" w:space="0" w:color="000000"/>
+                <w:top w:val="none" w:sz="0" w:space="0" w:color="000000"/>
+                <w:left w:val="none" w:sz="0" w:space="0" w:color="000000"/>
+                <w:right w:val="none" w:sz="0" w:space="0" w:color="000000"/>
+              </w:pBdr>
+              <w:spacing w:after="10" w:before="10" w:line="240"/>
+              <w:ind w:left="100" w:right="100" w:firstLine="0" w:firstLineChars="0"/>
+              <w:rPr>
+                <w:rFonts w:ascii="Arial" w:hAnsi="Arial" w:eastAsia="Arial" w:cs="Arial"/>
+                <w:i w:val="false"/>
+                <w:b w:val="false"/>
+                <w:u w:val="none"/>
+                <w:sz w:val="18"/>
+                <w:szCs w:val="18"/>
+                <w:color w:val="000000"/>
+              </w:rPr>
+            </w:pPr>
+            <w:r>
+              <w:rPr>
+                <w:rFonts w:ascii="Arial" w:hAnsi="Arial" w:eastAsia="Arial" w:cs="Arial"/>
+                <w:i w:val="false"/>
+                <w:b w:val="false"/>
+                <w:u w:val="none"/>
+                <w:sz w:val="18"/>
+                <w:szCs w:val="18"/>
+                <w:color w:val="000000"/>
+              </w:rPr>
+              <w:t xml:space="preserve"/>
+            </w:r>
+          </w:p>
+        </w:tc>
+        <w:tc>
+          <w:tcPr>
+            <w:tcBorders>
+              <w:bottom w:val="single" w:sz="6" w:space="0" w:color="666666"/>
+              <w:top w:val="single" w:sz="6" w:space="0" w:color="666666"/>
+              <w:left w:val="single" w:sz="6" w:space="0" w:color="666666"/>
+              <w:right w:val="single" w:sz="6" w:space="0" w:color="666666"/>
+            </w:tcBorders>
+            <w:shd w:val="clear" w:color="auto" w:fill="FFFFFF"/>
+            <w:tcMar>
+              <w:top w:w="0" w:type="dxa"/>
+              <w:bottom w:w="0" w:type="dxa"/>
+              <w:left w:w="0" w:type="dxa"/>
+              <w:right w:w="0" w:type="dxa"/>
+            </w:tcMar>
+            <w:vAlign w:val="top"/>
+          </w:tcPr>
+          <w:p>
+            <w:pPr>
+              <w:jc w:val="center"/>
+              <w:pBdr>
+                <w:bottom w:val="none" w:sz="0" w:space="0" w:color="000000"/>
+                <w:top w:val="none" w:sz="0" w:space="0" w:color="000000"/>
+                <w:left w:val="none" w:sz="0" w:space="0" w:color="000000"/>
+                <w:right w:val="none" w:sz="0" w:space="0" w:color="000000"/>
+              </w:pBdr>
+              <w:spacing w:after="10" w:before="10" w:line="240"/>
+              <w:ind w:left="100" w:right="100" w:firstLine="0" w:firstLineChars="0"/>
+              <w:rPr>
+                <w:rFonts w:ascii="Arial" w:hAnsi="Arial" w:eastAsia="Arial" w:cs="Arial"/>
+                <w:i w:val="false"/>
+                <w:b w:val="false"/>
+                <w:u w:val="none"/>
+                <w:sz w:val="18"/>
+                <w:szCs w:val="18"/>
+                <w:color w:val="000000"/>
+              </w:rPr>
+            </w:pPr>
+            <w:r>
+              <w:rPr>
+                <w:rFonts w:ascii="Arial" w:hAnsi="Arial" w:eastAsia="Arial" w:cs="Arial"/>
+                <w:i w:val="false"/>
+                <w:b w:val="false"/>
+                <w:u w:val="none"/>
+                <w:sz w:val="18"/>
+                <w:szCs w:val="18"/>
+                <w:color w:val="000000"/>
+              </w:rPr>
+              <w:t xml:space="preserve"/>
+            </w:r>
+          </w:p>
+        </w:tc>
+        <w:tc>
+          <w:tcPr>
+            <w:tcBorders>
+              <w:bottom w:val="single" w:sz="6" w:space="0" w:color="666666"/>
+              <w:top w:val="single" w:sz="6" w:space="0" w:color="666666"/>
+              <w:left w:val="single" w:sz="6" w:space="0" w:color="666666"/>
+              <w:right w:val="single" w:sz="6" w:space="0" w:color="666666"/>
+            </w:tcBorders>
+            <w:shd w:val="clear" w:color="auto" w:fill="FFFFFF"/>
+            <w:tcMar>
+              <w:top w:w="0" w:type="dxa"/>
+              <w:bottom w:w="0" w:type="dxa"/>
+              <w:left w:w="0" w:type="dxa"/>
+              <w:right w:w="0" w:type="dxa"/>
+            </w:tcMar>
+            <w:vAlign w:val="top"/>
+          </w:tcPr>
+          <w:p>
+            <w:pPr>
+              <w:jc w:val="center"/>
+              <w:pBdr>
+                <w:bottom w:val="none" w:sz="0" w:space="0" w:color="000000"/>
+                <w:top w:val="none" w:sz="0" w:space="0" w:color="000000"/>
+                <w:left w:val="none" w:sz="0" w:space="0" w:color="000000"/>
+                <w:right w:val="none" w:sz="0" w:space="0" w:color="000000"/>
+              </w:pBdr>
+              <w:spacing w:after="10" w:before="10" w:line="240"/>
+              <w:ind w:left="100" w:right="100" w:firstLine="0" w:firstLineChars="0"/>
+              <w:rPr>
+                <w:rFonts w:ascii="Arial" w:hAnsi="Arial" w:eastAsia="Arial" w:cs="Arial"/>
+                <w:i w:val="false"/>
+                <w:b w:val="false"/>
+                <w:u w:val="none"/>
+                <w:sz w:val="18"/>
+                <w:szCs w:val="18"/>
+                <w:color w:val="000000"/>
+              </w:rPr>
+            </w:pPr>
+            <w:r>
+              <w:rPr>
+                <w:rFonts w:ascii="Arial" w:hAnsi="Arial" w:eastAsia="Arial" w:cs="Arial"/>
+                <w:i w:val="false"/>
+                <w:b w:val="false"/>
+                <w:u w:val="none"/>
+                <w:sz w:val="18"/>
+                <w:szCs w:val="18"/>
+                <w:color w:val="000000"/>
+              </w:rPr>
+              <w:t xml:space="preserve"/>
+            </w:r>
+          </w:p>
+        </w:tc>
+        <w:tc>
+          <w:tcPr>
+            <w:tcBorders>
+              <w:bottom w:val="single" w:sz="6" w:space="0" w:color="666666"/>
+              <w:top w:val="single" w:sz="6" w:space="0" w:color="666666"/>
+              <w:left w:val="single" w:sz="6" w:space="0" w:color="666666"/>
+              <w:right w:val="single" w:sz="6" w:space="0" w:color="666666"/>
+            </w:tcBorders>
+            <w:shd w:val="clear" w:color="auto" w:fill="FFFFFF"/>
+            <w:tcMar>
+              <w:top w:w="0" w:type="dxa"/>
+              <w:bottom w:w="0" w:type="dxa"/>
+              <w:left w:w="0" w:type="dxa"/>
+              <w:right w:w="0" w:type="dxa"/>
+            </w:tcMar>
+            <w:vAlign w:val="top"/>
+          </w:tcPr>
+          <w:p>
+            <w:pPr>
+              <w:jc w:val="center"/>
+              <w:pBdr>
+                <w:bottom w:val="none" w:sz="0" w:space="0" w:color="000000"/>
+                <w:top w:val="none" w:sz="0" w:space="0" w:color="000000"/>
+                <w:left w:val="none" w:sz="0" w:space="0" w:color="000000"/>
+                <w:right w:val="none" w:sz="0" w:space="0" w:color="000000"/>
+              </w:pBdr>
+              <w:spacing w:after="10" w:before="10" w:line="240"/>
+              <w:ind w:left="100" w:right="100" w:firstLine="0" w:firstLineChars="0"/>
+              <w:rPr>
+                <w:rFonts w:ascii="Arial" w:hAnsi="Arial" w:eastAsia="Arial" w:cs="Arial"/>
+                <w:i w:val="false"/>
+                <w:b w:val="false"/>
+                <w:u w:val="none"/>
+                <w:sz w:val="18"/>
+                <w:szCs w:val="18"/>
+                <w:color w:val="000000"/>
+              </w:rPr>
+            </w:pPr>
+            <w:r>
+              <w:rPr>
+                <w:rFonts w:ascii="Arial" w:hAnsi="Arial" w:eastAsia="Arial" w:cs="Arial"/>
+                <w:i w:val="false"/>
+                <w:b w:val="false"/>
+                <w:u w:val="none"/>
+                <w:sz w:val="18"/>
+                <w:szCs w:val="18"/>
+                <w:color w:val="000000"/>
+              </w:rPr>
+              <w:t xml:space="preserve"/>
+            </w:r>
+          </w:p>
+        </w:tc>
+        <w:tc>
+          <w:tcPr>
+            <w:tcBorders>
+              <w:bottom w:val="single" w:sz="6" w:space="0" w:color="666666"/>
+              <w:top w:val="single" w:sz="6" w:space="0" w:color="666666"/>
+              <w:left w:val="single" w:sz="6" w:space="0" w:color="666666"/>
+              <w:right w:val="single" w:sz="6" w:space="0" w:color="666666"/>
+            </w:tcBorders>
+            <w:shd w:val="clear" w:color="auto" w:fill="FFFFFF"/>
+            <w:tcMar>
+              <w:top w:w="0" w:type="dxa"/>
+              <w:bottom w:w="0" w:type="dxa"/>
+              <w:left w:w="0" w:type="dxa"/>
+              <w:right w:w="0" w:type="dxa"/>
+            </w:tcMar>
+            <w:vAlign w:val="top"/>
+          </w:tcPr>
+          <w:p>
+            <w:pPr>
+              <w:jc w:val="center"/>
+              <w:pBdr>
+                <w:bottom w:val="none" w:sz="0" w:space="0" w:color="000000"/>
+                <w:top w:val="none" w:sz="0" w:space="0" w:color="000000"/>
+                <w:left w:val="none" w:sz="0" w:space="0" w:color="000000"/>
+                <w:right w:val="none" w:sz="0" w:space="0" w:color="000000"/>
+              </w:pBdr>
+              <w:spacing w:after="10" w:before="10" w:line="240"/>
+              <w:ind w:left="100" w:right="100" w:firstLine="0" w:firstLineChars="0"/>
+              <w:rPr>
+                <w:rFonts w:ascii="Arial" w:hAnsi="Arial" w:eastAsia="Arial" w:cs="Arial"/>
+                <w:i w:val="false"/>
+                <w:b w:val="false"/>
+                <w:u w:val="none"/>
+                <w:sz w:val="18"/>
+                <w:szCs w:val="18"/>
+                <w:color w:val="000000"/>
+              </w:rPr>
+            </w:pPr>
+            <w:r>
+              <w:rPr>
+                <w:rFonts w:ascii="Arial" w:hAnsi="Arial" w:eastAsia="Arial" w:cs="Arial"/>
+                <w:i w:val="false"/>
+                <w:b w:val="false"/>
+                <w:u w:val="none"/>
+                <w:sz w:val="18"/>
+                <w:szCs w:val="18"/>
+                <w:color w:val="000000"/>
+              </w:rPr>
+              <w:t xml:space="preserve"/>
+            </w:r>
+          </w:p>
+        </w:tc>
+        <w:tc>
+          <w:tcPr>
+            <w:tcBorders>
+              <w:bottom w:val="single" w:sz="6" w:space="0" w:color="666666"/>
+              <w:top w:val="single" w:sz="6" w:space="0" w:color="666666"/>
+              <w:left w:val="single" w:sz="6" w:space="0" w:color="666666"/>
+              <w:right w:val="single" w:sz="6" w:space="0" w:color="666666"/>
+            </w:tcBorders>
+            <w:shd w:val="clear" w:color="auto" w:fill="FFFFFF"/>
+            <w:tcMar>
+              <w:top w:w="0" w:type="dxa"/>
+              <w:bottom w:w="0" w:type="dxa"/>
+              <w:left w:w="0" w:type="dxa"/>
+              <w:right w:w="0" w:type="dxa"/>
+            </w:tcMar>
+            <w:vAlign w:val="top"/>
+          </w:tcPr>
+          <w:p>
+            <w:pPr>
+              <w:jc w:val="center"/>
+              <w:pBdr>
+                <w:bottom w:val="none" w:sz="0" w:space="0" w:color="000000"/>
+                <w:top w:val="none" w:sz="0" w:space="0" w:color="000000"/>
+                <w:left w:val="none" w:sz="0" w:space="0" w:color="000000"/>
+                <w:right w:val="none" w:sz="0" w:space="0" w:color="000000"/>
+              </w:pBdr>
+              <w:spacing w:after="10" w:before="10" w:line="240"/>
+              <w:ind w:left="100" w:right="100" w:firstLine="0" w:firstLineChars="0"/>
+              <w:rPr>
+                <w:rFonts w:ascii="Arial" w:hAnsi="Arial" w:eastAsia="Arial" w:cs="Arial"/>
+                <w:i w:val="false"/>
+                <w:b w:val="false"/>
+                <w:u w:val="none"/>
+                <w:sz w:val="18"/>
+                <w:szCs w:val="18"/>
+                <w:color w:val="000000"/>
+              </w:rPr>
+            </w:pPr>
+            <w:r>
+              <w:rPr>
+                <w:rFonts w:ascii="Arial" w:hAnsi="Arial" w:eastAsia="Arial" w:cs="Arial"/>
+                <w:i w:val="false"/>
+                <w:b w:val="false"/>
+                <w:u w:val="none"/>
+                <w:sz w:val="18"/>
+                <w:szCs w:val="18"/>
+                <w:color w:val="000000"/>
+              </w:rPr>
+              <w:t xml:space="preserve"/>
+            </w:r>
+          </w:p>
+        </w:tc>
+        <w:tc>
+          <w:tcPr>
+            <w:tcBorders>
+              <w:bottom w:val="single" w:sz="6" w:space="0" w:color="666666"/>
+              <w:top w:val="single" w:sz="6" w:space="0" w:color="666666"/>
+              <w:left w:val="single" w:sz="6" w:space="0" w:color="666666"/>
+              <w:right w:val="single" w:sz="6" w:space="0" w:color="666666"/>
+            </w:tcBorders>
+            <w:shd w:val="clear" w:color="auto" w:fill="FFFFFF"/>
+            <w:tcMar>
+              <w:top w:w="0" w:type="dxa"/>
+              <w:bottom w:w="0" w:type="dxa"/>
+              <w:left w:w="0" w:type="dxa"/>
+              <w:right w:w="0" w:type="dxa"/>
+            </w:tcMar>
+            <w:vAlign w:val="top"/>
+          </w:tcPr>
+          <w:p>
+            <w:pPr>
+              <w:jc w:val="center"/>
+              <w:pBdr>
+                <w:bottom w:val="none" w:sz="0" w:space="0" w:color="000000"/>
+                <w:top w:val="none" w:sz="0" w:space="0" w:color="000000"/>
+                <w:left w:val="none" w:sz="0" w:space="0" w:color="000000"/>
+                <w:right w:val="none" w:sz="0" w:space="0" w:color="000000"/>
+              </w:pBdr>
+              <w:spacing w:after="10" w:before="10" w:line="240"/>
+              <w:ind w:left="100" w:right="100" w:firstLine="0" w:firstLineChars="0"/>
+              <w:rPr>
+                <w:rFonts w:ascii="Arial" w:hAnsi="Arial" w:eastAsia="Arial" w:cs="Arial"/>
+                <w:i w:val="false"/>
+                <w:b w:val="false"/>
+                <w:u w:val="none"/>
+                <w:sz w:val="18"/>
+                <w:szCs w:val="18"/>
+                <w:color w:val="000000"/>
+              </w:rPr>
+            </w:pPr>
+            <w:r>
+              <w:rPr>
+                <w:rFonts w:ascii="Arial" w:hAnsi="Arial" w:eastAsia="Arial" w:cs="Arial"/>
+                <w:i w:val="false"/>
+                <w:b w:val="false"/>
+                <w:u w:val="none"/>
+                <w:sz w:val="18"/>
+                <w:szCs w:val="18"/>
+                <w:color w:val="000000"/>
+              </w:rPr>
+              <w:t xml:space="preserve"/>
+            </w:r>
+          </w:p>
+        </w:tc>
+      </w:tr>
+      <w:tr>
+        <w:trPr>
+          <w:trHeight w:val="614" w:hRule="auto"/>
+        </w:trPr>
+        body12
+        <w:tc>
+          <w:tcPr>
+            <w:tcBorders>
+              <w:bottom w:val="single" w:sz="6" w:space="0" w:color="666666"/>
+              <w:top w:val="single" w:sz="6" w:space="0" w:color="666666"/>
+              <w:left w:val="single" w:sz="6" w:space="0" w:color="666666"/>
+              <w:right w:val="single" w:sz="6" w:space="0" w:color="666666"/>
+            </w:tcBorders>
+            <w:shd w:val="clear" w:color="auto" w:fill="FFFFFF"/>
+            <w:tcMar>
+              <w:top w:w="0" w:type="dxa"/>
+              <w:bottom w:w="0" w:type="dxa"/>
+              <w:left w:w="0" w:type="dxa"/>
+              <w:right w:w="0" w:type="dxa"/>
+            </w:tcMar>
+            <w:vAlign w:val="top"/>
+          </w:tcPr>
+          <w:p>
+            <w:pPr>
+              <w:jc w:val="left"/>
+              <w:pBdr>
+                <w:bottom w:val="none" w:sz="0" w:space="0" w:color="000000"/>
+                <w:top w:val="none" w:sz="0" w:space="0" w:color="000000"/>
+                <w:left w:val="none" w:sz="0" w:space="0" w:color="000000"/>
+                <w:right w:val="none" w:sz="0" w:space="0" w:color="000000"/>
+              </w:pBdr>
+              <w:spacing w:after="10" w:before="10" w:line="240"/>
+              <w:ind w:left="300" w:right="100" w:firstLine="0" w:firstLineChars="0"/>
+              <w:rPr>
+                <w:rFonts w:ascii="Arial" w:hAnsi="Arial" w:eastAsia="Arial" w:cs="Arial"/>
+                <w:i w:val="false"/>
+                <w:b w:val="false"/>
+                <w:u w:val="none"/>
+                <w:sz w:val="18"/>
+                <w:szCs w:val="18"/>
+                <w:color w:val="000000"/>
+              </w:rPr>
+            </w:pPr>
+            <w:r>
+              <w:rPr>
+                <w:rFonts w:ascii="Arial" w:hAnsi="Arial" w:eastAsia="Arial" w:cs="Arial"/>
+                <w:i w:val="false"/>
+                <w:b w:val="false"/>
+                <w:u w:val="none"/>
+                <w:sz w:val="18"/>
+                <w:szCs w:val="18"/>
+                <w:color w:val="000000"/>
+              </w:rPr>
+              <w:t xml:space="preserve">Primaria o ninguno</w:t>
+            </w:r>
+          </w:p>
+        </w:tc>
+        <w:tc>
+          <w:tcPr>
+            <w:tcBorders>
+              <w:bottom w:val="single" w:sz="6" w:space="0" w:color="666666"/>
+              <w:top w:val="single" w:sz="6" w:space="0" w:color="666666"/>
+              <w:left w:val="single" w:sz="6" w:space="0" w:color="666666"/>
+              <w:right w:val="single" w:sz="6" w:space="0" w:color="666666"/>
+            </w:tcBorders>
+            <w:shd w:val="clear" w:color="auto" w:fill="FFFFFF"/>
+            <w:tcMar>
+              <w:top w:w="0" w:type="dxa"/>
+              <w:bottom w:w="0" w:type="dxa"/>
+              <w:left w:w="0" w:type="dxa"/>
+              <w:right w:w="0" w:type="dxa"/>
+            </w:tcMar>
+            <w:vAlign w:val="top"/>
+          </w:tcPr>
+          <w:p>
+            <w:pPr>
+              <w:jc w:val="center"/>
+              <w:pBdr>
+                <w:bottom w:val="none" w:sz="0" w:space="0" w:color="000000"/>
+                <w:top w:val="none" w:sz="0" w:space="0" w:color="000000"/>
+                <w:left w:val="none" w:sz="0" w:space="0" w:color="000000"/>
+                <w:right w:val="none" w:sz="0" w:space="0" w:color="000000"/>
+              </w:pBdr>
+              <w:spacing w:after="10" w:before="10" w:line="240"/>
+              <w:ind w:left="100" w:right="100" w:firstLine="0" w:firstLineChars="0"/>
+              <w:rPr>
+                <w:rFonts w:ascii="Arial" w:hAnsi="Arial" w:eastAsia="Arial" w:cs="Arial"/>
+                <w:i w:val="false"/>
+                <w:b w:val="false"/>
+                <w:u w:val="none"/>
+                <w:sz w:val="18"/>
+                <w:szCs w:val="18"/>
+                <w:color w:val="000000"/>
+              </w:rPr>
+            </w:pPr>
+            <w:r>
+              <w:rPr>
+                <w:rFonts w:ascii="Arial" w:hAnsi="Arial" w:eastAsia="Arial" w:cs="Arial"/>
+                <w:i w:val="false"/>
+                <w:b w:val="false"/>
+                <w:u w:val="none"/>
+                <w:sz w:val="18"/>
+                <w:szCs w:val="18"/>
+                <w:color w:val="000000"/>
+              </w:rPr>
+              <w:t xml:space="preserve">—</w:t>
+            </w:r>
+          </w:p>
+        </w:tc>
+        <w:tc>
+          <w:tcPr>
+            <w:tcBorders>
+              <w:bottom w:val="single" w:sz="6" w:space="0" w:color="666666"/>
+              <w:top w:val="single" w:sz="6" w:space="0" w:color="666666"/>
+              <w:left w:val="single" w:sz="6" w:space="0" w:color="666666"/>
+              <w:right w:val="single" w:sz="6" w:space="0" w:color="666666"/>
+            </w:tcBorders>
+            <w:shd w:val="clear" w:color="auto" w:fill="FFFFFF"/>
+            <w:tcMar>
+              <w:top w:w="0" w:type="dxa"/>
+              <w:bottom w:w="0" w:type="dxa"/>
+              <w:left w:w="0" w:type="dxa"/>
+              <w:right w:w="0" w:type="dxa"/>
+            </w:tcMar>
+            <w:vAlign w:val="top"/>
+          </w:tcPr>
+          <w:p>
+            <w:pPr>
+              <w:jc w:val="center"/>
+              <w:pBdr>
+                <w:bottom w:val="none" w:sz="0" w:space="0" w:color="000000"/>
+                <w:top w:val="none" w:sz="0" w:space="0" w:color="000000"/>
+                <w:left w:val="none" w:sz="0" w:space="0" w:color="000000"/>
+                <w:right w:val="none" w:sz="0" w:space="0" w:color="000000"/>
+              </w:pBdr>
+              <w:spacing w:after="10" w:before="10" w:line="240"/>
+              <w:ind w:left="100" w:right="100" w:firstLine="0" w:firstLineChars="0"/>
+              <w:rPr>
+                <w:rFonts w:ascii="Arial" w:hAnsi="Arial" w:eastAsia="Arial" w:cs="Arial"/>
+                <w:i w:val="false"/>
+                <w:b w:val="false"/>
+                <w:u w:val="none"/>
+                <w:sz w:val="18"/>
+                <w:szCs w:val="18"/>
+                <w:color w:val="000000"/>
+              </w:rPr>
+            </w:pPr>
+            <w:r>
+              <w:rPr>
+                <w:rFonts w:ascii="Arial" w:hAnsi="Arial" w:eastAsia="Arial" w:cs="Arial"/>
+                <w:i w:val="false"/>
+                <w:b w:val="false"/>
+                <w:u w:val="none"/>
+                <w:sz w:val="18"/>
+                <w:szCs w:val="18"/>
+                <w:color w:val="000000"/>
+              </w:rPr>
+              <w:t xml:space="preserve"/>
+            </w:r>
+          </w:p>
+        </w:tc>
+        <w:tc>
+          <w:tcPr>
+            <w:tcBorders>
+              <w:bottom w:val="single" w:sz="6" w:space="0" w:color="666666"/>
+              <w:top w:val="single" w:sz="6" w:space="0" w:color="666666"/>
+              <w:left w:val="single" w:sz="6" w:space="0" w:color="666666"/>
+              <w:right w:val="single" w:sz="6" w:space="0" w:color="666666"/>
+            </w:tcBorders>
+            <w:shd w:val="clear" w:color="auto" w:fill="FFFFFF"/>
+            <w:tcMar>
+              <w:top w:w="0" w:type="dxa"/>
+              <w:bottom w:w="0" w:type="dxa"/>
+              <w:left w:w="0" w:type="dxa"/>
+              <w:right w:w="0" w:type="dxa"/>
+            </w:tcMar>
+            <w:vAlign w:val="top"/>
+          </w:tcPr>
+          <w:p>
+            <w:pPr>
+              <w:jc w:val="center"/>
+              <w:pBdr>
+                <w:bottom w:val="none" w:sz="0" w:space="0" w:color="000000"/>
+                <w:top w:val="none" w:sz="0" w:space="0" w:color="000000"/>
+                <w:left w:val="none" w:sz="0" w:space="0" w:color="000000"/>
+                <w:right w:val="none" w:sz="0" w:space="0" w:color="000000"/>
+              </w:pBdr>
+              <w:spacing w:after="10" w:before="10" w:line="240"/>
+              <w:ind w:left="100" w:right="100" w:firstLine="0" w:firstLineChars="0"/>
+              <w:rPr>
+                <w:rFonts w:ascii="Arial" w:hAnsi="Arial" w:eastAsia="Arial" w:cs="Arial"/>
+                <w:i w:val="false"/>
+                <w:b w:val="false"/>
+                <w:u w:val="none"/>
+                <w:sz w:val="18"/>
+                <w:szCs w:val="18"/>
+                <w:color w:val="000000"/>
+              </w:rPr>
+            </w:pPr>
+            <w:r>
+              <w:rPr>
+                <w:rFonts w:ascii="Arial" w:hAnsi="Arial" w:eastAsia="Arial" w:cs="Arial"/>
+                <w:i w:val="false"/>
+                <w:b w:val="false"/>
+                <w:u w:val="none"/>
+                <w:sz w:val="18"/>
+                <w:szCs w:val="18"/>
+                <w:color w:val="000000"/>
+              </w:rPr>
+              <w:t xml:space="preserve">—</w:t>
+            </w:r>
+          </w:p>
+        </w:tc>
+        <w:tc>
+          <w:tcPr>
+            <w:tcBorders>
+              <w:bottom w:val="single" w:sz="6" w:space="0" w:color="666666"/>
+              <w:top w:val="single" w:sz="6" w:space="0" w:color="666666"/>
+              <w:left w:val="single" w:sz="6" w:space="0" w:color="666666"/>
+              <w:right w:val="single" w:sz="6" w:space="0" w:color="666666"/>
+            </w:tcBorders>
+            <w:shd w:val="clear" w:color="auto" w:fill="FFFFFF"/>
+            <w:tcMar>
+              <w:top w:w="0" w:type="dxa"/>
+              <w:bottom w:w="0" w:type="dxa"/>
+              <w:left w:w="0" w:type="dxa"/>
+              <w:right w:w="0" w:type="dxa"/>
+            </w:tcMar>
+            <w:vAlign w:val="top"/>
+          </w:tcPr>
+          <w:p>
+            <w:pPr>
+              <w:jc w:val="center"/>
+              <w:pBdr>
+                <w:bottom w:val="none" w:sz="0" w:space="0" w:color="000000"/>
+                <w:top w:val="none" w:sz="0" w:space="0" w:color="000000"/>
+                <w:left w:val="none" w:sz="0" w:space="0" w:color="000000"/>
+                <w:right w:val="none" w:sz="0" w:space="0" w:color="000000"/>
+              </w:pBdr>
+              <w:spacing w:after="10" w:before="10" w:line="240"/>
+              <w:ind w:left="100" w:right="100" w:firstLine="0" w:firstLineChars="0"/>
+              <w:rPr>
+                <w:rFonts w:ascii="Arial" w:hAnsi="Arial" w:eastAsia="Arial" w:cs="Arial"/>
+                <w:i w:val="false"/>
+                <w:b w:val="false"/>
+                <w:u w:val="none"/>
+                <w:sz w:val="18"/>
+                <w:szCs w:val="18"/>
+                <w:color w:val="000000"/>
+              </w:rPr>
+            </w:pPr>
+            <w:r>
+              <w:rPr>
+                <w:rFonts w:ascii="Arial" w:hAnsi="Arial" w:eastAsia="Arial" w:cs="Arial"/>
+                <w:i w:val="false"/>
+                <w:b w:val="false"/>
+                <w:u w:val="none"/>
+                <w:sz w:val="18"/>
+                <w:szCs w:val="18"/>
+                <w:color w:val="000000"/>
+              </w:rPr>
+              <w:t xml:space="preserve"/>
+            </w:r>
+          </w:p>
+        </w:tc>
+        <w:tc>
+          <w:tcPr>
+            <w:tcBorders>
+              <w:bottom w:val="single" w:sz="6" w:space="0" w:color="666666"/>
+              <w:top w:val="single" w:sz="6" w:space="0" w:color="666666"/>
+              <w:left w:val="single" w:sz="6" w:space="0" w:color="666666"/>
+              <w:right w:val="single" w:sz="6" w:space="0" w:color="666666"/>
+            </w:tcBorders>
+            <w:shd w:val="clear" w:color="auto" w:fill="FFFFFF"/>
+            <w:tcMar>
+              <w:top w:w="0" w:type="dxa"/>
+              <w:bottom w:w="0" w:type="dxa"/>
+              <w:left w:w="0" w:type="dxa"/>
+              <w:right w:w="0" w:type="dxa"/>
+            </w:tcMar>
+            <w:vAlign w:val="top"/>
+          </w:tcPr>
+          <w:p>
+            <w:pPr>
+              <w:jc w:val="center"/>
+              <w:pBdr>
+                <w:bottom w:val="none" w:sz="0" w:space="0" w:color="000000"/>
+                <w:top w:val="none" w:sz="0" w:space="0" w:color="000000"/>
+                <w:left w:val="none" w:sz="0" w:space="0" w:color="000000"/>
+                <w:right w:val="none" w:sz="0" w:space="0" w:color="000000"/>
+              </w:pBdr>
+              <w:spacing w:after="10" w:before="10" w:line="240"/>
+              <w:ind w:left="100" w:right="100" w:firstLine="0" w:firstLineChars="0"/>
+              <w:rPr>
+                <w:rFonts w:ascii="Arial" w:hAnsi="Arial" w:eastAsia="Arial" w:cs="Arial"/>
+                <w:i w:val="false"/>
+                <w:b w:val="false"/>
+                <w:u w:val="none"/>
+                <w:sz w:val="18"/>
+                <w:szCs w:val="18"/>
+                <w:color w:val="000000"/>
+              </w:rPr>
+            </w:pPr>
+            <w:r>
+              <w:rPr>
+                <w:rFonts w:ascii="Arial" w:hAnsi="Arial" w:eastAsia="Arial" w:cs="Arial"/>
+                <w:i w:val="false"/>
+                <w:b w:val="false"/>
+                <w:u w:val="none"/>
+                <w:sz w:val="18"/>
+                <w:szCs w:val="18"/>
+                <w:color w:val="000000"/>
+              </w:rPr>
+              <w:t xml:space="preserve">—</w:t>
+            </w:r>
+          </w:p>
+        </w:tc>
+        <w:tc>
+          <w:tcPr>
+            <w:tcBorders>
+              <w:bottom w:val="single" w:sz="6" w:space="0" w:color="666666"/>
+              <w:top w:val="single" w:sz="6" w:space="0" w:color="666666"/>
+              <w:left w:val="single" w:sz="6" w:space="0" w:color="666666"/>
+              <w:right w:val="single" w:sz="6" w:space="0" w:color="666666"/>
+            </w:tcBorders>
+            <w:shd w:val="clear" w:color="auto" w:fill="FFFFFF"/>
+            <w:tcMar>
+              <w:top w:w="0" w:type="dxa"/>
+              <w:bottom w:w="0" w:type="dxa"/>
+              <w:left w:w="0" w:type="dxa"/>
+              <w:right w:w="0" w:type="dxa"/>
+            </w:tcMar>
+            <w:vAlign w:val="top"/>
+          </w:tcPr>
+          <w:p>
+            <w:pPr>
+              <w:jc w:val="center"/>
+              <w:pBdr>
+                <w:bottom w:val="none" w:sz="0" w:space="0" w:color="000000"/>
+                <w:top w:val="none" w:sz="0" w:space="0" w:color="000000"/>
+                <w:left w:val="none" w:sz="0" w:space="0" w:color="000000"/>
+                <w:right w:val="none" w:sz="0" w:space="0" w:color="000000"/>
+              </w:pBdr>
+              <w:spacing w:after="10" w:before="10" w:line="240"/>
+              <w:ind w:left="100" w:right="100" w:firstLine="0" w:firstLineChars="0"/>
+              <w:rPr>
+                <w:rFonts w:ascii="Arial" w:hAnsi="Arial" w:eastAsia="Arial" w:cs="Arial"/>
+                <w:i w:val="false"/>
+                <w:b w:val="false"/>
+                <w:u w:val="none"/>
+                <w:sz w:val="18"/>
+                <w:szCs w:val="18"/>
+                <w:color w:val="000000"/>
+              </w:rPr>
+            </w:pPr>
+            <w:r>
+              <w:rPr>
+                <w:rFonts w:ascii="Arial" w:hAnsi="Arial" w:eastAsia="Arial" w:cs="Arial"/>
+                <w:i w:val="false"/>
+                <w:b w:val="false"/>
+                <w:u w:val="none"/>
+                <w:sz w:val="18"/>
+                <w:szCs w:val="18"/>
+                <w:color w:val="000000"/>
+              </w:rPr>
+              <w:t xml:space="preserve"/>
+            </w:r>
+          </w:p>
+        </w:tc>
+        <w:tc>
+          <w:tcPr>
+            <w:tcBorders>
+              <w:bottom w:val="single" w:sz="6" w:space="0" w:color="666666"/>
+              <w:top w:val="single" w:sz="6" w:space="0" w:color="666666"/>
+              <w:left w:val="single" w:sz="6" w:space="0" w:color="666666"/>
+              <w:right w:val="single" w:sz="6" w:space="0" w:color="666666"/>
+            </w:tcBorders>
+            <w:shd w:val="clear" w:color="auto" w:fill="FFFFFF"/>
+            <w:tcMar>
+              <w:top w:w="0" w:type="dxa"/>
+              <w:bottom w:w="0" w:type="dxa"/>
+              <w:left w:w="0" w:type="dxa"/>
+              <w:right w:w="0" w:type="dxa"/>
+            </w:tcMar>
+            <w:vAlign w:val="top"/>
+          </w:tcPr>
+          <w:p>
+            <w:pPr>
+              <w:jc w:val="center"/>
+              <w:pBdr>
+                <w:bottom w:val="none" w:sz="0" w:space="0" w:color="000000"/>
+                <w:top w:val="none" w:sz="0" w:space="0" w:color="000000"/>
+                <w:left w:val="none" w:sz="0" w:space="0" w:color="000000"/>
+                <w:right w:val="none" w:sz="0" w:space="0" w:color="000000"/>
+              </w:pBdr>
+              <w:spacing w:after="10" w:before="10" w:line="240"/>
+              <w:ind w:left="100" w:right="100" w:firstLine="0" w:firstLineChars="0"/>
+              <w:rPr>
+                <w:rFonts w:ascii="Arial" w:hAnsi="Arial" w:eastAsia="Arial" w:cs="Arial"/>
+                <w:i w:val="false"/>
+                <w:b w:val="false"/>
+                <w:u w:val="none"/>
+                <w:sz w:val="18"/>
+                <w:szCs w:val="18"/>
+                <w:color w:val="000000"/>
+              </w:rPr>
+            </w:pPr>
+            <w:r>
+              <w:rPr>
+                <w:rFonts w:ascii="Arial" w:hAnsi="Arial" w:eastAsia="Arial" w:cs="Arial"/>
+                <w:i w:val="false"/>
+                <w:b w:val="false"/>
+                <w:u w:val="none"/>
+                <w:sz w:val="18"/>
+                <w:szCs w:val="18"/>
+                <w:color w:val="000000"/>
+              </w:rPr>
+              <w:t xml:space="preserve">—</w:t>
+            </w:r>
+          </w:p>
+        </w:tc>
+        <w:tc>
+          <w:tcPr>
+            <w:tcBorders>
+              <w:bottom w:val="single" w:sz="6" w:space="0" w:color="666666"/>
+              <w:top w:val="single" w:sz="6" w:space="0" w:color="666666"/>
+              <w:left w:val="single" w:sz="6" w:space="0" w:color="666666"/>
+              <w:right w:val="single" w:sz="6" w:space="0" w:color="666666"/>
+            </w:tcBorders>
+            <w:shd w:val="clear" w:color="auto" w:fill="FFFFFF"/>
+            <w:tcMar>
+              <w:top w:w="0" w:type="dxa"/>
+              <w:bottom w:w="0" w:type="dxa"/>
+              <w:left w:w="0" w:type="dxa"/>
+              <w:right w:w="0" w:type="dxa"/>
+            </w:tcMar>
+            <w:vAlign w:val="top"/>
+          </w:tcPr>
+          <w:p>
+            <w:pPr>
+              <w:jc w:val="center"/>
+              <w:pBdr>
+                <w:bottom w:val="none" w:sz="0" w:space="0" w:color="000000"/>
+                <w:top w:val="none" w:sz="0" w:space="0" w:color="000000"/>
+                <w:left w:val="none" w:sz="0" w:space="0" w:color="000000"/>
+                <w:right w:val="none" w:sz="0" w:space="0" w:color="000000"/>
+              </w:pBdr>
+              <w:spacing w:after="10" w:before="10" w:line="240"/>
+              <w:ind w:left="100" w:right="100" w:firstLine="0" w:firstLineChars="0"/>
+              <w:rPr>
+                <w:rFonts w:ascii="Arial" w:hAnsi="Arial" w:eastAsia="Arial" w:cs="Arial"/>
+                <w:i w:val="false"/>
+                <w:b w:val="false"/>
+                <w:u w:val="none"/>
+                <w:sz w:val="18"/>
+                <w:szCs w:val="18"/>
+                <w:color w:val="000000"/>
+              </w:rPr>
+            </w:pPr>
+            <w:r>
+              <w:rPr>
+                <w:rFonts w:ascii="Arial" w:hAnsi="Arial" w:eastAsia="Arial" w:cs="Arial"/>
+                <w:i w:val="false"/>
+                <w:b w:val="false"/>
+                <w:u w:val="none"/>
+                <w:sz w:val="18"/>
+                <w:szCs w:val="18"/>
+                <w:color w:val="000000"/>
+              </w:rPr>
+              <w:t xml:space="preserve"/>
+            </w:r>
+          </w:p>
+        </w:tc>
+      </w:tr>
+      <w:tr>
+        <w:trPr>
+          <w:trHeight w:val="617" w:hRule="auto"/>
+        </w:trPr>
+        body13
+        <w:tc>
+          <w:tcPr>
+            <w:tcBorders>
+              <w:bottom w:val="single" w:sz="6" w:space="0" w:color="666666"/>
+              <w:top w:val="single" w:sz="6" w:space="0" w:color="666666"/>
+              <w:left w:val="single" w:sz="6" w:space="0" w:color="666666"/>
+              <w:right w:val="single" w:sz="6" w:space="0" w:color="666666"/>
+            </w:tcBorders>
+            <w:shd w:val="clear" w:color="auto" w:fill="FFFFFF"/>
+            <w:tcMar>
+              <w:top w:w="0" w:type="dxa"/>
+              <w:bottom w:w="0" w:type="dxa"/>
+              <w:left w:w="0" w:type="dxa"/>
+              <w:right w:w="0" w:type="dxa"/>
+            </w:tcMar>
+            <w:vAlign w:val="top"/>
+          </w:tcPr>
+          <w:p>
+            <w:pPr>
+              <w:jc w:val="left"/>
+              <w:pBdr>
+                <w:bottom w:val="none" w:sz="0" w:space="0" w:color="000000"/>
+                <w:top w:val="none" w:sz="0" w:space="0" w:color="000000"/>
+                <w:left w:val="none" w:sz="0" w:space="0" w:color="000000"/>
+                <w:right w:val="none" w:sz="0" w:space="0" w:color="000000"/>
+              </w:pBdr>
+              <w:spacing w:after="10" w:before="10" w:line="240"/>
+              <w:ind w:left="300" w:right="100" w:firstLine="0" w:firstLineChars="0"/>
+              <w:rPr>
+                <w:rFonts w:ascii="Arial" w:hAnsi="Arial" w:eastAsia="Arial" w:cs="Arial"/>
+                <w:i w:val="false"/>
+                <w:b w:val="false"/>
+                <w:u w:val="none"/>
+                <w:sz w:val="18"/>
+                <w:szCs w:val="18"/>
+                <w:color w:val="000000"/>
+              </w:rPr>
+            </w:pPr>
+            <w:r>
+              <w:rPr>
+                <w:rFonts w:ascii="Arial" w:hAnsi="Arial" w:eastAsia="Arial" w:cs="Arial"/>
+                <w:i w:val="false"/>
+                <w:b w:val="false"/>
+                <w:u w:val="none"/>
+                <w:sz w:val="18"/>
+                <w:szCs w:val="18"/>
+                <w:color w:val="000000"/>
+              </w:rPr>
+              <w:t xml:space="preserve">Secundaria</w:t>
+            </w:r>
+          </w:p>
+        </w:tc>
+        <w:tc>
+          <w:tcPr>
+            <w:tcBorders>
+              <w:bottom w:val="single" w:sz="6" w:space="0" w:color="666666"/>
+              <w:top w:val="single" w:sz="6" w:space="0" w:color="666666"/>
+              <w:left w:val="single" w:sz="6" w:space="0" w:color="666666"/>
+              <w:right w:val="single" w:sz="6" w:space="0" w:color="666666"/>
+            </w:tcBorders>
+            <w:shd w:val="clear" w:color="auto" w:fill="FFFFFF"/>
+            <w:tcMar>
+              <w:top w:w="0" w:type="dxa"/>
+              <w:bottom w:w="0" w:type="dxa"/>
+              <w:left w:w="0" w:type="dxa"/>
+              <w:right w:w="0" w:type="dxa"/>
+            </w:tcMar>
+            <w:vAlign w:val="top"/>
+          </w:tcPr>
+          <w:p>
+            <w:pPr>
+              <w:jc w:val="center"/>
+              <w:pBdr>
+                <w:bottom w:val="none" w:sz="0" w:space="0" w:color="000000"/>
+                <w:top w:val="none" w:sz="0" w:space="0" w:color="000000"/>
+                <w:left w:val="none" w:sz="0" w:space="0" w:color="000000"/>
+                <w:right w:val="none" w:sz="0" w:space="0" w:color="000000"/>
+              </w:pBdr>
+              <w:spacing w:after="10" w:before="10" w:line="240"/>
+              <w:ind w:left="100" w:right="100" w:firstLine="0" w:firstLineChars="0"/>
+              <w:rPr>
+                <w:rFonts w:ascii="Arial" w:hAnsi="Arial" w:eastAsia="Arial" w:cs="Arial"/>
+                <w:i w:val="false"/>
+                <w:b w:val="false"/>
+                <w:u w:val="none"/>
+                <w:sz w:val="18"/>
+                <w:szCs w:val="18"/>
+                <w:color w:val="000000"/>
+              </w:rPr>
+            </w:pPr>
+            <w:r>
+              <w:rPr>
+                <w:rFonts w:ascii="Arial" w:hAnsi="Arial" w:eastAsia="Arial" w:cs="Arial"/>
+                <w:i w:val="false"/>
+                <w:b w:val="false"/>
+                <w:u w:val="none"/>
+                <w:sz w:val="18"/>
+                <w:szCs w:val="18"/>
+                <w:color w:val="000000"/>
+              </w:rPr>
+              <w:t xml:space="preserve">1.09 (0.87 to 1.41)</w:t>
+            </w:r>
+          </w:p>
+        </w:tc>
+        <w:tc>
+          <w:tcPr>
+            <w:tcBorders>
+              <w:bottom w:val="single" w:sz="6" w:space="0" w:color="666666"/>
+              <w:top w:val="single" w:sz="6" w:space="0" w:color="666666"/>
+              <w:left w:val="single" w:sz="6" w:space="0" w:color="666666"/>
+              <w:right w:val="single" w:sz="6" w:space="0" w:color="666666"/>
+            </w:tcBorders>
+            <w:shd w:val="clear" w:color="auto" w:fill="FFFFFF"/>
+            <w:tcMar>
+              <w:top w:w="0" w:type="dxa"/>
+              <w:bottom w:w="0" w:type="dxa"/>
+              <w:left w:w="0" w:type="dxa"/>
+              <w:right w:w="0" w:type="dxa"/>
+            </w:tcMar>
+            <w:vAlign w:val="top"/>
+          </w:tcPr>
+          <w:p>
+            <w:pPr>
+              <w:jc w:val="center"/>
+              <w:pBdr>
+                <w:bottom w:val="none" w:sz="0" w:space="0" w:color="000000"/>
+                <w:top w:val="none" w:sz="0" w:space="0" w:color="000000"/>
+                <w:left w:val="none" w:sz="0" w:space="0" w:color="000000"/>
+                <w:right w:val="none" w:sz="0" w:space="0" w:color="000000"/>
+              </w:pBdr>
+              <w:spacing w:after="10" w:before="10" w:line="240"/>
+              <w:ind w:left="100" w:right="100" w:firstLine="0" w:firstLineChars="0"/>
+              <w:rPr>
+                <w:rFonts w:ascii="Arial" w:hAnsi="Arial" w:eastAsia="Arial" w:cs="Arial"/>
+                <w:i w:val="false"/>
+                <w:b w:val="false"/>
+                <w:u w:val="none"/>
+                <w:sz w:val="18"/>
+                <w:szCs w:val="18"/>
+                <w:color w:val="000000"/>
+              </w:rPr>
+            </w:pPr>
+            <w:r>
+              <w:rPr>
+                <w:rFonts w:ascii="Arial" w:hAnsi="Arial" w:eastAsia="Arial" w:cs="Arial"/>
+                <w:i w:val="false"/>
+                <w:b w:val="false"/>
+                <w:u w:val="none"/>
+                <w:sz w:val="18"/>
+                <w:szCs w:val="18"/>
+                <w:color w:val="000000"/>
+              </w:rPr>
+              <w:t xml:space="preserve">0.484</w:t>
+            </w:r>
+          </w:p>
+        </w:tc>
+        <w:tc>
+          <w:tcPr>
+            <w:tcBorders>
+              <w:bottom w:val="single" w:sz="6" w:space="0" w:color="666666"/>
+              <w:top w:val="single" w:sz="6" w:space="0" w:color="666666"/>
+              <w:left w:val="single" w:sz="6" w:space="0" w:color="666666"/>
+              <w:right w:val="single" w:sz="6" w:space="0" w:color="666666"/>
+            </w:tcBorders>
+            <w:shd w:val="clear" w:color="auto" w:fill="FFFFFF"/>
+            <w:tcMar>
+              <w:top w:w="0" w:type="dxa"/>
+              <w:bottom w:w="0" w:type="dxa"/>
+              <w:left w:w="0" w:type="dxa"/>
+              <w:right w:w="0" w:type="dxa"/>
+            </w:tcMar>
+            <w:vAlign w:val="top"/>
+          </w:tcPr>
+          <w:p>
+            <w:pPr>
+              <w:jc w:val="center"/>
+              <w:pBdr>
+                <w:bottom w:val="none" w:sz="0" w:space="0" w:color="000000"/>
+                <w:top w:val="none" w:sz="0" w:space="0" w:color="000000"/>
+                <w:left w:val="none" w:sz="0" w:space="0" w:color="000000"/>
+                <w:right w:val="none" w:sz="0" w:space="0" w:color="000000"/>
+              </w:pBdr>
+              <w:spacing w:after="10" w:before="10" w:line="240"/>
+              <w:ind w:left="100" w:right="100" w:firstLine="0" w:firstLineChars="0"/>
+              <w:rPr>
+                <w:rFonts w:ascii="Arial" w:hAnsi="Arial" w:eastAsia="Arial" w:cs="Arial"/>
+                <w:i w:val="false"/>
+                <w:b w:val="false"/>
+                <w:u w:val="none"/>
+                <w:sz w:val="18"/>
+                <w:szCs w:val="18"/>
+                <w:color w:val="000000"/>
+              </w:rPr>
+            </w:pPr>
+            <w:r>
+              <w:rPr>
+                <w:rFonts w:ascii="Arial" w:hAnsi="Arial" w:eastAsia="Arial" w:cs="Arial"/>
+                <w:i w:val="false"/>
+                <w:b w:val="false"/>
+                <w:u w:val="none"/>
+                <w:sz w:val="18"/>
+                <w:szCs w:val="18"/>
+                <w:color w:val="000000"/>
+              </w:rPr>
+              <w:t xml:space="preserve">0.82 (0.57 to 1.25)</w:t>
+            </w:r>
+          </w:p>
+        </w:tc>
+        <w:tc>
+          <w:tcPr>
+            <w:tcBorders>
+              <w:bottom w:val="single" w:sz="6" w:space="0" w:color="666666"/>
+              <w:top w:val="single" w:sz="6" w:space="0" w:color="666666"/>
+              <w:left w:val="single" w:sz="6" w:space="0" w:color="666666"/>
+              <w:right w:val="single" w:sz="6" w:space="0" w:color="666666"/>
+            </w:tcBorders>
+            <w:shd w:val="clear" w:color="auto" w:fill="FFFFFF"/>
+            <w:tcMar>
+              <w:top w:w="0" w:type="dxa"/>
+              <w:bottom w:w="0" w:type="dxa"/>
+              <w:left w:w="0" w:type="dxa"/>
+              <w:right w:w="0" w:type="dxa"/>
+            </w:tcMar>
+            <w:vAlign w:val="top"/>
+          </w:tcPr>
+          <w:p>
+            <w:pPr>
+              <w:jc w:val="center"/>
+              <w:pBdr>
+                <w:bottom w:val="none" w:sz="0" w:space="0" w:color="000000"/>
+                <w:top w:val="none" w:sz="0" w:space="0" w:color="000000"/>
+                <w:left w:val="none" w:sz="0" w:space="0" w:color="000000"/>
+                <w:right w:val="none" w:sz="0" w:space="0" w:color="000000"/>
+              </w:pBdr>
+              <w:spacing w:after="10" w:before="10" w:line="240"/>
+              <w:ind w:left="100" w:right="100" w:firstLine="0" w:firstLineChars="0"/>
+              <w:rPr>
+                <w:rFonts w:ascii="Arial" w:hAnsi="Arial" w:eastAsia="Arial" w:cs="Arial"/>
+                <w:i w:val="false"/>
+                <w:b w:val="false"/>
+                <w:u w:val="none"/>
+                <w:sz w:val="18"/>
+                <w:szCs w:val="18"/>
+                <w:color w:val="000000"/>
+              </w:rPr>
+            </w:pPr>
+            <w:r>
+              <w:rPr>
+                <w:rFonts w:ascii="Arial" w:hAnsi="Arial" w:eastAsia="Arial" w:cs="Arial"/>
+                <w:i w:val="false"/>
+                <w:b w:val="false"/>
+                <w:u w:val="none"/>
+                <w:sz w:val="18"/>
+                <w:szCs w:val="18"/>
+                <w:color w:val="000000"/>
+              </w:rPr>
+              <w:t xml:space="preserve">0.317</w:t>
+            </w:r>
+          </w:p>
+        </w:tc>
+        <w:tc>
+          <w:tcPr>
+            <w:tcBorders>
+              <w:bottom w:val="single" w:sz="6" w:space="0" w:color="666666"/>
+              <w:top w:val="single" w:sz="6" w:space="0" w:color="666666"/>
+              <w:left w:val="single" w:sz="6" w:space="0" w:color="666666"/>
+              <w:right w:val="single" w:sz="6" w:space="0" w:color="666666"/>
+            </w:tcBorders>
+            <w:shd w:val="clear" w:color="auto" w:fill="FFFFFF"/>
+            <w:tcMar>
+              <w:top w:w="0" w:type="dxa"/>
+              <w:bottom w:w="0" w:type="dxa"/>
+              <w:left w:w="0" w:type="dxa"/>
+              <w:right w:w="0" w:type="dxa"/>
+            </w:tcMar>
+            <w:vAlign w:val="top"/>
+          </w:tcPr>
+          <w:p>
+            <w:pPr>
+              <w:jc w:val="center"/>
+              <w:pBdr>
+                <w:bottom w:val="none" w:sz="0" w:space="0" w:color="000000"/>
+                <w:top w:val="none" w:sz="0" w:space="0" w:color="000000"/>
+                <w:left w:val="none" w:sz="0" w:space="0" w:color="000000"/>
+                <w:right w:val="none" w:sz="0" w:space="0" w:color="000000"/>
+              </w:pBdr>
+              <w:spacing w:after="10" w:before="10" w:line="240"/>
+              <w:ind w:left="100" w:right="100" w:firstLine="0" w:firstLineChars="0"/>
+              <w:rPr>
+                <w:rFonts w:ascii="Arial" w:hAnsi="Arial" w:eastAsia="Arial" w:cs="Arial"/>
+                <w:i w:val="false"/>
+                <w:b w:val="false"/>
+                <w:u w:val="none"/>
+                <w:sz w:val="18"/>
+                <w:szCs w:val="18"/>
+                <w:color w:val="000000"/>
+              </w:rPr>
+            </w:pPr>
+            <w:r>
+              <w:rPr>
+                <w:rFonts w:ascii="Arial" w:hAnsi="Arial" w:eastAsia="Arial" w:cs="Arial"/>
+                <w:i w:val="false"/>
+                <w:b w:val="false"/>
+                <w:u w:val="none"/>
+                <w:sz w:val="18"/>
+                <w:szCs w:val="18"/>
+                <w:color w:val="000000"/>
+              </w:rPr>
+              <w:t xml:space="preserve">1.27 (0.93 to 1.82)</w:t>
+            </w:r>
+          </w:p>
+        </w:tc>
+        <w:tc>
+          <w:tcPr>
+            <w:tcBorders>
+              <w:bottom w:val="single" w:sz="6" w:space="0" w:color="666666"/>
+              <w:top w:val="single" w:sz="6" w:space="0" w:color="666666"/>
+              <w:left w:val="single" w:sz="6" w:space="0" w:color="666666"/>
+              <w:right w:val="single" w:sz="6" w:space="0" w:color="666666"/>
+            </w:tcBorders>
+            <w:shd w:val="clear" w:color="auto" w:fill="FFFFFF"/>
+            <w:tcMar>
+              <w:top w:w="0" w:type="dxa"/>
+              <w:bottom w:w="0" w:type="dxa"/>
+              <w:left w:w="0" w:type="dxa"/>
+              <w:right w:w="0" w:type="dxa"/>
+            </w:tcMar>
+            <w:vAlign w:val="top"/>
+          </w:tcPr>
+          <w:p>
+            <w:pPr>
+              <w:jc w:val="center"/>
+              <w:pBdr>
+                <w:bottom w:val="none" w:sz="0" w:space="0" w:color="000000"/>
+                <w:top w:val="none" w:sz="0" w:space="0" w:color="000000"/>
+                <w:left w:val="none" w:sz="0" w:space="0" w:color="000000"/>
+                <w:right w:val="none" w:sz="0" w:space="0" w:color="000000"/>
+              </w:pBdr>
+              <w:spacing w:after="10" w:before="10" w:line="240"/>
+              <w:ind w:left="100" w:right="100" w:firstLine="0" w:firstLineChars="0"/>
+              <w:rPr>
+                <w:rFonts w:ascii="Arial" w:hAnsi="Arial" w:eastAsia="Arial" w:cs="Arial"/>
+                <w:i w:val="false"/>
+                <w:b w:val="false"/>
+                <w:u w:val="none"/>
+                <w:sz w:val="18"/>
+                <w:szCs w:val="18"/>
+                <w:color w:val="000000"/>
+              </w:rPr>
+            </w:pPr>
+            <w:r>
+              <w:rPr>
+                <w:rFonts w:ascii="Arial" w:hAnsi="Arial" w:eastAsia="Arial" w:cs="Arial"/>
+                <w:i w:val="false"/>
+                <w:b w:val="false"/>
+                <w:u w:val="none"/>
+                <w:sz w:val="18"/>
+                <w:szCs w:val="18"/>
+                <w:color w:val="000000"/>
+              </w:rPr>
+              <w:t xml:space="preserve">0.167</w:t>
+            </w:r>
+          </w:p>
+        </w:tc>
+        <w:tc>
+          <w:tcPr>
+            <w:tcBorders>
+              <w:bottom w:val="single" w:sz="6" w:space="0" w:color="666666"/>
+              <w:top w:val="single" w:sz="6" w:space="0" w:color="666666"/>
+              <w:left w:val="single" w:sz="6" w:space="0" w:color="666666"/>
+              <w:right w:val="single" w:sz="6" w:space="0" w:color="666666"/>
+            </w:tcBorders>
+            <w:shd w:val="clear" w:color="auto" w:fill="FFFFFF"/>
+            <w:tcMar>
+              <w:top w:w="0" w:type="dxa"/>
+              <w:bottom w:w="0" w:type="dxa"/>
+              <w:left w:w="0" w:type="dxa"/>
+              <w:right w:w="0" w:type="dxa"/>
+            </w:tcMar>
+            <w:vAlign w:val="top"/>
+          </w:tcPr>
+          <w:p>
+            <w:pPr>
+              <w:jc w:val="center"/>
+              <w:pBdr>
+                <w:bottom w:val="none" w:sz="0" w:space="0" w:color="000000"/>
+                <w:top w:val="none" w:sz="0" w:space="0" w:color="000000"/>
+                <w:left w:val="none" w:sz="0" w:space="0" w:color="000000"/>
+                <w:right w:val="none" w:sz="0" w:space="0" w:color="000000"/>
+              </w:pBdr>
+              <w:spacing w:after="10" w:before="10" w:line="240"/>
+              <w:ind w:left="100" w:right="100" w:firstLine="0" w:firstLineChars="0"/>
+              <w:rPr>
+                <w:rFonts w:ascii="Arial" w:hAnsi="Arial" w:eastAsia="Arial" w:cs="Arial"/>
+                <w:i w:val="false"/>
+                <w:b w:val="false"/>
+                <w:u w:val="none"/>
+                <w:sz w:val="18"/>
+                <w:szCs w:val="18"/>
+                <w:color w:val="000000"/>
+              </w:rPr>
+            </w:pPr>
+            <w:r>
+              <w:rPr>
+                <w:rFonts w:ascii="Arial" w:hAnsi="Arial" w:eastAsia="Arial" w:cs="Arial"/>
+                <w:i w:val="false"/>
+                <w:b w:val="false"/>
+                <w:u w:val="none"/>
+                <w:sz w:val="18"/>
+                <w:szCs w:val="18"/>
+                <w:color w:val="000000"/>
+              </w:rPr>
+              <w:t xml:space="preserve">0.77 (0.49 to 1.33)</w:t>
+            </w:r>
+          </w:p>
+        </w:tc>
+        <w:tc>
+          <w:tcPr>
+            <w:tcBorders>
+              <w:bottom w:val="single" w:sz="6" w:space="0" w:color="666666"/>
+              <w:top w:val="single" w:sz="6" w:space="0" w:color="666666"/>
+              <w:left w:val="single" w:sz="6" w:space="0" w:color="666666"/>
+              <w:right w:val="single" w:sz="6" w:space="0" w:color="666666"/>
+            </w:tcBorders>
+            <w:shd w:val="clear" w:color="auto" w:fill="FFFFFF"/>
+            <w:tcMar>
+              <w:top w:w="0" w:type="dxa"/>
+              <w:bottom w:w="0" w:type="dxa"/>
+              <w:left w:w="0" w:type="dxa"/>
+              <w:right w:w="0" w:type="dxa"/>
+            </w:tcMar>
+            <w:vAlign w:val="top"/>
+          </w:tcPr>
+          <w:p>
+            <w:pPr>
+              <w:jc w:val="center"/>
+              <w:pBdr>
+                <w:bottom w:val="none" w:sz="0" w:space="0" w:color="000000"/>
+                <w:top w:val="none" w:sz="0" w:space="0" w:color="000000"/>
+                <w:left w:val="none" w:sz="0" w:space="0" w:color="000000"/>
+                <w:right w:val="none" w:sz="0" w:space="0" w:color="000000"/>
+              </w:pBdr>
+              <w:spacing w:after="10" w:before="10" w:line="240"/>
+              <w:ind w:left="100" w:right="100" w:firstLine="0" w:firstLineChars="0"/>
+              <w:rPr>
+                <w:rFonts w:ascii="Arial" w:hAnsi="Arial" w:eastAsia="Arial" w:cs="Arial"/>
+                <w:i w:val="false"/>
+                <w:b w:val="false"/>
+                <w:u w:val="none"/>
+                <w:sz w:val="18"/>
+                <w:szCs w:val="18"/>
+                <w:color w:val="000000"/>
+              </w:rPr>
+            </w:pPr>
+            <w:r>
+              <w:rPr>
+                <w:rFonts w:ascii="Arial" w:hAnsi="Arial" w:eastAsia="Arial" w:cs="Arial"/>
+                <w:i w:val="false"/>
+                <w:b w:val="false"/>
+                <w:u w:val="none"/>
+                <w:sz w:val="18"/>
+                <w:szCs w:val="18"/>
+                <w:color w:val="000000"/>
+              </w:rPr>
+              <w:t xml:space="preserve">0.313</w:t>
+            </w:r>
+          </w:p>
+        </w:tc>
+      </w:tr>
+      <w:tr>
+        <w:trPr>
+          <w:trHeight w:val="617" w:hRule="auto"/>
+        </w:trPr>
+        body14
+        <w:tc>
+          <w:tcPr>
+            <w:tcBorders>
+              <w:bottom w:val="single" w:sz="6" w:space="0" w:color="666666"/>
+              <w:top w:val="single" w:sz="6" w:space="0" w:color="666666"/>
+              <w:left w:val="single" w:sz="6" w:space="0" w:color="666666"/>
+              <w:right w:val="single" w:sz="6" w:space="0" w:color="666666"/>
+            </w:tcBorders>
+            <w:shd w:val="clear" w:color="auto" w:fill="FFFFFF"/>
+            <w:tcMar>
+              <w:top w:w="0" w:type="dxa"/>
+              <w:bottom w:w="0" w:type="dxa"/>
+              <w:left w:w="0" w:type="dxa"/>
+              <w:right w:w="0" w:type="dxa"/>
+            </w:tcMar>
+            <w:vAlign w:val="top"/>
+          </w:tcPr>
+          <w:p>
+            <w:pPr>
+              <w:jc w:val="left"/>
+              <w:pBdr>
+                <w:bottom w:val="none" w:sz="0" w:space="0" w:color="000000"/>
+                <w:top w:val="none" w:sz="0" w:space="0" w:color="000000"/>
+                <w:left w:val="none" w:sz="0" w:space="0" w:color="000000"/>
+                <w:right w:val="none" w:sz="0" w:space="0" w:color="000000"/>
+              </w:pBdr>
+              <w:spacing w:after="10" w:before="10" w:line="240"/>
+              <w:ind w:left="300" w:right="100" w:firstLine="0" w:firstLineChars="0"/>
+              <w:rPr>
+                <w:rFonts w:ascii="Arial" w:hAnsi="Arial" w:eastAsia="Arial" w:cs="Arial"/>
+                <w:i w:val="false"/>
+                <w:b w:val="false"/>
+                <w:u w:val="none"/>
+                <w:sz w:val="18"/>
+                <w:szCs w:val="18"/>
+                <w:color w:val="000000"/>
+              </w:rPr>
+            </w:pPr>
+            <w:r>
+              <w:rPr>
+                <w:rFonts w:ascii="Arial" w:hAnsi="Arial" w:eastAsia="Arial" w:cs="Arial"/>
+                <w:i w:val="false"/>
+                <w:b w:val="false"/>
+                <w:u w:val="none"/>
+                <w:sz w:val="18"/>
+                <w:szCs w:val="18"/>
+                <w:color w:val="000000"/>
+              </w:rPr>
+              <w:t xml:space="preserve">Superior</w:t>
+            </w:r>
+          </w:p>
+        </w:tc>
+        <w:tc>
+          <w:tcPr>
+            <w:tcBorders>
+              <w:bottom w:val="single" w:sz="6" w:space="0" w:color="666666"/>
+              <w:top w:val="single" w:sz="6" w:space="0" w:color="666666"/>
+              <w:left w:val="single" w:sz="6" w:space="0" w:color="666666"/>
+              <w:right w:val="single" w:sz="6" w:space="0" w:color="666666"/>
+            </w:tcBorders>
+            <w:shd w:val="clear" w:color="auto" w:fill="FFFFFF"/>
+            <w:tcMar>
+              <w:top w:w="0" w:type="dxa"/>
+              <w:bottom w:w="0" w:type="dxa"/>
+              <w:left w:w="0" w:type="dxa"/>
+              <w:right w:w="0" w:type="dxa"/>
+            </w:tcMar>
+            <w:vAlign w:val="top"/>
+          </w:tcPr>
+          <w:p>
+            <w:pPr>
+              <w:jc w:val="center"/>
+              <w:pBdr>
+                <w:bottom w:val="none" w:sz="0" w:space="0" w:color="000000"/>
+                <w:top w:val="none" w:sz="0" w:space="0" w:color="000000"/>
+                <w:left w:val="none" w:sz="0" w:space="0" w:color="000000"/>
+                <w:right w:val="none" w:sz="0" w:space="0" w:color="000000"/>
+              </w:pBdr>
+              <w:spacing w:after="10" w:before="10" w:line="240"/>
+              <w:ind w:left="100" w:right="100" w:firstLine="0" w:firstLineChars="0"/>
+              <w:rPr>
+                <w:rFonts w:ascii="Arial" w:hAnsi="Arial" w:eastAsia="Arial" w:cs="Arial"/>
+                <w:i w:val="false"/>
+                <w:b w:val="false"/>
+                <w:u w:val="none"/>
+                <w:sz w:val="18"/>
+                <w:szCs w:val="18"/>
+                <w:color w:val="000000"/>
+              </w:rPr>
+            </w:pPr>
+            <w:r>
+              <w:rPr>
+                <w:rFonts w:ascii="Arial" w:hAnsi="Arial" w:eastAsia="Arial" w:cs="Arial"/>
+                <w:i w:val="false"/>
+                <w:b w:val="false"/>
+                <w:u w:val="none"/>
+                <w:sz w:val="18"/>
+                <w:szCs w:val="18"/>
+                <w:color w:val="000000"/>
+              </w:rPr>
+              <w:t xml:space="preserve">0.92 (0.73 to 1.21)</w:t>
+            </w:r>
+          </w:p>
+        </w:tc>
+        <w:tc>
+          <w:tcPr>
+            <w:tcBorders>
+              <w:bottom w:val="single" w:sz="6" w:space="0" w:color="666666"/>
+              <w:top w:val="single" w:sz="6" w:space="0" w:color="666666"/>
+              <w:left w:val="single" w:sz="6" w:space="0" w:color="666666"/>
+              <w:right w:val="single" w:sz="6" w:space="0" w:color="666666"/>
+            </w:tcBorders>
+            <w:shd w:val="clear" w:color="auto" w:fill="FFFFFF"/>
+            <w:tcMar>
+              <w:top w:w="0" w:type="dxa"/>
+              <w:bottom w:w="0" w:type="dxa"/>
+              <w:left w:w="0" w:type="dxa"/>
+              <w:right w:w="0" w:type="dxa"/>
+            </w:tcMar>
+            <w:vAlign w:val="top"/>
+          </w:tcPr>
+          <w:p>
+            <w:pPr>
+              <w:jc w:val="center"/>
+              <w:pBdr>
+                <w:bottom w:val="none" w:sz="0" w:space="0" w:color="000000"/>
+                <w:top w:val="none" w:sz="0" w:space="0" w:color="000000"/>
+                <w:left w:val="none" w:sz="0" w:space="0" w:color="000000"/>
+                <w:right w:val="none" w:sz="0" w:space="0" w:color="000000"/>
+              </w:pBdr>
+              <w:spacing w:after="10" w:before="10" w:line="240"/>
+              <w:ind w:left="100" w:right="100" w:firstLine="0" w:firstLineChars="0"/>
+              <w:rPr>
+                <w:rFonts w:ascii="Arial" w:hAnsi="Arial" w:eastAsia="Arial" w:cs="Arial"/>
+                <w:i w:val="false"/>
+                <w:b w:val="false"/>
+                <w:u w:val="none"/>
+                <w:sz w:val="18"/>
+                <w:szCs w:val="18"/>
+                <w:color w:val="000000"/>
+              </w:rPr>
+            </w:pPr>
+            <w:r>
+              <w:rPr>
+                <w:rFonts w:ascii="Arial" w:hAnsi="Arial" w:eastAsia="Arial" w:cs="Arial"/>
+                <w:i w:val="false"/>
+                <w:b w:val="false"/>
+                <w:u w:val="none"/>
+                <w:sz w:val="18"/>
+                <w:szCs w:val="18"/>
+                <w:color w:val="000000"/>
+              </w:rPr>
+              <w:t xml:space="preserve">0.528</w:t>
+            </w:r>
+          </w:p>
+        </w:tc>
+        <w:tc>
+          <w:tcPr>
+            <w:tcBorders>
+              <w:bottom w:val="single" w:sz="6" w:space="0" w:color="666666"/>
+              <w:top w:val="single" w:sz="6" w:space="0" w:color="666666"/>
+              <w:left w:val="single" w:sz="6" w:space="0" w:color="666666"/>
+              <w:right w:val="single" w:sz="6" w:space="0" w:color="666666"/>
+            </w:tcBorders>
+            <w:shd w:val="clear" w:color="auto" w:fill="FFFFFF"/>
+            <w:tcMar>
+              <w:top w:w="0" w:type="dxa"/>
+              <w:bottom w:w="0" w:type="dxa"/>
+              <w:left w:w="0" w:type="dxa"/>
+              <w:right w:w="0" w:type="dxa"/>
+            </w:tcMar>
+            <w:vAlign w:val="top"/>
+          </w:tcPr>
+          <w:p>
+            <w:pPr>
+              <w:jc w:val="center"/>
+              <w:pBdr>
+                <w:bottom w:val="none" w:sz="0" w:space="0" w:color="000000"/>
+                <w:top w:val="none" w:sz="0" w:space="0" w:color="000000"/>
+                <w:left w:val="none" w:sz="0" w:space="0" w:color="000000"/>
+                <w:right w:val="none" w:sz="0" w:space="0" w:color="000000"/>
+              </w:pBdr>
+              <w:spacing w:after="10" w:before="10" w:line="240"/>
+              <w:ind w:left="100" w:right="100" w:firstLine="0" w:firstLineChars="0"/>
+              <w:rPr>
+                <w:rFonts w:ascii="Arial" w:hAnsi="Arial" w:eastAsia="Arial" w:cs="Arial"/>
+                <w:i w:val="false"/>
+                <w:b w:val="false"/>
+                <w:u w:val="none"/>
+                <w:sz w:val="18"/>
+                <w:szCs w:val="18"/>
+                <w:color w:val="000000"/>
+              </w:rPr>
+            </w:pPr>
+            <w:r>
+              <w:rPr>
+                <w:rFonts w:ascii="Arial" w:hAnsi="Arial" w:eastAsia="Arial" w:cs="Arial"/>
+                <w:i w:val="false"/>
+                <w:b w:val="false"/>
+                <w:u w:val="none"/>
+                <w:sz w:val="18"/>
+                <w:szCs w:val="18"/>
+                <w:color w:val="000000"/>
+              </w:rPr>
+              <w:t xml:space="preserve">0.79 (0.54 to 1.22)</w:t>
+            </w:r>
+          </w:p>
+        </w:tc>
+        <w:tc>
+          <w:tcPr>
+            <w:tcBorders>
+              <w:bottom w:val="single" w:sz="6" w:space="0" w:color="666666"/>
+              <w:top w:val="single" w:sz="6" w:space="0" w:color="666666"/>
+              <w:left w:val="single" w:sz="6" w:space="0" w:color="666666"/>
+              <w:right w:val="single" w:sz="6" w:space="0" w:color="666666"/>
+            </w:tcBorders>
+            <w:shd w:val="clear" w:color="auto" w:fill="FFFFFF"/>
+            <w:tcMar>
+              <w:top w:w="0" w:type="dxa"/>
+              <w:bottom w:w="0" w:type="dxa"/>
+              <w:left w:w="0" w:type="dxa"/>
+              <w:right w:w="0" w:type="dxa"/>
+            </w:tcMar>
+            <w:vAlign w:val="top"/>
+          </w:tcPr>
+          <w:p>
+            <w:pPr>
+              <w:jc w:val="center"/>
+              <w:pBdr>
+                <w:bottom w:val="none" w:sz="0" w:space="0" w:color="000000"/>
+                <w:top w:val="none" w:sz="0" w:space="0" w:color="000000"/>
+                <w:left w:val="none" w:sz="0" w:space="0" w:color="000000"/>
+                <w:right w:val="none" w:sz="0" w:space="0" w:color="000000"/>
+              </w:pBdr>
+              <w:spacing w:after="10" w:before="10" w:line="240"/>
+              <w:ind w:left="100" w:right="100" w:firstLine="0" w:firstLineChars="0"/>
+              <w:rPr>
+                <w:rFonts w:ascii="Arial" w:hAnsi="Arial" w:eastAsia="Arial" w:cs="Arial"/>
+                <w:i w:val="false"/>
+                <w:b w:val="false"/>
+                <w:u w:val="none"/>
+                <w:sz w:val="18"/>
+                <w:szCs w:val="18"/>
+                <w:color w:val="000000"/>
+              </w:rPr>
+            </w:pPr>
+            <w:r>
+              <w:rPr>
+                <w:rFonts w:ascii="Arial" w:hAnsi="Arial" w:eastAsia="Arial" w:cs="Arial"/>
+                <w:i w:val="false"/>
+                <w:b w:val="false"/>
+                <w:u w:val="none"/>
+                <w:sz w:val="18"/>
+                <w:szCs w:val="18"/>
+                <w:color w:val="000000"/>
+              </w:rPr>
+              <w:t xml:space="preserve">0.245</w:t>
+            </w:r>
+          </w:p>
+        </w:tc>
+        <w:tc>
+          <w:tcPr>
+            <w:tcBorders>
+              <w:bottom w:val="single" w:sz="6" w:space="0" w:color="666666"/>
+              <w:top w:val="single" w:sz="6" w:space="0" w:color="666666"/>
+              <w:left w:val="single" w:sz="6" w:space="0" w:color="666666"/>
+              <w:right w:val="single" w:sz="6" w:space="0" w:color="666666"/>
+            </w:tcBorders>
+            <w:shd w:val="clear" w:color="auto" w:fill="FFFFFF"/>
+            <w:tcMar>
+              <w:top w:w="0" w:type="dxa"/>
+              <w:bottom w:w="0" w:type="dxa"/>
+              <w:left w:w="0" w:type="dxa"/>
+              <w:right w:w="0" w:type="dxa"/>
+            </w:tcMar>
+            <w:vAlign w:val="top"/>
+          </w:tcPr>
+          <w:p>
+            <w:pPr>
+              <w:jc w:val="center"/>
+              <w:pBdr>
+                <w:bottom w:val="none" w:sz="0" w:space="0" w:color="000000"/>
+                <w:top w:val="none" w:sz="0" w:space="0" w:color="000000"/>
+                <w:left w:val="none" w:sz="0" w:space="0" w:color="000000"/>
+                <w:right w:val="none" w:sz="0" w:space="0" w:color="000000"/>
+              </w:pBdr>
+              <w:spacing w:after="10" w:before="10" w:line="240"/>
+              <w:ind w:left="100" w:right="100" w:firstLine="0" w:firstLineChars="0"/>
+              <w:rPr>
+                <w:rFonts w:ascii="Arial" w:hAnsi="Arial" w:eastAsia="Arial" w:cs="Arial"/>
+                <w:i w:val="false"/>
+                <w:b w:val="false"/>
+                <w:u w:val="none"/>
+                <w:sz w:val="18"/>
+                <w:szCs w:val="18"/>
+                <w:color w:val="000000"/>
+              </w:rPr>
+            </w:pPr>
+            <w:r>
+              <w:rPr>
+                <w:rFonts w:ascii="Arial" w:hAnsi="Arial" w:eastAsia="Arial" w:cs="Arial"/>
+                <w:i w:val="false"/>
+                <w:b w:val="false"/>
+                <w:u w:val="none"/>
+                <w:sz w:val="18"/>
+                <w:szCs w:val="18"/>
+                <w:color w:val="000000"/>
+              </w:rPr>
+              <w:t xml:space="preserve">1.06 (0.77 to 1.54)</w:t>
+            </w:r>
+          </w:p>
+        </w:tc>
+        <w:tc>
+          <w:tcPr>
+            <w:tcBorders>
+              <w:bottom w:val="single" w:sz="6" w:space="0" w:color="666666"/>
+              <w:top w:val="single" w:sz="6" w:space="0" w:color="666666"/>
+              <w:left w:val="single" w:sz="6" w:space="0" w:color="666666"/>
+              <w:right w:val="single" w:sz="6" w:space="0" w:color="666666"/>
+            </w:tcBorders>
+            <w:shd w:val="clear" w:color="auto" w:fill="FFFFFF"/>
+            <w:tcMar>
+              <w:top w:w="0" w:type="dxa"/>
+              <w:bottom w:w="0" w:type="dxa"/>
+              <w:left w:w="0" w:type="dxa"/>
+              <w:right w:w="0" w:type="dxa"/>
+            </w:tcMar>
+            <w:vAlign w:val="top"/>
+          </w:tcPr>
+          <w:p>
+            <w:pPr>
+              <w:jc w:val="center"/>
+              <w:pBdr>
+                <w:bottom w:val="none" w:sz="0" w:space="0" w:color="000000"/>
+                <w:top w:val="none" w:sz="0" w:space="0" w:color="000000"/>
+                <w:left w:val="none" w:sz="0" w:space="0" w:color="000000"/>
+                <w:right w:val="none" w:sz="0" w:space="0" w:color="000000"/>
+              </w:pBdr>
+              <w:spacing w:after="10" w:before="10" w:line="240"/>
+              <w:ind w:left="100" w:right="100" w:firstLine="0" w:firstLineChars="0"/>
+              <w:rPr>
+                <w:rFonts w:ascii="Arial" w:hAnsi="Arial" w:eastAsia="Arial" w:cs="Arial"/>
+                <w:i w:val="false"/>
+                <w:b w:val="false"/>
+                <w:u w:val="none"/>
+                <w:sz w:val="18"/>
+                <w:szCs w:val="18"/>
+                <w:color w:val="000000"/>
+              </w:rPr>
+            </w:pPr>
+            <w:r>
+              <w:rPr>
+                <w:rFonts w:ascii="Arial" w:hAnsi="Arial" w:eastAsia="Arial" w:cs="Arial"/>
+                <w:i w:val="false"/>
+                <w:b w:val="false"/>
+                <w:u w:val="none"/>
+                <w:sz w:val="18"/>
+                <w:szCs w:val="18"/>
+                <w:color w:val="000000"/>
+              </w:rPr>
+              <w:t xml:space="preserve">0.724</w:t>
+            </w:r>
+          </w:p>
+        </w:tc>
+        <w:tc>
+          <w:tcPr>
+            <w:tcBorders>
+              <w:bottom w:val="single" w:sz="6" w:space="0" w:color="666666"/>
+              <w:top w:val="single" w:sz="6" w:space="0" w:color="666666"/>
+              <w:left w:val="single" w:sz="6" w:space="0" w:color="666666"/>
+              <w:right w:val="single" w:sz="6" w:space="0" w:color="666666"/>
+            </w:tcBorders>
+            <w:shd w:val="clear" w:color="auto" w:fill="FFFFFF"/>
+            <w:tcMar>
+              <w:top w:w="0" w:type="dxa"/>
+              <w:bottom w:w="0" w:type="dxa"/>
+              <w:left w:w="0" w:type="dxa"/>
+              <w:right w:w="0" w:type="dxa"/>
+            </w:tcMar>
+            <w:vAlign w:val="top"/>
+          </w:tcPr>
+          <w:p>
+            <w:pPr>
+              <w:jc w:val="center"/>
+              <w:pBdr>
+                <w:bottom w:val="none" w:sz="0" w:space="0" w:color="000000"/>
+                <w:top w:val="none" w:sz="0" w:space="0" w:color="000000"/>
+                <w:left w:val="none" w:sz="0" w:space="0" w:color="000000"/>
+                <w:right w:val="none" w:sz="0" w:space="0" w:color="000000"/>
+              </w:pBdr>
+              <w:spacing w:after="10" w:before="10" w:line="240"/>
+              <w:ind w:left="100" w:right="100" w:firstLine="0" w:firstLineChars="0"/>
+              <w:rPr>
+                <w:rFonts w:ascii="Arial" w:hAnsi="Arial" w:eastAsia="Arial" w:cs="Arial"/>
+                <w:i w:val="false"/>
+                <w:b w:val="false"/>
+                <w:u w:val="none"/>
+                <w:sz w:val="18"/>
+                <w:szCs w:val="18"/>
+                <w:color w:val="000000"/>
+              </w:rPr>
+            </w:pPr>
+            <w:r>
+              <w:rPr>
+                <w:rFonts w:ascii="Arial" w:hAnsi="Arial" w:eastAsia="Arial" w:cs="Arial"/>
+                <w:i w:val="false"/>
+                <w:b w:val="false"/>
+                <w:u w:val="none"/>
+                <w:sz w:val="18"/>
+                <w:szCs w:val="18"/>
+                <w:color w:val="000000"/>
+              </w:rPr>
+              <w:t xml:space="preserve">0.67 (0.41 to 1.17)</w:t>
+            </w:r>
+          </w:p>
+        </w:tc>
+        <w:tc>
+          <w:tcPr>
+            <w:tcBorders>
+              <w:bottom w:val="single" w:sz="6" w:space="0" w:color="666666"/>
+              <w:top w:val="single" w:sz="6" w:space="0" w:color="666666"/>
+              <w:left w:val="single" w:sz="6" w:space="0" w:color="666666"/>
+              <w:right w:val="single" w:sz="6" w:space="0" w:color="666666"/>
+            </w:tcBorders>
+            <w:shd w:val="clear" w:color="auto" w:fill="FFFFFF"/>
+            <w:tcMar>
+              <w:top w:w="0" w:type="dxa"/>
+              <w:bottom w:w="0" w:type="dxa"/>
+              <w:left w:w="0" w:type="dxa"/>
+              <w:right w:w="0" w:type="dxa"/>
+            </w:tcMar>
+            <w:vAlign w:val="top"/>
+          </w:tcPr>
+          <w:p>
+            <w:pPr>
+              <w:jc w:val="center"/>
+              <w:pBdr>
+                <w:bottom w:val="none" w:sz="0" w:space="0" w:color="000000"/>
+                <w:top w:val="none" w:sz="0" w:space="0" w:color="000000"/>
+                <w:left w:val="none" w:sz="0" w:space="0" w:color="000000"/>
+                <w:right w:val="none" w:sz="0" w:space="0" w:color="000000"/>
+              </w:pBdr>
+              <w:spacing w:after="10" w:before="10" w:line="240"/>
+              <w:ind w:left="100" w:right="100" w:firstLine="0" w:firstLineChars="0"/>
+              <w:rPr>
+                <w:rFonts w:ascii="Arial" w:hAnsi="Arial" w:eastAsia="Arial" w:cs="Arial"/>
+                <w:i w:val="false"/>
+                <w:b w:val="false"/>
+                <w:u w:val="none"/>
+                <w:sz w:val="18"/>
+                <w:szCs w:val="18"/>
+                <w:color w:val="000000"/>
+              </w:rPr>
+            </w:pPr>
+            <w:r>
+              <w:rPr>
+                <w:rFonts w:ascii="Arial" w:hAnsi="Arial" w:eastAsia="Arial" w:cs="Arial"/>
+                <w:i w:val="false"/>
+                <w:b w:val="false"/>
+                <w:u w:val="none"/>
+                <w:sz w:val="18"/>
+                <w:szCs w:val="18"/>
+                <w:color w:val="000000"/>
+              </w:rPr>
+              <w:t xml:space="preserve">0.130</w:t>
+            </w:r>
+          </w:p>
+        </w:tc>
+      </w:tr>
+      <w:tr>
+        <w:trPr>
+          <w:trHeight w:val="612" w:hRule="auto"/>
+        </w:trPr>
+        body15
+        <w:tc>
+          <w:tcPr>
+            <w:tcBorders>
+              <w:bottom w:val="single" w:sz="6" w:space="0" w:color="666666"/>
+              <w:top w:val="single" w:sz="6" w:space="0" w:color="666666"/>
+              <w:left w:val="single" w:sz="6" w:space="0" w:color="666666"/>
+              <w:right w:val="single" w:sz="6" w:space="0" w:color="666666"/>
+            </w:tcBorders>
+            <w:shd w:val="clear" w:color="auto" w:fill="FFFFFF"/>
+            <w:tcMar>
+              <w:top w:w="0" w:type="dxa"/>
+              <w:bottom w:w="0" w:type="dxa"/>
+              <w:left w:w="0" w:type="dxa"/>
+              <w:right w:w="0" w:type="dxa"/>
+            </w:tcMar>
+            <w:vAlign w:val="top"/>
+          </w:tcPr>
+          <w:p>
+            <w:pPr>
+              <w:jc w:val="left"/>
+              <w:pBdr>
+                <w:bottom w:val="none" w:sz="0" w:space="0" w:color="000000"/>
+                <w:top w:val="none" w:sz="0" w:space="0" w:color="000000"/>
+                <w:left w:val="none" w:sz="0" w:space="0" w:color="000000"/>
+                <w:right w:val="none" w:sz="0" w:space="0" w:color="000000"/>
+              </w:pBdr>
+              <w:spacing w:after="10" w:before="10" w:line="240"/>
+              <w:ind w:left="100" w:right="100" w:firstLine="0" w:firstLineChars="0"/>
+              <w:rPr>
+                <w:rFonts w:ascii="Arial" w:hAnsi="Arial" w:eastAsia="Arial" w:cs="Arial"/>
+                <w:i w:val="false"/>
+                <w:b w:val="false"/>
+                <w:u w:val="none"/>
+                <w:sz w:val="18"/>
+                <w:szCs w:val="18"/>
+                <w:color w:val="000000"/>
+              </w:rPr>
+            </w:pPr>
+            <w:r>
+              <w:rPr>
+                <w:rFonts w:ascii="Arial" w:hAnsi="Arial" w:eastAsia="Arial" w:cs="Arial"/>
+                <w:i w:val="false"/>
+                <w:b w:val="false"/>
+                <w:u w:val="none"/>
+                <w:sz w:val="18"/>
+                <w:szCs w:val="18"/>
+                <w:color w:val="000000"/>
+              </w:rPr>
+              <w:t xml:space="preserve">Departamento</w:t>
+            </w:r>
+          </w:p>
+        </w:tc>
+        <w:tc>
+          <w:tcPr>
+            <w:tcBorders>
+              <w:bottom w:val="single" w:sz="6" w:space="0" w:color="666666"/>
+              <w:top w:val="single" w:sz="6" w:space="0" w:color="666666"/>
+              <w:left w:val="single" w:sz="6" w:space="0" w:color="666666"/>
+              <w:right w:val="single" w:sz="6" w:space="0" w:color="666666"/>
+            </w:tcBorders>
+            <w:shd w:val="clear" w:color="auto" w:fill="FFFFFF"/>
+            <w:tcMar>
+              <w:top w:w="0" w:type="dxa"/>
+              <w:bottom w:w="0" w:type="dxa"/>
+              <w:left w:w="0" w:type="dxa"/>
+              <w:right w:w="0" w:type="dxa"/>
+            </w:tcMar>
+            <w:vAlign w:val="top"/>
+          </w:tcPr>
+          <w:p>
+            <w:pPr>
+              <w:jc w:val="center"/>
+              <w:pBdr>
+                <w:bottom w:val="none" w:sz="0" w:space="0" w:color="000000"/>
+                <w:top w:val="none" w:sz="0" w:space="0" w:color="000000"/>
+                <w:left w:val="none" w:sz="0" w:space="0" w:color="000000"/>
+                <w:right w:val="none" w:sz="0" w:space="0" w:color="000000"/>
+              </w:pBdr>
+              <w:spacing w:after="10" w:before="10" w:line="240"/>
+              <w:ind w:left="100" w:right="100" w:firstLine="0" w:firstLineChars="0"/>
+              <w:rPr>
+                <w:rFonts w:ascii="Arial" w:hAnsi="Arial" w:eastAsia="Arial" w:cs="Arial"/>
+                <w:i w:val="false"/>
+                <w:b w:val="false"/>
+                <w:u w:val="none"/>
+                <w:sz w:val="18"/>
+                <w:szCs w:val="18"/>
+                <w:color w:val="000000"/>
+              </w:rPr>
+            </w:pPr>
+            <w:r>
+              <w:rPr>
+                <w:rFonts w:ascii="Arial" w:hAnsi="Arial" w:eastAsia="Arial" w:cs="Arial"/>
+                <w:i w:val="false"/>
+                <w:b w:val="false"/>
+                <w:u w:val="none"/>
+                <w:sz w:val="18"/>
+                <w:szCs w:val="18"/>
+                <w:color w:val="000000"/>
+              </w:rPr>
+              <w:t xml:space="preserve"/>
+            </w:r>
+          </w:p>
+        </w:tc>
+        <w:tc>
+          <w:tcPr>
+            <w:tcBorders>
+              <w:bottom w:val="single" w:sz="6" w:space="0" w:color="666666"/>
+              <w:top w:val="single" w:sz="6" w:space="0" w:color="666666"/>
+              <w:left w:val="single" w:sz="6" w:space="0" w:color="666666"/>
+              <w:right w:val="single" w:sz="6" w:space="0" w:color="666666"/>
+            </w:tcBorders>
+            <w:shd w:val="clear" w:color="auto" w:fill="FFFFFF"/>
+            <w:tcMar>
+              <w:top w:w="0" w:type="dxa"/>
+              <w:bottom w:w="0" w:type="dxa"/>
+              <w:left w:w="0" w:type="dxa"/>
+              <w:right w:w="0" w:type="dxa"/>
+            </w:tcMar>
+            <w:vAlign w:val="top"/>
+          </w:tcPr>
+          <w:p>
+            <w:pPr>
+              <w:jc w:val="center"/>
+              <w:pBdr>
+                <w:bottom w:val="none" w:sz="0" w:space="0" w:color="000000"/>
+                <w:top w:val="none" w:sz="0" w:space="0" w:color="000000"/>
+                <w:left w:val="none" w:sz="0" w:space="0" w:color="000000"/>
+                <w:right w:val="none" w:sz="0" w:space="0" w:color="000000"/>
+              </w:pBdr>
+              <w:spacing w:after="10" w:before="10" w:line="240"/>
+              <w:ind w:left="100" w:right="100" w:firstLine="0" w:firstLineChars="0"/>
+              <w:rPr>
+                <w:rFonts w:ascii="Arial" w:hAnsi="Arial" w:eastAsia="Arial" w:cs="Arial"/>
+                <w:i w:val="false"/>
+                <w:b w:val="false"/>
+                <w:u w:val="none"/>
+                <w:sz w:val="18"/>
+                <w:szCs w:val="18"/>
+                <w:color w:val="000000"/>
+              </w:rPr>
+            </w:pPr>
+            <w:r>
+              <w:rPr>
+                <w:rFonts w:ascii="Arial" w:hAnsi="Arial" w:eastAsia="Arial" w:cs="Arial"/>
+                <w:i w:val="false"/>
+                <w:b w:val="false"/>
+                <w:u w:val="none"/>
+                <w:sz w:val="18"/>
+                <w:szCs w:val="18"/>
+                <w:color w:val="000000"/>
+              </w:rPr>
+              <w:t xml:space="preserve"/>
+            </w:r>
+          </w:p>
+        </w:tc>
+        <w:tc>
+          <w:tcPr>
+            <w:tcBorders>
+              <w:bottom w:val="single" w:sz="6" w:space="0" w:color="666666"/>
+              <w:top w:val="single" w:sz="6" w:space="0" w:color="666666"/>
+              <w:left w:val="single" w:sz="6" w:space="0" w:color="666666"/>
+              <w:right w:val="single" w:sz="6" w:space="0" w:color="666666"/>
+            </w:tcBorders>
+            <w:shd w:val="clear" w:color="auto" w:fill="FFFFFF"/>
+            <w:tcMar>
+              <w:top w:w="0" w:type="dxa"/>
+              <w:bottom w:w="0" w:type="dxa"/>
+              <w:left w:w="0" w:type="dxa"/>
+              <w:right w:w="0" w:type="dxa"/>
+            </w:tcMar>
+            <w:vAlign w:val="top"/>
+          </w:tcPr>
+          <w:p>
+            <w:pPr>
+              <w:jc w:val="center"/>
+              <w:pBdr>
+                <w:bottom w:val="none" w:sz="0" w:space="0" w:color="000000"/>
+                <w:top w:val="none" w:sz="0" w:space="0" w:color="000000"/>
+                <w:left w:val="none" w:sz="0" w:space="0" w:color="000000"/>
+                <w:right w:val="none" w:sz="0" w:space="0" w:color="000000"/>
+              </w:pBdr>
+              <w:spacing w:after="10" w:before="10" w:line="240"/>
+              <w:ind w:left="100" w:right="100" w:firstLine="0" w:firstLineChars="0"/>
+              <w:rPr>
+                <w:rFonts w:ascii="Arial" w:hAnsi="Arial" w:eastAsia="Arial" w:cs="Arial"/>
+                <w:i w:val="false"/>
+                <w:b w:val="false"/>
+                <w:u w:val="none"/>
+                <w:sz w:val="18"/>
+                <w:szCs w:val="18"/>
+                <w:color w:val="000000"/>
+              </w:rPr>
+            </w:pPr>
+            <w:r>
+              <w:rPr>
+                <w:rFonts w:ascii="Arial" w:hAnsi="Arial" w:eastAsia="Arial" w:cs="Arial"/>
+                <w:i w:val="false"/>
+                <w:b w:val="false"/>
+                <w:u w:val="none"/>
+                <w:sz w:val="18"/>
+                <w:szCs w:val="18"/>
+                <w:color w:val="000000"/>
+              </w:rPr>
+              <w:t xml:space="preserve"/>
+            </w:r>
+          </w:p>
+        </w:tc>
+        <w:tc>
+          <w:tcPr>
+            <w:tcBorders>
+              <w:bottom w:val="single" w:sz="6" w:space="0" w:color="666666"/>
+              <w:top w:val="single" w:sz="6" w:space="0" w:color="666666"/>
+              <w:left w:val="single" w:sz="6" w:space="0" w:color="666666"/>
+              <w:right w:val="single" w:sz="6" w:space="0" w:color="666666"/>
+            </w:tcBorders>
+            <w:shd w:val="clear" w:color="auto" w:fill="FFFFFF"/>
+            <w:tcMar>
+              <w:top w:w="0" w:type="dxa"/>
+              <w:bottom w:w="0" w:type="dxa"/>
+              <w:left w:w="0" w:type="dxa"/>
+              <w:right w:w="0" w:type="dxa"/>
+            </w:tcMar>
+            <w:vAlign w:val="top"/>
+          </w:tcPr>
+          <w:p>
+            <w:pPr>
+              <w:jc w:val="center"/>
+              <w:pBdr>
+                <w:bottom w:val="none" w:sz="0" w:space="0" w:color="000000"/>
+                <w:top w:val="none" w:sz="0" w:space="0" w:color="000000"/>
+                <w:left w:val="none" w:sz="0" w:space="0" w:color="000000"/>
+                <w:right w:val="none" w:sz="0" w:space="0" w:color="000000"/>
+              </w:pBdr>
+              <w:spacing w:after="10" w:before="10" w:line="240"/>
+              <w:ind w:left="100" w:right="100" w:firstLine="0" w:firstLineChars="0"/>
+              <w:rPr>
+                <w:rFonts w:ascii="Arial" w:hAnsi="Arial" w:eastAsia="Arial" w:cs="Arial"/>
+                <w:i w:val="false"/>
+                <w:b w:val="false"/>
+                <w:u w:val="none"/>
+                <w:sz w:val="18"/>
+                <w:szCs w:val="18"/>
+                <w:color w:val="000000"/>
+              </w:rPr>
+            </w:pPr>
+            <w:r>
+              <w:rPr>
+                <w:rFonts w:ascii="Arial" w:hAnsi="Arial" w:eastAsia="Arial" w:cs="Arial"/>
+                <w:i w:val="false"/>
+                <w:b w:val="false"/>
+                <w:u w:val="none"/>
+                <w:sz w:val="18"/>
+                <w:szCs w:val="18"/>
+                <w:color w:val="000000"/>
+              </w:rPr>
+              <w:t xml:space="preserve"/>
+            </w:r>
+          </w:p>
+        </w:tc>
+        <w:tc>
+          <w:tcPr>
+            <w:tcBorders>
+              <w:bottom w:val="single" w:sz="6" w:space="0" w:color="666666"/>
+              <w:top w:val="single" w:sz="6" w:space="0" w:color="666666"/>
+              <w:left w:val="single" w:sz="6" w:space="0" w:color="666666"/>
+              <w:right w:val="single" w:sz="6" w:space="0" w:color="666666"/>
+            </w:tcBorders>
+            <w:shd w:val="clear" w:color="auto" w:fill="FFFFFF"/>
+            <w:tcMar>
+              <w:top w:w="0" w:type="dxa"/>
+              <w:bottom w:w="0" w:type="dxa"/>
+              <w:left w:w="0" w:type="dxa"/>
+              <w:right w:w="0" w:type="dxa"/>
+            </w:tcMar>
+            <w:vAlign w:val="top"/>
+          </w:tcPr>
+          <w:p>
+            <w:pPr>
+              <w:jc w:val="center"/>
+              <w:pBdr>
+                <w:bottom w:val="none" w:sz="0" w:space="0" w:color="000000"/>
+                <w:top w:val="none" w:sz="0" w:space="0" w:color="000000"/>
+                <w:left w:val="none" w:sz="0" w:space="0" w:color="000000"/>
+                <w:right w:val="none" w:sz="0" w:space="0" w:color="000000"/>
+              </w:pBdr>
+              <w:spacing w:after="10" w:before="10" w:line="240"/>
+              <w:ind w:left="100" w:right="100" w:firstLine="0" w:firstLineChars="0"/>
+              <w:rPr>
+                <w:rFonts w:ascii="Arial" w:hAnsi="Arial" w:eastAsia="Arial" w:cs="Arial"/>
+                <w:i w:val="false"/>
+                <w:b w:val="false"/>
+                <w:u w:val="none"/>
+                <w:sz w:val="18"/>
+                <w:szCs w:val="18"/>
+                <w:color w:val="000000"/>
+              </w:rPr>
+            </w:pPr>
+            <w:r>
+              <w:rPr>
+                <w:rFonts w:ascii="Arial" w:hAnsi="Arial" w:eastAsia="Arial" w:cs="Arial"/>
+                <w:i w:val="false"/>
+                <w:b w:val="false"/>
+                <w:u w:val="none"/>
+                <w:sz w:val="18"/>
+                <w:szCs w:val="18"/>
+                <w:color w:val="000000"/>
+              </w:rPr>
+              <w:t xml:space="preserve"/>
+            </w:r>
+          </w:p>
+        </w:tc>
+        <w:tc>
+          <w:tcPr>
+            <w:tcBorders>
+              <w:bottom w:val="single" w:sz="6" w:space="0" w:color="666666"/>
+              <w:top w:val="single" w:sz="6" w:space="0" w:color="666666"/>
+              <w:left w:val="single" w:sz="6" w:space="0" w:color="666666"/>
+              <w:right w:val="single" w:sz="6" w:space="0" w:color="666666"/>
+            </w:tcBorders>
+            <w:shd w:val="clear" w:color="auto" w:fill="FFFFFF"/>
+            <w:tcMar>
+              <w:top w:w="0" w:type="dxa"/>
+              <w:bottom w:w="0" w:type="dxa"/>
+              <w:left w:w="0" w:type="dxa"/>
+              <w:right w:w="0" w:type="dxa"/>
+            </w:tcMar>
+            <w:vAlign w:val="top"/>
+          </w:tcPr>
+          <w:p>
+            <w:pPr>
+              <w:jc w:val="center"/>
+              <w:pBdr>
+                <w:bottom w:val="none" w:sz="0" w:space="0" w:color="000000"/>
+                <w:top w:val="none" w:sz="0" w:space="0" w:color="000000"/>
+                <w:left w:val="none" w:sz="0" w:space="0" w:color="000000"/>
+                <w:right w:val="none" w:sz="0" w:space="0" w:color="000000"/>
+              </w:pBdr>
+              <w:spacing w:after="10" w:before="10" w:line="240"/>
+              <w:ind w:left="100" w:right="100" w:firstLine="0" w:firstLineChars="0"/>
+              <w:rPr>
+                <w:rFonts w:ascii="Arial" w:hAnsi="Arial" w:eastAsia="Arial" w:cs="Arial"/>
+                <w:i w:val="false"/>
+                <w:b w:val="false"/>
+                <w:u w:val="none"/>
+                <w:sz w:val="18"/>
+                <w:szCs w:val="18"/>
+                <w:color w:val="000000"/>
+              </w:rPr>
+            </w:pPr>
+            <w:r>
+              <w:rPr>
+                <w:rFonts w:ascii="Arial" w:hAnsi="Arial" w:eastAsia="Arial" w:cs="Arial"/>
+                <w:i w:val="false"/>
+                <w:b w:val="false"/>
+                <w:u w:val="none"/>
+                <w:sz w:val="18"/>
+                <w:szCs w:val="18"/>
+                <w:color w:val="000000"/>
+              </w:rPr>
+              <w:t xml:space="preserve"/>
+            </w:r>
+          </w:p>
+        </w:tc>
+        <w:tc>
+          <w:tcPr>
+            <w:tcBorders>
+              <w:bottom w:val="single" w:sz="6" w:space="0" w:color="666666"/>
+              <w:top w:val="single" w:sz="6" w:space="0" w:color="666666"/>
+              <w:left w:val="single" w:sz="6" w:space="0" w:color="666666"/>
+              <w:right w:val="single" w:sz="6" w:space="0" w:color="666666"/>
+            </w:tcBorders>
+            <w:shd w:val="clear" w:color="auto" w:fill="FFFFFF"/>
+            <w:tcMar>
+              <w:top w:w="0" w:type="dxa"/>
+              <w:bottom w:w="0" w:type="dxa"/>
+              <w:left w:w="0" w:type="dxa"/>
+              <w:right w:w="0" w:type="dxa"/>
+            </w:tcMar>
+            <w:vAlign w:val="top"/>
+          </w:tcPr>
+          <w:p>
+            <w:pPr>
+              <w:jc w:val="center"/>
+              <w:pBdr>
+                <w:bottom w:val="none" w:sz="0" w:space="0" w:color="000000"/>
+                <w:top w:val="none" w:sz="0" w:space="0" w:color="000000"/>
+                <w:left w:val="none" w:sz="0" w:space="0" w:color="000000"/>
+                <w:right w:val="none" w:sz="0" w:space="0" w:color="000000"/>
+              </w:pBdr>
+              <w:spacing w:after="10" w:before="10" w:line="240"/>
+              <w:ind w:left="100" w:right="100" w:firstLine="0" w:firstLineChars="0"/>
+              <w:rPr>
+                <w:rFonts w:ascii="Arial" w:hAnsi="Arial" w:eastAsia="Arial" w:cs="Arial"/>
+                <w:i w:val="false"/>
+                <w:b w:val="false"/>
+                <w:u w:val="none"/>
+                <w:sz w:val="18"/>
+                <w:szCs w:val="18"/>
+                <w:color w:val="000000"/>
+              </w:rPr>
+            </w:pPr>
+            <w:r>
+              <w:rPr>
+                <w:rFonts w:ascii="Arial" w:hAnsi="Arial" w:eastAsia="Arial" w:cs="Arial"/>
+                <w:i w:val="false"/>
+                <w:b w:val="false"/>
+                <w:u w:val="none"/>
+                <w:sz w:val="18"/>
+                <w:szCs w:val="18"/>
+                <w:color w:val="000000"/>
+              </w:rPr>
+              <w:t xml:space="preserve"/>
+            </w:r>
+          </w:p>
+        </w:tc>
+        <w:tc>
+          <w:tcPr>
+            <w:tcBorders>
+              <w:bottom w:val="single" w:sz="6" w:space="0" w:color="666666"/>
+              <w:top w:val="single" w:sz="6" w:space="0" w:color="666666"/>
+              <w:left w:val="single" w:sz="6" w:space="0" w:color="666666"/>
+              <w:right w:val="single" w:sz="6" w:space="0" w:color="666666"/>
+            </w:tcBorders>
+            <w:shd w:val="clear" w:color="auto" w:fill="FFFFFF"/>
+            <w:tcMar>
+              <w:top w:w="0" w:type="dxa"/>
+              <w:bottom w:w="0" w:type="dxa"/>
+              <w:left w:w="0" w:type="dxa"/>
+              <w:right w:w="0" w:type="dxa"/>
+            </w:tcMar>
+            <w:vAlign w:val="top"/>
+          </w:tcPr>
+          <w:p>
+            <w:pPr>
+              <w:jc w:val="center"/>
+              <w:pBdr>
+                <w:bottom w:val="none" w:sz="0" w:space="0" w:color="000000"/>
+                <w:top w:val="none" w:sz="0" w:space="0" w:color="000000"/>
+                <w:left w:val="none" w:sz="0" w:space="0" w:color="000000"/>
+                <w:right w:val="none" w:sz="0" w:space="0" w:color="000000"/>
+              </w:pBdr>
+              <w:spacing w:after="10" w:before="10" w:line="240"/>
+              <w:ind w:left="100" w:right="100" w:firstLine="0" w:firstLineChars="0"/>
+              <w:rPr>
+                <w:rFonts w:ascii="Arial" w:hAnsi="Arial" w:eastAsia="Arial" w:cs="Arial"/>
+                <w:i w:val="false"/>
+                <w:b w:val="false"/>
+                <w:u w:val="none"/>
+                <w:sz w:val="18"/>
+                <w:szCs w:val="18"/>
+                <w:color w:val="000000"/>
+              </w:rPr>
+            </w:pPr>
+            <w:r>
+              <w:rPr>
+                <w:rFonts w:ascii="Arial" w:hAnsi="Arial" w:eastAsia="Arial" w:cs="Arial"/>
+                <w:i w:val="false"/>
+                <w:b w:val="false"/>
+                <w:u w:val="none"/>
+                <w:sz w:val="18"/>
+                <w:szCs w:val="18"/>
+                <w:color w:val="000000"/>
+              </w:rPr>
+              <w:t xml:space="preserve"/>
+            </w:r>
+          </w:p>
+        </w:tc>
+      </w:tr>
+      <w:tr>
+        <w:trPr>
+          <w:trHeight w:val="612" w:hRule="auto"/>
+        </w:trPr>
+        body16
+        <w:tc>
+          <w:tcPr>
+            <w:tcBorders>
+              <w:bottom w:val="single" w:sz="6" w:space="0" w:color="666666"/>
+              <w:top w:val="single" w:sz="6" w:space="0" w:color="666666"/>
+              <w:left w:val="single" w:sz="6" w:space="0" w:color="666666"/>
+              <w:right w:val="single" w:sz="6" w:space="0" w:color="666666"/>
+            </w:tcBorders>
+            <w:shd w:val="clear" w:color="auto" w:fill="FFFFFF"/>
+            <w:tcMar>
+              <w:top w:w="0" w:type="dxa"/>
+              <w:bottom w:w="0" w:type="dxa"/>
+              <w:left w:w="0" w:type="dxa"/>
+              <w:right w:w="0" w:type="dxa"/>
+            </w:tcMar>
+            <w:vAlign w:val="top"/>
+          </w:tcPr>
+          <w:p>
+            <w:pPr>
+              <w:jc w:val="left"/>
+              <w:pBdr>
+                <w:bottom w:val="none" w:sz="0" w:space="0" w:color="000000"/>
+                <w:top w:val="none" w:sz="0" w:space="0" w:color="000000"/>
+                <w:left w:val="none" w:sz="0" w:space="0" w:color="000000"/>
+                <w:right w:val="none" w:sz="0" w:space="0" w:color="000000"/>
+              </w:pBdr>
+              <w:spacing w:after="10" w:before="10" w:line="240"/>
+              <w:ind w:left="300" w:right="100" w:firstLine="0" w:firstLineChars="0"/>
+              <w:rPr>
+                <w:rFonts w:ascii="Arial" w:hAnsi="Arial" w:eastAsia="Arial" w:cs="Arial"/>
+                <w:i w:val="false"/>
+                <w:b w:val="false"/>
+                <w:u w:val="none"/>
+                <w:sz w:val="18"/>
+                <w:szCs w:val="18"/>
+                <w:color w:val="000000"/>
+              </w:rPr>
+            </w:pPr>
+            <w:r>
+              <w:rPr>
+                <w:rFonts w:ascii="Arial" w:hAnsi="Arial" w:eastAsia="Arial" w:cs="Arial"/>
+                <w:i w:val="false"/>
+                <w:b w:val="false"/>
+                <w:u w:val="none"/>
+                <w:sz w:val="18"/>
+                <w:szCs w:val="18"/>
+                <w:color w:val="000000"/>
+              </w:rPr>
+              <w:t xml:space="preserve">Arequipa</w:t>
+            </w:r>
+          </w:p>
+        </w:tc>
+        <w:tc>
+          <w:tcPr>
+            <w:tcBorders>
+              <w:bottom w:val="single" w:sz="6" w:space="0" w:color="666666"/>
+              <w:top w:val="single" w:sz="6" w:space="0" w:color="666666"/>
+              <w:left w:val="single" w:sz="6" w:space="0" w:color="666666"/>
+              <w:right w:val="single" w:sz="6" w:space="0" w:color="666666"/>
+            </w:tcBorders>
+            <w:shd w:val="clear" w:color="auto" w:fill="FFFFFF"/>
+            <w:tcMar>
+              <w:top w:w="0" w:type="dxa"/>
+              <w:bottom w:w="0" w:type="dxa"/>
+              <w:left w:w="0" w:type="dxa"/>
+              <w:right w:w="0" w:type="dxa"/>
+            </w:tcMar>
+            <w:vAlign w:val="top"/>
+          </w:tcPr>
+          <w:p>
+            <w:pPr>
+              <w:jc w:val="center"/>
+              <w:pBdr>
+                <w:bottom w:val="none" w:sz="0" w:space="0" w:color="000000"/>
+                <w:top w:val="none" w:sz="0" w:space="0" w:color="000000"/>
+                <w:left w:val="none" w:sz="0" w:space="0" w:color="000000"/>
+                <w:right w:val="none" w:sz="0" w:space="0" w:color="000000"/>
+              </w:pBdr>
+              <w:spacing w:after="10" w:before="10" w:line="240"/>
+              <w:ind w:left="100" w:right="100" w:firstLine="0" w:firstLineChars="0"/>
+              <w:rPr>
+                <w:rFonts w:ascii="Arial" w:hAnsi="Arial" w:eastAsia="Arial" w:cs="Arial"/>
+                <w:i w:val="false"/>
+                <w:b w:val="false"/>
+                <w:u w:val="none"/>
+                <w:sz w:val="18"/>
+                <w:szCs w:val="18"/>
+                <w:color w:val="000000"/>
+              </w:rPr>
+            </w:pPr>
+            <w:r>
+              <w:rPr>
+                <w:rFonts w:ascii="Arial" w:hAnsi="Arial" w:eastAsia="Arial" w:cs="Arial"/>
+                <w:i w:val="false"/>
+                <w:b w:val="false"/>
+                <w:u w:val="none"/>
+                <w:sz w:val="18"/>
+                <w:szCs w:val="18"/>
+                <w:color w:val="000000"/>
+              </w:rPr>
+              <w:t xml:space="preserve">—</w:t>
+            </w:r>
+          </w:p>
+        </w:tc>
+        <w:tc>
+          <w:tcPr>
+            <w:tcBorders>
+              <w:bottom w:val="single" w:sz="6" w:space="0" w:color="666666"/>
+              <w:top w:val="single" w:sz="6" w:space="0" w:color="666666"/>
+              <w:left w:val="single" w:sz="6" w:space="0" w:color="666666"/>
+              <w:right w:val="single" w:sz="6" w:space="0" w:color="666666"/>
+            </w:tcBorders>
+            <w:shd w:val="clear" w:color="auto" w:fill="FFFFFF"/>
+            <w:tcMar>
+              <w:top w:w="0" w:type="dxa"/>
+              <w:bottom w:w="0" w:type="dxa"/>
+              <w:left w:w="0" w:type="dxa"/>
+              <w:right w:w="0" w:type="dxa"/>
+            </w:tcMar>
+            <w:vAlign w:val="top"/>
+          </w:tcPr>
+          <w:p>
+            <w:pPr>
+              <w:jc w:val="center"/>
+              <w:pBdr>
+                <w:bottom w:val="none" w:sz="0" w:space="0" w:color="000000"/>
+                <w:top w:val="none" w:sz="0" w:space="0" w:color="000000"/>
+                <w:left w:val="none" w:sz="0" w:space="0" w:color="000000"/>
+                <w:right w:val="none" w:sz="0" w:space="0" w:color="000000"/>
+              </w:pBdr>
+              <w:spacing w:after="10" w:before="10" w:line="240"/>
+              <w:ind w:left="100" w:right="100" w:firstLine="0" w:firstLineChars="0"/>
+              <w:rPr>
+                <w:rFonts w:ascii="Arial" w:hAnsi="Arial" w:eastAsia="Arial" w:cs="Arial"/>
+                <w:i w:val="false"/>
+                <w:b w:val="false"/>
+                <w:u w:val="none"/>
+                <w:sz w:val="18"/>
+                <w:szCs w:val="18"/>
+                <w:color w:val="000000"/>
+              </w:rPr>
+            </w:pPr>
+            <w:r>
+              <w:rPr>
+                <w:rFonts w:ascii="Arial" w:hAnsi="Arial" w:eastAsia="Arial" w:cs="Arial"/>
+                <w:i w:val="false"/>
+                <w:b w:val="false"/>
+                <w:u w:val="none"/>
+                <w:sz w:val="18"/>
+                <w:szCs w:val="18"/>
+                <w:color w:val="000000"/>
+              </w:rPr>
+              <w:t xml:space="preserve"/>
+            </w:r>
+          </w:p>
+        </w:tc>
+        <w:tc>
+          <w:tcPr>
+            <w:tcBorders>
+              <w:bottom w:val="single" w:sz="6" w:space="0" w:color="666666"/>
+              <w:top w:val="single" w:sz="6" w:space="0" w:color="666666"/>
+              <w:left w:val="single" w:sz="6" w:space="0" w:color="666666"/>
+              <w:right w:val="single" w:sz="6" w:space="0" w:color="666666"/>
+            </w:tcBorders>
+            <w:shd w:val="clear" w:color="auto" w:fill="FFFFFF"/>
+            <w:tcMar>
+              <w:top w:w="0" w:type="dxa"/>
+              <w:bottom w:w="0" w:type="dxa"/>
+              <w:left w:w="0" w:type="dxa"/>
+              <w:right w:w="0" w:type="dxa"/>
+            </w:tcMar>
+            <w:vAlign w:val="top"/>
+          </w:tcPr>
+          <w:p>
+            <w:pPr>
+              <w:jc w:val="center"/>
+              <w:pBdr>
+                <w:bottom w:val="none" w:sz="0" w:space="0" w:color="000000"/>
+                <w:top w:val="none" w:sz="0" w:space="0" w:color="000000"/>
+                <w:left w:val="none" w:sz="0" w:space="0" w:color="000000"/>
+                <w:right w:val="none" w:sz="0" w:space="0" w:color="000000"/>
+              </w:pBdr>
+              <w:spacing w:after="10" w:before="10" w:line="240"/>
+              <w:ind w:left="100" w:right="100" w:firstLine="0" w:firstLineChars="0"/>
+              <w:rPr>
+                <w:rFonts w:ascii="Arial" w:hAnsi="Arial" w:eastAsia="Arial" w:cs="Arial"/>
+                <w:i w:val="false"/>
+                <w:b w:val="false"/>
+                <w:u w:val="none"/>
+                <w:sz w:val="18"/>
+                <w:szCs w:val="18"/>
+                <w:color w:val="000000"/>
+              </w:rPr>
+            </w:pPr>
+            <w:r>
+              <w:rPr>
+                <w:rFonts w:ascii="Arial" w:hAnsi="Arial" w:eastAsia="Arial" w:cs="Arial"/>
+                <w:i w:val="false"/>
+                <w:b w:val="false"/>
+                <w:u w:val="none"/>
+                <w:sz w:val="18"/>
+                <w:szCs w:val="18"/>
+                <w:color w:val="000000"/>
+              </w:rPr>
+              <w:t xml:space="preserve">—</w:t>
+            </w:r>
+          </w:p>
+        </w:tc>
+        <w:tc>
+          <w:tcPr>
+            <w:tcBorders>
+              <w:bottom w:val="single" w:sz="6" w:space="0" w:color="666666"/>
+              <w:top w:val="single" w:sz="6" w:space="0" w:color="666666"/>
+              <w:left w:val="single" w:sz="6" w:space="0" w:color="666666"/>
+              <w:right w:val="single" w:sz="6" w:space="0" w:color="666666"/>
+            </w:tcBorders>
+            <w:shd w:val="clear" w:color="auto" w:fill="FFFFFF"/>
+            <w:tcMar>
+              <w:top w:w="0" w:type="dxa"/>
+              <w:bottom w:w="0" w:type="dxa"/>
+              <w:left w:w="0" w:type="dxa"/>
+              <w:right w:w="0" w:type="dxa"/>
+            </w:tcMar>
+            <w:vAlign w:val="top"/>
+          </w:tcPr>
+          <w:p>
+            <w:pPr>
+              <w:jc w:val="center"/>
+              <w:pBdr>
+                <w:bottom w:val="none" w:sz="0" w:space="0" w:color="000000"/>
+                <w:top w:val="none" w:sz="0" w:space="0" w:color="000000"/>
+                <w:left w:val="none" w:sz="0" w:space="0" w:color="000000"/>
+                <w:right w:val="none" w:sz="0" w:space="0" w:color="000000"/>
+              </w:pBdr>
+              <w:spacing w:after="10" w:before="10" w:line="240"/>
+              <w:ind w:left="100" w:right="100" w:firstLine="0" w:firstLineChars="0"/>
+              <w:rPr>
+                <w:rFonts w:ascii="Arial" w:hAnsi="Arial" w:eastAsia="Arial" w:cs="Arial"/>
+                <w:i w:val="false"/>
+                <w:b w:val="false"/>
+                <w:u w:val="none"/>
+                <w:sz w:val="18"/>
+                <w:szCs w:val="18"/>
+                <w:color w:val="000000"/>
+              </w:rPr>
+            </w:pPr>
+            <w:r>
+              <w:rPr>
+                <w:rFonts w:ascii="Arial" w:hAnsi="Arial" w:eastAsia="Arial" w:cs="Arial"/>
+                <w:i w:val="false"/>
+                <w:b w:val="false"/>
+                <w:u w:val="none"/>
+                <w:sz w:val="18"/>
+                <w:szCs w:val="18"/>
+                <w:color w:val="000000"/>
+              </w:rPr>
+              <w:t xml:space="preserve"/>
+            </w:r>
+          </w:p>
+        </w:tc>
+        <w:tc>
+          <w:tcPr>
+            <w:tcBorders>
+              <w:bottom w:val="single" w:sz="6" w:space="0" w:color="666666"/>
+              <w:top w:val="single" w:sz="6" w:space="0" w:color="666666"/>
+              <w:left w:val="single" w:sz="6" w:space="0" w:color="666666"/>
+              <w:right w:val="single" w:sz="6" w:space="0" w:color="666666"/>
+            </w:tcBorders>
+            <w:shd w:val="clear" w:color="auto" w:fill="FFFFFF"/>
+            <w:tcMar>
+              <w:top w:w="0" w:type="dxa"/>
+              <w:bottom w:w="0" w:type="dxa"/>
+              <w:left w:w="0" w:type="dxa"/>
+              <w:right w:w="0" w:type="dxa"/>
+            </w:tcMar>
+            <w:vAlign w:val="top"/>
+          </w:tcPr>
+          <w:p>
+            <w:pPr>
+              <w:jc w:val="center"/>
+              <w:pBdr>
+                <w:bottom w:val="none" w:sz="0" w:space="0" w:color="000000"/>
+                <w:top w:val="none" w:sz="0" w:space="0" w:color="000000"/>
+                <w:left w:val="none" w:sz="0" w:space="0" w:color="000000"/>
+                <w:right w:val="none" w:sz="0" w:space="0" w:color="000000"/>
+              </w:pBdr>
+              <w:spacing w:after="10" w:before="10" w:line="240"/>
+              <w:ind w:left="100" w:right="100" w:firstLine="0" w:firstLineChars="0"/>
+              <w:rPr>
+                <w:rFonts w:ascii="Arial" w:hAnsi="Arial" w:eastAsia="Arial" w:cs="Arial"/>
+                <w:i w:val="false"/>
+                <w:b w:val="false"/>
+                <w:u w:val="none"/>
+                <w:sz w:val="18"/>
+                <w:szCs w:val="18"/>
+                <w:color w:val="000000"/>
+              </w:rPr>
+            </w:pPr>
+            <w:r>
+              <w:rPr>
+                <w:rFonts w:ascii="Arial" w:hAnsi="Arial" w:eastAsia="Arial" w:cs="Arial"/>
+                <w:i w:val="false"/>
+                <w:b w:val="false"/>
+                <w:u w:val="none"/>
+                <w:sz w:val="18"/>
+                <w:szCs w:val="18"/>
+                <w:color w:val="000000"/>
+              </w:rPr>
+              <w:t xml:space="preserve">—</w:t>
+            </w:r>
+          </w:p>
+        </w:tc>
+        <w:tc>
+          <w:tcPr>
+            <w:tcBorders>
+              <w:bottom w:val="single" w:sz="6" w:space="0" w:color="666666"/>
+              <w:top w:val="single" w:sz="6" w:space="0" w:color="666666"/>
+              <w:left w:val="single" w:sz="6" w:space="0" w:color="666666"/>
+              <w:right w:val="single" w:sz="6" w:space="0" w:color="666666"/>
+            </w:tcBorders>
+            <w:shd w:val="clear" w:color="auto" w:fill="FFFFFF"/>
+            <w:tcMar>
+              <w:top w:w="0" w:type="dxa"/>
+              <w:bottom w:w="0" w:type="dxa"/>
+              <w:left w:w="0" w:type="dxa"/>
+              <w:right w:w="0" w:type="dxa"/>
+            </w:tcMar>
+            <w:vAlign w:val="top"/>
+          </w:tcPr>
+          <w:p>
+            <w:pPr>
+              <w:jc w:val="center"/>
+              <w:pBdr>
+                <w:bottom w:val="none" w:sz="0" w:space="0" w:color="000000"/>
+                <w:top w:val="none" w:sz="0" w:space="0" w:color="000000"/>
+                <w:left w:val="none" w:sz="0" w:space="0" w:color="000000"/>
+                <w:right w:val="none" w:sz="0" w:space="0" w:color="000000"/>
+              </w:pBdr>
+              <w:spacing w:after="10" w:before="10" w:line="240"/>
+              <w:ind w:left="100" w:right="100" w:firstLine="0" w:firstLineChars="0"/>
+              <w:rPr>
+                <w:rFonts w:ascii="Arial" w:hAnsi="Arial" w:eastAsia="Arial" w:cs="Arial"/>
+                <w:i w:val="false"/>
+                <w:b w:val="false"/>
+                <w:u w:val="none"/>
+                <w:sz w:val="18"/>
+                <w:szCs w:val="18"/>
+                <w:color w:val="000000"/>
+              </w:rPr>
+            </w:pPr>
+            <w:r>
+              <w:rPr>
+                <w:rFonts w:ascii="Arial" w:hAnsi="Arial" w:eastAsia="Arial" w:cs="Arial"/>
+                <w:i w:val="false"/>
+                <w:b w:val="false"/>
+                <w:u w:val="none"/>
+                <w:sz w:val="18"/>
+                <w:szCs w:val="18"/>
+                <w:color w:val="000000"/>
+              </w:rPr>
+              <w:t xml:space="preserve"/>
+            </w:r>
+          </w:p>
+        </w:tc>
+        <w:tc>
+          <w:tcPr>
+            <w:tcBorders>
+              <w:bottom w:val="single" w:sz="6" w:space="0" w:color="666666"/>
+              <w:top w:val="single" w:sz="6" w:space="0" w:color="666666"/>
+              <w:left w:val="single" w:sz="6" w:space="0" w:color="666666"/>
+              <w:right w:val="single" w:sz="6" w:space="0" w:color="666666"/>
+            </w:tcBorders>
+            <w:shd w:val="clear" w:color="auto" w:fill="FFFFFF"/>
+            <w:tcMar>
+              <w:top w:w="0" w:type="dxa"/>
+              <w:bottom w:w="0" w:type="dxa"/>
+              <w:left w:w="0" w:type="dxa"/>
+              <w:right w:w="0" w:type="dxa"/>
+            </w:tcMar>
+            <w:vAlign w:val="top"/>
+          </w:tcPr>
+          <w:p>
+            <w:pPr>
+              <w:jc w:val="center"/>
+              <w:pBdr>
+                <w:bottom w:val="none" w:sz="0" w:space="0" w:color="000000"/>
+                <w:top w:val="none" w:sz="0" w:space="0" w:color="000000"/>
+                <w:left w:val="none" w:sz="0" w:space="0" w:color="000000"/>
+                <w:right w:val="none" w:sz="0" w:space="0" w:color="000000"/>
+              </w:pBdr>
+              <w:spacing w:after="10" w:before="10" w:line="240"/>
+              <w:ind w:left="100" w:right="100" w:firstLine="0" w:firstLineChars="0"/>
+              <w:rPr>
+                <w:rFonts w:ascii="Arial" w:hAnsi="Arial" w:eastAsia="Arial" w:cs="Arial"/>
+                <w:i w:val="false"/>
+                <w:b w:val="false"/>
+                <w:u w:val="none"/>
+                <w:sz w:val="18"/>
+                <w:szCs w:val="18"/>
+                <w:color w:val="000000"/>
+              </w:rPr>
+            </w:pPr>
+            <w:r>
+              <w:rPr>
+                <w:rFonts w:ascii="Arial" w:hAnsi="Arial" w:eastAsia="Arial" w:cs="Arial"/>
+                <w:i w:val="false"/>
+                <w:b w:val="false"/>
+                <w:u w:val="none"/>
+                <w:sz w:val="18"/>
+                <w:szCs w:val="18"/>
+                <w:color w:val="000000"/>
+              </w:rPr>
+              <w:t xml:space="preserve">—</w:t>
+            </w:r>
+          </w:p>
+        </w:tc>
+        <w:tc>
+          <w:tcPr>
+            <w:tcBorders>
+              <w:bottom w:val="single" w:sz="6" w:space="0" w:color="666666"/>
+              <w:top w:val="single" w:sz="6" w:space="0" w:color="666666"/>
+              <w:left w:val="single" w:sz="6" w:space="0" w:color="666666"/>
+              <w:right w:val="single" w:sz="6" w:space="0" w:color="666666"/>
+            </w:tcBorders>
+            <w:shd w:val="clear" w:color="auto" w:fill="FFFFFF"/>
+            <w:tcMar>
+              <w:top w:w="0" w:type="dxa"/>
+              <w:bottom w:w="0" w:type="dxa"/>
+              <w:left w:w="0" w:type="dxa"/>
+              <w:right w:w="0" w:type="dxa"/>
+            </w:tcMar>
+            <w:vAlign w:val="top"/>
+          </w:tcPr>
+          <w:p>
+            <w:pPr>
+              <w:jc w:val="center"/>
+              <w:pBdr>
+                <w:bottom w:val="none" w:sz="0" w:space="0" w:color="000000"/>
+                <w:top w:val="none" w:sz="0" w:space="0" w:color="000000"/>
+                <w:left w:val="none" w:sz="0" w:space="0" w:color="000000"/>
+                <w:right w:val="none" w:sz="0" w:space="0" w:color="000000"/>
+              </w:pBdr>
+              <w:spacing w:after="10" w:before="10" w:line="240"/>
+              <w:ind w:left="100" w:right="100" w:firstLine="0" w:firstLineChars="0"/>
+              <w:rPr>
+                <w:rFonts w:ascii="Arial" w:hAnsi="Arial" w:eastAsia="Arial" w:cs="Arial"/>
+                <w:i w:val="false"/>
+                <w:b w:val="false"/>
+                <w:u w:val="none"/>
+                <w:sz w:val="18"/>
+                <w:szCs w:val="18"/>
+                <w:color w:val="000000"/>
+              </w:rPr>
+            </w:pPr>
+            <w:r>
+              <w:rPr>
+                <w:rFonts w:ascii="Arial" w:hAnsi="Arial" w:eastAsia="Arial" w:cs="Arial"/>
+                <w:i w:val="false"/>
+                <w:b w:val="false"/>
+                <w:u w:val="none"/>
+                <w:sz w:val="18"/>
+                <w:szCs w:val="18"/>
+                <w:color w:val="000000"/>
+              </w:rPr>
+              <w:t xml:space="preserve"/>
+            </w:r>
+          </w:p>
+        </w:tc>
+      </w:tr>
+      <w:tr>
+        <w:trPr>
+          <w:trHeight w:val="617" w:hRule="auto"/>
+        </w:trPr>
+        body17
+        <w:tc>
+          <w:tcPr>
+            <w:tcBorders>
+              <w:bottom w:val="single" w:sz="6" w:space="0" w:color="666666"/>
+              <w:top w:val="single" w:sz="6" w:space="0" w:color="666666"/>
+              <w:left w:val="single" w:sz="6" w:space="0" w:color="666666"/>
+              <w:right w:val="single" w:sz="6" w:space="0" w:color="666666"/>
+            </w:tcBorders>
+            <w:shd w:val="clear" w:color="auto" w:fill="FFFFFF"/>
+            <w:tcMar>
+              <w:top w:w="0" w:type="dxa"/>
+              <w:bottom w:w="0" w:type="dxa"/>
+              <w:left w:w="0" w:type="dxa"/>
+              <w:right w:w="0" w:type="dxa"/>
+            </w:tcMar>
+            <w:vAlign w:val="top"/>
+          </w:tcPr>
+          <w:p>
+            <w:pPr>
+              <w:jc w:val="left"/>
+              <w:pBdr>
+                <w:bottom w:val="none" w:sz="0" w:space="0" w:color="000000"/>
+                <w:top w:val="none" w:sz="0" w:space="0" w:color="000000"/>
+                <w:left w:val="none" w:sz="0" w:space="0" w:color="000000"/>
+                <w:right w:val="none" w:sz="0" w:space="0" w:color="000000"/>
+              </w:pBdr>
+              <w:spacing w:after="10" w:before="10" w:line="240"/>
+              <w:ind w:left="300" w:right="100" w:firstLine="0" w:firstLineChars="0"/>
+              <w:rPr>
+                <w:rFonts w:ascii="Arial" w:hAnsi="Arial" w:eastAsia="Arial" w:cs="Arial"/>
+                <w:i w:val="false"/>
+                <w:b w:val="false"/>
+                <w:u w:val="none"/>
+                <w:sz w:val="18"/>
+                <w:szCs w:val="18"/>
+                <w:color w:val="000000"/>
+              </w:rPr>
+            </w:pPr>
+            <w:r>
+              <w:rPr>
+                <w:rFonts w:ascii="Arial" w:hAnsi="Arial" w:eastAsia="Arial" w:cs="Arial"/>
+                <w:i w:val="false"/>
+                <w:b w:val="false"/>
+                <w:u w:val="none"/>
+                <w:sz w:val="18"/>
+                <w:szCs w:val="18"/>
+                <w:color w:val="000000"/>
+              </w:rPr>
+              <w:t xml:space="preserve">Lima</w:t>
+            </w:r>
+          </w:p>
+        </w:tc>
+        <w:tc>
+          <w:tcPr>
+            <w:tcBorders>
+              <w:bottom w:val="single" w:sz="6" w:space="0" w:color="666666"/>
+              <w:top w:val="single" w:sz="6" w:space="0" w:color="666666"/>
+              <w:left w:val="single" w:sz="6" w:space="0" w:color="666666"/>
+              <w:right w:val="single" w:sz="6" w:space="0" w:color="666666"/>
+            </w:tcBorders>
+            <w:shd w:val="clear" w:color="auto" w:fill="FFFFFF"/>
+            <w:tcMar>
+              <w:top w:w="0" w:type="dxa"/>
+              <w:bottom w:w="0" w:type="dxa"/>
+              <w:left w:w="0" w:type="dxa"/>
+              <w:right w:w="0" w:type="dxa"/>
+            </w:tcMar>
+            <w:vAlign w:val="top"/>
+          </w:tcPr>
+          <w:p>
+            <w:pPr>
+              <w:jc w:val="center"/>
+              <w:pBdr>
+                <w:bottom w:val="none" w:sz="0" w:space="0" w:color="000000"/>
+                <w:top w:val="none" w:sz="0" w:space="0" w:color="000000"/>
+                <w:left w:val="none" w:sz="0" w:space="0" w:color="000000"/>
+                <w:right w:val="none" w:sz="0" w:space="0" w:color="000000"/>
+              </w:pBdr>
+              <w:spacing w:after="10" w:before="10" w:line="240"/>
+              <w:ind w:left="100" w:right="100" w:firstLine="0" w:firstLineChars="0"/>
+              <w:rPr>
+                <w:rFonts w:ascii="Arial" w:hAnsi="Arial" w:eastAsia="Arial" w:cs="Arial"/>
+                <w:i w:val="false"/>
+                <w:b w:val="false"/>
+                <w:u w:val="none"/>
+                <w:sz w:val="18"/>
+                <w:szCs w:val="18"/>
+                <w:color w:val="000000"/>
+              </w:rPr>
+            </w:pPr>
+            <w:r>
+              <w:rPr>
+                <w:rFonts w:ascii="Arial" w:hAnsi="Arial" w:eastAsia="Arial" w:cs="Arial"/>
+                <w:i w:val="false"/>
+                <w:b w:val="false"/>
+                <w:u w:val="none"/>
+                <w:sz w:val="18"/>
+                <w:szCs w:val="18"/>
+                <w:color w:val="000000"/>
+              </w:rPr>
+              <w:t xml:space="preserve">0.82 (0.70 to 0.95)</w:t>
+            </w:r>
+          </w:p>
+        </w:tc>
+        <w:tc>
+          <w:tcPr>
+            <w:tcBorders>
+              <w:bottom w:val="single" w:sz="6" w:space="0" w:color="666666"/>
+              <w:top w:val="single" w:sz="6" w:space="0" w:color="666666"/>
+              <w:left w:val="single" w:sz="6" w:space="0" w:color="666666"/>
+              <w:right w:val="single" w:sz="6" w:space="0" w:color="666666"/>
+            </w:tcBorders>
+            <w:shd w:val="clear" w:color="auto" w:fill="FFFFFF"/>
+            <w:tcMar>
+              <w:top w:w="0" w:type="dxa"/>
+              <w:bottom w:w="0" w:type="dxa"/>
+              <w:left w:w="0" w:type="dxa"/>
+              <w:right w:w="0" w:type="dxa"/>
+            </w:tcMar>
+            <w:vAlign w:val="top"/>
+          </w:tcPr>
+          <w:p>
+            <w:pPr>
+              <w:jc w:val="center"/>
+              <w:pBdr>
+                <w:bottom w:val="none" w:sz="0" w:space="0" w:color="000000"/>
+                <w:top w:val="none" w:sz="0" w:space="0" w:color="000000"/>
+                <w:left w:val="none" w:sz="0" w:space="0" w:color="000000"/>
+                <w:right w:val="none" w:sz="0" w:space="0" w:color="000000"/>
+              </w:pBdr>
+              <w:spacing w:after="10" w:before="10" w:line="240"/>
+              <w:ind w:left="100" w:right="100" w:firstLine="0" w:firstLineChars="0"/>
+              <w:rPr>
+                <w:rFonts w:ascii="Arial" w:hAnsi="Arial" w:eastAsia="Arial" w:cs="Arial"/>
+                <w:i w:val="false"/>
+                <w:b w:val="true"/>
+                <w:u w:val="none"/>
+                <w:sz w:val="18"/>
+                <w:szCs w:val="18"/>
+                <w:color w:val="000000"/>
+              </w:rPr>
+            </w:pPr>
+            <w:r>
+              <w:rPr>
+                <w:rFonts w:ascii="Arial" w:hAnsi="Arial" w:eastAsia="Arial" w:cs="Arial"/>
+                <w:i w:val="false"/>
+                <w:b w:val="true"/>
+                <w:u w:val="none"/>
+                <w:sz w:val="18"/>
+                <w:szCs w:val="18"/>
+                <w:color w:val="000000"/>
+              </w:rPr>
+              <w:t xml:space="preserve">0.007</w:t>
+            </w:r>
+          </w:p>
+        </w:tc>
+        <w:tc>
+          <w:tcPr>
+            <w:tcBorders>
+              <w:bottom w:val="single" w:sz="6" w:space="0" w:color="666666"/>
+              <w:top w:val="single" w:sz="6" w:space="0" w:color="666666"/>
+              <w:left w:val="single" w:sz="6" w:space="0" w:color="666666"/>
+              <w:right w:val="single" w:sz="6" w:space="0" w:color="666666"/>
+            </w:tcBorders>
+            <w:shd w:val="clear" w:color="auto" w:fill="FFFFFF"/>
+            <w:tcMar>
+              <w:top w:w="0" w:type="dxa"/>
+              <w:bottom w:w="0" w:type="dxa"/>
+              <w:left w:w="0" w:type="dxa"/>
+              <w:right w:w="0" w:type="dxa"/>
+            </w:tcMar>
+            <w:vAlign w:val="top"/>
+          </w:tcPr>
+          <w:p>
+            <w:pPr>
+              <w:jc w:val="center"/>
+              <w:pBdr>
+                <w:bottom w:val="none" w:sz="0" w:space="0" w:color="000000"/>
+                <w:top w:val="none" w:sz="0" w:space="0" w:color="000000"/>
+                <w:left w:val="none" w:sz="0" w:space="0" w:color="000000"/>
+                <w:right w:val="none" w:sz="0" w:space="0" w:color="000000"/>
+              </w:pBdr>
+              <w:spacing w:after="10" w:before="10" w:line="240"/>
+              <w:ind w:left="100" w:right="100" w:firstLine="0" w:firstLineChars="0"/>
+              <w:rPr>
+                <w:rFonts w:ascii="Arial" w:hAnsi="Arial" w:eastAsia="Arial" w:cs="Arial"/>
+                <w:i w:val="false"/>
+                <w:b w:val="false"/>
+                <w:u w:val="none"/>
+                <w:sz w:val="18"/>
+                <w:szCs w:val="18"/>
+                <w:color w:val="000000"/>
+              </w:rPr>
+            </w:pPr>
+            <w:r>
+              <w:rPr>
+                <w:rFonts w:ascii="Arial" w:hAnsi="Arial" w:eastAsia="Arial" w:cs="Arial"/>
+                <w:i w:val="false"/>
+                <w:b w:val="false"/>
+                <w:u w:val="none"/>
+                <w:sz w:val="18"/>
+                <w:szCs w:val="18"/>
+                <w:color w:val="000000"/>
+              </w:rPr>
+              <w:t xml:space="preserve">0.57 (0.41 to 0.78)</w:t>
+            </w:r>
+          </w:p>
+        </w:tc>
+        <w:tc>
+          <w:tcPr>
+            <w:tcBorders>
+              <w:bottom w:val="single" w:sz="6" w:space="0" w:color="666666"/>
+              <w:top w:val="single" w:sz="6" w:space="0" w:color="666666"/>
+              <w:left w:val="single" w:sz="6" w:space="0" w:color="666666"/>
+              <w:right w:val="single" w:sz="6" w:space="0" w:color="666666"/>
+            </w:tcBorders>
+            <w:shd w:val="clear" w:color="auto" w:fill="FFFFFF"/>
+            <w:tcMar>
+              <w:top w:w="0" w:type="dxa"/>
+              <w:bottom w:w="0" w:type="dxa"/>
+              <w:left w:w="0" w:type="dxa"/>
+              <w:right w:w="0" w:type="dxa"/>
+            </w:tcMar>
+            <w:vAlign w:val="top"/>
+          </w:tcPr>
+          <w:p>
+            <w:pPr>
+              <w:jc w:val="center"/>
+              <w:pBdr>
+                <w:bottom w:val="none" w:sz="0" w:space="0" w:color="000000"/>
+                <w:top w:val="none" w:sz="0" w:space="0" w:color="000000"/>
+                <w:left w:val="none" w:sz="0" w:space="0" w:color="000000"/>
+                <w:right w:val="none" w:sz="0" w:space="0" w:color="000000"/>
+              </w:pBdr>
+              <w:spacing w:after="10" w:before="10" w:line="240"/>
+              <w:ind w:left="100" w:right="100" w:firstLine="0" w:firstLineChars="0"/>
+              <w:rPr>
+                <w:rFonts w:ascii="Arial" w:hAnsi="Arial" w:eastAsia="Arial" w:cs="Arial"/>
+                <w:i w:val="false"/>
+                <w:b w:val="true"/>
+                <w:u w:val="none"/>
+                <w:sz w:val="18"/>
+                <w:szCs w:val="18"/>
+                <w:color w:val="000000"/>
+              </w:rPr>
+            </w:pPr>
+            <w:r>
+              <w:rPr>
+                <w:rFonts w:ascii="Arial" w:hAnsi="Arial" w:eastAsia="Arial" w:cs="Arial"/>
+                <w:i w:val="false"/>
+                <w:b w:val="true"/>
+                <w:u w:val="none"/>
+                <w:sz w:val="18"/>
+                <w:szCs w:val="18"/>
+                <w:color w:val="000000"/>
+              </w:rPr>
+              <w:t xml:space="preserve">&lt;0.001</w:t>
+            </w:r>
+          </w:p>
+        </w:tc>
+        <w:tc>
+          <w:tcPr>
+            <w:tcBorders>
+              <w:bottom w:val="single" w:sz="6" w:space="0" w:color="666666"/>
+              <w:top w:val="single" w:sz="6" w:space="0" w:color="666666"/>
+              <w:left w:val="single" w:sz="6" w:space="0" w:color="666666"/>
+              <w:right w:val="single" w:sz="6" w:space="0" w:color="666666"/>
+            </w:tcBorders>
+            <w:shd w:val="clear" w:color="auto" w:fill="FFFFFF"/>
+            <w:tcMar>
+              <w:top w:w="0" w:type="dxa"/>
+              <w:bottom w:w="0" w:type="dxa"/>
+              <w:left w:w="0" w:type="dxa"/>
+              <w:right w:w="0" w:type="dxa"/>
+            </w:tcMar>
+            <w:vAlign w:val="top"/>
+          </w:tcPr>
+          <w:p>
+            <w:pPr>
+              <w:jc w:val="center"/>
+              <w:pBdr>
+                <w:bottom w:val="none" w:sz="0" w:space="0" w:color="000000"/>
+                <w:top w:val="none" w:sz="0" w:space="0" w:color="000000"/>
+                <w:left w:val="none" w:sz="0" w:space="0" w:color="000000"/>
+                <w:right w:val="none" w:sz="0" w:space="0" w:color="000000"/>
+              </w:pBdr>
+              <w:spacing w:after="10" w:before="10" w:line="240"/>
+              <w:ind w:left="100" w:right="100" w:firstLine="0" w:firstLineChars="0"/>
+              <w:rPr>
+                <w:rFonts w:ascii="Arial" w:hAnsi="Arial" w:eastAsia="Arial" w:cs="Arial"/>
+                <w:i w:val="false"/>
+                <w:b w:val="false"/>
+                <w:u w:val="none"/>
+                <w:sz w:val="18"/>
+                <w:szCs w:val="18"/>
+                <w:color w:val="000000"/>
+              </w:rPr>
+            </w:pPr>
+            <w:r>
+              <w:rPr>
+                <w:rFonts w:ascii="Arial" w:hAnsi="Arial" w:eastAsia="Arial" w:cs="Arial"/>
+                <w:i w:val="false"/>
+                <w:b w:val="false"/>
+                <w:u w:val="none"/>
+                <w:sz w:val="18"/>
+                <w:szCs w:val="18"/>
+                <w:color w:val="000000"/>
+              </w:rPr>
+              <w:t xml:space="preserve">1.00 (0.83 to 1.20)</w:t>
+            </w:r>
+          </w:p>
+        </w:tc>
+        <w:tc>
+          <w:tcPr>
+            <w:tcBorders>
+              <w:bottom w:val="single" w:sz="6" w:space="0" w:color="666666"/>
+              <w:top w:val="single" w:sz="6" w:space="0" w:color="666666"/>
+              <w:left w:val="single" w:sz="6" w:space="0" w:color="666666"/>
+              <w:right w:val="single" w:sz="6" w:space="0" w:color="666666"/>
+            </w:tcBorders>
+            <w:shd w:val="clear" w:color="auto" w:fill="FFFFFF"/>
+            <w:tcMar>
+              <w:top w:w="0" w:type="dxa"/>
+              <w:bottom w:w="0" w:type="dxa"/>
+              <w:left w:w="0" w:type="dxa"/>
+              <w:right w:w="0" w:type="dxa"/>
+            </w:tcMar>
+            <w:vAlign w:val="top"/>
+          </w:tcPr>
+          <w:p>
+            <w:pPr>
+              <w:jc w:val="center"/>
+              <w:pBdr>
+                <w:bottom w:val="none" w:sz="0" w:space="0" w:color="000000"/>
+                <w:top w:val="none" w:sz="0" w:space="0" w:color="000000"/>
+                <w:left w:val="none" w:sz="0" w:space="0" w:color="000000"/>
+                <w:right w:val="none" w:sz="0" w:space="0" w:color="000000"/>
+              </w:pBdr>
+              <w:spacing w:after="10" w:before="10" w:line="240"/>
+              <w:ind w:left="100" w:right="100" w:firstLine="0" w:firstLineChars="0"/>
+              <w:rPr>
+                <w:rFonts w:ascii="Arial" w:hAnsi="Arial" w:eastAsia="Arial" w:cs="Arial"/>
+                <w:i w:val="false"/>
+                <w:b w:val="false"/>
+                <w:u w:val="none"/>
+                <w:sz w:val="18"/>
+                <w:szCs w:val="18"/>
+                <w:color w:val="000000"/>
+              </w:rPr>
+            </w:pPr>
+            <w:r>
+              <w:rPr>
+                <w:rFonts w:ascii="Arial" w:hAnsi="Arial" w:eastAsia="Arial" w:cs="Arial"/>
+                <w:i w:val="false"/>
+                <w:b w:val="false"/>
+                <w:u w:val="none"/>
+                <w:sz w:val="18"/>
+                <w:szCs w:val="18"/>
+                <w:color w:val="000000"/>
+              </w:rPr>
+              <w:t xml:space="preserve">0.993</w:t>
+            </w:r>
+          </w:p>
+        </w:tc>
+        <w:tc>
+          <w:tcPr>
+            <w:tcBorders>
+              <w:bottom w:val="single" w:sz="6" w:space="0" w:color="666666"/>
+              <w:top w:val="single" w:sz="6" w:space="0" w:color="666666"/>
+              <w:left w:val="single" w:sz="6" w:space="0" w:color="666666"/>
+              <w:right w:val="single" w:sz="6" w:space="0" w:color="666666"/>
+            </w:tcBorders>
+            <w:shd w:val="clear" w:color="auto" w:fill="FFFFFF"/>
+            <w:tcMar>
+              <w:top w:w="0" w:type="dxa"/>
+              <w:bottom w:w="0" w:type="dxa"/>
+              <w:left w:w="0" w:type="dxa"/>
+              <w:right w:w="0" w:type="dxa"/>
+            </w:tcMar>
+            <w:vAlign w:val="top"/>
+          </w:tcPr>
+          <w:p>
+            <w:pPr>
+              <w:jc w:val="center"/>
+              <w:pBdr>
+                <w:bottom w:val="none" w:sz="0" w:space="0" w:color="000000"/>
+                <w:top w:val="none" w:sz="0" w:space="0" w:color="000000"/>
+                <w:left w:val="none" w:sz="0" w:space="0" w:color="000000"/>
+                <w:right w:val="none" w:sz="0" w:space="0" w:color="000000"/>
+              </w:pBdr>
+              <w:spacing w:after="10" w:before="10" w:line="240"/>
+              <w:ind w:left="100" w:right="100" w:firstLine="0" w:firstLineChars="0"/>
+              <w:rPr>
+                <w:rFonts w:ascii="Arial" w:hAnsi="Arial" w:eastAsia="Arial" w:cs="Arial"/>
+                <w:i w:val="false"/>
+                <w:b w:val="false"/>
+                <w:u w:val="none"/>
+                <w:sz w:val="18"/>
+                <w:szCs w:val="18"/>
+                <w:color w:val="000000"/>
+              </w:rPr>
+            </w:pPr>
+            <w:r>
+              <w:rPr>
+                <w:rFonts w:ascii="Arial" w:hAnsi="Arial" w:eastAsia="Arial" w:cs="Arial"/>
+                <w:i w:val="false"/>
+                <w:b w:val="false"/>
+                <w:u w:val="none"/>
+                <w:sz w:val="18"/>
+                <w:szCs w:val="18"/>
+                <w:color w:val="000000"/>
+              </w:rPr>
+              <w:t xml:space="preserve">0.41 (0.27 to 0.61)</w:t>
+            </w:r>
+          </w:p>
+        </w:tc>
+        <w:tc>
+          <w:tcPr>
+            <w:tcBorders>
+              <w:bottom w:val="single" w:sz="6" w:space="0" w:color="666666"/>
+              <w:top w:val="single" w:sz="6" w:space="0" w:color="666666"/>
+              <w:left w:val="single" w:sz="6" w:space="0" w:color="666666"/>
+              <w:right w:val="single" w:sz="6" w:space="0" w:color="666666"/>
+            </w:tcBorders>
+            <w:shd w:val="clear" w:color="auto" w:fill="FFFFFF"/>
+            <w:tcMar>
+              <w:top w:w="0" w:type="dxa"/>
+              <w:bottom w:w="0" w:type="dxa"/>
+              <w:left w:w="0" w:type="dxa"/>
+              <w:right w:w="0" w:type="dxa"/>
+            </w:tcMar>
+            <w:vAlign w:val="top"/>
+          </w:tcPr>
+          <w:p>
+            <w:pPr>
+              <w:jc w:val="center"/>
+              <w:pBdr>
+                <w:bottom w:val="none" w:sz="0" w:space="0" w:color="000000"/>
+                <w:top w:val="none" w:sz="0" w:space="0" w:color="000000"/>
+                <w:left w:val="none" w:sz="0" w:space="0" w:color="000000"/>
+                <w:right w:val="none" w:sz="0" w:space="0" w:color="000000"/>
+              </w:pBdr>
+              <w:spacing w:after="10" w:before="10" w:line="240"/>
+              <w:ind w:left="100" w:right="100" w:firstLine="0" w:firstLineChars="0"/>
+              <w:rPr>
+                <w:rFonts w:ascii="Arial" w:hAnsi="Arial" w:eastAsia="Arial" w:cs="Arial"/>
+                <w:i w:val="false"/>
+                <w:b w:val="true"/>
+                <w:u w:val="none"/>
+                <w:sz w:val="18"/>
+                <w:szCs w:val="18"/>
+                <w:color w:val="000000"/>
+              </w:rPr>
+            </w:pPr>
+            <w:r>
+              <w:rPr>
+                <w:rFonts w:ascii="Arial" w:hAnsi="Arial" w:eastAsia="Arial" w:cs="Arial"/>
+                <w:i w:val="false"/>
+                <w:b w:val="true"/>
+                <w:u w:val="none"/>
+                <w:sz w:val="18"/>
+                <w:szCs w:val="18"/>
+                <w:color w:val="000000"/>
+              </w:rPr>
+              <w:t xml:space="preserve">&lt;0.001</w:t>
+            </w:r>
+          </w:p>
+        </w:tc>
+      </w:tr>
+      <w:tr>
+        <w:trPr>
+          <w:trHeight w:val="617" w:hRule="auto"/>
+        </w:trPr>
+        body18
+        <w:tc>
+          <w:tcPr>
+            <w:tcBorders>
+              <w:bottom w:val="single" w:sz="6" w:space="0" w:color="666666"/>
+              <w:top w:val="single" w:sz="6" w:space="0" w:color="666666"/>
+              <w:left w:val="single" w:sz="6" w:space="0" w:color="666666"/>
+              <w:right w:val="single" w:sz="6" w:space="0" w:color="666666"/>
+            </w:tcBorders>
+            <w:shd w:val="clear" w:color="auto" w:fill="FFFFFF"/>
+            <w:tcMar>
+              <w:top w:w="0" w:type="dxa"/>
+              <w:bottom w:w="0" w:type="dxa"/>
+              <w:left w:w="0" w:type="dxa"/>
+              <w:right w:w="0" w:type="dxa"/>
+            </w:tcMar>
+            <w:vAlign w:val="top"/>
+          </w:tcPr>
+          <w:p>
+            <w:pPr>
+              <w:jc w:val="left"/>
+              <w:pBdr>
+                <w:bottom w:val="none" w:sz="0" w:space="0" w:color="000000"/>
+                <w:top w:val="none" w:sz="0" w:space="0" w:color="000000"/>
+                <w:left w:val="none" w:sz="0" w:space="0" w:color="000000"/>
+                <w:right w:val="none" w:sz="0" w:space="0" w:color="000000"/>
+              </w:pBdr>
+              <w:spacing w:after="10" w:before="10" w:line="240"/>
+              <w:ind w:left="300" w:right="100" w:firstLine="0" w:firstLineChars="0"/>
+              <w:rPr>
+                <w:rFonts w:ascii="Arial" w:hAnsi="Arial" w:eastAsia="Arial" w:cs="Arial"/>
+                <w:i w:val="false"/>
+                <w:b w:val="false"/>
+                <w:u w:val="none"/>
+                <w:sz w:val="18"/>
+                <w:szCs w:val="18"/>
+                <w:color w:val="000000"/>
+              </w:rPr>
+            </w:pPr>
+            <w:r>
+              <w:rPr>
+                <w:rFonts w:ascii="Arial" w:hAnsi="Arial" w:eastAsia="Arial" w:cs="Arial"/>
+                <w:i w:val="false"/>
+                <w:b w:val="false"/>
+                <w:u w:val="none"/>
+                <w:sz w:val="18"/>
+                <w:szCs w:val="18"/>
+                <w:color w:val="000000"/>
+              </w:rPr>
+              <w:t xml:space="preserve">Cusco</w:t>
+            </w:r>
+          </w:p>
+        </w:tc>
+        <w:tc>
+          <w:tcPr>
+            <w:tcBorders>
+              <w:bottom w:val="single" w:sz="6" w:space="0" w:color="666666"/>
+              <w:top w:val="single" w:sz="6" w:space="0" w:color="666666"/>
+              <w:left w:val="single" w:sz="6" w:space="0" w:color="666666"/>
+              <w:right w:val="single" w:sz="6" w:space="0" w:color="666666"/>
+            </w:tcBorders>
+            <w:shd w:val="clear" w:color="auto" w:fill="FFFFFF"/>
+            <w:tcMar>
+              <w:top w:w="0" w:type="dxa"/>
+              <w:bottom w:w="0" w:type="dxa"/>
+              <w:left w:w="0" w:type="dxa"/>
+              <w:right w:w="0" w:type="dxa"/>
+            </w:tcMar>
+            <w:vAlign w:val="top"/>
+          </w:tcPr>
+          <w:p>
+            <w:pPr>
+              <w:jc w:val="center"/>
+              <w:pBdr>
+                <w:bottom w:val="none" w:sz="0" w:space="0" w:color="000000"/>
+                <w:top w:val="none" w:sz="0" w:space="0" w:color="000000"/>
+                <w:left w:val="none" w:sz="0" w:space="0" w:color="000000"/>
+                <w:right w:val="none" w:sz="0" w:space="0" w:color="000000"/>
+              </w:pBdr>
+              <w:spacing w:after="10" w:before="10" w:line="240"/>
+              <w:ind w:left="100" w:right="100" w:firstLine="0" w:firstLineChars="0"/>
+              <w:rPr>
+                <w:rFonts w:ascii="Arial" w:hAnsi="Arial" w:eastAsia="Arial" w:cs="Arial"/>
+                <w:i w:val="false"/>
+                <w:b w:val="false"/>
+                <w:u w:val="none"/>
+                <w:sz w:val="18"/>
+                <w:szCs w:val="18"/>
+                <w:color w:val="000000"/>
+              </w:rPr>
+            </w:pPr>
+            <w:r>
+              <w:rPr>
+                <w:rFonts w:ascii="Arial" w:hAnsi="Arial" w:eastAsia="Arial" w:cs="Arial"/>
+                <w:i w:val="false"/>
+                <w:b w:val="false"/>
+                <w:u w:val="none"/>
+                <w:sz w:val="18"/>
+                <w:szCs w:val="18"/>
+                <w:color w:val="000000"/>
+              </w:rPr>
+              <w:t xml:space="preserve">0.96 (0.83 to 1.10)</w:t>
+            </w:r>
+          </w:p>
+        </w:tc>
+        <w:tc>
+          <w:tcPr>
+            <w:tcBorders>
+              <w:bottom w:val="single" w:sz="6" w:space="0" w:color="666666"/>
+              <w:top w:val="single" w:sz="6" w:space="0" w:color="666666"/>
+              <w:left w:val="single" w:sz="6" w:space="0" w:color="666666"/>
+              <w:right w:val="single" w:sz="6" w:space="0" w:color="666666"/>
+            </w:tcBorders>
+            <w:shd w:val="clear" w:color="auto" w:fill="FFFFFF"/>
+            <w:tcMar>
+              <w:top w:w="0" w:type="dxa"/>
+              <w:bottom w:w="0" w:type="dxa"/>
+              <w:left w:w="0" w:type="dxa"/>
+              <w:right w:w="0" w:type="dxa"/>
+            </w:tcMar>
+            <w:vAlign w:val="top"/>
+          </w:tcPr>
+          <w:p>
+            <w:pPr>
+              <w:jc w:val="center"/>
+              <w:pBdr>
+                <w:bottom w:val="none" w:sz="0" w:space="0" w:color="000000"/>
+                <w:top w:val="none" w:sz="0" w:space="0" w:color="000000"/>
+                <w:left w:val="none" w:sz="0" w:space="0" w:color="000000"/>
+                <w:right w:val="none" w:sz="0" w:space="0" w:color="000000"/>
+              </w:pBdr>
+              <w:spacing w:after="10" w:before="10" w:line="240"/>
+              <w:ind w:left="100" w:right="100" w:firstLine="0" w:firstLineChars="0"/>
+              <w:rPr>
+                <w:rFonts w:ascii="Arial" w:hAnsi="Arial" w:eastAsia="Arial" w:cs="Arial"/>
+                <w:i w:val="false"/>
+                <w:b w:val="false"/>
+                <w:u w:val="none"/>
+                <w:sz w:val="18"/>
+                <w:szCs w:val="18"/>
+                <w:color w:val="000000"/>
+              </w:rPr>
+            </w:pPr>
+            <w:r>
+              <w:rPr>
+                <w:rFonts w:ascii="Arial" w:hAnsi="Arial" w:eastAsia="Arial" w:cs="Arial"/>
+                <w:i w:val="false"/>
+                <w:b w:val="false"/>
+                <w:u w:val="none"/>
+                <w:sz w:val="18"/>
+                <w:szCs w:val="18"/>
+                <w:color w:val="000000"/>
+              </w:rPr>
+              <w:t xml:space="preserve">0.551</w:t>
+            </w:r>
+          </w:p>
+        </w:tc>
+        <w:tc>
+          <w:tcPr>
+            <w:tcBorders>
+              <w:bottom w:val="single" w:sz="6" w:space="0" w:color="666666"/>
+              <w:top w:val="single" w:sz="6" w:space="0" w:color="666666"/>
+              <w:left w:val="single" w:sz="6" w:space="0" w:color="666666"/>
+              <w:right w:val="single" w:sz="6" w:space="0" w:color="666666"/>
+            </w:tcBorders>
+            <w:shd w:val="clear" w:color="auto" w:fill="FFFFFF"/>
+            <w:tcMar>
+              <w:top w:w="0" w:type="dxa"/>
+              <w:bottom w:w="0" w:type="dxa"/>
+              <w:left w:w="0" w:type="dxa"/>
+              <w:right w:w="0" w:type="dxa"/>
+            </w:tcMar>
+            <w:vAlign w:val="top"/>
+          </w:tcPr>
+          <w:p>
+            <w:pPr>
+              <w:jc w:val="center"/>
+              <w:pBdr>
+                <w:bottom w:val="none" w:sz="0" w:space="0" w:color="000000"/>
+                <w:top w:val="none" w:sz="0" w:space="0" w:color="000000"/>
+                <w:left w:val="none" w:sz="0" w:space="0" w:color="000000"/>
+                <w:right w:val="none" w:sz="0" w:space="0" w:color="000000"/>
+              </w:pBdr>
+              <w:spacing w:after="10" w:before="10" w:line="240"/>
+              <w:ind w:left="100" w:right="100" w:firstLine="0" w:firstLineChars="0"/>
+              <w:rPr>
+                <w:rFonts w:ascii="Arial" w:hAnsi="Arial" w:eastAsia="Arial" w:cs="Arial"/>
+                <w:i w:val="false"/>
+                <w:b w:val="false"/>
+                <w:u w:val="none"/>
+                <w:sz w:val="18"/>
+                <w:szCs w:val="18"/>
+                <w:color w:val="000000"/>
+              </w:rPr>
+            </w:pPr>
+            <w:r>
+              <w:rPr>
+                <w:rFonts w:ascii="Arial" w:hAnsi="Arial" w:eastAsia="Arial" w:cs="Arial"/>
+                <w:i w:val="false"/>
+                <w:b w:val="false"/>
+                <w:u w:val="none"/>
+                <w:sz w:val="18"/>
+                <w:szCs w:val="18"/>
+                <w:color w:val="000000"/>
+              </w:rPr>
+              <w:t xml:space="preserve">0.95 (0.72 to 1.25)</w:t>
+            </w:r>
+          </w:p>
+        </w:tc>
+        <w:tc>
+          <w:tcPr>
+            <w:tcBorders>
+              <w:bottom w:val="single" w:sz="6" w:space="0" w:color="666666"/>
+              <w:top w:val="single" w:sz="6" w:space="0" w:color="666666"/>
+              <w:left w:val="single" w:sz="6" w:space="0" w:color="666666"/>
+              <w:right w:val="single" w:sz="6" w:space="0" w:color="666666"/>
+            </w:tcBorders>
+            <w:shd w:val="clear" w:color="auto" w:fill="FFFFFF"/>
+            <w:tcMar>
+              <w:top w:w="0" w:type="dxa"/>
+              <w:bottom w:w="0" w:type="dxa"/>
+              <w:left w:w="0" w:type="dxa"/>
+              <w:right w:w="0" w:type="dxa"/>
+            </w:tcMar>
+            <w:vAlign w:val="top"/>
+          </w:tcPr>
+          <w:p>
+            <w:pPr>
+              <w:jc w:val="center"/>
+              <w:pBdr>
+                <w:bottom w:val="none" w:sz="0" w:space="0" w:color="000000"/>
+                <w:top w:val="none" w:sz="0" w:space="0" w:color="000000"/>
+                <w:left w:val="none" w:sz="0" w:space="0" w:color="000000"/>
+                <w:right w:val="none" w:sz="0" w:space="0" w:color="000000"/>
+              </w:pBdr>
+              <w:spacing w:after="10" w:before="10" w:line="240"/>
+              <w:ind w:left="100" w:right="100" w:firstLine="0" w:firstLineChars="0"/>
+              <w:rPr>
+                <w:rFonts w:ascii="Arial" w:hAnsi="Arial" w:eastAsia="Arial" w:cs="Arial"/>
+                <w:i w:val="false"/>
+                <w:b w:val="false"/>
+                <w:u w:val="none"/>
+                <w:sz w:val="18"/>
+                <w:szCs w:val="18"/>
+                <w:color w:val="000000"/>
+              </w:rPr>
+            </w:pPr>
+            <w:r>
+              <w:rPr>
+                <w:rFonts w:ascii="Arial" w:hAnsi="Arial" w:eastAsia="Arial" w:cs="Arial"/>
+                <w:i w:val="false"/>
+                <w:b w:val="false"/>
+                <w:u w:val="none"/>
+                <w:sz w:val="18"/>
+                <w:szCs w:val="18"/>
+                <w:color w:val="000000"/>
+              </w:rPr>
+              <w:t xml:space="preserve">0.738</w:t>
+            </w:r>
+          </w:p>
+        </w:tc>
+        <w:tc>
+          <w:tcPr>
+            <w:tcBorders>
+              <w:bottom w:val="single" w:sz="6" w:space="0" w:color="666666"/>
+              <w:top w:val="single" w:sz="6" w:space="0" w:color="666666"/>
+              <w:left w:val="single" w:sz="6" w:space="0" w:color="666666"/>
+              <w:right w:val="single" w:sz="6" w:space="0" w:color="666666"/>
+            </w:tcBorders>
+            <w:shd w:val="clear" w:color="auto" w:fill="FFFFFF"/>
+            <w:tcMar>
+              <w:top w:w="0" w:type="dxa"/>
+              <w:bottom w:w="0" w:type="dxa"/>
+              <w:left w:w="0" w:type="dxa"/>
+              <w:right w:w="0" w:type="dxa"/>
+            </w:tcMar>
+            <w:vAlign w:val="top"/>
+          </w:tcPr>
+          <w:p>
+            <w:pPr>
+              <w:jc w:val="center"/>
+              <w:pBdr>
+                <w:bottom w:val="none" w:sz="0" w:space="0" w:color="000000"/>
+                <w:top w:val="none" w:sz="0" w:space="0" w:color="000000"/>
+                <w:left w:val="none" w:sz="0" w:space="0" w:color="000000"/>
+                <w:right w:val="none" w:sz="0" w:space="0" w:color="000000"/>
+              </w:pBdr>
+              <w:spacing w:after="10" w:before="10" w:line="240"/>
+              <w:ind w:left="100" w:right="100" w:firstLine="0" w:firstLineChars="0"/>
+              <w:rPr>
+                <w:rFonts w:ascii="Arial" w:hAnsi="Arial" w:eastAsia="Arial" w:cs="Arial"/>
+                <w:i w:val="false"/>
+                <w:b w:val="false"/>
+                <w:u w:val="none"/>
+                <w:sz w:val="18"/>
+                <w:szCs w:val="18"/>
+                <w:color w:val="000000"/>
+              </w:rPr>
+            </w:pPr>
+            <w:r>
+              <w:rPr>
+                <w:rFonts w:ascii="Arial" w:hAnsi="Arial" w:eastAsia="Arial" w:cs="Arial"/>
+                <w:i w:val="false"/>
+                <w:b w:val="false"/>
+                <w:u w:val="none"/>
+                <w:sz w:val="18"/>
+                <w:szCs w:val="18"/>
+                <w:color w:val="000000"/>
+              </w:rPr>
+              <w:t xml:space="preserve">1.05 (0.87 to 1.27)</w:t>
+            </w:r>
+          </w:p>
+        </w:tc>
+        <w:tc>
+          <w:tcPr>
+            <w:tcBorders>
+              <w:bottom w:val="single" w:sz="6" w:space="0" w:color="666666"/>
+              <w:top w:val="single" w:sz="6" w:space="0" w:color="666666"/>
+              <w:left w:val="single" w:sz="6" w:space="0" w:color="666666"/>
+              <w:right w:val="single" w:sz="6" w:space="0" w:color="666666"/>
+            </w:tcBorders>
+            <w:shd w:val="clear" w:color="auto" w:fill="FFFFFF"/>
+            <w:tcMar>
+              <w:top w:w="0" w:type="dxa"/>
+              <w:bottom w:w="0" w:type="dxa"/>
+              <w:left w:w="0" w:type="dxa"/>
+              <w:right w:w="0" w:type="dxa"/>
+            </w:tcMar>
+            <w:vAlign w:val="top"/>
+          </w:tcPr>
+          <w:p>
+            <w:pPr>
+              <w:jc w:val="center"/>
+              <w:pBdr>
+                <w:bottom w:val="none" w:sz="0" w:space="0" w:color="000000"/>
+                <w:top w:val="none" w:sz="0" w:space="0" w:color="000000"/>
+                <w:left w:val="none" w:sz="0" w:space="0" w:color="000000"/>
+                <w:right w:val="none" w:sz="0" w:space="0" w:color="000000"/>
+              </w:pBdr>
+              <w:spacing w:after="10" w:before="10" w:line="240"/>
+              <w:ind w:left="100" w:right="100" w:firstLine="0" w:firstLineChars="0"/>
+              <w:rPr>
+                <w:rFonts w:ascii="Arial" w:hAnsi="Arial" w:eastAsia="Arial" w:cs="Arial"/>
+                <w:i w:val="false"/>
+                <w:b w:val="false"/>
+                <w:u w:val="none"/>
+                <w:sz w:val="18"/>
+                <w:szCs w:val="18"/>
+                <w:color w:val="000000"/>
+              </w:rPr>
+            </w:pPr>
+            <w:r>
+              <w:rPr>
+                <w:rFonts w:ascii="Arial" w:hAnsi="Arial" w:eastAsia="Arial" w:cs="Arial"/>
+                <w:i w:val="false"/>
+                <w:b w:val="false"/>
+                <w:u w:val="none"/>
+                <w:sz w:val="18"/>
+                <w:szCs w:val="18"/>
+                <w:color w:val="000000"/>
+              </w:rPr>
+              <w:t xml:space="preserve">0.580</w:t>
+            </w:r>
+          </w:p>
+        </w:tc>
+        <w:tc>
+          <w:tcPr>
+            <w:tcBorders>
+              <w:bottom w:val="single" w:sz="6" w:space="0" w:color="666666"/>
+              <w:top w:val="single" w:sz="6" w:space="0" w:color="666666"/>
+              <w:left w:val="single" w:sz="6" w:space="0" w:color="666666"/>
+              <w:right w:val="single" w:sz="6" w:space="0" w:color="666666"/>
+            </w:tcBorders>
+            <w:shd w:val="clear" w:color="auto" w:fill="FFFFFF"/>
+            <w:tcMar>
+              <w:top w:w="0" w:type="dxa"/>
+              <w:bottom w:w="0" w:type="dxa"/>
+              <w:left w:w="0" w:type="dxa"/>
+              <w:right w:w="0" w:type="dxa"/>
+            </w:tcMar>
+            <w:vAlign w:val="top"/>
+          </w:tcPr>
+          <w:p>
+            <w:pPr>
+              <w:jc w:val="center"/>
+              <w:pBdr>
+                <w:bottom w:val="none" w:sz="0" w:space="0" w:color="000000"/>
+                <w:top w:val="none" w:sz="0" w:space="0" w:color="000000"/>
+                <w:left w:val="none" w:sz="0" w:space="0" w:color="000000"/>
+                <w:right w:val="none" w:sz="0" w:space="0" w:color="000000"/>
+              </w:pBdr>
+              <w:spacing w:after="10" w:before="10" w:line="240"/>
+              <w:ind w:left="100" w:right="100" w:firstLine="0" w:firstLineChars="0"/>
+              <w:rPr>
+                <w:rFonts w:ascii="Arial" w:hAnsi="Arial" w:eastAsia="Arial" w:cs="Arial"/>
+                <w:i w:val="false"/>
+                <w:b w:val="false"/>
+                <w:u w:val="none"/>
+                <w:sz w:val="18"/>
+                <w:szCs w:val="18"/>
+                <w:color w:val="000000"/>
+              </w:rPr>
+            </w:pPr>
+            <w:r>
+              <w:rPr>
+                <w:rFonts w:ascii="Arial" w:hAnsi="Arial" w:eastAsia="Arial" w:cs="Arial"/>
+                <w:i w:val="false"/>
+                <w:b w:val="false"/>
+                <w:u w:val="none"/>
+                <w:sz w:val="18"/>
+                <w:szCs w:val="18"/>
+                <w:color w:val="000000"/>
+              </w:rPr>
+              <w:t xml:space="preserve">0.74 (0.52 to 1.05)</w:t>
+            </w:r>
+          </w:p>
+        </w:tc>
+        <w:tc>
+          <w:tcPr>
+            <w:tcBorders>
+              <w:bottom w:val="single" w:sz="6" w:space="0" w:color="666666"/>
+              <w:top w:val="single" w:sz="6" w:space="0" w:color="666666"/>
+              <w:left w:val="single" w:sz="6" w:space="0" w:color="666666"/>
+              <w:right w:val="single" w:sz="6" w:space="0" w:color="666666"/>
+            </w:tcBorders>
+            <w:shd w:val="clear" w:color="auto" w:fill="FFFFFF"/>
+            <w:tcMar>
+              <w:top w:w="0" w:type="dxa"/>
+              <w:bottom w:w="0" w:type="dxa"/>
+              <w:left w:w="0" w:type="dxa"/>
+              <w:right w:w="0" w:type="dxa"/>
+            </w:tcMar>
+            <w:vAlign w:val="top"/>
+          </w:tcPr>
+          <w:p>
+            <w:pPr>
+              <w:jc w:val="center"/>
+              <w:pBdr>
+                <w:bottom w:val="none" w:sz="0" w:space="0" w:color="000000"/>
+                <w:top w:val="none" w:sz="0" w:space="0" w:color="000000"/>
+                <w:left w:val="none" w:sz="0" w:space="0" w:color="000000"/>
+                <w:right w:val="none" w:sz="0" w:space="0" w:color="000000"/>
+              </w:pBdr>
+              <w:spacing w:after="10" w:before="10" w:line="240"/>
+              <w:ind w:left="100" w:right="100" w:firstLine="0" w:firstLineChars="0"/>
+              <w:rPr>
+                <w:rFonts w:ascii="Arial" w:hAnsi="Arial" w:eastAsia="Arial" w:cs="Arial"/>
+                <w:i w:val="false"/>
+                <w:b w:val="false"/>
+                <w:u w:val="none"/>
+                <w:sz w:val="18"/>
+                <w:szCs w:val="18"/>
+                <w:color w:val="000000"/>
+              </w:rPr>
+            </w:pPr>
+            <w:r>
+              <w:rPr>
+                <w:rFonts w:ascii="Arial" w:hAnsi="Arial" w:eastAsia="Arial" w:cs="Arial"/>
+                <w:i w:val="false"/>
+                <w:b w:val="false"/>
+                <w:u w:val="none"/>
+                <w:sz w:val="18"/>
+                <w:szCs w:val="18"/>
+                <w:color w:val="000000"/>
+              </w:rPr>
+              <w:t xml:space="preserve">0.101</w:t>
+            </w:r>
+          </w:p>
+        </w:tc>
+      </w:tr>
+      <w:tr>
+        <w:trPr>
+          <w:trHeight w:val="617" w:hRule="auto"/>
+        </w:trPr>
+        body19
+        <w:tc>
+          <w:tcPr>
+            <w:tcBorders>
+              <w:bottom w:val="single" w:sz="6" w:space="0" w:color="666666"/>
+              <w:top w:val="single" w:sz="6" w:space="0" w:color="666666"/>
+              <w:left w:val="single" w:sz="6" w:space="0" w:color="666666"/>
+              <w:right w:val="single" w:sz="6" w:space="0" w:color="666666"/>
+            </w:tcBorders>
+            <w:shd w:val="clear" w:color="auto" w:fill="FFFFFF"/>
+            <w:tcMar>
+              <w:top w:w="0" w:type="dxa"/>
+              <w:bottom w:w="0" w:type="dxa"/>
+              <w:left w:w="0" w:type="dxa"/>
+              <w:right w:w="0" w:type="dxa"/>
+            </w:tcMar>
+            <w:vAlign w:val="top"/>
+          </w:tcPr>
+          <w:p>
+            <w:pPr>
+              <w:jc w:val="left"/>
+              <w:pBdr>
+                <w:bottom w:val="none" w:sz="0" w:space="0" w:color="000000"/>
+                <w:top w:val="none" w:sz="0" w:space="0" w:color="000000"/>
+                <w:left w:val="none" w:sz="0" w:space="0" w:color="000000"/>
+                <w:right w:val="none" w:sz="0" w:space="0" w:color="000000"/>
+              </w:pBdr>
+              <w:spacing w:after="10" w:before="10" w:line="240"/>
+              <w:ind w:left="300" w:right="100" w:firstLine="0" w:firstLineChars="0"/>
+              <w:rPr>
+                <w:rFonts w:ascii="Arial" w:hAnsi="Arial" w:eastAsia="Arial" w:cs="Arial"/>
+                <w:i w:val="false"/>
+                <w:b w:val="false"/>
+                <w:u w:val="none"/>
+                <w:sz w:val="18"/>
+                <w:szCs w:val="18"/>
+                <w:color w:val="000000"/>
+              </w:rPr>
+            </w:pPr>
+            <w:r>
+              <w:rPr>
+                <w:rFonts w:ascii="Arial" w:hAnsi="Arial" w:eastAsia="Arial" w:cs="Arial"/>
+                <w:i w:val="false"/>
+                <w:b w:val="false"/>
+                <w:u w:val="none"/>
+                <w:sz w:val="18"/>
+                <w:szCs w:val="18"/>
+                <w:color w:val="000000"/>
+              </w:rPr>
+              <w:t xml:space="preserve">Puno</w:t>
+            </w:r>
+          </w:p>
+        </w:tc>
+        <w:tc>
+          <w:tcPr>
+            <w:tcBorders>
+              <w:bottom w:val="single" w:sz="6" w:space="0" w:color="666666"/>
+              <w:top w:val="single" w:sz="6" w:space="0" w:color="666666"/>
+              <w:left w:val="single" w:sz="6" w:space="0" w:color="666666"/>
+              <w:right w:val="single" w:sz="6" w:space="0" w:color="666666"/>
+            </w:tcBorders>
+            <w:shd w:val="clear" w:color="auto" w:fill="FFFFFF"/>
+            <w:tcMar>
+              <w:top w:w="0" w:type="dxa"/>
+              <w:bottom w:w="0" w:type="dxa"/>
+              <w:left w:w="0" w:type="dxa"/>
+              <w:right w:w="0" w:type="dxa"/>
+            </w:tcMar>
+            <w:vAlign w:val="top"/>
+          </w:tcPr>
+          <w:p>
+            <w:pPr>
+              <w:jc w:val="center"/>
+              <w:pBdr>
+                <w:bottom w:val="none" w:sz="0" w:space="0" w:color="000000"/>
+                <w:top w:val="none" w:sz="0" w:space="0" w:color="000000"/>
+                <w:left w:val="none" w:sz="0" w:space="0" w:color="000000"/>
+                <w:right w:val="none" w:sz="0" w:space="0" w:color="000000"/>
+              </w:pBdr>
+              <w:spacing w:after="10" w:before="10" w:line="240"/>
+              <w:ind w:left="100" w:right="100" w:firstLine="0" w:firstLineChars="0"/>
+              <w:rPr>
+                <w:rFonts w:ascii="Arial" w:hAnsi="Arial" w:eastAsia="Arial" w:cs="Arial"/>
+                <w:i w:val="false"/>
+                <w:b w:val="false"/>
+                <w:u w:val="none"/>
+                <w:sz w:val="18"/>
+                <w:szCs w:val="18"/>
+                <w:color w:val="000000"/>
+              </w:rPr>
+            </w:pPr>
+            <w:r>
+              <w:rPr>
+                <w:rFonts w:ascii="Arial" w:hAnsi="Arial" w:eastAsia="Arial" w:cs="Arial"/>
+                <w:i w:val="false"/>
+                <w:b w:val="false"/>
+                <w:u w:val="none"/>
+                <w:sz w:val="18"/>
+                <w:szCs w:val="18"/>
+                <w:color w:val="000000"/>
+              </w:rPr>
+              <w:t xml:space="preserve">0.87 (0.74 to 1.02)</w:t>
+            </w:r>
+          </w:p>
+        </w:tc>
+        <w:tc>
+          <w:tcPr>
+            <w:tcBorders>
+              <w:bottom w:val="single" w:sz="6" w:space="0" w:color="666666"/>
+              <w:top w:val="single" w:sz="6" w:space="0" w:color="666666"/>
+              <w:left w:val="single" w:sz="6" w:space="0" w:color="666666"/>
+              <w:right w:val="single" w:sz="6" w:space="0" w:color="666666"/>
+            </w:tcBorders>
+            <w:shd w:val="clear" w:color="auto" w:fill="FFFFFF"/>
+            <w:tcMar>
+              <w:top w:w="0" w:type="dxa"/>
+              <w:bottom w:w="0" w:type="dxa"/>
+              <w:left w:w="0" w:type="dxa"/>
+              <w:right w:w="0" w:type="dxa"/>
+            </w:tcMar>
+            <w:vAlign w:val="top"/>
+          </w:tcPr>
+          <w:p>
+            <w:pPr>
+              <w:jc w:val="center"/>
+              <w:pBdr>
+                <w:bottom w:val="none" w:sz="0" w:space="0" w:color="000000"/>
+                <w:top w:val="none" w:sz="0" w:space="0" w:color="000000"/>
+                <w:left w:val="none" w:sz="0" w:space="0" w:color="000000"/>
+                <w:right w:val="none" w:sz="0" w:space="0" w:color="000000"/>
+              </w:pBdr>
+              <w:spacing w:after="10" w:before="10" w:line="240"/>
+              <w:ind w:left="100" w:right="100" w:firstLine="0" w:firstLineChars="0"/>
+              <w:rPr>
+                <w:rFonts w:ascii="Arial" w:hAnsi="Arial" w:eastAsia="Arial" w:cs="Arial"/>
+                <w:i w:val="false"/>
+                <w:b w:val="false"/>
+                <w:u w:val="none"/>
+                <w:sz w:val="18"/>
+                <w:szCs w:val="18"/>
+                <w:color w:val="000000"/>
+              </w:rPr>
+            </w:pPr>
+            <w:r>
+              <w:rPr>
+                <w:rFonts w:ascii="Arial" w:hAnsi="Arial" w:eastAsia="Arial" w:cs="Arial"/>
+                <w:i w:val="false"/>
+                <w:b w:val="false"/>
+                <w:u w:val="none"/>
+                <w:sz w:val="18"/>
+                <w:szCs w:val="18"/>
+                <w:color w:val="000000"/>
+              </w:rPr>
+              <w:t xml:space="preserve">0.099</w:t>
+            </w:r>
+          </w:p>
+        </w:tc>
+        <w:tc>
+          <w:tcPr>
+            <w:tcBorders>
+              <w:bottom w:val="single" w:sz="6" w:space="0" w:color="666666"/>
+              <w:top w:val="single" w:sz="6" w:space="0" w:color="666666"/>
+              <w:left w:val="single" w:sz="6" w:space="0" w:color="666666"/>
+              <w:right w:val="single" w:sz="6" w:space="0" w:color="666666"/>
+            </w:tcBorders>
+            <w:shd w:val="clear" w:color="auto" w:fill="FFFFFF"/>
+            <w:tcMar>
+              <w:top w:w="0" w:type="dxa"/>
+              <w:bottom w:w="0" w:type="dxa"/>
+              <w:left w:w="0" w:type="dxa"/>
+              <w:right w:w="0" w:type="dxa"/>
+            </w:tcMar>
+            <w:vAlign w:val="top"/>
+          </w:tcPr>
+          <w:p>
+            <w:pPr>
+              <w:jc w:val="center"/>
+              <w:pBdr>
+                <w:bottom w:val="none" w:sz="0" w:space="0" w:color="000000"/>
+                <w:top w:val="none" w:sz="0" w:space="0" w:color="000000"/>
+                <w:left w:val="none" w:sz="0" w:space="0" w:color="000000"/>
+                <w:right w:val="none" w:sz="0" w:space="0" w:color="000000"/>
+              </w:pBdr>
+              <w:spacing w:after="10" w:before="10" w:line="240"/>
+              <w:ind w:left="100" w:right="100" w:firstLine="0" w:firstLineChars="0"/>
+              <w:rPr>
+                <w:rFonts w:ascii="Arial" w:hAnsi="Arial" w:eastAsia="Arial" w:cs="Arial"/>
+                <w:i w:val="false"/>
+                <w:b w:val="false"/>
+                <w:u w:val="none"/>
+                <w:sz w:val="18"/>
+                <w:szCs w:val="18"/>
+                <w:color w:val="000000"/>
+              </w:rPr>
+            </w:pPr>
+            <w:r>
+              <w:rPr>
+                <w:rFonts w:ascii="Arial" w:hAnsi="Arial" w:eastAsia="Arial" w:cs="Arial"/>
+                <w:i w:val="false"/>
+                <w:b w:val="false"/>
+                <w:u w:val="none"/>
+                <w:sz w:val="18"/>
+                <w:szCs w:val="18"/>
+                <w:color w:val="000000"/>
+              </w:rPr>
+              <w:t xml:space="preserve">1.25 (0.96 to 1.62)</w:t>
+            </w:r>
+          </w:p>
+        </w:tc>
+        <w:tc>
+          <w:tcPr>
+            <w:tcBorders>
+              <w:bottom w:val="single" w:sz="6" w:space="0" w:color="666666"/>
+              <w:top w:val="single" w:sz="6" w:space="0" w:color="666666"/>
+              <w:left w:val="single" w:sz="6" w:space="0" w:color="666666"/>
+              <w:right w:val="single" w:sz="6" w:space="0" w:color="666666"/>
+            </w:tcBorders>
+            <w:shd w:val="clear" w:color="auto" w:fill="FFFFFF"/>
+            <w:tcMar>
+              <w:top w:w="0" w:type="dxa"/>
+              <w:bottom w:w="0" w:type="dxa"/>
+              <w:left w:w="0" w:type="dxa"/>
+              <w:right w:w="0" w:type="dxa"/>
+            </w:tcMar>
+            <w:vAlign w:val="top"/>
+          </w:tcPr>
+          <w:p>
+            <w:pPr>
+              <w:jc w:val="center"/>
+              <w:pBdr>
+                <w:bottom w:val="none" w:sz="0" w:space="0" w:color="000000"/>
+                <w:top w:val="none" w:sz="0" w:space="0" w:color="000000"/>
+                <w:left w:val="none" w:sz="0" w:space="0" w:color="000000"/>
+                <w:right w:val="none" w:sz="0" w:space="0" w:color="000000"/>
+              </w:pBdr>
+              <w:spacing w:after="10" w:before="10" w:line="240"/>
+              <w:ind w:left="100" w:right="100" w:firstLine="0" w:firstLineChars="0"/>
+              <w:rPr>
+                <w:rFonts w:ascii="Arial" w:hAnsi="Arial" w:eastAsia="Arial" w:cs="Arial"/>
+                <w:i w:val="false"/>
+                <w:b w:val="false"/>
+                <w:u w:val="none"/>
+                <w:sz w:val="18"/>
+                <w:szCs w:val="18"/>
+                <w:color w:val="000000"/>
+              </w:rPr>
+            </w:pPr>
+            <w:r>
+              <w:rPr>
+                <w:rFonts w:ascii="Arial" w:hAnsi="Arial" w:eastAsia="Arial" w:cs="Arial"/>
+                <w:i w:val="false"/>
+                <w:b w:val="false"/>
+                <w:u w:val="none"/>
+                <w:sz w:val="18"/>
+                <w:szCs w:val="18"/>
+                <w:color w:val="000000"/>
+              </w:rPr>
+              <w:t xml:space="preserve">0.094</w:t>
+            </w:r>
+          </w:p>
+        </w:tc>
+        <w:tc>
+          <w:tcPr>
+            <w:tcBorders>
+              <w:bottom w:val="single" w:sz="6" w:space="0" w:color="666666"/>
+              <w:top w:val="single" w:sz="6" w:space="0" w:color="666666"/>
+              <w:left w:val="single" w:sz="6" w:space="0" w:color="666666"/>
+              <w:right w:val="single" w:sz="6" w:space="0" w:color="666666"/>
+            </w:tcBorders>
+            <w:shd w:val="clear" w:color="auto" w:fill="FFFFFF"/>
+            <w:tcMar>
+              <w:top w:w="0" w:type="dxa"/>
+              <w:bottom w:w="0" w:type="dxa"/>
+              <w:left w:w="0" w:type="dxa"/>
+              <w:right w:w="0" w:type="dxa"/>
+            </w:tcMar>
+            <w:vAlign w:val="top"/>
+          </w:tcPr>
+          <w:p>
+            <w:pPr>
+              <w:jc w:val="center"/>
+              <w:pBdr>
+                <w:bottom w:val="none" w:sz="0" w:space="0" w:color="000000"/>
+                <w:top w:val="none" w:sz="0" w:space="0" w:color="000000"/>
+                <w:left w:val="none" w:sz="0" w:space="0" w:color="000000"/>
+                <w:right w:val="none" w:sz="0" w:space="0" w:color="000000"/>
+              </w:pBdr>
+              <w:spacing w:after="10" w:before="10" w:line="240"/>
+              <w:ind w:left="100" w:right="100" w:firstLine="0" w:firstLineChars="0"/>
+              <w:rPr>
+                <w:rFonts w:ascii="Arial" w:hAnsi="Arial" w:eastAsia="Arial" w:cs="Arial"/>
+                <w:i w:val="false"/>
+                <w:b w:val="false"/>
+                <w:u w:val="none"/>
+                <w:sz w:val="18"/>
+                <w:szCs w:val="18"/>
+                <w:color w:val="000000"/>
+              </w:rPr>
+            </w:pPr>
+            <w:r>
+              <w:rPr>
+                <w:rFonts w:ascii="Arial" w:hAnsi="Arial" w:eastAsia="Arial" w:cs="Arial"/>
+                <w:i w:val="false"/>
+                <w:b w:val="false"/>
+                <w:u w:val="none"/>
+                <w:sz w:val="18"/>
+                <w:szCs w:val="18"/>
+                <w:color w:val="000000"/>
+              </w:rPr>
+              <w:t xml:space="preserve">0.84 (0.68 to 1.05)</w:t>
+            </w:r>
+          </w:p>
+        </w:tc>
+        <w:tc>
+          <w:tcPr>
+            <w:tcBorders>
+              <w:bottom w:val="single" w:sz="6" w:space="0" w:color="666666"/>
+              <w:top w:val="single" w:sz="6" w:space="0" w:color="666666"/>
+              <w:left w:val="single" w:sz="6" w:space="0" w:color="666666"/>
+              <w:right w:val="single" w:sz="6" w:space="0" w:color="666666"/>
+            </w:tcBorders>
+            <w:shd w:val="clear" w:color="auto" w:fill="FFFFFF"/>
+            <w:tcMar>
+              <w:top w:w="0" w:type="dxa"/>
+              <w:bottom w:w="0" w:type="dxa"/>
+              <w:left w:w="0" w:type="dxa"/>
+              <w:right w:w="0" w:type="dxa"/>
+            </w:tcMar>
+            <w:vAlign w:val="top"/>
+          </w:tcPr>
+          <w:p>
+            <w:pPr>
+              <w:jc w:val="center"/>
+              <w:pBdr>
+                <w:bottom w:val="none" w:sz="0" w:space="0" w:color="000000"/>
+                <w:top w:val="none" w:sz="0" w:space="0" w:color="000000"/>
+                <w:left w:val="none" w:sz="0" w:space="0" w:color="000000"/>
+                <w:right w:val="none" w:sz="0" w:space="0" w:color="000000"/>
+              </w:pBdr>
+              <w:spacing w:after="10" w:before="10" w:line="240"/>
+              <w:ind w:left="100" w:right="100" w:firstLine="0" w:firstLineChars="0"/>
+              <w:rPr>
+                <w:rFonts w:ascii="Arial" w:hAnsi="Arial" w:eastAsia="Arial" w:cs="Arial"/>
+                <w:i w:val="false"/>
+                <w:b w:val="false"/>
+                <w:u w:val="none"/>
+                <w:sz w:val="18"/>
+                <w:szCs w:val="18"/>
+                <w:color w:val="000000"/>
+              </w:rPr>
+            </w:pPr>
+            <w:r>
+              <w:rPr>
+                <w:rFonts w:ascii="Arial" w:hAnsi="Arial" w:eastAsia="Arial" w:cs="Arial"/>
+                <w:i w:val="false"/>
+                <w:b w:val="false"/>
+                <w:u w:val="none"/>
+                <w:sz w:val="18"/>
+                <w:szCs w:val="18"/>
+                <w:color w:val="000000"/>
+              </w:rPr>
+              <w:t xml:space="preserve">0.131</w:t>
+            </w:r>
+          </w:p>
+        </w:tc>
+        <w:tc>
+          <w:tcPr>
+            <w:tcBorders>
+              <w:bottom w:val="single" w:sz="6" w:space="0" w:color="666666"/>
+              <w:top w:val="single" w:sz="6" w:space="0" w:color="666666"/>
+              <w:left w:val="single" w:sz="6" w:space="0" w:color="666666"/>
+              <w:right w:val="single" w:sz="6" w:space="0" w:color="666666"/>
+            </w:tcBorders>
+            <w:shd w:val="clear" w:color="auto" w:fill="FFFFFF"/>
+            <w:tcMar>
+              <w:top w:w="0" w:type="dxa"/>
+              <w:bottom w:w="0" w:type="dxa"/>
+              <w:left w:w="0" w:type="dxa"/>
+              <w:right w:w="0" w:type="dxa"/>
+            </w:tcMar>
+            <w:vAlign w:val="top"/>
+          </w:tcPr>
+          <w:p>
+            <w:pPr>
+              <w:jc w:val="center"/>
+              <w:pBdr>
+                <w:bottom w:val="none" w:sz="0" w:space="0" w:color="000000"/>
+                <w:top w:val="none" w:sz="0" w:space="0" w:color="000000"/>
+                <w:left w:val="none" w:sz="0" w:space="0" w:color="000000"/>
+                <w:right w:val="none" w:sz="0" w:space="0" w:color="000000"/>
+              </w:pBdr>
+              <w:spacing w:after="10" w:before="10" w:line="240"/>
+              <w:ind w:left="100" w:right="100" w:firstLine="0" w:firstLineChars="0"/>
+              <w:rPr>
+                <w:rFonts w:ascii="Arial" w:hAnsi="Arial" w:eastAsia="Arial" w:cs="Arial"/>
+                <w:i w:val="false"/>
+                <w:b w:val="false"/>
+                <w:u w:val="none"/>
+                <w:sz w:val="18"/>
+                <w:szCs w:val="18"/>
+                <w:color w:val="000000"/>
+              </w:rPr>
+            </w:pPr>
+            <w:r>
+              <w:rPr>
+                <w:rFonts w:ascii="Arial" w:hAnsi="Arial" w:eastAsia="Arial" w:cs="Arial"/>
+                <w:i w:val="false"/>
+                <w:b w:val="false"/>
+                <w:u w:val="none"/>
+                <w:sz w:val="18"/>
+                <w:szCs w:val="18"/>
+                <w:color w:val="000000"/>
+              </w:rPr>
+              <w:t xml:space="preserve">0.94 (0.66 to 1.32)</w:t>
+            </w:r>
+          </w:p>
+        </w:tc>
+        <w:tc>
+          <w:tcPr>
+            <w:tcBorders>
+              <w:bottom w:val="single" w:sz="6" w:space="0" w:color="666666"/>
+              <w:top w:val="single" w:sz="6" w:space="0" w:color="666666"/>
+              <w:left w:val="single" w:sz="6" w:space="0" w:color="666666"/>
+              <w:right w:val="single" w:sz="6" w:space="0" w:color="666666"/>
+            </w:tcBorders>
+            <w:shd w:val="clear" w:color="auto" w:fill="FFFFFF"/>
+            <w:tcMar>
+              <w:top w:w="0" w:type="dxa"/>
+              <w:bottom w:w="0" w:type="dxa"/>
+              <w:left w:w="0" w:type="dxa"/>
+              <w:right w:w="0" w:type="dxa"/>
+            </w:tcMar>
+            <w:vAlign w:val="top"/>
+          </w:tcPr>
+          <w:p>
+            <w:pPr>
+              <w:jc w:val="center"/>
+              <w:pBdr>
+                <w:bottom w:val="none" w:sz="0" w:space="0" w:color="000000"/>
+                <w:top w:val="none" w:sz="0" w:space="0" w:color="000000"/>
+                <w:left w:val="none" w:sz="0" w:space="0" w:color="000000"/>
+                <w:right w:val="none" w:sz="0" w:space="0" w:color="000000"/>
+              </w:pBdr>
+              <w:spacing w:after="10" w:before="10" w:line="240"/>
+              <w:ind w:left="100" w:right="100" w:firstLine="0" w:firstLineChars="0"/>
+              <w:rPr>
+                <w:rFonts w:ascii="Arial" w:hAnsi="Arial" w:eastAsia="Arial" w:cs="Arial"/>
+                <w:i w:val="false"/>
+                <w:b w:val="false"/>
+                <w:u w:val="none"/>
+                <w:sz w:val="18"/>
+                <w:szCs w:val="18"/>
+                <w:color w:val="000000"/>
+              </w:rPr>
+            </w:pPr>
+            <w:r>
+              <w:rPr>
+                <w:rFonts w:ascii="Arial" w:hAnsi="Arial" w:eastAsia="Arial" w:cs="Arial"/>
+                <w:i w:val="false"/>
+                <w:b w:val="false"/>
+                <w:u w:val="none"/>
+                <w:sz w:val="18"/>
+                <w:szCs w:val="18"/>
+                <w:color w:val="000000"/>
+              </w:rPr>
+              <w:t xml:space="preserve">0.714</w:t>
+            </w:r>
+          </w:p>
+        </w:tc>
+      </w:tr>
+      <w:tr>
+        <w:trPr>
+          <w:trHeight w:val="360" w:hRule="auto"/>
+        </w:trPr>
+        footer 1
+        <w:tc>
+          <w:tcPr>
+            <w:gridSpan w:val="9"/>
+            <w:tcBorders>
+              <w:bottom w:val="single" w:sz="6" w:space="0" w:color="666666"/>
+              <w:top w:val="single" w:sz="6" w:space="0" w:color="666666"/>
+              <w:left w:val="single" w:sz="6" w:space="0" w:color="666666"/>
+              <w:right w:val="single" w:sz="6" w:space="0" w:color="666666"/>
+            </w:tcBorders>
+            <w:shd w:val="clear" w:color="auto" w:fill="FFFFFF"/>
+            <w:tcMar>
+              <w:top w:w="0" w:type="dxa"/>
+              <w:bottom w:w="0" w:type="dxa"/>
+              <w:left w:w="0" w:type="dxa"/>
+              <w:right w:w="0" w:type="dxa"/>
+            </w:tcMar>
+            <w:vAlign w:val="center"/>
+          </w:tcPr>
+          <w:p>
+            <w:pPr>
+              <w:jc w:val="left"/>
+              <w:pBdr>
+                <w:bottom w:val="none" w:sz="0" w:space="0" w:color="000000"/>
+                <w:top w:val="none" w:sz="0" w:space="0" w:color="000000"/>
+                <w:left w:val="none" w:sz="0" w:space="0" w:color="000000"/>
+                <w:right w:val="none" w:sz="0" w:space="0" w:color="000000"/>
+              </w:pBdr>
+              <w:spacing w:after="10" w:before="10" w:line="240"/>
+              <w:ind w:left="100" w:right="100" w:firstLine="0" w:firstLineChars="0"/>
+              <w:rPr>
+                <w:rFonts w:ascii="Arial" w:hAnsi="Arial" w:eastAsia="Arial" w:cs="Arial"/>
+                <w:i w:val="true"/>
+                <w:b w:val="false"/>
+                <w:u w:val="none"/>
+                <w:sz w:val="18"/>
+                <w:szCs w:val="18"/>
+                <w:color w:val="000000"/>
+              </w:rPr>
+            </w:pPr>
+            <w:r>
+              <w:rPr>
+                <w:rFonts w:ascii="Arial" w:hAnsi="Arial" w:eastAsia="Arial" w:cs="Arial"/>
+                <w:i w:val="true"/>
+                <w:b w:val="false"/>
+                <w:u w:val="none"/>
+                <w:sz w:val="18"/>
+                <w:szCs w:val="18"/>
+                <w:color w:val="000000"/>
+              </w:rPr>
+              <w:t xml:space="preserve">Abreviacion: RPc: Razón de Prevalencia Crudo; IC 95%: Intervalo de Confianza al 95%</w:t>
+            </w:r>
+          </w:p>
+        </w:tc>
+      </w:tr>
+    </w:tbl>
     <w:sectPr>
-      <w:pgMar w:header="708" w:bottom="1417" w:top="1417" w:right="1417" w:left="1417" w:footer="708" w:gutter="0"/>
-      <w:pgSz w:h="16838" w:w="11906" w:orient="portrait"/>
+      <w:pgMar w:header="708" w:bottom="720" w:top="720" w:right="720" w:left="720" w:footer="708" w:gutter="0"/>
+      <w:pgSz w:h="11906" w:w="16838" w:orient="landscape"/>
       <w:type w:val="continuous"/>
       <w:cols/>
     </w:sectPr>

--- a/outputs/Table_S2.docx
+++ b/outputs/Table_S2.docx
@@ -9823,7 +9823,7 @@
                 <w:szCs w:val="18"/>
                 <w:color w:val="000000"/>
               </w:rPr>
-              <w:t xml:space="preserve">Abreviacion: RPc: Razón de Prevalencia Crudo; IC 95%: Intervalo de Confianza al 95%</w:t>
+              <w:t xml:space="preserve">Abreviacion: RPc: Razón de Prevalencia crudo; IC 95%: Intervalo de Confianza del 95%</w:t>
             </w:r>
           </w:p>
         </w:tc>

--- a/outputs/Table_S2.docx
+++ b/outputs/Table_S2.docx
@@ -1816,371 +1816,371 @@
                 <w:szCs w:val="18"/>
                 <w:color w:val="000000"/>
               </w:rPr>
-              <w:t xml:space="preserve">0.94 (0.85 to 1.06)</w:t>
-            </w:r>
-          </w:p>
-        </w:tc>
-        <w:tc>
-          <w:tcPr>
-            <w:tcBorders>
-              <w:bottom w:val="single" w:sz="6" w:space="0" w:color="666666"/>
-              <w:top w:val="single" w:sz="6" w:space="0" w:color="666666"/>
-              <w:left w:val="single" w:sz="6" w:space="0" w:color="666666"/>
-              <w:right w:val="single" w:sz="6" w:space="0" w:color="666666"/>
-            </w:tcBorders>
-            <w:shd w:val="clear" w:color="auto" w:fill="FFFFFF"/>
-            <w:tcMar>
-              <w:top w:w="0" w:type="dxa"/>
-              <w:bottom w:w="0" w:type="dxa"/>
-              <w:left w:w="0" w:type="dxa"/>
-              <w:right w:w="0" w:type="dxa"/>
-            </w:tcMar>
-            <w:vAlign w:val="top"/>
-          </w:tcPr>
-          <w:p>
-            <w:pPr>
-              <w:jc w:val="center"/>
-              <w:pBdr>
-                <w:bottom w:val="none" w:sz="0" w:space="0" w:color="000000"/>
-                <w:top w:val="none" w:sz="0" w:space="0" w:color="000000"/>
-                <w:left w:val="none" w:sz="0" w:space="0" w:color="000000"/>
-                <w:right w:val="none" w:sz="0" w:space="0" w:color="000000"/>
-              </w:pBdr>
-              <w:spacing w:after="10" w:before="10" w:line="240"/>
-              <w:ind w:left="100" w:right="100" w:firstLine="0" w:firstLineChars="0"/>
-              <w:rPr>
-                <w:rFonts w:ascii="Arial" w:hAnsi="Arial" w:eastAsia="Arial" w:cs="Arial"/>
-                <w:i w:val="false"/>
-                <w:b w:val="false"/>
-                <w:u w:val="none"/>
-                <w:sz w:val="18"/>
-                <w:szCs w:val="18"/>
-                <w:color w:val="000000"/>
-              </w:rPr>
-            </w:pPr>
-            <w:r>
-              <w:rPr>
-                <w:rFonts w:ascii="Arial" w:hAnsi="Arial" w:eastAsia="Arial" w:cs="Arial"/>
-                <w:i w:val="false"/>
-                <w:b w:val="false"/>
-                <w:u w:val="none"/>
-                <w:sz w:val="18"/>
-                <w:szCs w:val="18"/>
-                <w:color w:val="000000"/>
-              </w:rPr>
-              <w:t xml:space="preserve">0.318</w:t>
-            </w:r>
-          </w:p>
-        </w:tc>
-        <w:tc>
-          <w:tcPr>
-            <w:tcBorders>
-              <w:bottom w:val="single" w:sz="6" w:space="0" w:color="666666"/>
-              <w:top w:val="single" w:sz="6" w:space="0" w:color="666666"/>
-              <w:left w:val="single" w:sz="6" w:space="0" w:color="666666"/>
-              <w:right w:val="single" w:sz="6" w:space="0" w:color="666666"/>
-            </w:tcBorders>
-            <w:shd w:val="clear" w:color="auto" w:fill="FFFFFF"/>
-            <w:tcMar>
-              <w:top w:w="0" w:type="dxa"/>
-              <w:bottom w:w="0" w:type="dxa"/>
-              <w:left w:w="0" w:type="dxa"/>
-              <w:right w:w="0" w:type="dxa"/>
-            </w:tcMar>
-            <w:vAlign w:val="top"/>
-          </w:tcPr>
-          <w:p>
-            <w:pPr>
-              <w:jc w:val="center"/>
-              <w:pBdr>
-                <w:bottom w:val="none" w:sz="0" w:space="0" w:color="000000"/>
-                <w:top w:val="none" w:sz="0" w:space="0" w:color="000000"/>
-                <w:left w:val="none" w:sz="0" w:space="0" w:color="000000"/>
-                <w:right w:val="none" w:sz="0" w:space="0" w:color="000000"/>
-              </w:pBdr>
-              <w:spacing w:after="10" w:before="10" w:line="240"/>
-              <w:ind w:left="100" w:right="100" w:firstLine="0" w:firstLineChars="0"/>
-              <w:rPr>
-                <w:rFonts w:ascii="Arial" w:hAnsi="Arial" w:eastAsia="Arial" w:cs="Arial"/>
-                <w:i w:val="false"/>
-                <w:b w:val="false"/>
-                <w:u w:val="none"/>
-                <w:sz w:val="18"/>
-                <w:szCs w:val="18"/>
-                <w:color w:val="000000"/>
-              </w:rPr>
-            </w:pPr>
-            <w:r>
-              <w:rPr>
-                <w:rFonts w:ascii="Arial" w:hAnsi="Arial" w:eastAsia="Arial" w:cs="Arial"/>
-                <w:i w:val="false"/>
-                <w:b w:val="false"/>
-                <w:u w:val="none"/>
-                <w:sz w:val="18"/>
-                <w:szCs w:val="18"/>
-                <w:color w:val="000000"/>
-              </w:rPr>
-              <w:t xml:space="preserve">1.16 (0.94 to 1.43)</w:t>
-            </w:r>
-          </w:p>
-        </w:tc>
-        <w:tc>
-          <w:tcPr>
-            <w:tcBorders>
-              <w:bottom w:val="single" w:sz="6" w:space="0" w:color="666666"/>
-              <w:top w:val="single" w:sz="6" w:space="0" w:color="666666"/>
-              <w:left w:val="single" w:sz="6" w:space="0" w:color="666666"/>
-              <w:right w:val="single" w:sz="6" w:space="0" w:color="666666"/>
-            </w:tcBorders>
-            <w:shd w:val="clear" w:color="auto" w:fill="FFFFFF"/>
-            <w:tcMar>
-              <w:top w:w="0" w:type="dxa"/>
-              <w:bottom w:w="0" w:type="dxa"/>
-              <w:left w:w="0" w:type="dxa"/>
-              <w:right w:w="0" w:type="dxa"/>
-            </w:tcMar>
-            <w:vAlign w:val="top"/>
-          </w:tcPr>
-          <w:p>
-            <w:pPr>
-              <w:jc w:val="center"/>
-              <w:pBdr>
-                <w:bottom w:val="none" w:sz="0" w:space="0" w:color="000000"/>
-                <w:top w:val="none" w:sz="0" w:space="0" w:color="000000"/>
-                <w:left w:val="none" w:sz="0" w:space="0" w:color="000000"/>
-                <w:right w:val="none" w:sz="0" w:space="0" w:color="000000"/>
-              </w:pBdr>
-              <w:spacing w:after="10" w:before="10" w:line="240"/>
-              <w:ind w:left="100" w:right="100" w:firstLine="0" w:firstLineChars="0"/>
-              <w:rPr>
-                <w:rFonts w:ascii="Arial" w:hAnsi="Arial" w:eastAsia="Arial" w:cs="Arial"/>
-                <w:i w:val="false"/>
-                <w:b w:val="false"/>
-                <w:u w:val="none"/>
-                <w:sz w:val="18"/>
-                <w:szCs w:val="18"/>
-                <w:color w:val="000000"/>
-              </w:rPr>
-            </w:pPr>
-            <w:r>
-              <w:rPr>
-                <w:rFonts w:ascii="Arial" w:hAnsi="Arial" w:eastAsia="Arial" w:cs="Arial"/>
-                <w:i w:val="false"/>
-                <w:b w:val="false"/>
-                <w:u w:val="none"/>
-                <w:sz w:val="18"/>
-                <w:szCs w:val="18"/>
-                <w:color w:val="000000"/>
-              </w:rPr>
-              <w:t xml:space="preserve">0.179</w:t>
-            </w:r>
-          </w:p>
-        </w:tc>
-        <w:tc>
-          <w:tcPr>
-            <w:tcBorders>
-              <w:bottom w:val="single" w:sz="6" w:space="0" w:color="666666"/>
-              <w:top w:val="single" w:sz="6" w:space="0" w:color="666666"/>
-              <w:left w:val="single" w:sz="6" w:space="0" w:color="666666"/>
-              <w:right w:val="single" w:sz="6" w:space="0" w:color="666666"/>
-            </w:tcBorders>
-            <w:shd w:val="clear" w:color="auto" w:fill="FFFFFF"/>
-            <w:tcMar>
-              <w:top w:w="0" w:type="dxa"/>
-              <w:bottom w:w="0" w:type="dxa"/>
-              <w:left w:w="0" w:type="dxa"/>
-              <w:right w:w="0" w:type="dxa"/>
-            </w:tcMar>
-            <w:vAlign w:val="top"/>
-          </w:tcPr>
-          <w:p>
-            <w:pPr>
-              <w:jc w:val="center"/>
-              <w:pBdr>
-                <w:bottom w:val="none" w:sz="0" w:space="0" w:color="000000"/>
-                <w:top w:val="none" w:sz="0" w:space="0" w:color="000000"/>
-                <w:left w:val="none" w:sz="0" w:space="0" w:color="000000"/>
-                <w:right w:val="none" w:sz="0" w:space="0" w:color="000000"/>
-              </w:pBdr>
-              <w:spacing w:after="10" w:before="10" w:line="240"/>
-              <w:ind w:left="100" w:right="100" w:firstLine="0" w:firstLineChars="0"/>
-              <w:rPr>
-                <w:rFonts w:ascii="Arial" w:hAnsi="Arial" w:eastAsia="Arial" w:cs="Arial"/>
-                <w:i w:val="false"/>
-                <w:b w:val="false"/>
-                <w:u w:val="none"/>
-                <w:sz w:val="18"/>
-                <w:szCs w:val="18"/>
-                <w:color w:val="000000"/>
-              </w:rPr>
-            </w:pPr>
-            <w:r>
-              <w:rPr>
-                <w:rFonts w:ascii="Arial" w:hAnsi="Arial" w:eastAsia="Arial" w:cs="Arial"/>
-                <w:i w:val="false"/>
-                <w:b w:val="false"/>
-                <w:u w:val="none"/>
-                <w:sz w:val="18"/>
-                <w:szCs w:val="18"/>
-                <w:color w:val="000000"/>
-              </w:rPr>
-              <w:t xml:space="preserve">0.89 (0.77 to 1.03)</w:t>
-            </w:r>
-          </w:p>
-        </w:tc>
-        <w:tc>
-          <w:tcPr>
-            <w:tcBorders>
-              <w:bottom w:val="single" w:sz="6" w:space="0" w:color="666666"/>
-              <w:top w:val="single" w:sz="6" w:space="0" w:color="666666"/>
-              <w:left w:val="single" w:sz="6" w:space="0" w:color="666666"/>
-              <w:right w:val="single" w:sz="6" w:space="0" w:color="666666"/>
-            </w:tcBorders>
-            <w:shd w:val="clear" w:color="auto" w:fill="FFFFFF"/>
-            <w:tcMar>
-              <w:top w:w="0" w:type="dxa"/>
-              <w:bottom w:w="0" w:type="dxa"/>
-              <w:left w:w="0" w:type="dxa"/>
-              <w:right w:w="0" w:type="dxa"/>
-            </w:tcMar>
-            <w:vAlign w:val="top"/>
-          </w:tcPr>
-          <w:p>
-            <w:pPr>
-              <w:jc w:val="center"/>
-              <w:pBdr>
-                <w:bottom w:val="none" w:sz="0" w:space="0" w:color="000000"/>
-                <w:top w:val="none" w:sz="0" w:space="0" w:color="000000"/>
-                <w:left w:val="none" w:sz="0" w:space="0" w:color="000000"/>
-                <w:right w:val="none" w:sz="0" w:space="0" w:color="000000"/>
-              </w:pBdr>
-              <w:spacing w:after="10" w:before="10" w:line="240"/>
-              <w:ind w:left="100" w:right="100" w:firstLine="0" w:firstLineChars="0"/>
-              <w:rPr>
-                <w:rFonts w:ascii="Arial" w:hAnsi="Arial" w:eastAsia="Arial" w:cs="Arial"/>
-                <w:i w:val="false"/>
-                <w:b w:val="false"/>
-                <w:u w:val="none"/>
-                <w:sz w:val="18"/>
-                <w:szCs w:val="18"/>
-                <w:color w:val="000000"/>
-              </w:rPr>
-            </w:pPr>
-            <w:r>
-              <w:rPr>
-                <w:rFonts w:ascii="Arial" w:hAnsi="Arial" w:eastAsia="Arial" w:cs="Arial"/>
-                <w:i w:val="false"/>
-                <w:b w:val="false"/>
-                <w:u w:val="none"/>
-                <w:sz w:val="18"/>
-                <w:szCs w:val="18"/>
-                <w:color w:val="000000"/>
-              </w:rPr>
-              <w:t xml:space="preserve">0.111</w:t>
-            </w:r>
-          </w:p>
-        </w:tc>
-        <w:tc>
-          <w:tcPr>
-            <w:tcBorders>
-              <w:bottom w:val="single" w:sz="6" w:space="0" w:color="666666"/>
-              <w:top w:val="single" w:sz="6" w:space="0" w:color="666666"/>
-              <w:left w:val="single" w:sz="6" w:space="0" w:color="666666"/>
-              <w:right w:val="single" w:sz="6" w:space="0" w:color="666666"/>
-            </w:tcBorders>
-            <w:shd w:val="clear" w:color="auto" w:fill="FFFFFF"/>
-            <w:tcMar>
-              <w:top w:w="0" w:type="dxa"/>
-              <w:bottom w:w="0" w:type="dxa"/>
-              <w:left w:w="0" w:type="dxa"/>
-              <w:right w:w="0" w:type="dxa"/>
-            </w:tcMar>
-            <w:vAlign w:val="top"/>
-          </w:tcPr>
-          <w:p>
-            <w:pPr>
-              <w:jc w:val="center"/>
-              <w:pBdr>
-                <w:bottom w:val="none" w:sz="0" w:space="0" w:color="000000"/>
-                <w:top w:val="none" w:sz="0" w:space="0" w:color="000000"/>
-                <w:left w:val="none" w:sz="0" w:space="0" w:color="000000"/>
-                <w:right w:val="none" w:sz="0" w:space="0" w:color="000000"/>
-              </w:pBdr>
-              <w:spacing w:after="10" w:before="10" w:line="240"/>
-              <w:ind w:left="100" w:right="100" w:firstLine="0" w:firstLineChars="0"/>
-              <w:rPr>
-                <w:rFonts w:ascii="Arial" w:hAnsi="Arial" w:eastAsia="Arial" w:cs="Arial"/>
-                <w:i w:val="false"/>
-                <w:b w:val="false"/>
-                <w:u w:val="none"/>
-                <w:sz w:val="18"/>
-                <w:szCs w:val="18"/>
-                <w:color w:val="000000"/>
-              </w:rPr>
-            </w:pPr>
-            <w:r>
-              <w:rPr>
-                <w:rFonts w:ascii="Arial" w:hAnsi="Arial" w:eastAsia="Arial" w:cs="Arial"/>
-                <w:i w:val="false"/>
-                <w:b w:val="false"/>
-                <w:u w:val="none"/>
-                <w:sz w:val="18"/>
-                <w:szCs w:val="18"/>
-                <w:color w:val="000000"/>
-              </w:rPr>
-              <w:t xml:space="preserve">1.12 (0.85 to 1.48)</w:t>
-            </w:r>
-          </w:p>
-        </w:tc>
-        <w:tc>
-          <w:tcPr>
-            <w:tcBorders>
-              <w:bottom w:val="single" w:sz="6" w:space="0" w:color="666666"/>
-              <w:top w:val="single" w:sz="6" w:space="0" w:color="666666"/>
-              <w:left w:val="single" w:sz="6" w:space="0" w:color="666666"/>
-              <w:right w:val="single" w:sz="6" w:space="0" w:color="666666"/>
-            </w:tcBorders>
-            <w:shd w:val="clear" w:color="auto" w:fill="FFFFFF"/>
-            <w:tcMar>
-              <w:top w:w="0" w:type="dxa"/>
-              <w:bottom w:w="0" w:type="dxa"/>
-              <w:left w:w="0" w:type="dxa"/>
-              <w:right w:w="0" w:type="dxa"/>
-            </w:tcMar>
-            <w:vAlign w:val="top"/>
-          </w:tcPr>
-          <w:p>
-            <w:pPr>
-              <w:jc w:val="center"/>
-              <w:pBdr>
-                <w:bottom w:val="none" w:sz="0" w:space="0" w:color="000000"/>
-                <w:top w:val="none" w:sz="0" w:space="0" w:color="000000"/>
-                <w:left w:val="none" w:sz="0" w:space="0" w:color="000000"/>
-                <w:right w:val="none" w:sz="0" w:space="0" w:color="000000"/>
-              </w:pBdr>
-              <w:spacing w:after="10" w:before="10" w:line="240"/>
-              <w:ind w:left="100" w:right="100" w:firstLine="0" w:firstLineChars="0"/>
-              <w:rPr>
-                <w:rFonts w:ascii="Arial" w:hAnsi="Arial" w:eastAsia="Arial" w:cs="Arial"/>
-                <w:i w:val="false"/>
-                <w:b w:val="false"/>
-                <w:u w:val="none"/>
-                <w:sz w:val="18"/>
-                <w:szCs w:val="18"/>
-                <w:color w:val="000000"/>
-              </w:rPr>
-            </w:pPr>
-            <w:r>
-              <w:rPr>
-                <w:rFonts w:ascii="Arial" w:hAnsi="Arial" w:eastAsia="Arial" w:cs="Arial"/>
-                <w:i w:val="false"/>
-                <w:b w:val="false"/>
-                <w:u w:val="none"/>
-                <w:sz w:val="18"/>
-                <w:szCs w:val="18"/>
-                <w:color w:val="000000"/>
-              </w:rPr>
-              <w:t xml:space="preserve">0.438</w:t>
+              <w:t xml:space="preserve">0.95 (0.85 to 1.06)</w:t>
+            </w:r>
+          </w:p>
+        </w:tc>
+        <w:tc>
+          <w:tcPr>
+            <w:tcBorders>
+              <w:bottom w:val="single" w:sz="6" w:space="0" w:color="666666"/>
+              <w:top w:val="single" w:sz="6" w:space="0" w:color="666666"/>
+              <w:left w:val="single" w:sz="6" w:space="0" w:color="666666"/>
+              <w:right w:val="single" w:sz="6" w:space="0" w:color="666666"/>
+            </w:tcBorders>
+            <w:shd w:val="clear" w:color="auto" w:fill="FFFFFF"/>
+            <w:tcMar>
+              <w:top w:w="0" w:type="dxa"/>
+              <w:bottom w:w="0" w:type="dxa"/>
+              <w:left w:w="0" w:type="dxa"/>
+              <w:right w:w="0" w:type="dxa"/>
+            </w:tcMar>
+            <w:vAlign w:val="top"/>
+          </w:tcPr>
+          <w:p>
+            <w:pPr>
+              <w:jc w:val="center"/>
+              <w:pBdr>
+                <w:bottom w:val="none" w:sz="0" w:space="0" w:color="000000"/>
+                <w:top w:val="none" w:sz="0" w:space="0" w:color="000000"/>
+                <w:left w:val="none" w:sz="0" w:space="0" w:color="000000"/>
+                <w:right w:val="none" w:sz="0" w:space="0" w:color="000000"/>
+              </w:pBdr>
+              <w:spacing w:after="10" w:before="10" w:line="240"/>
+              <w:ind w:left="100" w:right="100" w:firstLine="0" w:firstLineChars="0"/>
+              <w:rPr>
+                <w:rFonts w:ascii="Arial" w:hAnsi="Arial" w:eastAsia="Arial" w:cs="Arial"/>
+                <w:i w:val="false"/>
+                <w:b w:val="false"/>
+                <w:u w:val="none"/>
+                <w:sz w:val="18"/>
+                <w:szCs w:val="18"/>
+                <w:color w:val="000000"/>
+              </w:rPr>
+            </w:pPr>
+            <w:r>
+              <w:rPr>
+                <w:rFonts w:ascii="Arial" w:hAnsi="Arial" w:eastAsia="Arial" w:cs="Arial"/>
+                <w:i w:val="false"/>
+                <w:b w:val="false"/>
+                <w:u w:val="none"/>
+                <w:sz w:val="18"/>
+                <w:szCs w:val="18"/>
+                <w:color w:val="000000"/>
+              </w:rPr>
+              <w:t xml:space="preserve">0.384</w:t>
+            </w:r>
+          </w:p>
+        </w:tc>
+        <w:tc>
+          <w:tcPr>
+            <w:tcBorders>
+              <w:bottom w:val="single" w:sz="6" w:space="0" w:color="666666"/>
+              <w:top w:val="single" w:sz="6" w:space="0" w:color="666666"/>
+              <w:left w:val="single" w:sz="6" w:space="0" w:color="666666"/>
+              <w:right w:val="single" w:sz="6" w:space="0" w:color="666666"/>
+            </w:tcBorders>
+            <w:shd w:val="clear" w:color="auto" w:fill="FFFFFF"/>
+            <w:tcMar>
+              <w:top w:w="0" w:type="dxa"/>
+              <w:bottom w:w="0" w:type="dxa"/>
+              <w:left w:w="0" w:type="dxa"/>
+              <w:right w:w="0" w:type="dxa"/>
+            </w:tcMar>
+            <w:vAlign w:val="top"/>
+          </w:tcPr>
+          <w:p>
+            <w:pPr>
+              <w:jc w:val="center"/>
+              <w:pBdr>
+                <w:bottom w:val="none" w:sz="0" w:space="0" w:color="000000"/>
+                <w:top w:val="none" w:sz="0" w:space="0" w:color="000000"/>
+                <w:left w:val="none" w:sz="0" w:space="0" w:color="000000"/>
+                <w:right w:val="none" w:sz="0" w:space="0" w:color="000000"/>
+              </w:pBdr>
+              <w:spacing w:after="10" w:before="10" w:line="240"/>
+              <w:ind w:left="100" w:right="100" w:firstLine="0" w:firstLineChars="0"/>
+              <w:rPr>
+                <w:rFonts w:ascii="Arial" w:hAnsi="Arial" w:eastAsia="Arial" w:cs="Arial"/>
+                <w:i w:val="false"/>
+                <w:b w:val="false"/>
+                <w:u w:val="none"/>
+                <w:sz w:val="18"/>
+                <w:szCs w:val="18"/>
+                <w:color w:val="000000"/>
+              </w:rPr>
+            </w:pPr>
+            <w:r>
+              <w:rPr>
+                <w:rFonts w:ascii="Arial" w:hAnsi="Arial" w:eastAsia="Arial" w:cs="Arial"/>
+                <w:i w:val="false"/>
+                <w:b w:val="false"/>
+                <w:u w:val="none"/>
+                <w:sz w:val="18"/>
+                <w:szCs w:val="18"/>
+                <w:color w:val="000000"/>
+              </w:rPr>
+              <w:t xml:space="preserve">1.17 (0.95 to 1.44)</w:t>
+            </w:r>
+          </w:p>
+        </w:tc>
+        <w:tc>
+          <w:tcPr>
+            <w:tcBorders>
+              <w:bottom w:val="single" w:sz="6" w:space="0" w:color="666666"/>
+              <w:top w:val="single" w:sz="6" w:space="0" w:color="666666"/>
+              <w:left w:val="single" w:sz="6" w:space="0" w:color="666666"/>
+              <w:right w:val="single" w:sz="6" w:space="0" w:color="666666"/>
+            </w:tcBorders>
+            <w:shd w:val="clear" w:color="auto" w:fill="FFFFFF"/>
+            <w:tcMar>
+              <w:top w:w="0" w:type="dxa"/>
+              <w:bottom w:w="0" w:type="dxa"/>
+              <w:left w:w="0" w:type="dxa"/>
+              <w:right w:w="0" w:type="dxa"/>
+            </w:tcMar>
+            <w:vAlign w:val="top"/>
+          </w:tcPr>
+          <w:p>
+            <w:pPr>
+              <w:jc w:val="center"/>
+              <w:pBdr>
+                <w:bottom w:val="none" w:sz="0" w:space="0" w:color="000000"/>
+                <w:top w:val="none" w:sz="0" w:space="0" w:color="000000"/>
+                <w:left w:val="none" w:sz="0" w:space="0" w:color="000000"/>
+                <w:right w:val="none" w:sz="0" w:space="0" w:color="000000"/>
+              </w:pBdr>
+              <w:spacing w:after="10" w:before="10" w:line="240"/>
+              <w:ind w:left="100" w:right="100" w:firstLine="0" w:firstLineChars="0"/>
+              <w:rPr>
+                <w:rFonts w:ascii="Arial" w:hAnsi="Arial" w:eastAsia="Arial" w:cs="Arial"/>
+                <w:i w:val="false"/>
+                <w:b w:val="false"/>
+                <w:u w:val="none"/>
+                <w:sz w:val="18"/>
+                <w:szCs w:val="18"/>
+                <w:color w:val="000000"/>
+              </w:rPr>
+            </w:pPr>
+            <w:r>
+              <w:rPr>
+                <w:rFonts w:ascii="Arial" w:hAnsi="Arial" w:eastAsia="Arial" w:cs="Arial"/>
+                <w:i w:val="false"/>
+                <w:b w:val="false"/>
+                <w:u w:val="none"/>
+                <w:sz w:val="18"/>
+                <w:szCs w:val="18"/>
+                <w:color w:val="000000"/>
+              </w:rPr>
+              <w:t xml:space="preserve">0.151</w:t>
+            </w:r>
+          </w:p>
+        </w:tc>
+        <w:tc>
+          <w:tcPr>
+            <w:tcBorders>
+              <w:bottom w:val="single" w:sz="6" w:space="0" w:color="666666"/>
+              <w:top w:val="single" w:sz="6" w:space="0" w:color="666666"/>
+              <w:left w:val="single" w:sz="6" w:space="0" w:color="666666"/>
+              <w:right w:val="single" w:sz="6" w:space="0" w:color="666666"/>
+            </w:tcBorders>
+            <w:shd w:val="clear" w:color="auto" w:fill="FFFFFF"/>
+            <w:tcMar>
+              <w:top w:w="0" w:type="dxa"/>
+              <w:bottom w:w="0" w:type="dxa"/>
+              <w:left w:w="0" w:type="dxa"/>
+              <w:right w:w="0" w:type="dxa"/>
+            </w:tcMar>
+            <w:vAlign w:val="top"/>
+          </w:tcPr>
+          <w:p>
+            <w:pPr>
+              <w:jc w:val="center"/>
+              <w:pBdr>
+                <w:bottom w:val="none" w:sz="0" w:space="0" w:color="000000"/>
+                <w:top w:val="none" w:sz="0" w:space="0" w:color="000000"/>
+                <w:left w:val="none" w:sz="0" w:space="0" w:color="000000"/>
+                <w:right w:val="none" w:sz="0" w:space="0" w:color="000000"/>
+              </w:pBdr>
+              <w:spacing w:after="10" w:before="10" w:line="240"/>
+              <w:ind w:left="100" w:right="100" w:firstLine="0" w:firstLineChars="0"/>
+              <w:rPr>
+                <w:rFonts w:ascii="Arial" w:hAnsi="Arial" w:eastAsia="Arial" w:cs="Arial"/>
+                <w:i w:val="false"/>
+                <w:b w:val="false"/>
+                <w:u w:val="none"/>
+                <w:sz w:val="18"/>
+                <w:szCs w:val="18"/>
+                <w:color w:val="000000"/>
+              </w:rPr>
+            </w:pPr>
+            <w:r>
+              <w:rPr>
+                <w:rFonts w:ascii="Arial" w:hAnsi="Arial" w:eastAsia="Arial" w:cs="Arial"/>
+                <w:i w:val="false"/>
+                <w:b w:val="false"/>
+                <w:u w:val="none"/>
+                <w:sz w:val="18"/>
+                <w:szCs w:val="18"/>
+                <w:color w:val="000000"/>
+              </w:rPr>
+              <w:t xml:space="preserve">0.90 (0.78 to 1.04)</w:t>
+            </w:r>
+          </w:p>
+        </w:tc>
+        <w:tc>
+          <w:tcPr>
+            <w:tcBorders>
+              <w:bottom w:val="single" w:sz="6" w:space="0" w:color="666666"/>
+              <w:top w:val="single" w:sz="6" w:space="0" w:color="666666"/>
+              <w:left w:val="single" w:sz="6" w:space="0" w:color="666666"/>
+              <w:right w:val="single" w:sz="6" w:space="0" w:color="666666"/>
+            </w:tcBorders>
+            <w:shd w:val="clear" w:color="auto" w:fill="FFFFFF"/>
+            <w:tcMar>
+              <w:top w:w="0" w:type="dxa"/>
+              <w:bottom w:w="0" w:type="dxa"/>
+              <w:left w:w="0" w:type="dxa"/>
+              <w:right w:w="0" w:type="dxa"/>
+            </w:tcMar>
+            <w:vAlign w:val="top"/>
+          </w:tcPr>
+          <w:p>
+            <w:pPr>
+              <w:jc w:val="center"/>
+              <w:pBdr>
+                <w:bottom w:val="none" w:sz="0" w:space="0" w:color="000000"/>
+                <w:top w:val="none" w:sz="0" w:space="0" w:color="000000"/>
+                <w:left w:val="none" w:sz="0" w:space="0" w:color="000000"/>
+                <w:right w:val="none" w:sz="0" w:space="0" w:color="000000"/>
+              </w:pBdr>
+              <w:spacing w:after="10" w:before="10" w:line="240"/>
+              <w:ind w:left="100" w:right="100" w:firstLine="0" w:firstLineChars="0"/>
+              <w:rPr>
+                <w:rFonts w:ascii="Arial" w:hAnsi="Arial" w:eastAsia="Arial" w:cs="Arial"/>
+                <w:i w:val="false"/>
+                <w:b w:val="false"/>
+                <w:u w:val="none"/>
+                <w:sz w:val="18"/>
+                <w:szCs w:val="18"/>
+                <w:color w:val="000000"/>
+              </w:rPr>
+            </w:pPr>
+            <w:r>
+              <w:rPr>
+                <w:rFonts w:ascii="Arial" w:hAnsi="Arial" w:eastAsia="Arial" w:cs="Arial"/>
+                <w:i w:val="false"/>
+                <w:b w:val="false"/>
+                <w:u w:val="none"/>
+                <w:sz w:val="18"/>
+                <w:szCs w:val="18"/>
+                <w:color w:val="000000"/>
+              </w:rPr>
+              <w:t xml:space="preserve">0.142</w:t>
+            </w:r>
+          </w:p>
+        </w:tc>
+        <w:tc>
+          <w:tcPr>
+            <w:tcBorders>
+              <w:bottom w:val="single" w:sz="6" w:space="0" w:color="666666"/>
+              <w:top w:val="single" w:sz="6" w:space="0" w:color="666666"/>
+              <w:left w:val="single" w:sz="6" w:space="0" w:color="666666"/>
+              <w:right w:val="single" w:sz="6" w:space="0" w:color="666666"/>
+            </w:tcBorders>
+            <w:shd w:val="clear" w:color="auto" w:fill="FFFFFF"/>
+            <w:tcMar>
+              <w:top w:w="0" w:type="dxa"/>
+              <w:bottom w:w="0" w:type="dxa"/>
+              <w:left w:w="0" w:type="dxa"/>
+              <w:right w:w="0" w:type="dxa"/>
+            </w:tcMar>
+            <w:vAlign w:val="top"/>
+          </w:tcPr>
+          <w:p>
+            <w:pPr>
+              <w:jc w:val="center"/>
+              <w:pBdr>
+                <w:bottom w:val="none" w:sz="0" w:space="0" w:color="000000"/>
+                <w:top w:val="none" w:sz="0" w:space="0" w:color="000000"/>
+                <w:left w:val="none" w:sz="0" w:space="0" w:color="000000"/>
+                <w:right w:val="none" w:sz="0" w:space="0" w:color="000000"/>
+              </w:pBdr>
+              <w:spacing w:after="10" w:before="10" w:line="240"/>
+              <w:ind w:left="100" w:right="100" w:firstLine="0" w:firstLineChars="0"/>
+              <w:rPr>
+                <w:rFonts w:ascii="Arial" w:hAnsi="Arial" w:eastAsia="Arial" w:cs="Arial"/>
+                <w:i w:val="false"/>
+                <w:b w:val="false"/>
+                <w:u w:val="none"/>
+                <w:sz w:val="18"/>
+                <w:szCs w:val="18"/>
+                <w:color w:val="000000"/>
+              </w:rPr>
+            </w:pPr>
+            <w:r>
+              <w:rPr>
+                <w:rFonts w:ascii="Arial" w:hAnsi="Arial" w:eastAsia="Arial" w:cs="Arial"/>
+                <w:i w:val="false"/>
+                <w:b w:val="false"/>
+                <w:u w:val="none"/>
+                <w:sz w:val="18"/>
+                <w:szCs w:val="18"/>
+                <w:color w:val="000000"/>
+              </w:rPr>
+              <w:t xml:space="preserve">1.12 (0.85 to 1.47)</w:t>
+            </w:r>
+          </w:p>
+        </w:tc>
+        <w:tc>
+          <w:tcPr>
+            <w:tcBorders>
+              <w:bottom w:val="single" w:sz="6" w:space="0" w:color="666666"/>
+              <w:top w:val="single" w:sz="6" w:space="0" w:color="666666"/>
+              <w:left w:val="single" w:sz="6" w:space="0" w:color="666666"/>
+              <w:right w:val="single" w:sz="6" w:space="0" w:color="666666"/>
+            </w:tcBorders>
+            <w:shd w:val="clear" w:color="auto" w:fill="FFFFFF"/>
+            <w:tcMar>
+              <w:top w:w="0" w:type="dxa"/>
+              <w:bottom w:w="0" w:type="dxa"/>
+              <w:left w:w="0" w:type="dxa"/>
+              <w:right w:w="0" w:type="dxa"/>
+            </w:tcMar>
+            <w:vAlign w:val="top"/>
+          </w:tcPr>
+          <w:p>
+            <w:pPr>
+              <w:jc w:val="center"/>
+              <w:pBdr>
+                <w:bottom w:val="none" w:sz="0" w:space="0" w:color="000000"/>
+                <w:top w:val="none" w:sz="0" w:space="0" w:color="000000"/>
+                <w:left w:val="none" w:sz="0" w:space="0" w:color="000000"/>
+                <w:right w:val="none" w:sz="0" w:space="0" w:color="000000"/>
+              </w:pBdr>
+              <w:spacing w:after="10" w:before="10" w:line="240"/>
+              <w:ind w:left="100" w:right="100" w:firstLine="0" w:firstLineChars="0"/>
+              <w:rPr>
+                <w:rFonts w:ascii="Arial" w:hAnsi="Arial" w:eastAsia="Arial" w:cs="Arial"/>
+                <w:i w:val="false"/>
+                <w:b w:val="false"/>
+                <w:u w:val="none"/>
+                <w:sz w:val="18"/>
+                <w:szCs w:val="18"/>
+                <w:color w:val="000000"/>
+              </w:rPr>
+            </w:pPr>
+            <w:r>
+              <w:rPr>
+                <w:rFonts w:ascii="Arial" w:hAnsi="Arial" w:eastAsia="Arial" w:cs="Arial"/>
+                <w:i w:val="false"/>
+                <w:b w:val="false"/>
+                <w:u w:val="none"/>
+                <w:sz w:val="18"/>
+                <w:szCs w:val="18"/>
+                <w:color w:val="000000"/>
+              </w:rPr>
+              <w:t xml:space="preserve">0.427</w:t>
             </w:r>
           </w:p>
         </w:tc>
@@ -3238,7 +3238,319 @@
                 <w:szCs w:val="18"/>
                 <w:color w:val="000000"/>
               </w:rPr>
-              <w:t xml:space="preserve">0.84 (0.74 to 0.94)</w:t>
+              <w:t xml:space="preserve">0.88 (0.78 to 1.00)</w:t>
+            </w:r>
+          </w:p>
+        </w:tc>
+        <w:tc>
+          <w:tcPr>
+            <w:tcBorders>
+              <w:bottom w:val="single" w:sz="6" w:space="0" w:color="666666"/>
+              <w:top w:val="single" w:sz="6" w:space="0" w:color="666666"/>
+              <w:left w:val="single" w:sz="6" w:space="0" w:color="666666"/>
+              <w:right w:val="single" w:sz="6" w:space="0" w:color="666666"/>
+            </w:tcBorders>
+            <w:shd w:val="clear" w:color="auto" w:fill="FFFFFF"/>
+            <w:tcMar>
+              <w:top w:w="0" w:type="dxa"/>
+              <w:bottom w:w="0" w:type="dxa"/>
+              <w:left w:w="0" w:type="dxa"/>
+              <w:right w:w="0" w:type="dxa"/>
+            </w:tcMar>
+            <w:vAlign w:val="top"/>
+          </w:tcPr>
+          <w:p>
+            <w:pPr>
+              <w:jc w:val="center"/>
+              <w:pBdr>
+                <w:bottom w:val="none" w:sz="0" w:space="0" w:color="000000"/>
+                <w:top w:val="none" w:sz="0" w:space="0" w:color="000000"/>
+                <w:left w:val="none" w:sz="0" w:space="0" w:color="000000"/>
+                <w:right w:val="none" w:sz="0" w:space="0" w:color="000000"/>
+              </w:pBdr>
+              <w:spacing w:after="10" w:before="10" w:line="240"/>
+              <w:ind w:left="100" w:right="100" w:firstLine="0" w:firstLineChars="0"/>
+              <w:rPr>
+                <w:rFonts w:ascii="Arial" w:hAnsi="Arial" w:eastAsia="Arial" w:cs="Arial"/>
+                <w:i w:val="false"/>
+                <w:b w:val="false"/>
+                <w:u w:val="none"/>
+                <w:sz w:val="18"/>
+                <w:szCs w:val="18"/>
+                <w:color w:val="000000"/>
+              </w:rPr>
+            </w:pPr>
+            <w:r>
+              <w:rPr>
+                <w:rFonts w:ascii="Arial" w:hAnsi="Arial" w:eastAsia="Arial" w:cs="Arial"/>
+                <w:i w:val="false"/>
+                <w:b w:val="false"/>
+                <w:u w:val="none"/>
+                <w:sz w:val="18"/>
+                <w:szCs w:val="18"/>
+                <w:color w:val="000000"/>
+              </w:rPr>
+              <w:t xml:space="preserve">0.058</w:t>
+            </w:r>
+          </w:p>
+        </w:tc>
+        <w:tc>
+          <w:tcPr>
+            <w:tcBorders>
+              <w:bottom w:val="single" w:sz="6" w:space="0" w:color="666666"/>
+              <w:top w:val="single" w:sz="6" w:space="0" w:color="666666"/>
+              <w:left w:val="single" w:sz="6" w:space="0" w:color="666666"/>
+              <w:right w:val="single" w:sz="6" w:space="0" w:color="666666"/>
+            </w:tcBorders>
+            <w:shd w:val="clear" w:color="auto" w:fill="FFFFFF"/>
+            <w:tcMar>
+              <w:top w:w="0" w:type="dxa"/>
+              <w:bottom w:w="0" w:type="dxa"/>
+              <w:left w:w="0" w:type="dxa"/>
+              <w:right w:w="0" w:type="dxa"/>
+            </w:tcMar>
+            <w:vAlign w:val="top"/>
+          </w:tcPr>
+          <w:p>
+            <w:pPr>
+              <w:jc w:val="center"/>
+              <w:pBdr>
+                <w:bottom w:val="none" w:sz="0" w:space="0" w:color="000000"/>
+                <w:top w:val="none" w:sz="0" w:space="0" w:color="000000"/>
+                <w:left w:val="none" w:sz="0" w:space="0" w:color="000000"/>
+                <w:right w:val="none" w:sz="0" w:space="0" w:color="000000"/>
+              </w:pBdr>
+              <w:spacing w:after="10" w:before="10" w:line="240"/>
+              <w:ind w:left="100" w:right="100" w:firstLine="0" w:firstLineChars="0"/>
+              <w:rPr>
+                <w:rFonts w:ascii="Arial" w:hAnsi="Arial" w:eastAsia="Arial" w:cs="Arial"/>
+                <w:i w:val="false"/>
+                <w:b w:val="false"/>
+                <w:u w:val="none"/>
+                <w:sz w:val="18"/>
+                <w:szCs w:val="18"/>
+                <w:color w:val="000000"/>
+              </w:rPr>
+            </w:pPr>
+            <w:r>
+              <w:rPr>
+                <w:rFonts w:ascii="Arial" w:hAnsi="Arial" w:eastAsia="Arial" w:cs="Arial"/>
+                <w:i w:val="false"/>
+                <w:b w:val="false"/>
+                <w:u w:val="none"/>
+                <w:sz w:val="18"/>
+                <w:szCs w:val="18"/>
+                <w:color w:val="000000"/>
+              </w:rPr>
+              <w:t xml:space="preserve">0.96 (0.77 to 1.21)</w:t>
+            </w:r>
+          </w:p>
+        </w:tc>
+        <w:tc>
+          <w:tcPr>
+            <w:tcBorders>
+              <w:bottom w:val="single" w:sz="6" w:space="0" w:color="666666"/>
+              <w:top w:val="single" w:sz="6" w:space="0" w:color="666666"/>
+              <w:left w:val="single" w:sz="6" w:space="0" w:color="666666"/>
+              <w:right w:val="single" w:sz="6" w:space="0" w:color="666666"/>
+            </w:tcBorders>
+            <w:shd w:val="clear" w:color="auto" w:fill="FFFFFF"/>
+            <w:tcMar>
+              <w:top w:w="0" w:type="dxa"/>
+              <w:bottom w:w="0" w:type="dxa"/>
+              <w:left w:w="0" w:type="dxa"/>
+              <w:right w:w="0" w:type="dxa"/>
+            </w:tcMar>
+            <w:vAlign w:val="top"/>
+          </w:tcPr>
+          <w:p>
+            <w:pPr>
+              <w:jc w:val="center"/>
+              <w:pBdr>
+                <w:bottom w:val="none" w:sz="0" w:space="0" w:color="000000"/>
+                <w:top w:val="none" w:sz="0" w:space="0" w:color="000000"/>
+                <w:left w:val="none" w:sz="0" w:space="0" w:color="000000"/>
+                <w:right w:val="none" w:sz="0" w:space="0" w:color="000000"/>
+              </w:pBdr>
+              <w:spacing w:after="10" w:before="10" w:line="240"/>
+              <w:ind w:left="100" w:right="100" w:firstLine="0" w:firstLineChars="0"/>
+              <w:rPr>
+                <w:rFonts w:ascii="Arial" w:hAnsi="Arial" w:eastAsia="Arial" w:cs="Arial"/>
+                <w:i w:val="false"/>
+                <w:b w:val="false"/>
+                <w:u w:val="none"/>
+                <w:sz w:val="18"/>
+                <w:szCs w:val="18"/>
+                <w:color w:val="000000"/>
+              </w:rPr>
+            </w:pPr>
+            <w:r>
+              <w:rPr>
+                <w:rFonts w:ascii="Arial" w:hAnsi="Arial" w:eastAsia="Arial" w:cs="Arial"/>
+                <w:i w:val="false"/>
+                <w:b w:val="false"/>
+                <w:u w:val="none"/>
+                <w:sz w:val="18"/>
+                <w:szCs w:val="18"/>
+                <w:color w:val="000000"/>
+              </w:rPr>
+              <w:t xml:space="preserve">0.751</w:t>
+            </w:r>
+          </w:p>
+        </w:tc>
+        <w:tc>
+          <w:tcPr>
+            <w:tcBorders>
+              <w:bottom w:val="single" w:sz="6" w:space="0" w:color="666666"/>
+              <w:top w:val="single" w:sz="6" w:space="0" w:color="666666"/>
+              <w:left w:val="single" w:sz="6" w:space="0" w:color="666666"/>
+              <w:right w:val="single" w:sz="6" w:space="0" w:color="666666"/>
+            </w:tcBorders>
+            <w:shd w:val="clear" w:color="auto" w:fill="FFFFFF"/>
+            <w:tcMar>
+              <w:top w:w="0" w:type="dxa"/>
+              <w:bottom w:w="0" w:type="dxa"/>
+              <w:left w:w="0" w:type="dxa"/>
+              <w:right w:w="0" w:type="dxa"/>
+            </w:tcMar>
+            <w:vAlign w:val="top"/>
+          </w:tcPr>
+          <w:p>
+            <w:pPr>
+              <w:jc w:val="center"/>
+              <w:pBdr>
+                <w:bottom w:val="none" w:sz="0" w:space="0" w:color="000000"/>
+                <w:top w:val="none" w:sz="0" w:space="0" w:color="000000"/>
+                <w:left w:val="none" w:sz="0" w:space="0" w:color="000000"/>
+                <w:right w:val="none" w:sz="0" w:space="0" w:color="000000"/>
+              </w:pBdr>
+              <w:spacing w:after="10" w:before="10" w:line="240"/>
+              <w:ind w:left="100" w:right="100" w:firstLine="0" w:firstLineChars="0"/>
+              <w:rPr>
+                <w:rFonts w:ascii="Arial" w:hAnsi="Arial" w:eastAsia="Arial" w:cs="Arial"/>
+                <w:i w:val="false"/>
+                <w:b w:val="false"/>
+                <w:u w:val="none"/>
+                <w:sz w:val="18"/>
+                <w:szCs w:val="18"/>
+                <w:color w:val="000000"/>
+              </w:rPr>
+            </w:pPr>
+            <w:r>
+              <w:rPr>
+                <w:rFonts w:ascii="Arial" w:hAnsi="Arial" w:eastAsia="Arial" w:cs="Arial"/>
+                <w:i w:val="false"/>
+                <w:b w:val="false"/>
+                <w:u w:val="none"/>
+                <w:sz w:val="18"/>
+                <w:szCs w:val="18"/>
+                <w:color w:val="000000"/>
+              </w:rPr>
+              <w:t xml:space="preserve">0.97 (0.82 to 1.15)</w:t>
+            </w:r>
+          </w:p>
+        </w:tc>
+        <w:tc>
+          <w:tcPr>
+            <w:tcBorders>
+              <w:bottom w:val="single" w:sz="6" w:space="0" w:color="666666"/>
+              <w:top w:val="single" w:sz="6" w:space="0" w:color="666666"/>
+              <w:left w:val="single" w:sz="6" w:space="0" w:color="666666"/>
+              <w:right w:val="single" w:sz="6" w:space="0" w:color="666666"/>
+            </w:tcBorders>
+            <w:shd w:val="clear" w:color="auto" w:fill="FFFFFF"/>
+            <w:tcMar>
+              <w:top w:w="0" w:type="dxa"/>
+              <w:bottom w:w="0" w:type="dxa"/>
+              <w:left w:w="0" w:type="dxa"/>
+              <w:right w:w="0" w:type="dxa"/>
+            </w:tcMar>
+            <w:vAlign w:val="top"/>
+          </w:tcPr>
+          <w:p>
+            <w:pPr>
+              <w:jc w:val="center"/>
+              <w:pBdr>
+                <w:bottom w:val="none" w:sz="0" w:space="0" w:color="000000"/>
+                <w:top w:val="none" w:sz="0" w:space="0" w:color="000000"/>
+                <w:left w:val="none" w:sz="0" w:space="0" w:color="000000"/>
+                <w:right w:val="none" w:sz="0" w:space="0" w:color="000000"/>
+              </w:pBdr>
+              <w:spacing w:after="10" w:before="10" w:line="240"/>
+              <w:ind w:left="100" w:right="100" w:firstLine="0" w:firstLineChars="0"/>
+              <w:rPr>
+                <w:rFonts w:ascii="Arial" w:hAnsi="Arial" w:eastAsia="Arial" w:cs="Arial"/>
+                <w:i w:val="false"/>
+                <w:b w:val="false"/>
+                <w:u w:val="none"/>
+                <w:sz w:val="18"/>
+                <w:szCs w:val="18"/>
+                <w:color w:val="000000"/>
+              </w:rPr>
+            </w:pPr>
+            <w:r>
+              <w:rPr>
+                <w:rFonts w:ascii="Arial" w:hAnsi="Arial" w:eastAsia="Arial" w:cs="Arial"/>
+                <w:i w:val="false"/>
+                <w:b w:val="false"/>
+                <w:u w:val="none"/>
+                <w:sz w:val="18"/>
+                <w:szCs w:val="18"/>
+                <w:color w:val="000000"/>
+              </w:rPr>
+              <w:t xml:space="preserve">0.710</w:t>
+            </w:r>
+          </w:p>
+        </w:tc>
+        <w:tc>
+          <w:tcPr>
+            <w:tcBorders>
+              <w:bottom w:val="single" w:sz="6" w:space="0" w:color="666666"/>
+              <w:top w:val="single" w:sz="6" w:space="0" w:color="666666"/>
+              <w:left w:val="single" w:sz="6" w:space="0" w:color="666666"/>
+              <w:right w:val="single" w:sz="6" w:space="0" w:color="666666"/>
+            </w:tcBorders>
+            <w:shd w:val="clear" w:color="auto" w:fill="FFFFFF"/>
+            <w:tcMar>
+              <w:top w:w="0" w:type="dxa"/>
+              <w:bottom w:w="0" w:type="dxa"/>
+              <w:left w:w="0" w:type="dxa"/>
+              <w:right w:w="0" w:type="dxa"/>
+            </w:tcMar>
+            <w:vAlign w:val="top"/>
+          </w:tcPr>
+          <w:p>
+            <w:pPr>
+              <w:jc w:val="center"/>
+              <w:pBdr>
+                <w:bottom w:val="none" w:sz="0" w:space="0" w:color="000000"/>
+                <w:top w:val="none" w:sz="0" w:space="0" w:color="000000"/>
+                <w:left w:val="none" w:sz="0" w:space="0" w:color="000000"/>
+                <w:right w:val="none" w:sz="0" w:space="0" w:color="000000"/>
+              </w:pBdr>
+              <w:spacing w:after="10" w:before="10" w:line="240"/>
+              <w:ind w:left="100" w:right="100" w:firstLine="0" w:firstLineChars="0"/>
+              <w:rPr>
+                <w:rFonts w:ascii="Arial" w:hAnsi="Arial" w:eastAsia="Arial" w:cs="Arial"/>
+                <w:i w:val="false"/>
+                <w:b w:val="false"/>
+                <w:u w:val="none"/>
+                <w:sz w:val="18"/>
+                <w:szCs w:val="18"/>
+                <w:color w:val="000000"/>
+              </w:rPr>
+            </w:pPr>
+            <w:r>
+              <w:rPr>
+                <w:rFonts w:ascii="Arial" w:hAnsi="Arial" w:eastAsia="Arial" w:cs="Arial"/>
+                <w:i w:val="false"/>
+                <w:b w:val="false"/>
+                <w:u w:val="none"/>
+                <w:sz w:val="18"/>
+                <w:szCs w:val="18"/>
+                <w:color w:val="000000"/>
+              </w:rPr>
+              <w:t xml:space="preserve">0.71 (0.52 to 0.95)</w:t>
             </w:r>
           </w:p>
         </w:tc>
@@ -3290,319 +3602,7 @@
                 <w:szCs w:val="18"/>
                 <w:color w:val="000000"/>
               </w:rPr>
-              <w:t xml:space="preserve">0.004</w:t>
-            </w:r>
-          </w:p>
-        </w:tc>
-        <w:tc>
-          <w:tcPr>
-            <w:tcBorders>
-              <w:bottom w:val="single" w:sz="6" w:space="0" w:color="666666"/>
-              <w:top w:val="single" w:sz="6" w:space="0" w:color="666666"/>
-              <w:left w:val="single" w:sz="6" w:space="0" w:color="666666"/>
-              <w:right w:val="single" w:sz="6" w:space="0" w:color="666666"/>
-            </w:tcBorders>
-            <w:shd w:val="clear" w:color="auto" w:fill="FFFFFF"/>
-            <w:tcMar>
-              <w:top w:w="0" w:type="dxa"/>
-              <w:bottom w:w="0" w:type="dxa"/>
-              <w:left w:w="0" w:type="dxa"/>
-              <w:right w:w="0" w:type="dxa"/>
-            </w:tcMar>
-            <w:vAlign w:val="top"/>
-          </w:tcPr>
-          <w:p>
-            <w:pPr>
-              <w:jc w:val="center"/>
-              <w:pBdr>
-                <w:bottom w:val="none" w:sz="0" w:space="0" w:color="000000"/>
-                <w:top w:val="none" w:sz="0" w:space="0" w:color="000000"/>
-                <w:left w:val="none" w:sz="0" w:space="0" w:color="000000"/>
-                <w:right w:val="none" w:sz="0" w:space="0" w:color="000000"/>
-              </w:pBdr>
-              <w:spacing w:after="10" w:before="10" w:line="240"/>
-              <w:ind w:left="100" w:right="100" w:firstLine="0" w:firstLineChars="0"/>
-              <w:rPr>
-                <w:rFonts w:ascii="Arial" w:hAnsi="Arial" w:eastAsia="Arial" w:cs="Arial"/>
-                <w:i w:val="false"/>
-                <w:b w:val="false"/>
-                <w:u w:val="none"/>
-                <w:sz w:val="18"/>
-                <w:szCs w:val="18"/>
-                <w:color w:val="000000"/>
-              </w:rPr>
-            </w:pPr>
-            <w:r>
-              <w:rPr>
-                <w:rFonts w:ascii="Arial" w:hAnsi="Arial" w:eastAsia="Arial" w:cs="Arial"/>
-                <w:i w:val="false"/>
-                <w:b w:val="false"/>
-                <w:u w:val="none"/>
-                <w:sz w:val="18"/>
-                <w:szCs w:val="18"/>
-                <w:color w:val="000000"/>
-              </w:rPr>
-              <w:t xml:space="preserve">0.77 (0.61 to 0.97)</w:t>
-            </w:r>
-          </w:p>
-        </w:tc>
-        <w:tc>
-          <w:tcPr>
-            <w:tcBorders>
-              <w:bottom w:val="single" w:sz="6" w:space="0" w:color="666666"/>
-              <w:top w:val="single" w:sz="6" w:space="0" w:color="666666"/>
-              <w:left w:val="single" w:sz="6" w:space="0" w:color="666666"/>
-              <w:right w:val="single" w:sz="6" w:space="0" w:color="666666"/>
-            </w:tcBorders>
-            <w:shd w:val="clear" w:color="auto" w:fill="FFFFFF"/>
-            <w:tcMar>
-              <w:top w:w="0" w:type="dxa"/>
-              <w:bottom w:w="0" w:type="dxa"/>
-              <w:left w:w="0" w:type="dxa"/>
-              <w:right w:w="0" w:type="dxa"/>
-            </w:tcMar>
-            <w:vAlign w:val="top"/>
-          </w:tcPr>
-          <w:p>
-            <w:pPr>
-              <w:jc w:val="center"/>
-              <w:pBdr>
-                <w:bottom w:val="none" w:sz="0" w:space="0" w:color="000000"/>
-                <w:top w:val="none" w:sz="0" w:space="0" w:color="000000"/>
-                <w:left w:val="none" w:sz="0" w:space="0" w:color="000000"/>
-                <w:right w:val="none" w:sz="0" w:space="0" w:color="000000"/>
-              </w:pBdr>
-              <w:spacing w:after="10" w:before="10" w:line="240"/>
-              <w:ind w:left="100" w:right="100" w:firstLine="0" w:firstLineChars="0"/>
-              <w:rPr>
-                <w:rFonts w:ascii="Arial" w:hAnsi="Arial" w:eastAsia="Arial" w:cs="Arial"/>
-                <w:i w:val="false"/>
-                <w:b w:val="true"/>
-                <w:u w:val="none"/>
-                <w:sz w:val="18"/>
-                <w:szCs w:val="18"/>
-                <w:color w:val="000000"/>
-              </w:rPr>
-            </w:pPr>
-            <w:r>
-              <w:rPr>
-                <w:rFonts w:ascii="Arial" w:hAnsi="Arial" w:eastAsia="Arial" w:cs="Arial"/>
-                <w:i w:val="false"/>
-                <w:b w:val="true"/>
-                <w:u w:val="none"/>
-                <w:sz w:val="18"/>
-                <w:szCs w:val="18"/>
-                <w:color w:val="000000"/>
-              </w:rPr>
-              <w:t xml:space="preserve">0.023</w:t>
-            </w:r>
-          </w:p>
-        </w:tc>
-        <w:tc>
-          <w:tcPr>
-            <w:tcBorders>
-              <w:bottom w:val="single" w:sz="6" w:space="0" w:color="666666"/>
-              <w:top w:val="single" w:sz="6" w:space="0" w:color="666666"/>
-              <w:left w:val="single" w:sz="6" w:space="0" w:color="666666"/>
-              <w:right w:val="single" w:sz="6" w:space="0" w:color="666666"/>
-            </w:tcBorders>
-            <w:shd w:val="clear" w:color="auto" w:fill="FFFFFF"/>
-            <w:tcMar>
-              <w:top w:w="0" w:type="dxa"/>
-              <w:bottom w:w="0" w:type="dxa"/>
-              <w:left w:w="0" w:type="dxa"/>
-              <w:right w:w="0" w:type="dxa"/>
-            </w:tcMar>
-            <w:vAlign w:val="top"/>
-          </w:tcPr>
-          <w:p>
-            <w:pPr>
-              <w:jc w:val="center"/>
-              <w:pBdr>
-                <w:bottom w:val="none" w:sz="0" w:space="0" w:color="000000"/>
-                <w:top w:val="none" w:sz="0" w:space="0" w:color="000000"/>
-                <w:left w:val="none" w:sz="0" w:space="0" w:color="000000"/>
-                <w:right w:val="none" w:sz="0" w:space="0" w:color="000000"/>
-              </w:pBdr>
-              <w:spacing w:after="10" w:before="10" w:line="240"/>
-              <w:ind w:left="100" w:right="100" w:firstLine="0" w:firstLineChars="0"/>
-              <w:rPr>
-                <w:rFonts w:ascii="Arial" w:hAnsi="Arial" w:eastAsia="Arial" w:cs="Arial"/>
-                <w:i w:val="false"/>
-                <w:b w:val="false"/>
-                <w:u w:val="none"/>
-                <w:sz w:val="18"/>
-                <w:szCs w:val="18"/>
-                <w:color w:val="000000"/>
-              </w:rPr>
-            </w:pPr>
-            <w:r>
-              <w:rPr>
-                <w:rFonts w:ascii="Arial" w:hAnsi="Arial" w:eastAsia="Arial" w:cs="Arial"/>
-                <w:i w:val="false"/>
-                <w:b w:val="false"/>
-                <w:u w:val="none"/>
-                <w:sz w:val="18"/>
-                <w:szCs w:val="18"/>
-                <w:color w:val="000000"/>
-              </w:rPr>
-              <w:t xml:space="preserve">0.90 (0.78 to 1.06)</w:t>
-            </w:r>
-          </w:p>
-        </w:tc>
-        <w:tc>
-          <w:tcPr>
-            <w:tcBorders>
-              <w:bottom w:val="single" w:sz="6" w:space="0" w:color="666666"/>
-              <w:top w:val="single" w:sz="6" w:space="0" w:color="666666"/>
-              <w:left w:val="single" w:sz="6" w:space="0" w:color="666666"/>
-              <w:right w:val="single" w:sz="6" w:space="0" w:color="666666"/>
-            </w:tcBorders>
-            <w:shd w:val="clear" w:color="auto" w:fill="FFFFFF"/>
-            <w:tcMar>
-              <w:top w:w="0" w:type="dxa"/>
-              <w:bottom w:w="0" w:type="dxa"/>
-              <w:left w:w="0" w:type="dxa"/>
-              <w:right w:w="0" w:type="dxa"/>
-            </w:tcMar>
-            <w:vAlign w:val="top"/>
-          </w:tcPr>
-          <w:p>
-            <w:pPr>
-              <w:jc w:val="center"/>
-              <w:pBdr>
-                <w:bottom w:val="none" w:sz="0" w:space="0" w:color="000000"/>
-                <w:top w:val="none" w:sz="0" w:space="0" w:color="000000"/>
-                <w:left w:val="none" w:sz="0" w:space="0" w:color="000000"/>
-                <w:right w:val="none" w:sz="0" w:space="0" w:color="000000"/>
-              </w:pBdr>
-              <w:spacing w:after="10" w:before="10" w:line="240"/>
-              <w:ind w:left="100" w:right="100" w:firstLine="0" w:firstLineChars="0"/>
-              <w:rPr>
-                <w:rFonts w:ascii="Arial" w:hAnsi="Arial" w:eastAsia="Arial" w:cs="Arial"/>
-                <w:i w:val="false"/>
-                <w:b w:val="false"/>
-                <w:u w:val="none"/>
-                <w:sz w:val="18"/>
-                <w:szCs w:val="18"/>
-                <w:color w:val="000000"/>
-              </w:rPr>
-            </w:pPr>
-            <w:r>
-              <w:rPr>
-                <w:rFonts w:ascii="Arial" w:hAnsi="Arial" w:eastAsia="Arial" w:cs="Arial"/>
-                <w:i w:val="false"/>
-                <w:b w:val="false"/>
-                <w:u w:val="none"/>
-                <w:sz w:val="18"/>
-                <w:szCs w:val="18"/>
-                <w:color w:val="000000"/>
-              </w:rPr>
-              <w:t xml:space="preserve">0.203</w:t>
-            </w:r>
-          </w:p>
-        </w:tc>
-        <w:tc>
-          <w:tcPr>
-            <w:tcBorders>
-              <w:bottom w:val="single" w:sz="6" w:space="0" w:color="666666"/>
-              <w:top w:val="single" w:sz="6" w:space="0" w:color="666666"/>
-              <w:left w:val="single" w:sz="6" w:space="0" w:color="666666"/>
-              <w:right w:val="single" w:sz="6" w:space="0" w:color="666666"/>
-            </w:tcBorders>
-            <w:shd w:val="clear" w:color="auto" w:fill="FFFFFF"/>
-            <w:tcMar>
-              <w:top w:w="0" w:type="dxa"/>
-              <w:bottom w:w="0" w:type="dxa"/>
-              <w:left w:w="0" w:type="dxa"/>
-              <w:right w:w="0" w:type="dxa"/>
-            </w:tcMar>
-            <w:vAlign w:val="top"/>
-          </w:tcPr>
-          <w:p>
-            <w:pPr>
-              <w:jc w:val="center"/>
-              <w:pBdr>
-                <w:bottom w:val="none" w:sz="0" w:space="0" w:color="000000"/>
-                <w:top w:val="none" w:sz="0" w:space="0" w:color="000000"/>
-                <w:left w:val="none" w:sz="0" w:space="0" w:color="000000"/>
-                <w:right w:val="none" w:sz="0" w:space="0" w:color="000000"/>
-              </w:pBdr>
-              <w:spacing w:after="10" w:before="10" w:line="240"/>
-              <w:ind w:left="100" w:right="100" w:firstLine="0" w:firstLineChars="0"/>
-              <w:rPr>
-                <w:rFonts w:ascii="Arial" w:hAnsi="Arial" w:eastAsia="Arial" w:cs="Arial"/>
-                <w:i w:val="false"/>
-                <w:b w:val="false"/>
-                <w:u w:val="none"/>
-                <w:sz w:val="18"/>
-                <w:szCs w:val="18"/>
-                <w:color w:val="000000"/>
-              </w:rPr>
-            </w:pPr>
-            <w:r>
-              <w:rPr>
-                <w:rFonts w:ascii="Arial" w:hAnsi="Arial" w:eastAsia="Arial" w:cs="Arial"/>
-                <w:i w:val="false"/>
-                <w:b w:val="false"/>
-                <w:u w:val="none"/>
-                <w:sz w:val="18"/>
-                <w:szCs w:val="18"/>
-                <w:color w:val="000000"/>
-              </w:rPr>
-              <w:t xml:space="preserve">0.67 (0.49 to 0.90)</w:t>
-            </w:r>
-          </w:p>
-        </w:tc>
-        <w:tc>
-          <w:tcPr>
-            <w:tcBorders>
-              <w:bottom w:val="single" w:sz="6" w:space="0" w:color="666666"/>
-              <w:top w:val="single" w:sz="6" w:space="0" w:color="666666"/>
-              <w:left w:val="single" w:sz="6" w:space="0" w:color="666666"/>
-              <w:right w:val="single" w:sz="6" w:space="0" w:color="666666"/>
-            </w:tcBorders>
-            <w:shd w:val="clear" w:color="auto" w:fill="FFFFFF"/>
-            <w:tcMar>
-              <w:top w:w="0" w:type="dxa"/>
-              <w:bottom w:w="0" w:type="dxa"/>
-              <w:left w:w="0" w:type="dxa"/>
-              <w:right w:w="0" w:type="dxa"/>
-            </w:tcMar>
-            <w:vAlign w:val="top"/>
-          </w:tcPr>
-          <w:p>
-            <w:pPr>
-              <w:jc w:val="center"/>
-              <w:pBdr>
-                <w:bottom w:val="none" w:sz="0" w:space="0" w:color="000000"/>
-                <w:top w:val="none" w:sz="0" w:space="0" w:color="000000"/>
-                <w:left w:val="none" w:sz="0" w:space="0" w:color="000000"/>
-                <w:right w:val="none" w:sz="0" w:space="0" w:color="000000"/>
-              </w:pBdr>
-              <w:spacing w:after="10" w:before="10" w:line="240"/>
-              <w:ind w:left="100" w:right="100" w:firstLine="0" w:firstLineChars="0"/>
-              <w:rPr>
-                <w:rFonts w:ascii="Arial" w:hAnsi="Arial" w:eastAsia="Arial" w:cs="Arial"/>
-                <w:i w:val="false"/>
-                <w:b w:val="true"/>
-                <w:u w:val="none"/>
-                <w:sz w:val="18"/>
-                <w:szCs w:val="18"/>
-                <w:color w:val="000000"/>
-              </w:rPr>
-            </w:pPr>
-            <w:r>
-              <w:rPr>
-                <w:rFonts w:ascii="Arial" w:hAnsi="Arial" w:eastAsia="Arial" w:cs="Arial"/>
-                <w:i w:val="false"/>
-                <w:b w:val="true"/>
-                <w:u w:val="none"/>
-                <w:sz w:val="18"/>
-                <w:szCs w:val="18"/>
-                <w:color w:val="000000"/>
-              </w:rPr>
-              <w:t xml:space="preserve">0.008</w:t>
+              <w:t xml:space="preserve">0.024</w:t>
             </w:r>
           </w:p>
         </w:tc>
@@ -3712,371 +3712,371 @@
                 <w:szCs w:val="18"/>
                 <w:color w:val="000000"/>
               </w:rPr>
-              <w:t xml:space="preserve">0.87 (0.74 to 1.01)</w:t>
-            </w:r>
-          </w:p>
-        </w:tc>
-        <w:tc>
-          <w:tcPr>
-            <w:tcBorders>
-              <w:bottom w:val="single" w:sz="6" w:space="0" w:color="666666"/>
-              <w:top w:val="single" w:sz="6" w:space="0" w:color="666666"/>
-              <w:left w:val="single" w:sz="6" w:space="0" w:color="666666"/>
-              <w:right w:val="single" w:sz="6" w:space="0" w:color="666666"/>
-            </w:tcBorders>
-            <w:shd w:val="clear" w:color="auto" w:fill="FFFFFF"/>
-            <w:tcMar>
-              <w:top w:w="0" w:type="dxa"/>
-              <w:bottom w:w="0" w:type="dxa"/>
-              <w:left w:w="0" w:type="dxa"/>
-              <w:right w:w="0" w:type="dxa"/>
-            </w:tcMar>
-            <w:vAlign w:val="top"/>
-          </w:tcPr>
-          <w:p>
-            <w:pPr>
-              <w:jc w:val="center"/>
-              <w:pBdr>
-                <w:bottom w:val="none" w:sz="0" w:space="0" w:color="000000"/>
-                <w:top w:val="none" w:sz="0" w:space="0" w:color="000000"/>
-                <w:left w:val="none" w:sz="0" w:space="0" w:color="000000"/>
-                <w:right w:val="none" w:sz="0" w:space="0" w:color="000000"/>
-              </w:pBdr>
-              <w:spacing w:after="10" w:before="10" w:line="240"/>
-              <w:ind w:left="100" w:right="100" w:firstLine="0" w:firstLineChars="0"/>
-              <w:rPr>
-                <w:rFonts w:ascii="Arial" w:hAnsi="Arial" w:eastAsia="Arial" w:cs="Arial"/>
-                <w:i w:val="false"/>
-                <w:b w:val="false"/>
-                <w:u w:val="none"/>
-                <w:sz w:val="18"/>
-                <w:szCs w:val="18"/>
-                <w:color w:val="000000"/>
-              </w:rPr>
-            </w:pPr>
-            <w:r>
-              <w:rPr>
-                <w:rFonts w:ascii="Arial" w:hAnsi="Arial" w:eastAsia="Arial" w:cs="Arial"/>
-                <w:i w:val="false"/>
-                <w:b w:val="false"/>
-                <w:u w:val="none"/>
-                <w:sz w:val="18"/>
-                <w:szCs w:val="18"/>
-                <w:color w:val="000000"/>
-              </w:rPr>
-              <w:t xml:space="preserve">0.082</w:t>
-            </w:r>
-          </w:p>
-        </w:tc>
-        <w:tc>
-          <w:tcPr>
-            <w:tcBorders>
-              <w:bottom w:val="single" w:sz="6" w:space="0" w:color="666666"/>
-              <w:top w:val="single" w:sz="6" w:space="0" w:color="666666"/>
-              <w:left w:val="single" w:sz="6" w:space="0" w:color="666666"/>
-              <w:right w:val="single" w:sz="6" w:space="0" w:color="666666"/>
-            </w:tcBorders>
-            <w:shd w:val="clear" w:color="auto" w:fill="FFFFFF"/>
-            <w:tcMar>
-              <w:top w:w="0" w:type="dxa"/>
-              <w:bottom w:w="0" w:type="dxa"/>
-              <w:left w:w="0" w:type="dxa"/>
-              <w:right w:w="0" w:type="dxa"/>
-            </w:tcMar>
-            <w:vAlign w:val="top"/>
-          </w:tcPr>
-          <w:p>
-            <w:pPr>
-              <w:jc w:val="center"/>
-              <w:pBdr>
-                <w:bottom w:val="none" w:sz="0" w:space="0" w:color="000000"/>
-                <w:top w:val="none" w:sz="0" w:space="0" w:color="000000"/>
-                <w:left w:val="none" w:sz="0" w:space="0" w:color="000000"/>
-                <w:right w:val="none" w:sz="0" w:space="0" w:color="000000"/>
-              </w:pBdr>
-              <w:spacing w:after="10" w:before="10" w:line="240"/>
-              <w:ind w:left="100" w:right="100" w:firstLine="0" w:firstLineChars="0"/>
-              <w:rPr>
-                <w:rFonts w:ascii="Arial" w:hAnsi="Arial" w:eastAsia="Arial" w:cs="Arial"/>
-                <w:i w:val="false"/>
-                <w:b w:val="false"/>
-                <w:u w:val="none"/>
-                <w:sz w:val="18"/>
-                <w:szCs w:val="18"/>
-                <w:color w:val="000000"/>
-              </w:rPr>
-            </w:pPr>
-            <w:r>
-              <w:rPr>
-                <w:rFonts w:ascii="Arial" w:hAnsi="Arial" w:eastAsia="Arial" w:cs="Arial"/>
-                <w:i w:val="false"/>
-                <w:b w:val="false"/>
-                <w:u w:val="none"/>
-                <w:sz w:val="18"/>
-                <w:szCs w:val="18"/>
-                <w:color w:val="000000"/>
-              </w:rPr>
-              <w:t xml:space="preserve">0.88 (0.66 to 1.16)</w:t>
-            </w:r>
-          </w:p>
-        </w:tc>
-        <w:tc>
-          <w:tcPr>
-            <w:tcBorders>
-              <w:bottom w:val="single" w:sz="6" w:space="0" w:color="666666"/>
-              <w:top w:val="single" w:sz="6" w:space="0" w:color="666666"/>
-              <w:left w:val="single" w:sz="6" w:space="0" w:color="666666"/>
-              <w:right w:val="single" w:sz="6" w:space="0" w:color="666666"/>
-            </w:tcBorders>
-            <w:shd w:val="clear" w:color="auto" w:fill="FFFFFF"/>
-            <w:tcMar>
-              <w:top w:w="0" w:type="dxa"/>
-              <w:bottom w:w="0" w:type="dxa"/>
-              <w:left w:w="0" w:type="dxa"/>
-              <w:right w:w="0" w:type="dxa"/>
-            </w:tcMar>
-            <w:vAlign w:val="top"/>
-          </w:tcPr>
-          <w:p>
-            <w:pPr>
-              <w:jc w:val="center"/>
-              <w:pBdr>
-                <w:bottom w:val="none" w:sz="0" w:space="0" w:color="000000"/>
-                <w:top w:val="none" w:sz="0" w:space="0" w:color="000000"/>
-                <w:left w:val="none" w:sz="0" w:space="0" w:color="000000"/>
-                <w:right w:val="none" w:sz="0" w:space="0" w:color="000000"/>
-              </w:pBdr>
-              <w:spacing w:after="10" w:before="10" w:line="240"/>
-              <w:ind w:left="100" w:right="100" w:firstLine="0" w:firstLineChars="0"/>
-              <w:rPr>
-                <w:rFonts w:ascii="Arial" w:hAnsi="Arial" w:eastAsia="Arial" w:cs="Arial"/>
-                <w:i w:val="false"/>
-                <w:b w:val="false"/>
-                <w:u w:val="none"/>
-                <w:sz w:val="18"/>
-                <w:szCs w:val="18"/>
-                <w:color w:val="000000"/>
-              </w:rPr>
-            </w:pPr>
-            <w:r>
-              <w:rPr>
-                <w:rFonts w:ascii="Arial" w:hAnsi="Arial" w:eastAsia="Arial" w:cs="Arial"/>
-                <w:i w:val="false"/>
-                <w:b w:val="false"/>
-                <w:u w:val="none"/>
-                <w:sz w:val="18"/>
-                <w:szCs w:val="18"/>
-                <w:color w:val="000000"/>
-              </w:rPr>
-              <w:t xml:space="preserve">0.371</w:t>
-            </w:r>
-          </w:p>
-        </w:tc>
-        <w:tc>
-          <w:tcPr>
-            <w:tcBorders>
-              <w:bottom w:val="single" w:sz="6" w:space="0" w:color="666666"/>
-              <w:top w:val="single" w:sz="6" w:space="0" w:color="666666"/>
-              <w:left w:val="single" w:sz="6" w:space="0" w:color="666666"/>
-              <w:right w:val="single" w:sz="6" w:space="0" w:color="666666"/>
-            </w:tcBorders>
-            <w:shd w:val="clear" w:color="auto" w:fill="FFFFFF"/>
-            <w:tcMar>
-              <w:top w:w="0" w:type="dxa"/>
-              <w:bottom w:w="0" w:type="dxa"/>
-              <w:left w:w="0" w:type="dxa"/>
-              <w:right w:w="0" w:type="dxa"/>
-            </w:tcMar>
-            <w:vAlign w:val="top"/>
-          </w:tcPr>
-          <w:p>
-            <w:pPr>
-              <w:jc w:val="center"/>
-              <w:pBdr>
-                <w:bottom w:val="none" w:sz="0" w:space="0" w:color="000000"/>
-                <w:top w:val="none" w:sz="0" w:space="0" w:color="000000"/>
-                <w:left w:val="none" w:sz="0" w:space="0" w:color="000000"/>
-                <w:right w:val="none" w:sz="0" w:space="0" w:color="000000"/>
-              </w:pBdr>
-              <w:spacing w:after="10" w:before="10" w:line="240"/>
-              <w:ind w:left="100" w:right="100" w:firstLine="0" w:firstLineChars="0"/>
-              <w:rPr>
-                <w:rFonts w:ascii="Arial" w:hAnsi="Arial" w:eastAsia="Arial" w:cs="Arial"/>
-                <w:i w:val="false"/>
-                <w:b w:val="false"/>
-                <w:u w:val="none"/>
-                <w:sz w:val="18"/>
-                <w:szCs w:val="18"/>
-                <w:color w:val="000000"/>
-              </w:rPr>
-            </w:pPr>
-            <w:r>
-              <w:rPr>
-                <w:rFonts w:ascii="Arial" w:hAnsi="Arial" w:eastAsia="Arial" w:cs="Arial"/>
-                <w:i w:val="false"/>
-                <w:b w:val="false"/>
-                <w:u w:val="none"/>
-                <w:sz w:val="18"/>
-                <w:szCs w:val="18"/>
-                <w:color w:val="000000"/>
-              </w:rPr>
-              <w:t xml:space="preserve">0.85 (0.69 to 1.04)</w:t>
-            </w:r>
-          </w:p>
-        </w:tc>
-        <w:tc>
-          <w:tcPr>
-            <w:tcBorders>
-              <w:bottom w:val="single" w:sz="6" w:space="0" w:color="666666"/>
-              <w:top w:val="single" w:sz="6" w:space="0" w:color="666666"/>
-              <w:left w:val="single" w:sz="6" w:space="0" w:color="666666"/>
-              <w:right w:val="single" w:sz="6" w:space="0" w:color="666666"/>
-            </w:tcBorders>
-            <w:shd w:val="clear" w:color="auto" w:fill="FFFFFF"/>
-            <w:tcMar>
-              <w:top w:w="0" w:type="dxa"/>
-              <w:bottom w:w="0" w:type="dxa"/>
-              <w:left w:w="0" w:type="dxa"/>
-              <w:right w:w="0" w:type="dxa"/>
-            </w:tcMar>
-            <w:vAlign w:val="top"/>
-          </w:tcPr>
-          <w:p>
-            <w:pPr>
-              <w:jc w:val="center"/>
-              <w:pBdr>
-                <w:bottom w:val="none" w:sz="0" w:space="0" w:color="000000"/>
-                <w:top w:val="none" w:sz="0" w:space="0" w:color="000000"/>
-                <w:left w:val="none" w:sz="0" w:space="0" w:color="000000"/>
-                <w:right w:val="none" w:sz="0" w:space="0" w:color="000000"/>
-              </w:pBdr>
-              <w:spacing w:after="10" w:before="10" w:line="240"/>
-              <w:ind w:left="100" w:right="100" w:firstLine="0" w:firstLineChars="0"/>
-              <w:rPr>
-                <w:rFonts w:ascii="Arial" w:hAnsi="Arial" w:eastAsia="Arial" w:cs="Arial"/>
-                <w:i w:val="false"/>
-                <w:b w:val="false"/>
-                <w:u w:val="none"/>
-                <w:sz w:val="18"/>
-                <w:szCs w:val="18"/>
-                <w:color w:val="000000"/>
-              </w:rPr>
-            </w:pPr>
-            <w:r>
-              <w:rPr>
-                <w:rFonts w:ascii="Arial" w:hAnsi="Arial" w:eastAsia="Arial" w:cs="Arial"/>
-                <w:i w:val="false"/>
-                <w:b w:val="false"/>
-                <w:u w:val="none"/>
-                <w:sz w:val="18"/>
-                <w:szCs w:val="18"/>
-                <w:color w:val="000000"/>
-              </w:rPr>
-              <w:t xml:space="preserve">0.128</w:t>
-            </w:r>
-          </w:p>
-        </w:tc>
-        <w:tc>
-          <w:tcPr>
-            <w:tcBorders>
-              <w:bottom w:val="single" w:sz="6" w:space="0" w:color="666666"/>
-              <w:top w:val="single" w:sz="6" w:space="0" w:color="666666"/>
-              <w:left w:val="single" w:sz="6" w:space="0" w:color="666666"/>
-              <w:right w:val="single" w:sz="6" w:space="0" w:color="666666"/>
-            </w:tcBorders>
-            <w:shd w:val="clear" w:color="auto" w:fill="FFFFFF"/>
-            <w:tcMar>
-              <w:top w:w="0" w:type="dxa"/>
-              <w:bottom w:w="0" w:type="dxa"/>
-              <w:left w:w="0" w:type="dxa"/>
-              <w:right w:w="0" w:type="dxa"/>
-            </w:tcMar>
-            <w:vAlign w:val="top"/>
-          </w:tcPr>
-          <w:p>
-            <w:pPr>
-              <w:jc w:val="center"/>
-              <w:pBdr>
-                <w:bottom w:val="none" w:sz="0" w:space="0" w:color="000000"/>
-                <w:top w:val="none" w:sz="0" w:space="0" w:color="000000"/>
-                <w:left w:val="none" w:sz="0" w:space="0" w:color="000000"/>
-                <w:right w:val="none" w:sz="0" w:space="0" w:color="000000"/>
-              </w:pBdr>
-              <w:spacing w:after="10" w:before="10" w:line="240"/>
-              <w:ind w:left="100" w:right="100" w:firstLine="0" w:firstLineChars="0"/>
-              <w:rPr>
-                <w:rFonts w:ascii="Arial" w:hAnsi="Arial" w:eastAsia="Arial" w:cs="Arial"/>
-                <w:i w:val="false"/>
-                <w:b w:val="false"/>
-                <w:u w:val="none"/>
-                <w:sz w:val="18"/>
-                <w:szCs w:val="18"/>
-                <w:color w:val="000000"/>
-              </w:rPr>
-            </w:pPr>
-            <w:r>
-              <w:rPr>
-                <w:rFonts w:ascii="Arial" w:hAnsi="Arial" w:eastAsia="Arial" w:cs="Arial"/>
-                <w:i w:val="false"/>
-                <w:b w:val="false"/>
-                <w:u w:val="none"/>
-                <w:sz w:val="18"/>
-                <w:szCs w:val="18"/>
-                <w:color w:val="000000"/>
-              </w:rPr>
-              <w:t xml:space="preserve">0.92 (0.63 to 1.30)</w:t>
-            </w:r>
-          </w:p>
-        </w:tc>
-        <w:tc>
-          <w:tcPr>
-            <w:tcBorders>
-              <w:bottom w:val="single" w:sz="6" w:space="0" w:color="666666"/>
-              <w:top w:val="single" w:sz="6" w:space="0" w:color="666666"/>
-              <w:left w:val="single" w:sz="6" w:space="0" w:color="666666"/>
-              <w:right w:val="single" w:sz="6" w:space="0" w:color="666666"/>
-            </w:tcBorders>
-            <w:shd w:val="clear" w:color="auto" w:fill="FFFFFF"/>
-            <w:tcMar>
-              <w:top w:w="0" w:type="dxa"/>
-              <w:bottom w:w="0" w:type="dxa"/>
-              <w:left w:w="0" w:type="dxa"/>
-              <w:right w:w="0" w:type="dxa"/>
-            </w:tcMar>
-            <w:vAlign w:val="top"/>
-          </w:tcPr>
-          <w:p>
-            <w:pPr>
-              <w:jc w:val="center"/>
-              <w:pBdr>
-                <w:bottom w:val="none" w:sz="0" w:space="0" w:color="000000"/>
-                <w:top w:val="none" w:sz="0" w:space="0" w:color="000000"/>
-                <w:left w:val="none" w:sz="0" w:space="0" w:color="000000"/>
-                <w:right w:val="none" w:sz="0" w:space="0" w:color="000000"/>
-              </w:pBdr>
-              <w:spacing w:after="10" w:before="10" w:line="240"/>
-              <w:ind w:left="100" w:right="100" w:firstLine="0" w:firstLineChars="0"/>
-              <w:rPr>
-                <w:rFonts w:ascii="Arial" w:hAnsi="Arial" w:eastAsia="Arial" w:cs="Arial"/>
-                <w:i w:val="false"/>
-                <w:b w:val="false"/>
-                <w:u w:val="none"/>
-                <w:sz w:val="18"/>
-                <w:szCs w:val="18"/>
-                <w:color w:val="000000"/>
-              </w:rPr>
-            </w:pPr>
-            <w:r>
-              <w:rPr>
-                <w:rFonts w:ascii="Arial" w:hAnsi="Arial" w:eastAsia="Arial" w:cs="Arial"/>
-                <w:i w:val="false"/>
-                <w:b w:val="false"/>
-                <w:u w:val="none"/>
-                <w:sz w:val="18"/>
-                <w:szCs w:val="18"/>
-                <w:color w:val="000000"/>
-              </w:rPr>
-              <w:t xml:space="preserve">0.638</w:t>
+              <w:t xml:space="preserve">0.83 (0.72 to 0.95)</w:t>
+            </w:r>
+          </w:p>
+        </w:tc>
+        <w:tc>
+          <w:tcPr>
+            <w:tcBorders>
+              <w:bottom w:val="single" w:sz="6" w:space="0" w:color="666666"/>
+              <w:top w:val="single" w:sz="6" w:space="0" w:color="666666"/>
+              <w:left w:val="single" w:sz="6" w:space="0" w:color="666666"/>
+              <w:right w:val="single" w:sz="6" w:space="0" w:color="666666"/>
+            </w:tcBorders>
+            <w:shd w:val="clear" w:color="auto" w:fill="FFFFFF"/>
+            <w:tcMar>
+              <w:top w:w="0" w:type="dxa"/>
+              <w:bottom w:w="0" w:type="dxa"/>
+              <w:left w:w="0" w:type="dxa"/>
+              <w:right w:w="0" w:type="dxa"/>
+            </w:tcMar>
+            <w:vAlign w:val="top"/>
+          </w:tcPr>
+          <w:p>
+            <w:pPr>
+              <w:jc w:val="center"/>
+              <w:pBdr>
+                <w:bottom w:val="none" w:sz="0" w:space="0" w:color="000000"/>
+                <w:top w:val="none" w:sz="0" w:space="0" w:color="000000"/>
+                <w:left w:val="none" w:sz="0" w:space="0" w:color="000000"/>
+                <w:right w:val="none" w:sz="0" w:space="0" w:color="000000"/>
+              </w:pBdr>
+              <w:spacing w:after="10" w:before="10" w:line="240"/>
+              <w:ind w:left="100" w:right="100" w:firstLine="0" w:firstLineChars="0"/>
+              <w:rPr>
+                <w:rFonts w:ascii="Arial" w:hAnsi="Arial" w:eastAsia="Arial" w:cs="Arial"/>
+                <w:i w:val="false"/>
+                <w:b w:val="true"/>
+                <w:u w:val="none"/>
+                <w:sz w:val="18"/>
+                <w:szCs w:val="18"/>
+                <w:color w:val="000000"/>
+              </w:rPr>
+            </w:pPr>
+            <w:r>
+              <w:rPr>
+                <w:rFonts w:ascii="Arial" w:hAnsi="Arial" w:eastAsia="Arial" w:cs="Arial"/>
+                <w:i w:val="false"/>
+                <w:b w:val="true"/>
+                <w:u w:val="none"/>
+                <w:sz w:val="18"/>
+                <w:szCs w:val="18"/>
+                <w:color w:val="000000"/>
+              </w:rPr>
+              <w:t xml:space="preserve">0.006</w:t>
+            </w:r>
+          </w:p>
+        </w:tc>
+        <w:tc>
+          <w:tcPr>
+            <w:tcBorders>
+              <w:bottom w:val="single" w:sz="6" w:space="0" w:color="666666"/>
+              <w:top w:val="single" w:sz="6" w:space="0" w:color="666666"/>
+              <w:left w:val="single" w:sz="6" w:space="0" w:color="666666"/>
+              <w:right w:val="single" w:sz="6" w:space="0" w:color="666666"/>
+            </w:tcBorders>
+            <w:shd w:val="clear" w:color="auto" w:fill="FFFFFF"/>
+            <w:tcMar>
+              <w:top w:w="0" w:type="dxa"/>
+              <w:bottom w:w="0" w:type="dxa"/>
+              <w:left w:w="0" w:type="dxa"/>
+              <w:right w:w="0" w:type="dxa"/>
+            </w:tcMar>
+            <w:vAlign w:val="top"/>
+          </w:tcPr>
+          <w:p>
+            <w:pPr>
+              <w:jc w:val="center"/>
+              <w:pBdr>
+                <w:bottom w:val="none" w:sz="0" w:space="0" w:color="000000"/>
+                <w:top w:val="none" w:sz="0" w:space="0" w:color="000000"/>
+                <w:left w:val="none" w:sz="0" w:space="0" w:color="000000"/>
+                <w:right w:val="none" w:sz="0" w:space="0" w:color="000000"/>
+              </w:pBdr>
+              <w:spacing w:after="10" w:before="10" w:line="240"/>
+              <w:ind w:left="100" w:right="100" w:firstLine="0" w:firstLineChars="0"/>
+              <w:rPr>
+                <w:rFonts w:ascii="Arial" w:hAnsi="Arial" w:eastAsia="Arial" w:cs="Arial"/>
+                <w:i w:val="false"/>
+                <w:b w:val="false"/>
+                <w:u w:val="none"/>
+                <w:sz w:val="18"/>
+                <w:szCs w:val="18"/>
+                <w:color w:val="000000"/>
+              </w:rPr>
+            </w:pPr>
+            <w:r>
+              <w:rPr>
+                <w:rFonts w:ascii="Arial" w:hAnsi="Arial" w:eastAsia="Arial" w:cs="Arial"/>
+                <w:i w:val="false"/>
+                <w:b w:val="false"/>
+                <w:u w:val="none"/>
+                <w:sz w:val="18"/>
+                <w:szCs w:val="18"/>
+                <w:color w:val="000000"/>
+              </w:rPr>
+              <w:t xml:space="preserve">0.65 (0.49 to 0.84)</w:t>
+            </w:r>
+          </w:p>
+        </w:tc>
+        <w:tc>
+          <w:tcPr>
+            <w:tcBorders>
+              <w:bottom w:val="single" w:sz="6" w:space="0" w:color="666666"/>
+              <w:top w:val="single" w:sz="6" w:space="0" w:color="666666"/>
+              <w:left w:val="single" w:sz="6" w:space="0" w:color="666666"/>
+              <w:right w:val="single" w:sz="6" w:space="0" w:color="666666"/>
+            </w:tcBorders>
+            <w:shd w:val="clear" w:color="auto" w:fill="FFFFFF"/>
+            <w:tcMar>
+              <w:top w:w="0" w:type="dxa"/>
+              <w:bottom w:w="0" w:type="dxa"/>
+              <w:left w:w="0" w:type="dxa"/>
+              <w:right w:w="0" w:type="dxa"/>
+            </w:tcMar>
+            <w:vAlign w:val="top"/>
+          </w:tcPr>
+          <w:p>
+            <w:pPr>
+              <w:jc w:val="center"/>
+              <w:pBdr>
+                <w:bottom w:val="none" w:sz="0" w:space="0" w:color="000000"/>
+                <w:top w:val="none" w:sz="0" w:space="0" w:color="000000"/>
+                <w:left w:val="none" w:sz="0" w:space="0" w:color="000000"/>
+                <w:right w:val="none" w:sz="0" w:space="0" w:color="000000"/>
+              </w:pBdr>
+              <w:spacing w:after="10" w:before="10" w:line="240"/>
+              <w:ind w:left="100" w:right="100" w:firstLine="0" w:firstLineChars="0"/>
+              <w:rPr>
+                <w:rFonts w:ascii="Arial" w:hAnsi="Arial" w:eastAsia="Arial" w:cs="Arial"/>
+                <w:i w:val="false"/>
+                <w:b w:val="true"/>
+                <w:u w:val="none"/>
+                <w:sz w:val="18"/>
+                <w:szCs w:val="18"/>
+                <w:color w:val="000000"/>
+              </w:rPr>
+            </w:pPr>
+            <w:r>
+              <w:rPr>
+                <w:rFonts w:ascii="Arial" w:hAnsi="Arial" w:eastAsia="Arial" w:cs="Arial"/>
+                <w:i w:val="false"/>
+                <w:b w:val="true"/>
+                <w:u w:val="none"/>
+                <w:sz w:val="18"/>
+                <w:szCs w:val="18"/>
+                <w:color w:val="000000"/>
+              </w:rPr>
+              <w:t xml:space="preserve">0.001</w:t>
+            </w:r>
+          </w:p>
+        </w:tc>
+        <w:tc>
+          <w:tcPr>
+            <w:tcBorders>
+              <w:bottom w:val="single" w:sz="6" w:space="0" w:color="666666"/>
+              <w:top w:val="single" w:sz="6" w:space="0" w:color="666666"/>
+              <w:left w:val="single" w:sz="6" w:space="0" w:color="666666"/>
+              <w:right w:val="single" w:sz="6" w:space="0" w:color="666666"/>
+            </w:tcBorders>
+            <w:shd w:val="clear" w:color="auto" w:fill="FFFFFF"/>
+            <w:tcMar>
+              <w:top w:w="0" w:type="dxa"/>
+              <w:bottom w:w="0" w:type="dxa"/>
+              <w:left w:w="0" w:type="dxa"/>
+              <w:right w:w="0" w:type="dxa"/>
+            </w:tcMar>
+            <w:vAlign w:val="top"/>
+          </w:tcPr>
+          <w:p>
+            <w:pPr>
+              <w:jc w:val="center"/>
+              <w:pBdr>
+                <w:bottom w:val="none" w:sz="0" w:space="0" w:color="000000"/>
+                <w:top w:val="none" w:sz="0" w:space="0" w:color="000000"/>
+                <w:left w:val="none" w:sz="0" w:space="0" w:color="000000"/>
+                <w:right w:val="none" w:sz="0" w:space="0" w:color="000000"/>
+              </w:pBdr>
+              <w:spacing w:after="10" w:before="10" w:line="240"/>
+              <w:ind w:left="100" w:right="100" w:firstLine="0" w:firstLineChars="0"/>
+              <w:rPr>
+                <w:rFonts w:ascii="Arial" w:hAnsi="Arial" w:eastAsia="Arial" w:cs="Arial"/>
+                <w:i w:val="false"/>
+                <w:b w:val="false"/>
+                <w:u w:val="none"/>
+                <w:sz w:val="18"/>
+                <w:szCs w:val="18"/>
+                <w:color w:val="000000"/>
+              </w:rPr>
+            </w:pPr>
+            <w:r>
+              <w:rPr>
+                <w:rFonts w:ascii="Arial" w:hAnsi="Arial" w:eastAsia="Arial" w:cs="Arial"/>
+                <w:i w:val="false"/>
+                <w:b w:val="false"/>
+                <w:u w:val="none"/>
+                <w:sz w:val="18"/>
+                <w:szCs w:val="18"/>
+                <w:color w:val="000000"/>
+              </w:rPr>
+              <w:t xml:space="preserve">1.01 (0.85 to 1.19)</w:t>
+            </w:r>
+          </w:p>
+        </w:tc>
+        <w:tc>
+          <w:tcPr>
+            <w:tcBorders>
+              <w:bottom w:val="single" w:sz="6" w:space="0" w:color="666666"/>
+              <w:top w:val="single" w:sz="6" w:space="0" w:color="666666"/>
+              <w:left w:val="single" w:sz="6" w:space="0" w:color="666666"/>
+              <w:right w:val="single" w:sz="6" w:space="0" w:color="666666"/>
+            </w:tcBorders>
+            <w:shd w:val="clear" w:color="auto" w:fill="FFFFFF"/>
+            <w:tcMar>
+              <w:top w:w="0" w:type="dxa"/>
+              <w:bottom w:w="0" w:type="dxa"/>
+              <w:left w:w="0" w:type="dxa"/>
+              <w:right w:w="0" w:type="dxa"/>
+            </w:tcMar>
+            <w:vAlign w:val="top"/>
+          </w:tcPr>
+          <w:p>
+            <w:pPr>
+              <w:jc w:val="center"/>
+              <w:pBdr>
+                <w:bottom w:val="none" w:sz="0" w:space="0" w:color="000000"/>
+                <w:top w:val="none" w:sz="0" w:space="0" w:color="000000"/>
+                <w:left w:val="none" w:sz="0" w:space="0" w:color="000000"/>
+                <w:right w:val="none" w:sz="0" w:space="0" w:color="000000"/>
+              </w:pBdr>
+              <w:spacing w:after="10" w:before="10" w:line="240"/>
+              <w:ind w:left="100" w:right="100" w:firstLine="0" w:firstLineChars="0"/>
+              <w:rPr>
+                <w:rFonts w:ascii="Arial" w:hAnsi="Arial" w:eastAsia="Arial" w:cs="Arial"/>
+                <w:i w:val="false"/>
+                <w:b w:val="false"/>
+                <w:u w:val="none"/>
+                <w:sz w:val="18"/>
+                <w:szCs w:val="18"/>
+                <w:color w:val="000000"/>
+              </w:rPr>
+            </w:pPr>
+            <w:r>
+              <w:rPr>
+                <w:rFonts w:ascii="Arial" w:hAnsi="Arial" w:eastAsia="Arial" w:cs="Arial"/>
+                <w:i w:val="false"/>
+                <w:b w:val="false"/>
+                <w:u w:val="none"/>
+                <w:sz w:val="18"/>
+                <w:szCs w:val="18"/>
+                <w:color w:val="000000"/>
+              </w:rPr>
+              <w:t xml:space="preserve">0.951</w:t>
+            </w:r>
+          </w:p>
+        </w:tc>
+        <w:tc>
+          <w:tcPr>
+            <w:tcBorders>
+              <w:bottom w:val="single" w:sz="6" w:space="0" w:color="666666"/>
+              <w:top w:val="single" w:sz="6" w:space="0" w:color="666666"/>
+              <w:left w:val="single" w:sz="6" w:space="0" w:color="666666"/>
+              <w:right w:val="single" w:sz="6" w:space="0" w:color="666666"/>
+            </w:tcBorders>
+            <w:shd w:val="clear" w:color="auto" w:fill="FFFFFF"/>
+            <w:tcMar>
+              <w:top w:w="0" w:type="dxa"/>
+              <w:bottom w:w="0" w:type="dxa"/>
+              <w:left w:w="0" w:type="dxa"/>
+              <w:right w:w="0" w:type="dxa"/>
+            </w:tcMar>
+            <w:vAlign w:val="top"/>
+          </w:tcPr>
+          <w:p>
+            <w:pPr>
+              <w:jc w:val="center"/>
+              <w:pBdr>
+                <w:bottom w:val="none" w:sz="0" w:space="0" w:color="000000"/>
+                <w:top w:val="none" w:sz="0" w:space="0" w:color="000000"/>
+                <w:left w:val="none" w:sz="0" w:space="0" w:color="000000"/>
+                <w:right w:val="none" w:sz="0" w:space="0" w:color="000000"/>
+              </w:pBdr>
+              <w:spacing w:after="10" w:before="10" w:line="240"/>
+              <w:ind w:left="100" w:right="100" w:firstLine="0" w:firstLineChars="0"/>
+              <w:rPr>
+                <w:rFonts w:ascii="Arial" w:hAnsi="Arial" w:eastAsia="Arial" w:cs="Arial"/>
+                <w:i w:val="false"/>
+                <w:b w:val="false"/>
+                <w:u w:val="none"/>
+                <w:sz w:val="18"/>
+                <w:szCs w:val="18"/>
+                <w:color w:val="000000"/>
+              </w:rPr>
+            </w:pPr>
+            <w:r>
+              <w:rPr>
+                <w:rFonts w:ascii="Arial" w:hAnsi="Arial" w:eastAsia="Arial" w:cs="Arial"/>
+                <w:i w:val="false"/>
+                <w:b w:val="false"/>
+                <w:u w:val="none"/>
+                <w:sz w:val="18"/>
+                <w:szCs w:val="18"/>
+                <w:color w:val="000000"/>
+              </w:rPr>
+              <w:t xml:space="preserve">0.46 (0.32 to 0.65)</w:t>
+            </w:r>
+          </w:p>
+        </w:tc>
+        <w:tc>
+          <w:tcPr>
+            <w:tcBorders>
+              <w:bottom w:val="single" w:sz="6" w:space="0" w:color="666666"/>
+              <w:top w:val="single" w:sz="6" w:space="0" w:color="666666"/>
+              <w:left w:val="single" w:sz="6" w:space="0" w:color="666666"/>
+              <w:right w:val="single" w:sz="6" w:space="0" w:color="666666"/>
+            </w:tcBorders>
+            <w:shd w:val="clear" w:color="auto" w:fill="FFFFFF"/>
+            <w:tcMar>
+              <w:top w:w="0" w:type="dxa"/>
+              <w:bottom w:w="0" w:type="dxa"/>
+              <w:left w:w="0" w:type="dxa"/>
+              <w:right w:w="0" w:type="dxa"/>
+            </w:tcMar>
+            <w:vAlign w:val="top"/>
+          </w:tcPr>
+          <w:p>
+            <w:pPr>
+              <w:jc w:val="center"/>
+              <w:pBdr>
+                <w:bottom w:val="none" w:sz="0" w:space="0" w:color="000000"/>
+                <w:top w:val="none" w:sz="0" w:space="0" w:color="000000"/>
+                <w:left w:val="none" w:sz="0" w:space="0" w:color="000000"/>
+                <w:right w:val="none" w:sz="0" w:space="0" w:color="000000"/>
+              </w:pBdr>
+              <w:spacing w:after="10" w:before="10" w:line="240"/>
+              <w:ind w:left="100" w:right="100" w:firstLine="0" w:firstLineChars="0"/>
+              <w:rPr>
+                <w:rFonts w:ascii="Arial" w:hAnsi="Arial" w:eastAsia="Arial" w:cs="Arial"/>
+                <w:i w:val="false"/>
+                <w:b w:val="true"/>
+                <w:u w:val="none"/>
+                <w:sz w:val="18"/>
+                <w:szCs w:val="18"/>
+                <w:color w:val="000000"/>
+              </w:rPr>
+            </w:pPr>
+            <w:r>
+              <w:rPr>
+                <w:rFonts w:ascii="Arial" w:hAnsi="Arial" w:eastAsia="Arial" w:cs="Arial"/>
+                <w:i w:val="false"/>
+                <w:b w:val="true"/>
+                <w:u w:val="none"/>
+                <w:sz w:val="18"/>
+                <w:szCs w:val="18"/>
+                <w:color w:val="000000"/>
+              </w:rPr>
+              <w:t xml:space="preserve">&lt;0.001</w:t>
             </w:r>
           </w:p>
         </w:tc>
@@ -5134,7 +5134,7 @@
                 <w:szCs w:val="18"/>
                 <w:color w:val="000000"/>
               </w:rPr>
-              <w:t xml:space="preserve">0.79 (0.70 to 0.88)</w:t>
+              <w:t xml:space="preserve">0.80 (0.71 to 0.89)</w:t>
             </w:r>
           </w:p>
         </w:tc>
@@ -5238,7 +5238,7 @@
                 <w:szCs w:val="18"/>
                 <w:color w:val="000000"/>
               </w:rPr>
-              <w:t xml:space="preserve">0.58 (0.46 to 0.71)</w:t>
+              <w:t xml:space="preserve">0.57 (0.46 to 0.70)</w:t>
             </w:r>
           </w:p>
         </w:tc>
@@ -5342,111 +5342,111 @@
                 <w:szCs w:val="18"/>
                 <w:color w:val="000000"/>
               </w:rPr>
-              <w:t xml:space="preserve">0.89 (0.77 to 1.03)</w:t>
-            </w:r>
-          </w:p>
-        </w:tc>
-        <w:tc>
-          <w:tcPr>
-            <w:tcBorders>
-              <w:bottom w:val="single" w:sz="6" w:space="0" w:color="666666"/>
-              <w:top w:val="single" w:sz="6" w:space="0" w:color="666666"/>
-              <w:left w:val="single" w:sz="6" w:space="0" w:color="666666"/>
-              <w:right w:val="single" w:sz="6" w:space="0" w:color="666666"/>
-            </w:tcBorders>
-            <w:shd w:val="clear" w:color="auto" w:fill="FFFFFF"/>
-            <w:tcMar>
-              <w:top w:w="0" w:type="dxa"/>
-              <w:bottom w:w="0" w:type="dxa"/>
-              <w:left w:w="0" w:type="dxa"/>
-              <w:right w:w="0" w:type="dxa"/>
-            </w:tcMar>
-            <w:vAlign w:val="top"/>
-          </w:tcPr>
-          <w:p>
-            <w:pPr>
-              <w:jc w:val="center"/>
-              <w:pBdr>
-                <w:bottom w:val="none" w:sz="0" w:space="0" w:color="000000"/>
-                <w:top w:val="none" w:sz="0" w:space="0" w:color="000000"/>
-                <w:left w:val="none" w:sz="0" w:space="0" w:color="000000"/>
-                <w:right w:val="none" w:sz="0" w:space="0" w:color="000000"/>
-              </w:pBdr>
-              <w:spacing w:after="10" w:before="10" w:line="240"/>
-              <w:ind w:left="100" w:right="100" w:firstLine="0" w:firstLineChars="0"/>
-              <w:rPr>
-                <w:rFonts w:ascii="Arial" w:hAnsi="Arial" w:eastAsia="Arial" w:cs="Arial"/>
-                <w:i w:val="false"/>
-                <w:b w:val="false"/>
-                <w:u w:val="none"/>
-                <w:sz w:val="18"/>
-                <w:szCs w:val="18"/>
-                <w:color w:val="000000"/>
-              </w:rPr>
-            </w:pPr>
-            <w:r>
-              <w:rPr>
-                <w:rFonts w:ascii="Arial" w:hAnsi="Arial" w:eastAsia="Arial" w:cs="Arial"/>
-                <w:i w:val="false"/>
-                <w:b w:val="false"/>
-                <w:u w:val="none"/>
-                <w:sz w:val="18"/>
-                <w:szCs w:val="18"/>
-                <w:color w:val="000000"/>
-              </w:rPr>
-              <w:t xml:space="preserve">0.115</w:t>
-            </w:r>
-          </w:p>
-        </w:tc>
-        <w:tc>
-          <w:tcPr>
-            <w:tcBorders>
-              <w:bottom w:val="single" w:sz="6" w:space="0" w:color="666666"/>
-              <w:top w:val="single" w:sz="6" w:space="0" w:color="666666"/>
-              <w:left w:val="single" w:sz="6" w:space="0" w:color="666666"/>
-              <w:right w:val="single" w:sz="6" w:space="0" w:color="666666"/>
-            </w:tcBorders>
-            <w:shd w:val="clear" w:color="auto" w:fill="FFFFFF"/>
-            <w:tcMar>
-              <w:top w:w="0" w:type="dxa"/>
-              <w:bottom w:w="0" w:type="dxa"/>
-              <w:left w:w="0" w:type="dxa"/>
-              <w:right w:w="0" w:type="dxa"/>
-            </w:tcMar>
-            <w:vAlign w:val="top"/>
-          </w:tcPr>
-          <w:p>
-            <w:pPr>
-              <w:jc w:val="center"/>
-              <w:pBdr>
-                <w:bottom w:val="none" w:sz="0" w:space="0" w:color="000000"/>
-                <w:top w:val="none" w:sz="0" w:space="0" w:color="000000"/>
-                <w:left w:val="none" w:sz="0" w:space="0" w:color="000000"/>
-                <w:right w:val="none" w:sz="0" w:space="0" w:color="000000"/>
-              </w:pBdr>
-              <w:spacing w:after="10" w:before="10" w:line="240"/>
-              <w:ind w:left="100" w:right="100" w:firstLine="0" w:firstLineChars="0"/>
-              <w:rPr>
-                <w:rFonts w:ascii="Arial" w:hAnsi="Arial" w:eastAsia="Arial" w:cs="Arial"/>
-                <w:i w:val="false"/>
-                <w:b w:val="false"/>
-                <w:u w:val="none"/>
-                <w:sz w:val="18"/>
-                <w:szCs w:val="18"/>
-                <w:color w:val="000000"/>
-              </w:rPr>
-            </w:pPr>
-            <w:r>
-              <w:rPr>
-                <w:rFonts w:ascii="Arial" w:hAnsi="Arial" w:eastAsia="Arial" w:cs="Arial"/>
-                <w:i w:val="false"/>
-                <w:b w:val="false"/>
-                <w:u w:val="none"/>
-                <w:sz w:val="18"/>
-                <w:szCs w:val="18"/>
-                <w:color w:val="000000"/>
-              </w:rPr>
-              <w:t xml:space="preserve">0.54 (0.40 to 0.72)</w:t>
+              <w:t xml:space="preserve">0.91 (0.79 to 1.05)</w:t>
+            </w:r>
+          </w:p>
+        </w:tc>
+        <w:tc>
+          <w:tcPr>
+            <w:tcBorders>
+              <w:bottom w:val="single" w:sz="6" w:space="0" w:color="666666"/>
+              <w:top w:val="single" w:sz="6" w:space="0" w:color="666666"/>
+              <w:left w:val="single" w:sz="6" w:space="0" w:color="666666"/>
+              <w:right w:val="single" w:sz="6" w:space="0" w:color="666666"/>
+            </w:tcBorders>
+            <w:shd w:val="clear" w:color="auto" w:fill="FFFFFF"/>
+            <w:tcMar>
+              <w:top w:w="0" w:type="dxa"/>
+              <w:bottom w:w="0" w:type="dxa"/>
+              <w:left w:w="0" w:type="dxa"/>
+              <w:right w:w="0" w:type="dxa"/>
+            </w:tcMar>
+            <w:vAlign w:val="top"/>
+          </w:tcPr>
+          <w:p>
+            <w:pPr>
+              <w:jc w:val="center"/>
+              <w:pBdr>
+                <w:bottom w:val="none" w:sz="0" w:space="0" w:color="000000"/>
+                <w:top w:val="none" w:sz="0" w:space="0" w:color="000000"/>
+                <w:left w:val="none" w:sz="0" w:space="0" w:color="000000"/>
+                <w:right w:val="none" w:sz="0" w:space="0" w:color="000000"/>
+              </w:pBdr>
+              <w:spacing w:after="10" w:before="10" w:line="240"/>
+              <w:ind w:left="100" w:right="100" w:firstLine="0" w:firstLineChars="0"/>
+              <w:rPr>
+                <w:rFonts w:ascii="Arial" w:hAnsi="Arial" w:eastAsia="Arial" w:cs="Arial"/>
+                <w:i w:val="false"/>
+                <w:b w:val="false"/>
+                <w:u w:val="none"/>
+                <w:sz w:val="18"/>
+                <w:szCs w:val="18"/>
+                <w:color w:val="000000"/>
+              </w:rPr>
+            </w:pPr>
+            <w:r>
+              <w:rPr>
+                <w:rFonts w:ascii="Arial" w:hAnsi="Arial" w:eastAsia="Arial" w:cs="Arial"/>
+                <w:i w:val="false"/>
+                <w:b w:val="false"/>
+                <w:u w:val="none"/>
+                <w:sz w:val="18"/>
+                <w:szCs w:val="18"/>
+                <w:color w:val="000000"/>
+              </w:rPr>
+              <w:t xml:space="preserve">0.198</w:t>
+            </w:r>
+          </w:p>
+        </w:tc>
+        <w:tc>
+          <w:tcPr>
+            <w:tcBorders>
+              <w:bottom w:val="single" w:sz="6" w:space="0" w:color="666666"/>
+              <w:top w:val="single" w:sz="6" w:space="0" w:color="666666"/>
+              <w:left w:val="single" w:sz="6" w:space="0" w:color="666666"/>
+              <w:right w:val="single" w:sz="6" w:space="0" w:color="666666"/>
+            </w:tcBorders>
+            <w:shd w:val="clear" w:color="auto" w:fill="FFFFFF"/>
+            <w:tcMar>
+              <w:top w:w="0" w:type="dxa"/>
+              <w:bottom w:w="0" w:type="dxa"/>
+              <w:left w:w="0" w:type="dxa"/>
+              <w:right w:w="0" w:type="dxa"/>
+            </w:tcMar>
+            <w:vAlign w:val="top"/>
+          </w:tcPr>
+          <w:p>
+            <w:pPr>
+              <w:jc w:val="center"/>
+              <w:pBdr>
+                <w:bottom w:val="none" w:sz="0" w:space="0" w:color="000000"/>
+                <w:top w:val="none" w:sz="0" w:space="0" w:color="000000"/>
+                <w:left w:val="none" w:sz="0" w:space="0" w:color="000000"/>
+                <w:right w:val="none" w:sz="0" w:space="0" w:color="000000"/>
+              </w:pBdr>
+              <w:spacing w:after="10" w:before="10" w:line="240"/>
+              <w:ind w:left="100" w:right="100" w:firstLine="0" w:firstLineChars="0"/>
+              <w:rPr>
+                <w:rFonts w:ascii="Arial" w:hAnsi="Arial" w:eastAsia="Arial" w:cs="Arial"/>
+                <w:i w:val="false"/>
+                <w:b w:val="false"/>
+                <w:u w:val="none"/>
+                <w:sz w:val="18"/>
+                <w:szCs w:val="18"/>
+                <w:color w:val="000000"/>
+              </w:rPr>
+            </w:pPr>
+            <w:r>
+              <w:rPr>
+                <w:rFonts w:ascii="Arial" w:hAnsi="Arial" w:eastAsia="Arial" w:cs="Arial"/>
+                <w:i w:val="false"/>
+                <w:b w:val="false"/>
+                <w:u w:val="none"/>
+                <w:sz w:val="18"/>
+                <w:szCs w:val="18"/>
+                <w:color w:val="000000"/>
+              </w:rPr>
+              <w:t xml:space="preserve">0.53 (0.40 to 0.70)</w:t>
             </w:r>
           </w:p>
         </w:tc>
@@ -6556,371 +6556,371 @@
                 <w:szCs w:val="18"/>
                 <w:color w:val="000000"/>
               </w:rPr>
-              <w:t xml:space="preserve">1.09 (0.87 to 1.41)</w:t>
-            </w:r>
-          </w:p>
-        </w:tc>
-        <w:tc>
-          <w:tcPr>
-            <w:tcBorders>
-              <w:bottom w:val="single" w:sz="6" w:space="0" w:color="666666"/>
-              <w:top w:val="single" w:sz="6" w:space="0" w:color="666666"/>
-              <w:left w:val="single" w:sz="6" w:space="0" w:color="666666"/>
-              <w:right w:val="single" w:sz="6" w:space="0" w:color="666666"/>
-            </w:tcBorders>
-            <w:shd w:val="clear" w:color="auto" w:fill="FFFFFF"/>
-            <w:tcMar>
-              <w:top w:w="0" w:type="dxa"/>
-              <w:bottom w:w="0" w:type="dxa"/>
-              <w:left w:w="0" w:type="dxa"/>
-              <w:right w:w="0" w:type="dxa"/>
-            </w:tcMar>
-            <w:vAlign w:val="top"/>
-          </w:tcPr>
-          <w:p>
-            <w:pPr>
-              <w:jc w:val="center"/>
-              <w:pBdr>
-                <w:bottom w:val="none" w:sz="0" w:space="0" w:color="000000"/>
-                <w:top w:val="none" w:sz="0" w:space="0" w:color="000000"/>
-                <w:left w:val="none" w:sz="0" w:space="0" w:color="000000"/>
-                <w:right w:val="none" w:sz="0" w:space="0" w:color="000000"/>
-              </w:pBdr>
-              <w:spacing w:after="10" w:before="10" w:line="240"/>
-              <w:ind w:left="100" w:right="100" w:firstLine="0" w:firstLineChars="0"/>
-              <w:rPr>
-                <w:rFonts w:ascii="Arial" w:hAnsi="Arial" w:eastAsia="Arial" w:cs="Arial"/>
-                <w:i w:val="false"/>
-                <w:b w:val="false"/>
-                <w:u w:val="none"/>
-                <w:sz w:val="18"/>
-                <w:szCs w:val="18"/>
-                <w:color w:val="000000"/>
-              </w:rPr>
-            </w:pPr>
-            <w:r>
-              <w:rPr>
-                <w:rFonts w:ascii="Arial" w:hAnsi="Arial" w:eastAsia="Arial" w:cs="Arial"/>
-                <w:i w:val="false"/>
-                <w:b w:val="false"/>
-                <w:u w:val="none"/>
-                <w:sz w:val="18"/>
-                <w:szCs w:val="18"/>
-                <w:color w:val="000000"/>
-              </w:rPr>
-              <w:t xml:space="preserve">0.484</w:t>
-            </w:r>
-          </w:p>
-        </w:tc>
-        <w:tc>
-          <w:tcPr>
-            <w:tcBorders>
-              <w:bottom w:val="single" w:sz="6" w:space="0" w:color="666666"/>
-              <w:top w:val="single" w:sz="6" w:space="0" w:color="666666"/>
-              <w:left w:val="single" w:sz="6" w:space="0" w:color="666666"/>
-              <w:right w:val="single" w:sz="6" w:space="0" w:color="666666"/>
-            </w:tcBorders>
-            <w:shd w:val="clear" w:color="auto" w:fill="FFFFFF"/>
-            <w:tcMar>
-              <w:top w:w="0" w:type="dxa"/>
-              <w:bottom w:w="0" w:type="dxa"/>
-              <w:left w:w="0" w:type="dxa"/>
-              <w:right w:w="0" w:type="dxa"/>
-            </w:tcMar>
-            <w:vAlign w:val="top"/>
-          </w:tcPr>
-          <w:p>
-            <w:pPr>
-              <w:jc w:val="center"/>
-              <w:pBdr>
-                <w:bottom w:val="none" w:sz="0" w:space="0" w:color="000000"/>
-                <w:top w:val="none" w:sz="0" w:space="0" w:color="000000"/>
-                <w:left w:val="none" w:sz="0" w:space="0" w:color="000000"/>
-                <w:right w:val="none" w:sz="0" w:space="0" w:color="000000"/>
-              </w:pBdr>
-              <w:spacing w:after="10" w:before="10" w:line="240"/>
-              <w:ind w:left="100" w:right="100" w:firstLine="0" w:firstLineChars="0"/>
-              <w:rPr>
-                <w:rFonts w:ascii="Arial" w:hAnsi="Arial" w:eastAsia="Arial" w:cs="Arial"/>
-                <w:i w:val="false"/>
-                <w:b w:val="false"/>
-                <w:u w:val="none"/>
-                <w:sz w:val="18"/>
-                <w:szCs w:val="18"/>
-                <w:color w:val="000000"/>
-              </w:rPr>
-            </w:pPr>
-            <w:r>
-              <w:rPr>
-                <w:rFonts w:ascii="Arial" w:hAnsi="Arial" w:eastAsia="Arial" w:cs="Arial"/>
-                <w:i w:val="false"/>
-                <w:b w:val="false"/>
-                <w:u w:val="none"/>
-                <w:sz w:val="18"/>
-                <w:szCs w:val="18"/>
-                <w:color w:val="000000"/>
-              </w:rPr>
-              <w:t xml:space="preserve">0.82 (0.57 to 1.25)</w:t>
-            </w:r>
-          </w:p>
-        </w:tc>
-        <w:tc>
-          <w:tcPr>
-            <w:tcBorders>
-              <w:bottom w:val="single" w:sz="6" w:space="0" w:color="666666"/>
-              <w:top w:val="single" w:sz="6" w:space="0" w:color="666666"/>
-              <w:left w:val="single" w:sz="6" w:space="0" w:color="666666"/>
-              <w:right w:val="single" w:sz="6" w:space="0" w:color="666666"/>
-            </w:tcBorders>
-            <w:shd w:val="clear" w:color="auto" w:fill="FFFFFF"/>
-            <w:tcMar>
-              <w:top w:w="0" w:type="dxa"/>
-              <w:bottom w:w="0" w:type="dxa"/>
-              <w:left w:w="0" w:type="dxa"/>
-              <w:right w:w="0" w:type="dxa"/>
-            </w:tcMar>
-            <w:vAlign w:val="top"/>
-          </w:tcPr>
-          <w:p>
-            <w:pPr>
-              <w:jc w:val="center"/>
-              <w:pBdr>
-                <w:bottom w:val="none" w:sz="0" w:space="0" w:color="000000"/>
-                <w:top w:val="none" w:sz="0" w:space="0" w:color="000000"/>
-                <w:left w:val="none" w:sz="0" w:space="0" w:color="000000"/>
-                <w:right w:val="none" w:sz="0" w:space="0" w:color="000000"/>
-              </w:pBdr>
-              <w:spacing w:after="10" w:before="10" w:line="240"/>
-              <w:ind w:left="100" w:right="100" w:firstLine="0" w:firstLineChars="0"/>
-              <w:rPr>
-                <w:rFonts w:ascii="Arial" w:hAnsi="Arial" w:eastAsia="Arial" w:cs="Arial"/>
-                <w:i w:val="false"/>
-                <w:b w:val="false"/>
-                <w:u w:val="none"/>
-                <w:sz w:val="18"/>
-                <w:szCs w:val="18"/>
-                <w:color w:val="000000"/>
-              </w:rPr>
-            </w:pPr>
-            <w:r>
-              <w:rPr>
-                <w:rFonts w:ascii="Arial" w:hAnsi="Arial" w:eastAsia="Arial" w:cs="Arial"/>
-                <w:i w:val="false"/>
-                <w:b w:val="false"/>
-                <w:u w:val="none"/>
-                <w:sz w:val="18"/>
-                <w:szCs w:val="18"/>
-                <w:color w:val="000000"/>
-              </w:rPr>
-              <w:t xml:space="preserve">0.317</w:t>
-            </w:r>
-          </w:p>
-        </w:tc>
-        <w:tc>
-          <w:tcPr>
-            <w:tcBorders>
-              <w:bottom w:val="single" w:sz="6" w:space="0" w:color="666666"/>
-              <w:top w:val="single" w:sz="6" w:space="0" w:color="666666"/>
-              <w:left w:val="single" w:sz="6" w:space="0" w:color="666666"/>
-              <w:right w:val="single" w:sz="6" w:space="0" w:color="666666"/>
-            </w:tcBorders>
-            <w:shd w:val="clear" w:color="auto" w:fill="FFFFFF"/>
-            <w:tcMar>
-              <w:top w:w="0" w:type="dxa"/>
-              <w:bottom w:w="0" w:type="dxa"/>
-              <w:left w:w="0" w:type="dxa"/>
-              <w:right w:w="0" w:type="dxa"/>
-            </w:tcMar>
-            <w:vAlign w:val="top"/>
-          </w:tcPr>
-          <w:p>
-            <w:pPr>
-              <w:jc w:val="center"/>
-              <w:pBdr>
-                <w:bottom w:val="none" w:sz="0" w:space="0" w:color="000000"/>
-                <w:top w:val="none" w:sz="0" w:space="0" w:color="000000"/>
-                <w:left w:val="none" w:sz="0" w:space="0" w:color="000000"/>
-                <w:right w:val="none" w:sz="0" w:space="0" w:color="000000"/>
-              </w:pBdr>
-              <w:spacing w:after="10" w:before="10" w:line="240"/>
-              <w:ind w:left="100" w:right="100" w:firstLine="0" w:firstLineChars="0"/>
-              <w:rPr>
-                <w:rFonts w:ascii="Arial" w:hAnsi="Arial" w:eastAsia="Arial" w:cs="Arial"/>
-                <w:i w:val="false"/>
-                <w:b w:val="false"/>
-                <w:u w:val="none"/>
-                <w:sz w:val="18"/>
-                <w:szCs w:val="18"/>
-                <w:color w:val="000000"/>
-              </w:rPr>
-            </w:pPr>
-            <w:r>
-              <w:rPr>
-                <w:rFonts w:ascii="Arial" w:hAnsi="Arial" w:eastAsia="Arial" w:cs="Arial"/>
-                <w:i w:val="false"/>
-                <w:b w:val="false"/>
-                <w:u w:val="none"/>
-                <w:sz w:val="18"/>
-                <w:szCs w:val="18"/>
-                <w:color w:val="000000"/>
-              </w:rPr>
-              <w:t xml:space="preserve">1.27 (0.93 to 1.82)</w:t>
-            </w:r>
-          </w:p>
-        </w:tc>
-        <w:tc>
-          <w:tcPr>
-            <w:tcBorders>
-              <w:bottom w:val="single" w:sz="6" w:space="0" w:color="666666"/>
-              <w:top w:val="single" w:sz="6" w:space="0" w:color="666666"/>
-              <w:left w:val="single" w:sz="6" w:space="0" w:color="666666"/>
-              <w:right w:val="single" w:sz="6" w:space="0" w:color="666666"/>
-            </w:tcBorders>
-            <w:shd w:val="clear" w:color="auto" w:fill="FFFFFF"/>
-            <w:tcMar>
-              <w:top w:w="0" w:type="dxa"/>
-              <w:bottom w:w="0" w:type="dxa"/>
-              <w:left w:w="0" w:type="dxa"/>
-              <w:right w:w="0" w:type="dxa"/>
-            </w:tcMar>
-            <w:vAlign w:val="top"/>
-          </w:tcPr>
-          <w:p>
-            <w:pPr>
-              <w:jc w:val="center"/>
-              <w:pBdr>
-                <w:bottom w:val="none" w:sz="0" w:space="0" w:color="000000"/>
-                <w:top w:val="none" w:sz="0" w:space="0" w:color="000000"/>
-                <w:left w:val="none" w:sz="0" w:space="0" w:color="000000"/>
-                <w:right w:val="none" w:sz="0" w:space="0" w:color="000000"/>
-              </w:pBdr>
-              <w:spacing w:after="10" w:before="10" w:line="240"/>
-              <w:ind w:left="100" w:right="100" w:firstLine="0" w:firstLineChars="0"/>
-              <w:rPr>
-                <w:rFonts w:ascii="Arial" w:hAnsi="Arial" w:eastAsia="Arial" w:cs="Arial"/>
-                <w:i w:val="false"/>
-                <w:b w:val="false"/>
-                <w:u w:val="none"/>
-                <w:sz w:val="18"/>
-                <w:szCs w:val="18"/>
-                <w:color w:val="000000"/>
-              </w:rPr>
-            </w:pPr>
-            <w:r>
-              <w:rPr>
-                <w:rFonts w:ascii="Arial" w:hAnsi="Arial" w:eastAsia="Arial" w:cs="Arial"/>
-                <w:i w:val="false"/>
-                <w:b w:val="false"/>
-                <w:u w:val="none"/>
-                <w:sz w:val="18"/>
-                <w:szCs w:val="18"/>
-                <w:color w:val="000000"/>
-              </w:rPr>
-              <w:t xml:space="preserve">0.167</w:t>
-            </w:r>
-          </w:p>
-        </w:tc>
-        <w:tc>
-          <w:tcPr>
-            <w:tcBorders>
-              <w:bottom w:val="single" w:sz="6" w:space="0" w:color="666666"/>
-              <w:top w:val="single" w:sz="6" w:space="0" w:color="666666"/>
-              <w:left w:val="single" w:sz="6" w:space="0" w:color="666666"/>
-              <w:right w:val="single" w:sz="6" w:space="0" w:color="666666"/>
-            </w:tcBorders>
-            <w:shd w:val="clear" w:color="auto" w:fill="FFFFFF"/>
-            <w:tcMar>
-              <w:top w:w="0" w:type="dxa"/>
-              <w:bottom w:w="0" w:type="dxa"/>
-              <w:left w:w="0" w:type="dxa"/>
-              <w:right w:w="0" w:type="dxa"/>
-            </w:tcMar>
-            <w:vAlign w:val="top"/>
-          </w:tcPr>
-          <w:p>
-            <w:pPr>
-              <w:jc w:val="center"/>
-              <w:pBdr>
-                <w:bottom w:val="none" w:sz="0" w:space="0" w:color="000000"/>
-                <w:top w:val="none" w:sz="0" w:space="0" w:color="000000"/>
-                <w:left w:val="none" w:sz="0" w:space="0" w:color="000000"/>
-                <w:right w:val="none" w:sz="0" w:space="0" w:color="000000"/>
-              </w:pBdr>
-              <w:spacing w:after="10" w:before="10" w:line="240"/>
-              <w:ind w:left="100" w:right="100" w:firstLine="0" w:firstLineChars="0"/>
-              <w:rPr>
-                <w:rFonts w:ascii="Arial" w:hAnsi="Arial" w:eastAsia="Arial" w:cs="Arial"/>
-                <w:i w:val="false"/>
-                <w:b w:val="false"/>
-                <w:u w:val="none"/>
-                <w:sz w:val="18"/>
-                <w:szCs w:val="18"/>
-                <w:color w:val="000000"/>
-              </w:rPr>
-            </w:pPr>
-            <w:r>
-              <w:rPr>
-                <w:rFonts w:ascii="Arial" w:hAnsi="Arial" w:eastAsia="Arial" w:cs="Arial"/>
-                <w:i w:val="false"/>
-                <w:b w:val="false"/>
-                <w:u w:val="none"/>
-                <w:sz w:val="18"/>
-                <w:szCs w:val="18"/>
-                <w:color w:val="000000"/>
-              </w:rPr>
-              <w:t xml:space="preserve">0.77 (0.49 to 1.33)</w:t>
-            </w:r>
-          </w:p>
-        </w:tc>
-        <w:tc>
-          <w:tcPr>
-            <w:tcBorders>
-              <w:bottom w:val="single" w:sz="6" w:space="0" w:color="666666"/>
-              <w:top w:val="single" w:sz="6" w:space="0" w:color="666666"/>
-              <w:left w:val="single" w:sz="6" w:space="0" w:color="666666"/>
-              <w:right w:val="single" w:sz="6" w:space="0" w:color="666666"/>
-            </w:tcBorders>
-            <w:shd w:val="clear" w:color="auto" w:fill="FFFFFF"/>
-            <w:tcMar>
-              <w:top w:w="0" w:type="dxa"/>
-              <w:bottom w:w="0" w:type="dxa"/>
-              <w:left w:w="0" w:type="dxa"/>
-              <w:right w:w="0" w:type="dxa"/>
-            </w:tcMar>
-            <w:vAlign w:val="top"/>
-          </w:tcPr>
-          <w:p>
-            <w:pPr>
-              <w:jc w:val="center"/>
-              <w:pBdr>
-                <w:bottom w:val="none" w:sz="0" w:space="0" w:color="000000"/>
-                <w:top w:val="none" w:sz="0" w:space="0" w:color="000000"/>
-                <w:left w:val="none" w:sz="0" w:space="0" w:color="000000"/>
-                <w:right w:val="none" w:sz="0" w:space="0" w:color="000000"/>
-              </w:pBdr>
-              <w:spacing w:after="10" w:before="10" w:line="240"/>
-              <w:ind w:left="100" w:right="100" w:firstLine="0" w:firstLineChars="0"/>
-              <w:rPr>
-                <w:rFonts w:ascii="Arial" w:hAnsi="Arial" w:eastAsia="Arial" w:cs="Arial"/>
-                <w:i w:val="false"/>
-                <w:b w:val="false"/>
-                <w:u w:val="none"/>
-                <w:sz w:val="18"/>
-                <w:szCs w:val="18"/>
-                <w:color w:val="000000"/>
-              </w:rPr>
-            </w:pPr>
-            <w:r>
-              <w:rPr>
-                <w:rFonts w:ascii="Arial" w:hAnsi="Arial" w:eastAsia="Arial" w:cs="Arial"/>
-                <w:i w:val="false"/>
-                <w:b w:val="false"/>
-                <w:u w:val="none"/>
-                <w:sz w:val="18"/>
-                <w:szCs w:val="18"/>
-                <w:color w:val="000000"/>
-              </w:rPr>
-              <w:t xml:space="preserve">0.313</w:t>
+              <w:t xml:space="preserve">1.11 (0.89 to 1.44)</w:t>
+            </w:r>
+          </w:p>
+        </w:tc>
+        <w:tc>
+          <w:tcPr>
+            <w:tcBorders>
+              <w:bottom w:val="single" w:sz="6" w:space="0" w:color="666666"/>
+              <w:top w:val="single" w:sz="6" w:space="0" w:color="666666"/>
+              <w:left w:val="single" w:sz="6" w:space="0" w:color="666666"/>
+              <w:right w:val="single" w:sz="6" w:space="0" w:color="666666"/>
+            </w:tcBorders>
+            <w:shd w:val="clear" w:color="auto" w:fill="FFFFFF"/>
+            <w:tcMar>
+              <w:top w:w="0" w:type="dxa"/>
+              <w:bottom w:w="0" w:type="dxa"/>
+              <w:left w:w="0" w:type="dxa"/>
+              <w:right w:w="0" w:type="dxa"/>
+            </w:tcMar>
+            <w:vAlign w:val="top"/>
+          </w:tcPr>
+          <w:p>
+            <w:pPr>
+              <w:jc w:val="center"/>
+              <w:pBdr>
+                <w:bottom w:val="none" w:sz="0" w:space="0" w:color="000000"/>
+                <w:top w:val="none" w:sz="0" w:space="0" w:color="000000"/>
+                <w:left w:val="none" w:sz="0" w:space="0" w:color="000000"/>
+                <w:right w:val="none" w:sz="0" w:space="0" w:color="000000"/>
+              </w:pBdr>
+              <w:spacing w:after="10" w:before="10" w:line="240"/>
+              <w:ind w:left="100" w:right="100" w:firstLine="0" w:firstLineChars="0"/>
+              <w:rPr>
+                <w:rFonts w:ascii="Arial" w:hAnsi="Arial" w:eastAsia="Arial" w:cs="Arial"/>
+                <w:i w:val="false"/>
+                <w:b w:val="false"/>
+                <w:u w:val="none"/>
+                <w:sz w:val="18"/>
+                <w:szCs w:val="18"/>
+                <w:color w:val="000000"/>
+              </w:rPr>
+            </w:pPr>
+            <w:r>
+              <w:rPr>
+                <w:rFonts w:ascii="Arial" w:hAnsi="Arial" w:eastAsia="Arial" w:cs="Arial"/>
+                <w:i w:val="false"/>
+                <w:b w:val="false"/>
+                <w:u w:val="none"/>
+                <w:sz w:val="18"/>
+                <w:szCs w:val="18"/>
+                <w:color w:val="000000"/>
+              </w:rPr>
+              <w:t xml:space="preserve">0.414</w:t>
+            </w:r>
+          </w:p>
+        </w:tc>
+        <w:tc>
+          <w:tcPr>
+            <w:tcBorders>
+              <w:bottom w:val="single" w:sz="6" w:space="0" w:color="666666"/>
+              <w:top w:val="single" w:sz="6" w:space="0" w:color="666666"/>
+              <w:left w:val="single" w:sz="6" w:space="0" w:color="666666"/>
+              <w:right w:val="single" w:sz="6" w:space="0" w:color="666666"/>
+            </w:tcBorders>
+            <w:shd w:val="clear" w:color="auto" w:fill="FFFFFF"/>
+            <w:tcMar>
+              <w:top w:w="0" w:type="dxa"/>
+              <w:bottom w:w="0" w:type="dxa"/>
+              <w:left w:w="0" w:type="dxa"/>
+              <w:right w:w="0" w:type="dxa"/>
+            </w:tcMar>
+            <w:vAlign w:val="top"/>
+          </w:tcPr>
+          <w:p>
+            <w:pPr>
+              <w:jc w:val="center"/>
+              <w:pBdr>
+                <w:bottom w:val="none" w:sz="0" w:space="0" w:color="000000"/>
+                <w:top w:val="none" w:sz="0" w:space="0" w:color="000000"/>
+                <w:left w:val="none" w:sz="0" w:space="0" w:color="000000"/>
+                <w:right w:val="none" w:sz="0" w:space="0" w:color="000000"/>
+              </w:pBdr>
+              <w:spacing w:after="10" w:before="10" w:line="240"/>
+              <w:ind w:left="100" w:right="100" w:firstLine="0" w:firstLineChars="0"/>
+              <w:rPr>
+                <w:rFonts w:ascii="Arial" w:hAnsi="Arial" w:eastAsia="Arial" w:cs="Arial"/>
+                <w:i w:val="false"/>
+                <w:b w:val="false"/>
+                <w:u w:val="none"/>
+                <w:sz w:val="18"/>
+                <w:szCs w:val="18"/>
+                <w:color w:val="000000"/>
+              </w:rPr>
+            </w:pPr>
+            <w:r>
+              <w:rPr>
+                <w:rFonts w:ascii="Arial" w:hAnsi="Arial" w:eastAsia="Arial" w:cs="Arial"/>
+                <w:i w:val="false"/>
+                <w:b w:val="false"/>
+                <w:u w:val="none"/>
+                <w:sz w:val="18"/>
+                <w:szCs w:val="18"/>
+                <w:color w:val="000000"/>
+              </w:rPr>
+              <w:t xml:space="preserve">0.82 (0.57 to 1.26)</w:t>
+            </w:r>
+          </w:p>
+        </w:tc>
+        <w:tc>
+          <w:tcPr>
+            <w:tcBorders>
+              <w:bottom w:val="single" w:sz="6" w:space="0" w:color="666666"/>
+              <w:top w:val="single" w:sz="6" w:space="0" w:color="666666"/>
+              <w:left w:val="single" w:sz="6" w:space="0" w:color="666666"/>
+              <w:right w:val="single" w:sz="6" w:space="0" w:color="666666"/>
+            </w:tcBorders>
+            <w:shd w:val="clear" w:color="auto" w:fill="FFFFFF"/>
+            <w:tcMar>
+              <w:top w:w="0" w:type="dxa"/>
+              <w:bottom w:w="0" w:type="dxa"/>
+              <w:left w:w="0" w:type="dxa"/>
+              <w:right w:w="0" w:type="dxa"/>
+            </w:tcMar>
+            <w:vAlign w:val="top"/>
+          </w:tcPr>
+          <w:p>
+            <w:pPr>
+              <w:jc w:val="center"/>
+              <w:pBdr>
+                <w:bottom w:val="none" w:sz="0" w:space="0" w:color="000000"/>
+                <w:top w:val="none" w:sz="0" w:space="0" w:color="000000"/>
+                <w:left w:val="none" w:sz="0" w:space="0" w:color="000000"/>
+                <w:right w:val="none" w:sz="0" w:space="0" w:color="000000"/>
+              </w:pBdr>
+              <w:spacing w:after="10" w:before="10" w:line="240"/>
+              <w:ind w:left="100" w:right="100" w:firstLine="0" w:firstLineChars="0"/>
+              <w:rPr>
+                <w:rFonts w:ascii="Arial" w:hAnsi="Arial" w:eastAsia="Arial" w:cs="Arial"/>
+                <w:i w:val="false"/>
+                <w:b w:val="false"/>
+                <w:u w:val="none"/>
+                <w:sz w:val="18"/>
+                <w:szCs w:val="18"/>
+                <w:color w:val="000000"/>
+              </w:rPr>
+            </w:pPr>
+            <w:r>
+              <w:rPr>
+                <w:rFonts w:ascii="Arial" w:hAnsi="Arial" w:eastAsia="Arial" w:cs="Arial"/>
+                <w:i w:val="false"/>
+                <w:b w:val="false"/>
+                <w:u w:val="none"/>
+                <w:sz w:val="18"/>
+                <w:szCs w:val="18"/>
+                <w:color w:val="000000"/>
+              </w:rPr>
+              <w:t xml:space="preserve">0.337</w:t>
+            </w:r>
+          </w:p>
+        </w:tc>
+        <w:tc>
+          <w:tcPr>
+            <w:tcBorders>
+              <w:bottom w:val="single" w:sz="6" w:space="0" w:color="666666"/>
+              <w:top w:val="single" w:sz="6" w:space="0" w:color="666666"/>
+              <w:left w:val="single" w:sz="6" w:space="0" w:color="666666"/>
+              <w:right w:val="single" w:sz="6" w:space="0" w:color="666666"/>
+            </w:tcBorders>
+            <w:shd w:val="clear" w:color="auto" w:fill="FFFFFF"/>
+            <w:tcMar>
+              <w:top w:w="0" w:type="dxa"/>
+              <w:bottom w:w="0" w:type="dxa"/>
+              <w:left w:w="0" w:type="dxa"/>
+              <w:right w:w="0" w:type="dxa"/>
+            </w:tcMar>
+            <w:vAlign w:val="top"/>
+          </w:tcPr>
+          <w:p>
+            <w:pPr>
+              <w:jc w:val="center"/>
+              <w:pBdr>
+                <w:bottom w:val="none" w:sz="0" w:space="0" w:color="000000"/>
+                <w:top w:val="none" w:sz="0" w:space="0" w:color="000000"/>
+                <w:left w:val="none" w:sz="0" w:space="0" w:color="000000"/>
+                <w:right w:val="none" w:sz="0" w:space="0" w:color="000000"/>
+              </w:pBdr>
+              <w:spacing w:after="10" w:before="10" w:line="240"/>
+              <w:ind w:left="100" w:right="100" w:firstLine="0" w:firstLineChars="0"/>
+              <w:rPr>
+                <w:rFonts w:ascii="Arial" w:hAnsi="Arial" w:eastAsia="Arial" w:cs="Arial"/>
+                <w:i w:val="false"/>
+                <w:b w:val="false"/>
+                <w:u w:val="none"/>
+                <w:sz w:val="18"/>
+                <w:szCs w:val="18"/>
+                <w:color w:val="000000"/>
+              </w:rPr>
+            </w:pPr>
+            <w:r>
+              <w:rPr>
+                <w:rFonts w:ascii="Arial" w:hAnsi="Arial" w:eastAsia="Arial" w:cs="Arial"/>
+                <w:i w:val="false"/>
+                <w:b w:val="false"/>
+                <w:u w:val="none"/>
+                <w:sz w:val="18"/>
+                <w:szCs w:val="18"/>
+                <w:color w:val="000000"/>
+              </w:rPr>
+              <w:t xml:space="preserve">1.28 (0.94 to 1.85)</w:t>
+            </w:r>
+          </w:p>
+        </w:tc>
+        <w:tc>
+          <w:tcPr>
+            <w:tcBorders>
+              <w:bottom w:val="single" w:sz="6" w:space="0" w:color="666666"/>
+              <w:top w:val="single" w:sz="6" w:space="0" w:color="666666"/>
+              <w:left w:val="single" w:sz="6" w:space="0" w:color="666666"/>
+              <w:right w:val="single" w:sz="6" w:space="0" w:color="666666"/>
+            </w:tcBorders>
+            <w:shd w:val="clear" w:color="auto" w:fill="FFFFFF"/>
+            <w:tcMar>
+              <w:top w:w="0" w:type="dxa"/>
+              <w:bottom w:w="0" w:type="dxa"/>
+              <w:left w:w="0" w:type="dxa"/>
+              <w:right w:w="0" w:type="dxa"/>
+            </w:tcMar>
+            <w:vAlign w:val="top"/>
+          </w:tcPr>
+          <w:p>
+            <w:pPr>
+              <w:jc w:val="center"/>
+              <w:pBdr>
+                <w:bottom w:val="none" w:sz="0" w:space="0" w:color="000000"/>
+                <w:top w:val="none" w:sz="0" w:space="0" w:color="000000"/>
+                <w:left w:val="none" w:sz="0" w:space="0" w:color="000000"/>
+                <w:right w:val="none" w:sz="0" w:space="0" w:color="000000"/>
+              </w:pBdr>
+              <w:spacing w:after="10" w:before="10" w:line="240"/>
+              <w:ind w:left="100" w:right="100" w:firstLine="0" w:firstLineChars="0"/>
+              <w:rPr>
+                <w:rFonts w:ascii="Arial" w:hAnsi="Arial" w:eastAsia="Arial" w:cs="Arial"/>
+                <w:i w:val="false"/>
+                <w:b w:val="false"/>
+                <w:u w:val="none"/>
+                <w:sz w:val="18"/>
+                <w:szCs w:val="18"/>
+                <w:color w:val="000000"/>
+              </w:rPr>
+            </w:pPr>
+            <w:r>
+              <w:rPr>
+                <w:rFonts w:ascii="Arial" w:hAnsi="Arial" w:eastAsia="Arial" w:cs="Arial"/>
+                <w:i w:val="false"/>
+                <w:b w:val="false"/>
+                <w:u w:val="none"/>
+                <w:sz w:val="18"/>
+                <w:szCs w:val="18"/>
+                <w:color w:val="000000"/>
+              </w:rPr>
+              <w:t xml:space="preserve">0.142</w:t>
+            </w:r>
+          </w:p>
+        </w:tc>
+        <w:tc>
+          <w:tcPr>
+            <w:tcBorders>
+              <w:bottom w:val="single" w:sz="6" w:space="0" w:color="666666"/>
+              <w:top w:val="single" w:sz="6" w:space="0" w:color="666666"/>
+              <w:left w:val="single" w:sz="6" w:space="0" w:color="666666"/>
+              <w:right w:val="single" w:sz="6" w:space="0" w:color="666666"/>
+            </w:tcBorders>
+            <w:shd w:val="clear" w:color="auto" w:fill="FFFFFF"/>
+            <w:tcMar>
+              <w:top w:w="0" w:type="dxa"/>
+              <w:bottom w:w="0" w:type="dxa"/>
+              <w:left w:w="0" w:type="dxa"/>
+              <w:right w:w="0" w:type="dxa"/>
+            </w:tcMar>
+            <w:vAlign w:val="top"/>
+          </w:tcPr>
+          <w:p>
+            <w:pPr>
+              <w:jc w:val="center"/>
+              <w:pBdr>
+                <w:bottom w:val="none" w:sz="0" w:space="0" w:color="000000"/>
+                <w:top w:val="none" w:sz="0" w:space="0" w:color="000000"/>
+                <w:left w:val="none" w:sz="0" w:space="0" w:color="000000"/>
+                <w:right w:val="none" w:sz="0" w:space="0" w:color="000000"/>
+              </w:pBdr>
+              <w:spacing w:after="10" w:before="10" w:line="240"/>
+              <w:ind w:left="100" w:right="100" w:firstLine="0" w:firstLineChars="0"/>
+              <w:rPr>
+                <w:rFonts w:ascii="Arial" w:hAnsi="Arial" w:eastAsia="Arial" w:cs="Arial"/>
+                <w:i w:val="false"/>
+                <w:b w:val="false"/>
+                <w:u w:val="none"/>
+                <w:sz w:val="18"/>
+                <w:szCs w:val="18"/>
+                <w:color w:val="000000"/>
+              </w:rPr>
+            </w:pPr>
+            <w:r>
+              <w:rPr>
+                <w:rFonts w:ascii="Arial" w:hAnsi="Arial" w:eastAsia="Arial" w:cs="Arial"/>
+                <w:i w:val="false"/>
+                <w:b w:val="false"/>
+                <w:u w:val="none"/>
+                <w:sz w:val="18"/>
+                <w:szCs w:val="18"/>
+                <w:color w:val="000000"/>
+              </w:rPr>
+              <w:t xml:space="preserve">0.78 (0.49 to 1.35)</w:t>
+            </w:r>
+          </w:p>
+        </w:tc>
+        <w:tc>
+          <w:tcPr>
+            <w:tcBorders>
+              <w:bottom w:val="single" w:sz="6" w:space="0" w:color="666666"/>
+              <w:top w:val="single" w:sz="6" w:space="0" w:color="666666"/>
+              <w:left w:val="single" w:sz="6" w:space="0" w:color="666666"/>
+              <w:right w:val="single" w:sz="6" w:space="0" w:color="666666"/>
+            </w:tcBorders>
+            <w:shd w:val="clear" w:color="auto" w:fill="FFFFFF"/>
+            <w:tcMar>
+              <w:top w:w="0" w:type="dxa"/>
+              <w:bottom w:w="0" w:type="dxa"/>
+              <w:left w:w="0" w:type="dxa"/>
+              <w:right w:w="0" w:type="dxa"/>
+            </w:tcMar>
+            <w:vAlign w:val="top"/>
+          </w:tcPr>
+          <w:p>
+            <w:pPr>
+              <w:jc w:val="center"/>
+              <w:pBdr>
+                <w:bottom w:val="none" w:sz="0" w:space="0" w:color="000000"/>
+                <w:top w:val="none" w:sz="0" w:space="0" w:color="000000"/>
+                <w:left w:val="none" w:sz="0" w:space="0" w:color="000000"/>
+                <w:right w:val="none" w:sz="0" w:space="0" w:color="000000"/>
+              </w:pBdr>
+              <w:spacing w:after="10" w:before="10" w:line="240"/>
+              <w:ind w:left="100" w:right="100" w:firstLine="0" w:firstLineChars="0"/>
+              <w:rPr>
+                <w:rFonts w:ascii="Arial" w:hAnsi="Arial" w:eastAsia="Arial" w:cs="Arial"/>
+                <w:i w:val="false"/>
+                <w:b w:val="false"/>
+                <w:u w:val="none"/>
+                <w:sz w:val="18"/>
+                <w:szCs w:val="18"/>
+                <w:color w:val="000000"/>
+              </w:rPr>
+            </w:pPr>
+            <w:r>
+              <w:rPr>
+                <w:rFonts w:ascii="Arial" w:hAnsi="Arial" w:eastAsia="Arial" w:cs="Arial"/>
+                <w:i w:val="false"/>
+                <w:b w:val="false"/>
+                <w:u w:val="none"/>
+                <w:sz w:val="18"/>
+                <w:szCs w:val="18"/>
+                <w:color w:val="000000"/>
+              </w:rPr>
+              <w:t xml:space="preserve">0.335</w:t>
             </w:r>
           </w:p>
         </w:tc>
@@ -7030,371 +7030,371 @@
                 <w:szCs w:val="18"/>
                 <w:color w:val="000000"/>
               </w:rPr>
-              <w:t xml:space="preserve">0.92 (0.73 to 1.21)</w:t>
-            </w:r>
-          </w:p>
-        </w:tc>
-        <w:tc>
-          <w:tcPr>
-            <w:tcBorders>
-              <w:bottom w:val="single" w:sz="6" w:space="0" w:color="666666"/>
-              <w:top w:val="single" w:sz="6" w:space="0" w:color="666666"/>
-              <w:left w:val="single" w:sz="6" w:space="0" w:color="666666"/>
-              <w:right w:val="single" w:sz="6" w:space="0" w:color="666666"/>
-            </w:tcBorders>
-            <w:shd w:val="clear" w:color="auto" w:fill="FFFFFF"/>
-            <w:tcMar>
-              <w:top w:w="0" w:type="dxa"/>
-              <w:bottom w:w="0" w:type="dxa"/>
-              <w:left w:w="0" w:type="dxa"/>
-              <w:right w:w="0" w:type="dxa"/>
-            </w:tcMar>
-            <w:vAlign w:val="top"/>
-          </w:tcPr>
-          <w:p>
-            <w:pPr>
-              <w:jc w:val="center"/>
-              <w:pBdr>
-                <w:bottom w:val="none" w:sz="0" w:space="0" w:color="000000"/>
-                <w:top w:val="none" w:sz="0" w:space="0" w:color="000000"/>
-                <w:left w:val="none" w:sz="0" w:space="0" w:color="000000"/>
-                <w:right w:val="none" w:sz="0" w:space="0" w:color="000000"/>
-              </w:pBdr>
-              <w:spacing w:after="10" w:before="10" w:line="240"/>
-              <w:ind w:left="100" w:right="100" w:firstLine="0" w:firstLineChars="0"/>
-              <w:rPr>
-                <w:rFonts w:ascii="Arial" w:hAnsi="Arial" w:eastAsia="Arial" w:cs="Arial"/>
-                <w:i w:val="false"/>
-                <w:b w:val="false"/>
-                <w:u w:val="none"/>
-                <w:sz w:val="18"/>
-                <w:szCs w:val="18"/>
-                <w:color w:val="000000"/>
-              </w:rPr>
-            </w:pPr>
-            <w:r>
-              <w:rPr>
-                <w:rFonts w:ascii="Arial" w:hAnsi="Arial" w:eastAsia="Arial" w:cs="Arial"/>
-                <w:i w:val="false"/>
-                <w:b w:val="false"/>
-                <w:u w:val="none"/>
-                <w:sz w:val="18"/>
-                <w:szCs w:val="18"/>
-                <w:color w:val="000000"/>
-              </w:rPr>
-              <w:t xml:space="preserve">0.528</w:t>
-            </w:r>
-          </w:p>
-        </w:tc>
-        <w:tc>
-          <w:tcPr>
-            <w:tcBorders>
-              <w:bottom w:val="single" w:sz="6" w:space="0" w:color="666666"/>
-              <w:top w:val="single" w:sz="6" w:space="0" w:color="666666"/>
-              <w:left w:val="single" w:sz="6" w:space="0" w:color="666666"/>
-              <w:right w:val="single" w:sz="6" w:space="0" w:color="666666"/>
-            </w:tcBorders>
-            <w:shd w:val="clear" w:color="auto" w:fill="FFFFFF"/>
-            <w:tcMar>
-              <w:top w:w="0" w:type="dxa"/>
-              <w:bottom w:w="0" w:type="dxa"/>
-              <w:left w:w="0" w:type="dxa"/>
-              <w:right w:w="0" w:type="dxa"/>
-            </w:tcMar>
-            <w:vAlign w:val="top"/>
-          </w:tcPr>
-          <w:p>
-            <w:pPr>
-              <w:jc w:val="center"/>
-              <w:pBdr>
-                <w:bottom w:val="none" w:sz="0" w:space="0" w:color="000000"/>
-                <w:top w:val="none" w:sz="0" w:space="0" w:color="000000"/>
-                <w:left w:val="none" w:sz="0" w:space="0" w:color="000000"/>
-                <w:right w:val="none" w:sz="0" w:space="0" w:color="000000"/>
-              </w:pBdr>
-              <w:spacing w:after="10" w:before="10" w:line="240"/>
-              <w:ind w:left="100" w:right="100" w:firstLine="0" w:firstLineChars="0"/>
-              <w:rPr>
-                <w:rFonts w:ascii="Arial" w:hAnsi="Arial" w:eastAsia="Arial" w:cs="Arial"/>
-                <w:i w:val="false"/>
-                <w:b w:val="false"/>
-                <w:u w:val="none"/>
-                <w:sz w:val="18"/>
-                <w:szCs w:val="18"/>
-                <w:color w:val="000000"/>
-              </w:rPr>
-            </w:pPr>
-            <w:r>
-              <w:rPr>
-                <w:rFonts w:ascii="Arial" w:hAnsi="Arial" w:eastAsia="Arial" w:cs="Arial"/>
-                <w:i w:val="false"/>
-                <w:b w:val="false"/>
-                <w:u w:val="none"/>
-                <w:sz w:val="18"/>
-                <w:szCs w:val="18"/>
-                <w:color w:val="000000"/>
-              </w:rPr>
-              <w:t xml:space="preserve">0.79 (0.54 to 1.22)</w:t>
-            </w:r>
-          </w:p>
-        </w:tc>
-        <w:tc>
-          <w:tcPr>
-            <w:tcBorders>
-              <w:bottom w:val="single" w:sz="6" w:space="0" w:color="666666"/>
-              <w:top w:val="single" w:sz="6" w:space="0" w:color="666666"/>
-              <w:left w:val="single" w:sz="6" w:space="0" w:color="666666"/>
-              <w:right w:val="single" w:sz="6" w:space="0" w:color="666666"/>
-            </w:tcBorders>
-            <w:shd w:val="clear" w:color="auto" w:fill="FFFFFF"/>
-            <w:tcMar>
-              <w:top w:w="0" w:type="dxa"/>
-              <w:bottom w:w="0" w:type="dxa"/>
-              <w:left w:w="0" w:type="dxa"/>
-              <w:right w:w="0" w:type="dxa"/>
-            </w:tcMar>
-            <w:vAlign w:val="top"/>
-          </w:tcPr>
-          <w:p>
-            <w:pPr>
-              <w:jc w:val="center"/>
-              <w:pBdr>
-                <w:bottom w:val="none" w:sz="0" w:space="0" w:color="000000"/>
-                <w:top w:val="none" w:sz="0" w:space="0" w:color="000000"/>
-                <w:left w:val="none" w:sz="0" w:space="0" w:color="000000"/>
-                <w:right w:val="none" w:sz="0" w:space="0" w:color="000000"/>
-              </w:pBdr>
-              <w:spacing w:after="10" w:before="10" w:line="240"/>
-              <w:ind w:left="100" w:right="100" w:firstLine="0" w:firstLineChars="0"/>
-              <w:rPr>
-                <w:rFonts w:ascii="Arial" w:hAnsi="Arial" w:eastAsia="Arial" w:cs="Arial"/>
-                <w:i w:val="false"/>
-                <w:b w:val="false"/>
-                <w:u w:val="none"/>
-                <w:sz w:val="18"/>
-                <w:szCs w:val="18"/>
-                <w:color w:val="000000"/>
-              </w:rPr>
-            </w:pPr>
-            <w:r>
-              <w:rPr>
-                <w:rFonts w:ascii="Arial" w:hAnsi="Arial" w:eastAsia="Arial" w:cs="Arial"/>
-                <w:i w:val="false"/>
-                <w:b w:val="false"/>
-                <w:u w:val="none"/>
-                <w:sz w:val="18"/>
-                <w:szCs w:val="18"/>
-                <w:color w:val="000000"/>
-              </w:rPr>
-              <w:t xml:space="preserve">0.245</w:t>
-            </w:r>
-          </w:p>
-        </w:tc>
-        <w:tc>
-          <w:tcPr>
-            <w:tcBorders>
-              <w:bottom w:val="single" w:sz="6" w:space="0" w:color="666666"/>
-              <w:top w:val="single" w:sz="6" w:space="0" w:color="666666"/>
-              <w:left w:val="single" w:sz="6" w:space="0" w:color="666666"/>
-              <w:right w:val="single" w:sz="6" w:space="0" w:color="666666"/>
-            </w:tcBorders>
-            <w:shd w:val="clear" w:color="auto" w:fill="FFFFFF"/>
-            <w:tcMar>
-              <w:top w:w="0" w:type="dxa"/>
-              <w:bottom w:w="0" w:type="dxa"/>
-              <w:left w:w="0" w:type="dxa"/>
-              <w:right w:w="0" w:type="dxa"/>
-            </w:tcMar>
-            <w:vAlign w:val="top"/>
-          </w:tcPr>
-          <w:p>
-            <w:pPr>
-              <w:jc w:val="center"/>
-              <w:pBdr>
-                <w:bottom w:val="none" w:sz="0" w:space="0" w:color="000000"/>
-                <w:top w:val="none" w:sz="0" w:space="0" w:color="000000"/>
-                <w:left w:val="none" w:sz="0" w:space="0" w:color="000000"/>
-                <w:right w:val="none" w:sz="0" w:space="0" w:color="000000"/>
-              </w:pBdr>
-              <w:spacing w:after="10" w:before="10" w:line="240"/>
-              <w:ind w:left="100" w:right="100" w:firstLine="0" w:firstLineChars="0"/>
-              <w:rPr>
-                <w:rFonts w:ascii="Arial" w:hAnsi="Arial" w:eastAsia="Arial" w:cs="Arial"/>
-                <w:i w:val="false"/>
-                <w:b w:val="false"/>
-                <w:u w:val="none"/>
-                <w:sz w:val="18"/>
-                <w:szCs w:val="18"/>
-                <w:color w:val="000000"/>
-              </w:rPr>
-            </w:pPr>
-            <w:r>
-              <w:rPr>
-                <w:rFonts w:ascii="Arial" w:hAnsi="Arial" w:eastAsia="Arial" w:cs="Arial"/>
-                <w:i w:val="false"/>
-                <w:b w:val="false"/>
-                <w:u w:val="none"/>
-                <w:sz w:val="18"/>
-                <w:szCs w:val="18"/>
-                <w:color w:val="000000"/>
-              </w:rPr>
-              <w:t xml:space="preserve">1.06 (0.77 to 1.54)</w:t>
-            </w:r>
-          </w:p>
-        </w:tc>
-        <w:tc>
-          <w:tcPr>
-            <w:tcBorders>
-              <w:bottom w:val="single" w:sz="6" w:space="0" w:color="666666"/>
-              <w:top w:val="single" w:sz="6" w:space="0" w:color="666666"/>
-              <w:left w:val="single" w:sz="6" w:space="0" w:color="666666"/>
-              <w:right w:val="single" w:sz="6" w:space="0" w:color="666666"/>
-            </w:tcBorders>
-            <w:shd w:val="clear" w:color="auto" w:fill="FFFFFF"/>
-            <w:tcMar>
-              <w:top w:w="0" w:type="dxa"/>
-              <w:bottom w:w="0" w:type="dxa"/>
-              <w:left w:w="0" w:type="dxa"/>
-              <w:right w:w="0" w:type="dxa"/>
-            </w:tcMar>
-            <w:vAlign w:val="top"/>
-          </w:tcPr>
-          <w:p>
-            <w:pPr>
-              <w:jc w:val="center"/>
-              <w:pBdr>
-                <w:bottom w:val="none" w:sz="0" w:space="0" w:color="000000"/>
-                <w:top w:val="none" w:sz="0" w:space="0" w:color="000000"/>
-                <w:left w:val="none" w:sz="0" w:space="0" w:color="000000"/>
-                <w:right w:val="none" w:sz="0" w:space="0" w:color="000000"/>
-              </w:pBdr>
-              <w:spacing w:after="10" w:before="10" w:line="240"/>
-              <w:ind w:left="100" w:right="100" w:firstLine="0" w:firstLineChars="0"/>
-              <w:rPr>
-                <w:rFonts w:ascii="Arial" w:hAnsi="Arial" w:eastAsia="Arial" w:cs="Arial"/>
-                <w:i w:val="false"/>
-                <w:b w:val="false"/>
-                <w:u w:val="none"/>
-                <w:sz w:val="18"/>
-                <w:szCs w:val="18"/>
-                <w:color w:val="000000"/>
-              </w:rPr>
-            </w:pPr>
-            <w:r>
-              <w:rPr>
-                <w:rFonts w:ascii="Arial" w:hAnsi="Arial" w:eastAsia="Arial" w:cs="Arial"/>
-                <w:i w:val="false"/>
-                <w:b w:val="false"/>
-                <w:u w:val="none"/>
-                <w:sz w:val="18"/>
-                <w:szCs w:val="18"/>
-                <w:color w:val="000000"/>
-              </w:rPr>
-              <w:t xml:space="preserve">0.724</w:t>
-            </w:r>
-          </w:p>
-        </w:tc>
-        <w:tc>
-          <w:tcPr>
-            <w:tcBorders>
-              <w:bottom w:val="single" w:sz="6" w:space="0" w:color="666666"/>
-              <w:top w:val="single" w:sz="6" w:space="0" w:color="666666"/>
-              <w:left w:val="single" w:sz="6" w:space="0" w:color="666666"/>
-              <w:right w:val="single" w:sz="6" w:space="0" w:color="666666"/>
-            </w:tcBorders>
-            <w:shd w:val="clear" w:color="auto" w:fill="FFFFFF"/>
-            <w:tcMar>
-              <w:top w:w="0" w:type="dxa"/>
-              <w:bottom w:w="0" w:type="dxa"/>
-              <w:left w:w="0" w:type="dxa"/>
-              <w:right w:w="0" w:type="dxa"/>
-            </w:tcMar>
-            <w:vAlign w:val="top"/>
-          </w:tcPr>
-          <w:p>
-            <w:pPr>
-              <w:jc w:val="center"/>
-              <w:pBdr>
-                <w:bottom w:val="none" w:sz="0" w:space="0" w:color="000000"/>
-                <w:top w:val="none" w:sz="0" w:space="0" w:color="000000"/>
-                <w:left w:val="none" w:sz="0" w:space="0" w:color="000000"/>
-                <w:right w:val="none" w:sz="0" w:space="0" w:color="000000"/>
-              </w:pBdr>
-              <w:spacing w:after="10" w:before="10" w:line="240"/>
-              <w:ind w:left="100" w:right="100" w:firstLine="0" w:firstLineChars="0"/>
-              <w:rPr>
-                <w:rFonts w:ascii="Arial" w:hAnsi="Arial" w:eastAsia="Arial" w:cs="Arial"/>
-                <w:i w:val="false"/>
-                <w:b w:val="false"/>
-                <w:u w:val="none"/>
-                <w:sz w:val="18"/>
-                <w:szCs w:val="18"/>
-                <w:color w:val="000000"/>
-              </w:rPr>
-            </w:pPr>
-            <w:r>
-              <w:rPr>
-                <w:rFonts w:ascii="Arial" w:hAnsi="Arial" w:eastAsia="Arial" w:cs="Arial"/>
-                <w:i w:val="false"/>
-                <w:b w:val="false"/>
-                <w:u w:val="none"/>
-                <w:sz w:val="18"/>
-                <w:szCs w:val="18"/>
-                <w:color w:val="000000"/>
-              </w:rPr>
-              <w:t xml:space="preserve">0.67 (0.41 to 1.17)</w:t>
-            </w:r>
-          </w:p>
-        </w:tc>
-        <w:tc>
-          <w:tcPr>
-            <w:tcBorders>
-              <w:bottom w:val="single" w:sz="6" w:space="0" w:color="666666"/>
-              <w:top w:val="single" w:sz="6" w:space="0" w:color="666666"/>
-              <w:left w:val="single" w:sz="6" w:space="0" w:color="666666"/>
-              <w:right w:val="single" w:sz="6" w:space="0" w:color="666666"/>
-            </w:tcBorders>
-            <w:shd w:val="clear" w:color="auto" w:fill="FFFFFF"/>
-            <w:tcMar>
-              <w:top w:w="0" w:type="dxa"/>
-              <w:bottom w:w="0" w:type="dxa"/>
-              <w:left w:w="0" w:type="dxa"/>
-              <w:right w:w="0" w:type="dxa"/>
-            </w:tcMar>
-            <w:vAlign w:val="top"/>
-          </w:tcPr>
-          <w:p>
-            <w:pPr>
-              <w:jc w:val="center"/>
-              <w:pBdr>
-                <w:bottom w:val="none" w:sz="0" w:space="0" w:color="000000"/>
-                <w:top w:val="none" w:sz="0" w:space="0" w:color="000000"/>
-                <w:left w:val="none" w:sz="0" w:space="0" w:color="000000"/>
-                <w:right w:val="none" w:sz="0" w:space="0" w:color="000000"/>
-              </w:pBdr>
-              <w:spacing w:after="10" w:before="10" w:line="240"/>
-              <w:ind w:left="100" w:right="100" w:firstLine="0" w:firstLineChars="0"/>
-              <w:rPr>
-                <w:rFonts w:ascii="Arial" w:hAnsi="Arial" w:eastAsia="Arial" w:cs="Arial"/>
-                <w:i w:val="false"/>
-                <w:b w:val="false"/>
-                <w:u w:val="none"/>
-                <w:sz w:val="18"/>
-                <w:szCs w:val="18"/>
-                <w:color w:val="000000"/>
-              </w:rPr>
-            </w:pPr>
-            <w:r>
-              <w:rPr>
-                <w:rFonts w:ascii="Arial" w:hAnsi="Arial" w:eastAsia="Arial" w:cs="Arial"/>
-                <w:i w:val="false"/>
-                <w:b w:val="false"/>
-                <w:u w:val="none"/>
-                <w:sz w:val="18"/>
-                <w:szCs w:val="18"/>
-                <w:color w:val="000000"/>
-              </w:rPr>
-              <w:t xml:space="preserve">0.130</w:t>
+              <w:t xml:space="preserve">0.94 (0.74 to 1.22)</w:t>
+            </w:r>
+          </w:p>
+        </w:tc>
+        <w:tc>
+          <w:tcPr>
+            <w:tcBorders>
+              <w:bottom w:val="single" w:sz="6" w:space="0" w:color="666666"/>
+              <w:top w:val="single" w:sz="6" w:space="0" w:color="666666"/>
+              <w:left w:val="single" w:sz="6" w:space="0" w:color="666666"/>
+              <w:right w:val="single" w:sz="6" w:space="0" w:color="666666"/>
+            </w:tcBorders>
+            <w:shd w:val="clear" w:color="auto" w:fill="FFFFFF"/>
+            <w:tcMar>
+              <w:top w:w="0" w:type="dxa"/>
+              <w:bottom w:w="0" w:type="dxa"/>
+              <w:left w:w="0" w:type="dxa"/>
+              <w:right w:w="0" w:type="dxa"/>
+            </w:tcMar>
+            <w:vAlign w:val="top"/>
+          </w:tcPr>
+          <w:p>
+            <w:pPr>
+              <w:jc w:val="center"/>
+              <w:pBdr>
+                <w:bottom w:val="none" w:sz="0" w:space="0" w:color="000000"/>
+                <w:top w:val="none" w:sz="0" w:space="0" w:color="000000"/>
+                <w:left w:val="none" w:sz="0" w:space="0" w:color="000000"/>
+                <w:right w:val="none" w:sz="0" w:space="0" w:color="000000"/>
+              </w:pBdr>
+              <w:spacing w:after="10" w:before="10" w:line="240"/>
+              <w:ind w:left="100" w:right="100" w:firstLine="0" w:firstLineChars="0"/>
+              <w:rPr>
+                <w:rFonts w:ascii="Arial" w:hAnsi="Arial" w:eastAsia="Arial" w:cs="Arial"/>
+                <w:i w:val="false"/>
+                <w:b w:val="false"/>
+                <w:u w:val="none"/>
+                <w:sz w:val="18"/>
+                <w:szCs w:val="18"/>
+                <w:color w:val="000000"/>
+              </w:rPr>
+            </w:pPr>
+            <w:r>
+              <w:rPr>
+                <w:rFonts w:ascii="Arial" w:hAnsi="Arial" w:eastAsia="Arial" w:cs="Arial"/>
+                <w:i w:val="false"/>
+                <w:b w:val="false"/>
+                <w:u w:val="none"/>
+                <w:sz w:val="18"/>
+                <w:szCs w:val="18"/>
+                <w:color w:val="000000"/>
+              </w:rPr>
+              <w:t xml:space="preserve">0.605</w:t>
+            </w:r>
+          </w:p>
+        </w:tc>
+        <w:tc>
+          <w:tcPr>
+            <w:tcBorders>
+              <w:bottom w:val="single" w:sz="6" w:space="0" w:color="666666"/>
+              <w:top w:val="single" w:sz="6" w:space="0" w:color="666666"/>
+              <w:left w:val="single" w:sz="6" w:space="0" w:color="666666"/>
+              <w:right w:val="single" w:sz="6" w:space="0" w:color="666666"/>
+            </w:tcBorders>
+            <w:shd w:val="clear" w:color="auto" w:fill="FFFFFF"/>
+            <w:tcMar>
+              <w:top w:w="0" w:type="dxa"/>
+              <w:bottom w:w="0" w:type="dxa"/>
+              <w:left w:w="0" w:type="dxa"/>
+              <w:right w:w="0" w:type="dxa"/>
+            </w:tcMar>
+            <w:vAlign w:val="top"/>
+          </w:tcPr>
+          <w:p>
+            <w:pPr>
+              <w:jc w:val="center"/>
+              <w:pBdr>
+                <w:bottom w:val="none" w:sz="0" w:space="0" w:color="000000"/>
+                <w:top w:val="none" w:sz="0" w:space="0" w:color="000000"/>
+                <w:left w:val="none" w:sz="0" w:space="0" w:color="000000"/>
+                <w:right w:val="none" w:sz="0" w:space="0" w:color="000000"/>
+              </w:pBdr>
+              <w:spacing w:after="10" w:before="10" w:line="240"/>
+              <w:ind w:left="100" w:right="100" w:firstLine="0" w:firstLineChars="0"/>
+              <w:rPr>
+                <w:rFonts w:ascii="Arial" w:hAnsi="Arial" w:eastAsia="Arial" w:cs="Arial"/>
+                <w:i w:val="false"/>
+                <w:b w:val="false"/>
+                <w:u w:val="none"/>
+                <w:sz w:val="18"/>
+                <w:szCs w:val="18"/>
+                <w:color w:val="000000"/>
+              </w:rPr>
+            </w:pPr>
+            <w:r>
+              <w:rPr>
+                <w:rFonts w:ascii="Arial" w:hAnsi="Arial" w:eastAsia="Arial" w:cs="Arial"/>
+                <w:i w:val="false"/>
+                <w:b w:val="false"/>
+                <w:u w:val="none"/>
+                <w:sz w:val="18"/>
+                <w:szCs w:val="18"/>
+                <w:color w:val="000000"/>
+              </w:rPr>
+              <w:t xml:space="preserve">0.80 (0.55 to 1.24)</w:t>
+            </w:r>
+          </w:p>
+        </w:tc>
+        <w:tc>
+          <w:tcPr>
+            <w:tcBorders>
+              <w:bottom w:val="single" w:sz="6" w:space="0" w:color="666666"/>
+              <w:top w:val="single" w:sz="6" w:space="0" w:color="666666"/>
+              <w:left w:val="single" w:sz="6" w:space="0" w:color="666666"/>
+              <w:right w:val="single" w:sz="6" w:space="0" w:color="666666"/>
+            </w:tcBorders>
+            <w:shd w:val="clear" w:color="auto" w:fill="FFFFFF"/>
+            <w:tcMar>
+              <w:top w:w="0" w:type="dxa"/>
+              <w:bottom w:w="0" w:type="dxa"/>
+              <w:left w:w="0" w:type="dxa"/>
+              <w:right w:w="0" w:type="dxa"/>
+            </w:tcMar>
+            <w:vAlign w:val="top"/>
+          </w:tcPr>
+          <w:p>
+            <w:pPr>
+              <w:jc w:val="center"/>
+              <w:pBdr>
+                <w:bottom w:val="none" w:sz="0" w:space="0" w:color="000000"/>
+                <w:top w:val="none" w:sz="0" w:space="0" w:color="000000"/>
+                <w:left w:val="none" w:sz="0" w:space="0" w:color="000000"/>
+                <w:right w:val="none" w:sz="0" w:space="0" w:color="000000"/>
+              </w:pBdr>
+              <w:spacing w:after="10" w:before="10" w:line="240"/>
+              <w:ind w:left="100" w:right="100" w:firstLine="0" w:firstLineChars="0"/>
+              <w:rPr>
+                <w:rFonts w:ascii="Arial" w:hAnsi="Arial" w:eastAsia="Arial" w:cs="Arial"/>
+                <w:i w:val="false"/>
+                <w:b w:val="false"/>
+                <w:u w:val="none"/>
+                <w:sz w:val="18"/>
+                <w:szCs w:val="18"/>
+                <w:color w:val="000000"/>
+              </w:rPr>
+            </w:pPr>
+            <w:r>
+              <w:rPr>
+                <w:rFonts w:ascii="Arial" w:hAnsi="Arial" w:eastAsia="Arial" w:cs="Arial"/>
+                <w:i w:val="false"/>
+                <w:b w:val="false"/>
+                <w:u w:val="none"/>
+                <w:sz w:val="18"/>
+                <w:szCs w:val="18"/>
+                <w:color w:val="000000"/>
+              </w:rPr>
+              <w:t xml:space="preserve">0.290</w:t>
+            </w:r>
+          </w:p>
+        </w:tc>
+        <w:tc>
+          <w:tcPr>
+            <w:tcBorders>
+              <w:bottom w:val="single" w:sz="6" w:space="0" w:color="666666"/>
+              <w:top w:val="single" w:sz="6" w:space="0" w:color="666666"/>
+              <w:left w:val="single" w:sz="6" w:space="0" w:color="666666"/>
+              <w:right w:val="single" w:sz="6" w:space="0" w:color="666666"/>
+            </w:tcBorders>
+            <w:shd w:val="clear" w:color="auto" w:fill="FFFFFF"/>
+            <w:tcMar>
+              <w:top w:w="0" w:type="dxa"/>
+              <w:bottom w:w="0" w:type="dxa"/>
+              <w:left w:w="0" w:type="dxa"/>
+              <w:right w:w="0" w:type="dxa"/>
+            </w:tcMar>
+            <w:vAlign w:val="top"/>
+          </w:tcPr>
+          <w:p>
+            <w:pPr>
+              <w:jc w:val="center"/>
+              <w:pBdr>
+                <w:bottom w:val="none" w:sz="0" w:space="0" w:color="000000"/>
+                <w:top w:val="none" w:sz="0" w:space="0" w:color="000000"/>
+                <w:left w:val="none" w:sz="0" w:space="0" w:color="000000"/>
+                <w:right w:val="none" w:sz="0" w:space="0" w:color="000000"/>
+              </w:pBdr>
+              <w:spacing w:after="10" w:before="10" w:line="240"/>
+              <w:ind w:left="100" w:right="100" w:firstLine="0" w:firstLineChars="0"/>
+              <w:rPr>
+                <w:rFonts w:ascii="Arial" w:hAnsi="Arial" w:eastAsia="Arial" w:cs="Arial"/>
+                <w:i w:val="false"/>
+                <w:b w:val="false"/>
+                <w:u w:val="none"/>
+                <w:sz w:val="18"/>
+                <w:szCs w:val="18"/>
+                <w:color w:val="000000"/>
+              </w:rPr>
+            </w:pPr>
+            <w:r>
+              <w:rPr>
+                <w:rFonts w:ascii="Arial" w:hAnsi="Arial" w:eastAsia="Arial" w:cs="Arial"/>
+                <w:i w:val="false"/>
+                <w:b w:val="false"/>
+                <w:u w:val="none"/>
+                <w:sz w:val="18"/>
+                <w:szCs w:val="18"/>
+                <w:color w:val="000000"/>
+              </w:rPr>
+              <w:t xml:space="preserve">1.07 (0.78 to 1.56)</w:t>
+            </w:r>
+          </w:p>
+        </w:tc>
+        <w:tc>
+          <w:tcPr>
+            <w:tcBorders>
+              <w:bottom w:val="single" w:sz="6" w:space="0" w:color="666666"/>
+              <w:top w:val="single" w:sz="6" w:space="0" w:color="666666"/>
+              <w:left w:val="single" w:sz="6" w:space="0" w:color="666666"/>
+              <w:right w:val="single" w:sz="6" w:space="0" w:color="666666"/>
+            </w:tcBorders>
+            <w:shd w:val="clear" w:color="auto" w:fill="FFFFFF"/>
+            <w:tcMar>
+              <w:top w:w="0" w:type="dxa"/>
+              <w:bottom w:w="0" w:type="dxa"/>
+              <w:left w:w="0" w:type="dxa"/>
+              <w:right w:w="0" w:type="dxa"/>
+            </w:tcMar>
+            <w:vAlign w:val="top"/>
+          </w:tcPr>
+          <w:p>
+            <w:pPr>
+              <w:jc w:val="center"/>
+              <w:pBdr>
+                <w:bottom w:val="none" w:sz="0" w:space="0" w:color="000000"/>
+                <w:top w:val="none" w:sz="0" w:space="0" w:color="000000"/>
+                <w:left w:val="none" w:sz="0" w:space="0" w:color="000000"/>
+                <w:right w:val="none" w:sz="0" w:space="0" w:color="000000"/>
+              </w:pBdr>
+              <w:spacing w:after="10" w:before="10" w:line="240"/>
+              <w:ind w:left="100" w:right="100" w:firstLine="0" w:firstLineChars="0"/>
+              <w:rPr>
+                <w:rFonts w:ascii="Arial" w:hAnsi="Arial" w:eastAsia="Arial" w:cs="Arial"/>
+                <w:i w:val="false"/>
+                <w:b w:val="false"/>
+                <w:u w:val="none"/>
+                <w:sz w:val="18"/>
+                <w:szCs w:val="18"/>
+                <w:color w:val="000000"/>
+              </w:rPr>
+            </w:pPr>
+            <w:r>
+              <w:rPr>
+                <w:rFonts w:ascii="Arial" w:hAnsi="Arial" w:eastAsia="Arial" w:cs="Arial"/>
+                <w:i w:val="false"/>
+                <w:b w:val="false"/>
+                <w:u w:val="none"/>
+                <w:sz w:val="18"/>
+                <w:szCs w:val="18"/>
+                <w:color w:val="000000"/>
+              </w:rPr>
+              <w:t xml:space="preserve">0.689</w:t>
+            </w:r>
+          </w:p>
+        </w:tc>
+        <w:tc>
+          <w:tcPr>
+            <w:tcBorders>
+              <w:bottom w:val="single" w:sz="6" w:space="0" w:color="666666"/>
+              <w:top w:val="single" w:sz="6" w:space="0" w:color="666666"/>
+              <w:left w:val="single" w:sz="6" w:space="0" w:color="666666"/>
+              <w:right w:val="single" w:sz="6" w:space="0" w:color="666666"/>
+            </w:tcBorders>
+            <w:shd w:val="clear" w:color="auto" w:fill="FFFFFF"/>
+            <w:tcMar>
+              <w:top w:w="0" w:type="dxa"/>
+              <w:bottom w:w="0" w:type="dxa"/>
+              <w:left w:w="0" w:type="dxa"/>
+              <w:right w:w="0" w:type="dxa"/>
+            </w:tcMar>
+            <w:vAlign w:val="top"/>
+          </w:tcPr>
+          <w:p>
+            <w:pPr>
+              <w:jc w:val="center"/>
+              <w:pBdr>
+                <w:bottom w:val="none" w:sz="0" w:space="0" w:color="000000"/>
+                <w:top w:val="none" w:sz="0" w:space="0" w:color="000000"/>
+                <w:left w:val="none" w:sz="0" w:space="0" w:color="000000"/>
+                <w:right w:val="none" w:sz="0" w:space="0" w:color="000000"/>
+              </w:pBdr>
+              <w:spacing w:after="10" w:before="10" w:line="240"/>
+              <w:ind w:left="100" w:right="100" w:firstLine="0" w:firstLineChars="0"/>
+              <w:rPr>
+                <w:rFonts w:ascii="Arial" w:hAnsi="Arial" w:eastAsia="Arial" w:cs="Arial"/>
+                <w:i w:val="false"/>
+                <w:b w:val="false"/>
+                <w:u w:val="none"/>
+                <w:sz w:val="18"/>
+                <w:szCs w:val="18"/>
+                <w:color w:val="000000"/>
+              </w:rPr>
+            </w:pPr>
+            <w:r>
+              <w:rPr>
+                <w:rFonts w:ascii="Arial" w:hAnsi="Arial" w:eastAsia="Arial" w:cs="Arial"/>
+                <w:i w:val="false"/>
+                <w:b w:val="false"/>
+                <w:u w:val="none"/>
+                <w:sz w:val="18"/>
+                <w:szCs w:val="18"/>
+                <w:color w:val="000000"/>
+              </w:rPr>
+              <w:t xml:space="preserve">0.69 (0.43 to 1.21)</w:t>
+            </w:r>
+          </w:p>
+        </w:tc>
+        <w:tc>
+          <w:tcPr>
+            <w:tcBorders>
+              <w:bottom w:val="single" w:sz="6" w:space="0" w:color="666666"/>
+              <w:top w:val="single" w:sz="6" w:space="0" w:color="666666"/>
+              <w:left w:val="single" w:sz="6" w:space="0" w:color="666666"/>
+              <w:right w:val="single" w:sz="6" w:space="0" w:color="666666"/>
+            </w:tcBorders>
+            <w:shd w:val="clear" w:color="auto" w:fill="FFFFFF"/>
+            <w:tcMar>
+              <w:top w:w="0" w:type="dxa"/>
+              <w:bottom w:w="0" w:type="dxa"/>
+              <w:left w:w="0" w:type="dxa"/>
+              <w:right w:w="0" w:type="dxa"/>
+            </w:tcMar>
+            <w:vAlign w:val="top"/>
+          </w:tcPr>
+          <w:p>
+            <w:pPr>
+              <w:jc w:val="center"/>
+              <w:pBdr>
+                <w:bottom w:val="none" w:sz="0" w:space="0" w:color="000000"/>
+                <w:top w:val="none" w:sz="0" w:space="0" w:color="000000"/>
+                <w:left w:val="none" w:sz="0" w:space="0" w:color="000000"/>
+                <w:right w:val="none" w:sz="0" w:space="0" w:color="000000"/>
+              </w:pBdr>
+              <w:spacing w:after="10" w:before="10" w:line="240"/>
+              <w:ind w:left="100" w:right="100" w:firstLine="0" w:firstLineChars="0"/>
+              <w:rPr>
+                <w:rFonts w:ascii="Arial" w:hAnsi="Arial" w:eastAsia="Arial" w:cs="Arial"/>
+                <w:i w:val="false"/>
+                <w:b w:val="false"/>
+                <w:u w:val="none"/>
+                <w:sz w:val="18"/>
+                <w:szCs w:val="18"/>
+                <w:color w:val="000000"/>
+              </w:rPr>
+            </w:pPr>
+            <w:r>
+              <w:rPr>
+                <w:rFonts w:ascii="Arial" w:hAnsi="Arial" w:eastAsia="Arial" w:cs="Arial"/>
+                <w:i w:val="false"/>
+                <w:b w:val="false"/>
+                <w:u w:val="none"/>
+                <w:sz w:val="18"/>
+                <w:szCs w:val="18"/>
+                <w:color w:val="000000"/>
+              </w:rPr>
+              <w:t xml:space="preserve">0.162</w:t>
             </w:r>
           </w:p>
         </w:tc>
@@ -8452,7 +8452,7 @@
                 <w:szCs w:val="18"/>
                 <w:color w:val="000000"/>
               </w:rPr>
-              <w:t xml:space="preserve">0.82 (0.70 to 0.95)</w:t>
+              <w:t xml:space="preserve">0.83 (0.71 to 0.95)</w:t>
             </w:r>
           </w:p>
         </w:tc>
@@ -8504,59 +8504,59 @@
                 <w:szCs w:val="18"/>
                 <w:color w:val="000000"/>
               </w:rPr>
-              <w:t xml:space="preserve">0.007</w:t>
-            </w:r>
-          </w:p>
-        </w:tc>
-        <w:tc>
-          <w:tcPr>
-            <w:tcBorders>
-              <w:bottom w:val="single" w:sz="6" w:space="0" w:color="666666"/>
-              <w:top w:val="single" w:sz="6" w:space="0" w:color="666666"/>
-              <w:left w:val="single" w:sz="6" w:space="0" w:color="666666"/>
-              <w:right w:val="single" w:sz="6" w:space="0" w:color="666666"/>
-            </w:tcBorders>
-            <w:shd w:val="clear" w:color="auto" w:fill="FFFFFF"/>
-            <w:tcMar>
-              <w:top w:w="0" w:type="dxa"/>
-              <w:bottom w:w="0" w:type="dxa"/>
-              <w:left w:w="0" w:type="dxa"/>
-              <w:right w:w="0" w:type="dxa"/>
-            </w:tcMar>
-            <w:vAlign w:val="top"/>
-          </w:tcPr>
-          <w:p>
-            <w:pPr>
-              <w:jc w:val="center"/>
-              <w:pBdr>
-                <w:bottom w:val="none" w:sz="0" w:space="0" w:color="000000"/>
-                <w:top w:val="none" w:sz="0" w:space="0" w:color="000000"/>
-                <w:left w:val="none" w:sz="0" w:space="0" w:color="000000"/>
-                <w:right w:val="none" w:sz="0" w:space="0" w:color="000000"/>
-              </w:pBdr>
-              <w:spacing w:after="10" w:before="10" w:line="240"/>
-              <w:ind w:left="100" w:right="100" w:firstLine="0" w:firstLineChars="0"/>
-              <w:rPr>
-                <w:rFonts w:ascii="Arial" w:hAnsi="Arial" w:eastAsia="Arial" w:cs="Arial"/>
-                <w:i w:val="false"/>
-                <w:b w:val="false"/>
-                <w:u w:val="none"/>
-                <w:sz w:val="18"/>
-                <w:szCs w:val="18"/>
-                <w:color w:val="000000"/>
-              </w:rPr>
-            </w:pPr>
-            <w:r>
-              <w:rPr>
-                <w:rFonts w:ascii="Arial" w:hAnsi="Arial" w:eastAsia="Arial" w:cs="Arial"/>
-                <w:i w:val="false"/>
-                <w:b w:val="false"/>
-                <w:u w:val="none"/>
-                <w:sz w:val="18"/>
-                <w:szCs w:val="18"/>
-                <w:color w:val="000000"/>
-              </w:rPr>
-              <w:t xml:space="preserve">0.57 (0.41 to 0.78)</w:t>
+              <w:t xml:space="preserve">0.010</w:t>
+            </w:r>
+          </w:p>
+        </w:tc>
+        <w:tc>
+          <w:tcPr>
+            <w:tcBorders>
+              <w:bottom w:val="single" w:sz="6" w:space="0" w:color="666666"/>
+              <w:top w:val="single" w:sz="6" w:space="0" w:color="666666"/>
+              <w:left w:val="single" w:sz="6" w:space="0" w:color="666666"/>
+              <w:right w:val="single" w:sz="6" w:space="0" w:color="666666"/>
+            </w:tcBorders>
+            <w:shd w:val="clear" w:color="auto" w:fill="FFFFFF"/>
+            <w:tcMar>
+              <w:top w:w="0" w:type="dxa"/>
+              <w:bottom w:w="0" w:type="dxa"/>
+              <w:left w:w="0" w:type="dxa"/>
+              <w:right w:w="0" w:type="dxa"/>
+            </w:tcMar>
+            <w:vAlign w:val="top"/>
+          </w:tcPr>
+          <w:p>
+            <w:pPr>
+              <w:jc w:val="center"/>
+              <w:pBdr>
+                <w:bottom w:val="none" w:sz="0" w:space="0" w:color="000000"/>
+                <w:top w:val="none" w:sz="0" w:space="0" w:color="000000"/>
+                <w:left w:val="none" w:sz="0" w:space="0" w:color="000000"/>
+                <w:right w:val="none" w:sz="0" w:space="0" w:color="000000"/>
+              </w:pBdr>
+              <w:spacing w:after="10" w:before="10" w:line="240"/>
+              <w:ind w:left="100" w:right="100" w:firstLine="0" w:firstLineChars="0"/>
+              <w:rPr>
+                <w:rFonts w:ascii="Arial" w:hAnsi="Arial" w:eastAsia="Arial" w:cs="Arial"/>
+                <w:i w:val="false"/>
+                <w:b w:val="false"/>
+                <w:u w:val="none"/>
+                <w:sz w:val="18"/>
+                <w:szCs w:val="18"/>
+                <w:color w:val="000000"/>
+              </w:rPr>
+            </w:pPr>
+            <w:r>
+              <w:rPr>
+                <w:rFonts w:ascii="Arial" w:hAnsi="Arial" w:eastAsia="Arial" w:cs="Arial"/>
+                <w:i w:val="false"/>
+                <w:b w:val="false"/>
+                <w:u w:val="none"/>
+                <w:sz w:val="18"/>
+                <w:szCs w:val="18"/>
+                <w:color w:val="000000"/>
+              </w:rPr>
+              <w:t xml:space="preserve">0.57 (0.42 to 0.77)</w:t>
             </w:r>
           </w:p>
         </w:tc>
@@ -8660,111 +8660,111 @@
                 <w:szCs w:val="18"/>
                 <w:color w:val="000000"/>
               </w:rPr>
-              <w:t xml:space="preserve">1.00 (0.83 to 1.20)</w:t>
-            </w:r>
-          </w:p>
-        </w:tc>
-        <w:tc>
-          <w:tcPr>
-            <w:tcBorders>
-              <w:bottom w:val="single" w:sz="6" w:space="0" w:color="666666"/>
-              <w:top w:val="single" w:sz="6" w:space="0" w:color="666666"/>
-              <w:left w:val="single" w:sz="6" w:space="0" w:color="666666"/>
-              <w:right w:val="single" w:sz="6" w:space="0" w:color="666666"/>
-            </w:tcBorders>
-            <w:shd w:val="clear" w:color="auto" w:fill="FFFFFF"/>
-            <w:tcMar>
-              <w:top w:w="0" w:type="dxa"/>
-              <w:bottom w:w="0" w:type="dxa"/>
-              <w:left w:w="0" w:type="dxa"/>
-              <w:right w:w="0" w:type="dxa"/>
-            </w:tcMar>
-            <w:vAlign w:val="top"/>
-          </w:tcPr>
-          <w:p>
-            <w:pPr>
-              <w:jc w:val="center"/>
-              <w:pBdr>
-                <w:bottom w:val="none" w:sz="0" w:space="0" w:color="000000"/>
-                <w:top w:val="none" w:sz="0" w:space="0" w:color="000000"/>
-                <w:left w:val="none" w:sz="0" w:space="0" w:color="000000"/>
-                <w:right w:val="none" w:sz="0" w:space="0" w:color="000000"/>
-              </w:pBdr>
-              <w:spacing w:after="10" w:before="10" w:line="240"/>
-              <w:ind w:left="100" w:right="100" w:firstLine="0" w:firstLineChars="0"/>
-              <w:rPr>
-                <w:rFonts w:ascii="Arial" w:hAnsi="Arial" w:eastAsia="Arial" w:cs="Arial"/>
-                <w:i w:val="false"/>
-                <w:b w:val="false"/>
-                <w:u w:val="none"/>
-                <w:sz w:val="18"/>
-                <w:szCs w:val="18"/>
-                <w:color w:val="000000"/>
-              </w:rPr>
-            </w:pPr>
-            <w:r>
-              <w:rPr>
-                <w:rFonts w:ascii="Arial" w:hAnsi="Arial" w:eastAsia="Arial" w:cs="Arial"/>
-                <w:i w:val="false"/>
-                <w:b w:val="false"/>
-                <w:u w:val="none"/>
-                <w:sz w:val="18"/>
-                <w:szCs w:val="18"/>
-                <w:color w:val="000000"/>
-              </w:rPr>
-              <w:t xml:space="preserve">0.993</w:t>
-            </w:r>
-          </w:p>
-        </w:tc>
-        <w:tc>
-          <w:tcPr>
-            <w:tcBorders>
-              <w:bottom w:val="single" w:sz="6" w:space="0" w:color="666666"/>
-              <w:top w:val="single" w:sz="6" w:space="0" w:color="666666"/>
-              <w:left w:val="single" w:sz="6" w:space="0" w:color="666666"/>
-              <w:right w:val="single" w:sz="6" w:space="0" w:color="666666"/>
-            </w:tcBorders>
-            <w:shd w:val="clear" w:color="auto" w:fill="FFFFFF"/>
-            <w:tcMar>
-              <w:top w:w="0" w:type="dxa"/>
-              <w:bottom w:w="0" w:type="dxa"/>
-              <w:left w:w="0" w:type="dxa"/>
-              <w:right w:w="0" w:type="dxa"/>
-            </w:tcMar>
-            <w:vAlign w:val="top"/>
-          </w:tcPr>
-          <w:p>
-            <w:pPr>
-              <w:jc w:val="center"/>
-              <w:pBdr>
-                <w:bottom w:val="none" w:sz="0" w:space="0" w:color="000000"/>
-                <w:top w:val="none" w:sz="0" w:space="0" w:color="000000"/>
-                <w:left w:val="none" w:sz="0" w:space="0" w:color="000000"/>
-                <w:right w:val="none" w:sz="0" w:space="0" w:color="000000"/>
-              </w:pBdr>
-              <w:spacing w:after="10" w:before="10" w:line="240"/>
-              <w:ind w:left="100" w:right="100" w:firstLine="0" w:firstLineChars="0"/>
-              <w:rPr>
-                <w:rFonts w:ascii="Arial" w:hAnsi="Arial" w:eastAsia="Arial" w:cs="Arial"/>
-                <w:i w:val="false"/>
-                <w:b w:val="false"/>
-                <w:u w:val="none"/>
-                <w:sz w:val="18"/>
-                <w:szCs w:val="18"/>
-                <w:color w:val="000000"/>
-              </w:rPr>
-            </w:pPr>
-            <w:r>
-              <w:rPr>
-                <w:rFonts w:ascii="Arial" w:hAnsi="Arial" w:eastAsia="Arial" w:cs="Arial"/>
-                <w:i w:val="false"/>
-                <w:b w:val="false"/>
-                <w:u w:val="none"/>
-                <w:sz w:val="18"/>
-                <w:szCs w:val="18"/>
-                <w:color w:val="000000"/>
-              </w:rPr>
-              <w:t xml:space="preserve">0.41 (0.27 to 0.61)</w:t>
+              <w:t xml:space="preserve">1.01 (0.84 to 1.21)</w:t>
+            </w:r>
+          </w:p>
+        </w:tc>
+        <w:tc>
+          <w:tcPr>
+            <w:tcBorders>
+              <w:bottom w:val="single" w:sz="6" w:space="0" w:color="666666"/>
+              <w:top w:val="single" w:sz="6" w:space="0" w:color="666666"/>
+              <w:left w:val="single" w:sz="6" w:space="0" w:color="666666"/>
+              <w:right w:val="single" w:sz="6" w:space="0" w:color="666666"/>
+            </w:tcBorders>
+            <w:shd w:val="clear" w:color="auto" w:fill="FFFFFF"/>
+            <w:tcMar>
+              <w:top w:w="0" w:type="dxa"/>
+              <w:bottom w:w="0" w:type="dxa"/>
+              <w:left w:w="0" w:type="dxa"/>
+              <w:right w:w="0" w:type="dxa"/>
+            </w:tcMar>
+            <w:vAlign w:val="top"/>
+          </w:tcPr>
+          <w:p>
+            <w:pPr>
+              <w:jc w:val="center"/>
+              <w:pBdr>
+                <w:bottom w:val="none" w:sz="0" w:space="0" w:color="000000"/>
+                <w:top w:val="none" w:sz="0" w:space="0" w:color="000000"/>
+                <w:left w:val="none" w:sz="0" w:space="0" w:color="000000"/>
+                <w:right w:val="none" w:sz="0" w:space="0" w:color="000000"/>
+              </w:pBdr>
+              <w:spacing w:after="10" w:before="10" w:line="240"/>
+              <w:ind w:left="100" w:right="100" w:firstLine="0" w:firstLineChars="0"/>
+              <w:rPr>
+                <w:rFonts w:ascii="Arial" w:hAnsi="Arial" w:eastAsia="Arial" w:cs="Arial"/>
+                <w:i w:val="false"/>
+                <w:b w:val="false"/>
+                <w:u w:val="none"/>
+                <w:sz w:val="18"/>
+                <w:szCs w:val="18"/>
+                <w:color w:val="000000"/>
+              </w:rPr>
+            </w:pPr>
+            <w:r>
+              <w:rPr>
+                <w:rFonts w:ascii="Arial" w:hAnsi="Arial" w:eastAsia="Arial" w:cs="Arial"/>
+                <w:i w:val="false"/>
+                <w:b w:val="false"/>
+                <w:u w:val="none"/>
+                <w:sz w:val="18"/>
+                <w:szCs w:val="18"/>
+                <w:color w:val="000000"/>
+              </w:rPr>
+              <w:t xml:space="preserve">0.920</w:t>
+            </w:r>
+          </w:p>
+        </w:tc>
+        <w:tc>
+          <w:tcPr>
+            <w:tcBorders>
+              <w:bottom w:val="single" w:sz="6" w:space="0" w:color="666666"/>
+              <w:top w:val="single" w:sz="6" w:space="0" w:color="666666"/>
+              <w:left w:val="single" w:sz="6" w:space="0" w:color="666666"/>
+              <w:right w:val="single" w:sz="6" w:space="0" w:color="666666"/>
+            </w:tcBorders>
+            <w:shd w:val="clear" w:color="auto" w:fill="FFFFFF"/>
+            <w:tcMar>
+              <w:top w:w="0" w:type="dxa"/>
+              <w:bottom w:w="0" w:type="dxa"/>
+              <w:left w:w="0" w:type="dxa"/>
+              <w:right w:w="0" w:type="dxa"/>
+            </w:tcMar>
+            <w:vAlign w:val="top"/>
+          </w:tcPr>
+          <w:p>
+            <w:pPr>
+              <w:jc w:val="center"/>
+              <w:pBdr>
+                <w:bottom w:val="none" w:sz="0" w:space="0" w:color="000000"/>
+                <w:top w:val="none" w:sz="0" w:space="0" w:color="000000"/>
+                <w:left w:val="none" w:sz="0" w:space="0" w:color="000000"/>
+                <w:right w:val="none" w:sz="0" w:space="0" w:color="000000"/>
+              </w:pBdr>
+              <w:spacing w:after="10" w:before="10" w:line="240"/>
+              <w:ind w:left="100" w:right="100" w:firstLine="0" w:firstLineChars="0"/>
+              <w:rPr>
+                <w:rFonts w:ascii="Arial" w:hAnsi="Arial" w:eastAsia="Arial" w:cs="Arial"/>
+                <w:i w:val="false"/>
+                <w:b w:val="false"/>
+                <w:u w:val="none"/>
+                <w:sz w:val="18"/>
+                <w:szCs w:val="18"/>
+                <w:color w:val="000000"/>
+              </w:rPr>
+            </w:pPr>
+            <w:r>
+              <w:rPr>
+                <w:rFonts w:ascii="Arial" w:hAnsi="Arial" w:eastAsia="Arial" w:cs="Arial"/>
+                <w:i w:val="false"/>
+                <w:b w:val="false"/>
+                <w:u w:val="none"/>
+                <w:sz w:val="18"/>
+                <w:szCs w:val="18"/>
+                <w:color w:val="000000"/>
+              </w:rPr>
+              <w:t xml:space="preserve">0.42 (0.27 to 0.62)</w:t>
             </w:r>
           </w:p>
         </w:tc>
@@ -8926,371 +8926,371 @@
                 <w:szCs w:val="18"/>
                 <w:color w:val="000000"/>
               </w:rPr>
-              <w:t xml:space="preserve">0.96 (0.83 to 1.10)</w:t>
-            </w:r>
-          </w:p>
-        </w:tc>
-        <w:tc>
-          <w:tcPr>
-            <w:tcBorders>
-              <w:bottom w:val="single" w:sz="6" w:space="0" w:color="666666"/>
-              <w:top w:val="single" w:sz="6" w:space="0" w:color="666666"/>
-              <w:left w:val="single" w:sz="6" w:space="0" w:color="666666"/>
-              <w:right w:val="single" w:sz="6" w:space="0" w:color="666666"/>
-            </w:tcBorders>
-            <w:shd w:val="clear" w:color="auto" w:fill="FFFFFF"/>
-            <w:tcMar>
-              <w:top w:w="0" w:type="dxa"/>
-              <w:bottom w:w="0" w:type="dxa"/>
-              <w:left w:w="0" w:type="dxa"/>
-              <w:right w:w="0" w:type="dxa"/>
-            </w:tcMar>
-            <w:vAlign w:val="top"/>
-          </w:tcPr>
-          <w:p>
-            <w:pPr>
-              <w:jc w:val="center"/>
-              <w:pBdr>
-                <w:bottom w:val="none" w:sz="0" w:space="0" w:color="000000"/>
-                <w:top w:val="none" w:sz="0" w:space="0" w:color="000000"/>
-                <w:left w:val="none" w:sz="0" w:space="0" w:color="000000"/>
-                <w:right w:val="none" w:sz="0" w:space="0" w:color="000000"/>
-              </w:pBdr>
-              <w:spacing w:after="10" w:before="10" w:line="240"/>
-              <w:ind w:left="100" w:right="100" w:firstLine="0" w:firstLineChars="0"/>
-              <w:rPr>
-                <w:rFonts w:ascii="Arial" w:hAnsi="Arial" w:eastAsia="Arial" w:cs="Arial"/>
-                <w:i w:val="false"/>
-                <w:b w:val="false"/>
-                <w:u w:val="none"/>
-                <w:sz w:val="18"/>
-                <w:szCs w:val="18"/>
-                <w:color w:val="000000"/>
-              </w:rPr>
-            </w:pPr>
-            <w:r>
-              <w:rPr>
-                <w:rFonts w:ascii="Arial" w:hAnsi="Arial" w:eastAsia="Arial" w:cs="Arial"/>
-                <w:i w:val="false"/>
-                <w:b w:val="false"/>
-                <w:u w:val="none"/>
-                <w:sz w:val="18"/>
-                <w:szCs w:val="18"/>
-                <w:color w:val="000000"/>
-              </w:rPr>
-              <w:t xml:space="preserve">0.551</w:t>
-            </w:r>
-          </w:p>
-        </w:tc>
-        <w:tc>
-          <w:tcPr>
-            <w:tcBorders>
-              <w:bottom w:val="single" w:sz="6" w:space="0" w:color="666666"/>
-              <w:top w:val="single" w:sz="6" w:space="0" w:color="666666"/>
-              <w:left w:val="single" w:sz="6" w:space="0" w:color="666666"/>
-              <w:right w:val="single" w:sz="6" w:space="0" w:color="666666"/>
-            </w:tcBorders>
-            <w:shd w:val="clear" w:color="auto" w:fill="FFFFFF"/>
-            <w:tcMar>
-              <w:top w:w="0" w:type="dxa"/>
-              <w:bottom w:w="0" w:type="dxa"/>
-              <w:left w:w="0" w:type="dxa"/>
-              <w:right w:w="0" w:type="dxa"/>
-            </w:tcMar>
-            <w:vAlign w:val="top"/>
-          </w:tcPr>
-          <w:p>
-            <w:pPr>
-              <w:jc w:val="center"/>
-              <w:pBdr>
-                <w:bottom w:val="none" w:sz="0" w:space="0" w:color="000000"/>
-                <w:top w:val="none" w:sz="0" w:space="0" w:color="000000"/>
-                <w:left w:val="none" w:sz="0" w:space="0" w:color="000000"/>
-                <w:right w:val="none" w:sz="0" w:space="0" w:color="000000"/>
-              </w:pBdr>
-              <w:spacing w:after="10" w:before="10" w:line="240"/>
-              <w:ind w:left="100" w:right="100" w:firstLine="0" w:firstLineChars="0"/>
-              <w:rPr>
-                <w:rFonts w:ascii="Arial" w:hAnsi="Arial" w:eastAsia="Arial" w:cs="Arial"/>
-                <w:i w:val="false"/>
-                <w:b w:val="false"/>
-                <w:u w:val="none"/>
-                <w:sz w:val="18"/>
-                <w:szCs w:val="18"/>
-                <w:color w:val="000000"/>
-              </w:rPr>
-            </w:pPr>
-            <w:r>
-              <w:rPr>
-                <w:rFonts w:ascii="Arial" w:hAnsi="Arial" w:eastAsia="Arial" w:cs="Arial"/>
-                <w:i w:val="false"/>
-                <w:b w:val="false"/>
-                <w:u w:val="none"/>
-                <w:sz w:val="18"/>
-                <w:szCs w:val="18"/>
-                <w:color w:val="000000"/>
-              </w:rPr>
-              <w:t xml:space="preserve">0.95 (0.72 to 1.25)</w:t>
-            </w:r>
-          </w:p>
-        </w:tc>
-        <w:tc>
-          <w:tcPr>
-            <w:tcBorders>
-              <w:bottom w:val="single" w:sz="6" w:space="0" w:color="666666"/>
-              <w:top w:val="single" w:sz="6" w:space="0" w:color="666666"/>
-              <w:left w:val="single" w:sz="6" w:space="0" w:color="666666"/>
-              <w:right w:val="single" w:sz="6" w:space="0" w:color="666666"/>
-            </w:tcBorders>
-            <w:shd w:val="clear" w:color="auto" w:fill="FFFFFF"/>
-            <w:tcMar>
-              <w:top w:w="0" w:type="dxa"/>
-              <w:bottom w:w="0" w:type="dxa"/>
-              <w:left w:w="0" w:type="dxa"/>
-              <w:right w:w="0" w:type="dxa"/>
-            </w:tcMar>
-            <w:vAlign w:val="top"/>
-          </w:tcPr>
-          <w:p>
-            <w:pPr>
-              <w:jc w:val="center"/>
-              <w:pBdr>
-                <w:bottom w:val="none" w:sz="0" w:space="0" w:color="000000"/>
-                <w:top w:val="none" w:sz="0" w:space="0" w:color="000000"/>
-                <w:left w:val="none" w:sz="0" w:space="0" w:color="000000"/>
-                <w:right w:val="none" w:sz="0" w:space="0" w:color="000000"/>
-              </w:pBdr>
-              <w:spacing w:after="10" w:before="10" w:line="240"/>
-              <w:ind w:left="100" w:right="100" w:firstLine="0" w:firstLineChars="0"/>
-              <w:rPr>
-                <w:rFonts w:ascii="Arial" w:hAnsi="Arial" w:eastAsia="Arial" w:cs="Arial"/>
-                <w:i w:val="false"/>
-                <w:b w:val="false"/>
-                <w:u w:val="none"/>
-                <w:sz w:val="18"/>
-                <w:szCs w:val="18"/>
-                <w:color w:val="000000"/>
-              </w:rPr>
-            </w:pPr>
-            <w:r>
-              <w:rPr>
-                <w:rFonts w:ascii="Arial" w:hAnsi="Arial" w:eastAsia="Arial" w:cs="Arial"/>
-                <w:i w:val="false"/>
-                <w:b w:val="false"/>
-                <w:u w:val="none"/>
-                <w:sz w:val="18"/>
-                <w:szCs w:val="18"/>
-                <w:color w:val="000000"/>
-              </w:rPr>
-              <w:t xml:space="preserve">0.738</w:t>
-            </w:r>
-          </w:p>
-        </w:tc>
-        <w:tc>
-          <w:tcPr>
-            <w:tcBorders>
-              <w:bottom w:val="single" w:sz="6" w:space="0" w:color="666666"/>
-              <w:top w:val="single" w:sz="6" w:space="0" w:color="666666"/>
-              <w:left w:val="single" w:sz="6" w:space="0" w:color="666666"/>
-              <w:right w:val="single" w:sz="6" w:space="0" w:color="666666"/>
-            </w:tcBorders>
-            <w:shd w:val="clear" w:color="auto" w:fill="FFFFFF"/>
-            <w:tcMar>
-              <w:top w:w="0" w:type="dxa"/>
-              <w:bottom w:w="0" w:type="dxa"/>
-              <w:left w:w="0" w:type="dxa"/>
-              <w:right w:w="0" w:type="dxa"/>
-            </w:tcMar>
-            <w:vAlign w:val="top"/>
-          </w:tcPr>
-          <w:p>
-            <w:pPr>
-              <w:jc w:val="center"/>
-              <w:pBdr>
-                <w:bottom w:val="none" w:sz="0" w:space="0" w:color="000000"/>
-                <w:top w:val="none" w:sz="0" w:space="0" w:color="000000"/>
-                <w:left w:val="none" w:sz="0" w:space="0" w:color="000000"/>
-                <w:right w:val="none" w:sz="0" w:space="0" w:color="000000"/>
-              </w:pBdr>
-              <w:spacing w:after="10" w:before="10" w:line="240"/>
-              <w:ind w:left="100" w:right="100" w:firstLine="0" w:firstLineChars="0"/>
-              <w:rPr>
-                <w:rFonts w:ascii="Arial" w:hAnsi="Arial" w:eastAsia="Arial" w:cs="Arial"/>
-                <w:i w:val="false"/>
-                <w:b w:val="false"/>
-                <w:u w:val="none"/>
-                <w:sz w:val="18"/>
-                <w:szCs w:val="18"/>
-                <w:color w:val="000000"/>
-              </w:rPr>
-            </w:pPr>
-            <w:r>
-              <w:rPr>
-                <w:rFonts w:ascii="Arial" w:hAnsi="Arial" w:eastAsia="Arial" w:cs="Arial"/>
-                <w:i w:val="false"/>
-                <w:b w:val="false"/>
-                <w:u w:val="none"/>
-                <w:sz w:val="18"/>
-                <w:szCs w:val="18"/>
-                <w:color w:val="000000"/>
-              </w:rPr>
-              <w:t xml:space="preserve">1.05 (0.87 to 1.27)</w:t>
-            </w:r>
-          </w:p>
-        </w:tc>
-        <w:tc>
-          <w:tcPr>
-            <w:tcBorders>
-              <w:bottom w:val="single" w:sz="6" w:space="0" w:color="666666"/>
-              <w:top w:val="single" w:sz="6" w:space="0" w:color="666666"/>
-              <w:left w:val="single" w:sz="6" w:space="0" w:color="666666"/>
-              <w:right w:val="single" w:sz="6" w:space="0" w:color="666666"/>
-            </w:tcBorders>
-            <w:shd w:val="clear" w:color="auto" w:fill="FFFFFF"/>
-            <w:tcMar>
-              <w:top w:w="0" w:type="dxa"/>
-              <w:bottom w:w="0" w:type="dxa"/>
-              <w:left w:w="0" w:type="dxa"/>
-              <w:right w:w="0" w:type="dxa"/>
-            </w:tcMar>
-            <w:vAlign w:val="top"/>
-          </w:tcPr>
-          <w:p>
-            <w:pPr>
-              <w:jc w:val="center"/>
-              <w:pBdr>
-                <w:bottom w:val="none" w:sz="0" w:space="0" w:color="000000"/>
-                <w:top w:val="none" w:sz="0" w:space="0" w:color="000000"/>
-                <w:left w:val="none" w:sz="0" w:space="0" w:color="000000"/>
-                <w:right w:val="none" w:sz="0" w:space="0" w:color="000000"/>
-              </w:pBdr>
-              <w:spacing w:after="10" w:before="10" w:line="240"/>
-              <w:ind w:left="100" w:right="100" w:firstLine="0" w:firstLineChars="0"/>
-              <w:rPr>
-                <w:rFonts w:ascii="Arial" w:hAnsi="Arial" w:eastAsia="Arial" w:cs="Arial"/>
-                <w:i w:val="false"/>
-                <w:b w:val="false"/>
-                <w:u w:val="none"/>
-                <w:sz w:val="18"/>
-                <w:szCs w:val="18"/>
-                <w:color w:val="000000"/>
-              </w:rPr>
-            </w:pPr>
-            <w:r>
-              <w:rPr>
-                <w:rFonts w:ascii="Arial" w:hAnsi="Arial" w:eastAsia="Arial" w:cs="Arial"/>
-                <w:i w:val="false"/>
-                <w:b w:val="false"/>
-                <w:u w:val="none"/>
-                <w:sz w:val="18"/>
-                <w:szCs w:val="18"/>
-                <w:color w:val="000000"/>
-              </w:rPr>
-              <w:t xml:space="preserve">0.580</w:t>
-            </w:r>
-          </w:p>
-        </w:tc>
-        <w:tc>
-          <w:tcPr>
-            <w:tcBorders>
-              <w:bottom w:val="single" w:sz="6" w:space="0" w:color="666666"/>
-              <w:top w:val="single" w:sz="6" w:space="0" w:color="666666"/>
-              <w:left w:val="single" w:sz="6" w:space="0" w:color="666666"/>
-              <w:right w:val="single" w:sz="6" w:space="0" w:color="666666"/>
-            </w:tcBorders>
-            <w:shd w:val="clear" w:color="auto" w:fill="FFFFFF"/>
-            <w:tcMar>
-              <w:top w:w="0" w:type="dxa"/>
-              <w:bottom w:w="0" w:type="dxa"/>
-              <w:left w:w="0" w:type="dxa"/>
-              <w:right w:w="0" w:type="dxa"/>
-            </w:tcMar>
-            <w:vAlign w:val="top"/>
-          </w:tcPr>
-          <w:p>
-            <w:pPr>
-              <w:jc w:val="center"/>
-              <w:pBdr>
-                <w:bottom w:val="none" w:sz="0" w:space="0" w:color="000000"/>
-                <w:top w:val="none" w:sz="0" w:space="0" w:color="000000"/>
-                <w:left w:val="none" w:sz="0" w:space="0" w:color="000000"/>
-                <w:right w:val="none" w:sz="0" w:space="0" w:color="000000"/>
-              </w:pBdr>
-              <w:spacing w:after="10" w:before="10" w:line="240"/>
-              <w:ind w:left="100" w:right="100" w:firstLine="0" w:firstLineChars="0"/>
-              <w:rPr>
-                <w:rFonts w:ascii="Arial" w:hAnsi="Arial" w:eastAsia="Arial" w:cs="Arial"/>
-                <w:i w:val="false"/>
-                <w:b w:val="false"/>
-                <w:u w:val="none"/>
-                <w:sz w:val="18"/>
-                <w:szCs w:val="18"/>
-                <w:color w:val="000000"/>
-              </w:rPr>
-            </w:pPr>
-            <w:r>
-              <w:rPr>
-                <w:rFonts w:ascii="Arial" w:hAnsi="Arial" w:eastAsia="Arial" w:cs="Arial"/>
-                <w:i w:val="false"/>
-                <w:b w:val="false"/>
-                <w:u w:val="none"/>
-                <w:sz w:val="18"/>
-                <w:szCs w:val="18"/>
-                <w:color w:val="000000"/>
-              </w:rPr>
-              <w:t xml:space="preserve">0.74 (0.52 to 1.05)</w:t>
-            </w:r>
-          </w:p>
-        </w:tc>
-        <w:tc>
-          <w:tcPr>
-            <w:tcBorders>
-              <w:bottom w:val="single" w:sz="6" w:space="0" w:color="666666"/>
-              <w:top w:val="single" w:sz="6" w:space="0" w:color="666666"/>
-              <w:left w:val="single" w:sz="6" w:space="0" w:color="666666"/>
-              <w:right w:val="single" w:sz="6" w:space="0" w:color="666666"/>
-            </w:tcBorders>
-            <w:shd w:val="clear" w:color="auto" w:fill="FFFFFF"/>
-            <w:tcMar>
-              <w:top w:w="0" w:type="dxa"/>
-              <w:bottom w:w="0" w:type="dxa"/>
-              <w:left w:w="0" w:type="dxa"/>
-              <w:right w:w="0" w:type="dxa"/>
-            </w:tcMar>
-            <w:vAlign w:val="top"/>
-          </w:tcPr>
-          <w:p>
-            <w:pPr>
-              <w:jc w:val="center"/>
-              <w:pBdr>
-                <w:bottom w:val="none" w:sz="0" w:space="0" w:color="000000"/>
-                <w:top w:val="none" w:sz="0" w:space="0" w:color="000000"/>
-                <w:left w:val="none" w:sz="0" w:space="0" w:color="000000"/>
-                <w:right w:val="none" w:sz="0" w:space="0" w:color="000000"/>
-              </w:pBdr>
-              <w:spacing w:after="10" w:before="10" w:line="240"/>
-              <w:ind w:left="100" w:right="100" w:firstLine="0" w:firstLineChars="0"/>
-              <w:rPr>
-                <w:rFonts w:ascii="Arial" w:hAnsi="Arial" w:eastAsia="Arial" w:cs="Arial"/>
-                <w:i w:val="false"/>
-                <w:b w:val="false"/>
-                <w:u w:val="none"/>
-                <w:sz w:val="18"/>
-                <w:szCs w:val="18"/>
-                <w:color w:val="000000"/>
-              </w:rPr>
-            </w:pPr>
-            <w:r>
-              <w:rPr>
-                <w:rFonts w:ascii="Arial" w:hAnsi="Arial" w:eastAsia="Arial" w:cs="Arial"/>
-                <w:i w:val="false"/>
-                <w:b w:val="false"/>
-                <w:u w:val="none"/>
-                <w:sz w:val="18"/>
-                <w:szCs w:val="18"/>
-                <w:color w:val="000000"/>
-              </w:rPr>
-              <w:t xml:space="preserve">0.101</w:t>
+              <w:t xml:space="preserve">0.99 (0.85 to 1.13)</w:t>
+            </w:r>
+          </w:p>
+        </w:tc>
+        <w:tc>
+          <w:tcPr>
+            <w:tcBorders>
+              <w:bottom w:val="single" w:sz="6" w:space="0" w:color="666666"/>
+              <w:top w:val="single" w:sz="6" w:space="0" w:color="666666"/>
+              <w:left w:val="single" w:sz="6" w:space="0" w:color="666666"/>
+              <w:right w:val="single" w:sz="6" w:space="0" w:color="666666"/>
+            </w:tcBorders>
+            <w:shd w:val="clear" w:color="auto" w:fill="FFFFFF"/>
+            <w:tcMar>
+              <w:top w:w="0" w:type="dxa"/>
+              <w:bottom w:w="0" w:type="dxa"/>
+              <w:left w:w="0" w:type="dxa"/>
+              <w:right w:w="0" w:type="dxa"/>
+            </w:tcMar>
+            <w:vAlign w:val="top"/>
+          </w:tcPr>
+          <w:p>
+            <w:pPr>
+              <w:jc w:val="center"/>
+              <w:pBdr>
+                <w:bottom w:val="none" w:sz="0" w:space="0" w:color="000000"/>
+                <w:top w:val="none" w:sz="0" w:space="0" w:color="000000"/>
+                <w:left w:val="none" w:sz="0" w:space="0" w:color="000000"/>
+                <w:right w:val="none" w:sz="0" w:space="0" w:color="000000"/>
+              </w:pBdr>
+              <w:spacing w:after="10" w:before="10" w:line="240"/>
+              <w:ind w:left="100" w:right="100" w:firstLine="0" w:firstLineChars="0"/>
+              <w:rPr>
+                <w:rFonts w:ascii="Arial" w:hAnsi="Arial" w:eastAsia="Arial" w:cs="Arial"/>
+                <w:i w:val="false"/>
+                <w:b w:val="false"/>
+                <w:u w:val="none"/>
+                <w:sz w:val="18"/>
+                <w:szCs w:val="18"/>
+                <w:color w:val="000000"/>
+              </w:rPr>
+            </w:pPr>
+            <w:r>
+              <w:rPr>
+                <w:rFonts w:ascii="Arial" w:hAnsi="Arial" w:eastAsia="Arial" w:cs="Arial"/>
+                <w:i w:val="false"/>
+                <w:b w:val="false"/>
+                <w:u w:val="none"/>
+                <w:sz w:val="18"/>
+                <w:szCs w:val="18"/>
+                <w:color w:val="000000"/>
+              </w:rPr>
+              <w:t xml:space="preserve">0.846</w:t>
+            </w:r>
+          </w:p>
+        </w:tc>
+        <w:tc>
+          <w:tcPr>
+            <w:tcBorders>
+              <w:bottom w:val="single" w:sz="6" w:space="0" w:color="666666"/>
+              <w:top w:val="single" w:sz="6" w:space="0" w:color="666666"/>
+              <w:left w:val="single" w:sz="6" w:space="0" w:color="666666"/>
+              <w:right w:val="single" w:sz="6" w:space="0" w:color="666666"/>
+            </w:tcBorders>
+            <w:shd w:val="clear" w:color="auto" w:fill="FFFFFF"/>
+            <w:tcMar>
+              <w:top w:w="0" w:type="dxa"/>
+              <w:bottom w:w="0" w:type="dxa"/>
+              <w:left w:w="0" w:type="dxa"/>
+              <w:right w:w="0" w:type="dxa"/>
+            </w:tcMar>
+            <w:vAlign w:val="top"/>
+          </w:tcPr>
+          <w:p>
+            <w:pPr>
+              <w:jc w:val="center"/>
+              <w:pBdr>
+                <w:bottom w:val="none" w:sz="0" w:space="0" w:color="000000"/>
+                <w:top w:val="none" w:sz="0" w:space="0" w:color="000000"/>
+                <w:left w:val="none" w:sz="0" w:space="0" w:color="000000"/>
+                <w:right w:val="none" w:sz="0" w:space="0" w:color="000000"/>
+              </w:pBdr>
+              <w:spacing w:after="10" w:before="10" w:line="240"/>
+              <w:ind w:left="100" w:right="100" w:firstLine="0" w:firstLineChars="0"/>
+              <w:rPr>
+                <w:rFonts w:ascii="Arial" w:hAnsi="Arial" w:eastAsia="Arial" w:cs="Arial"/>
+                <w:i w:val="false"/>
+                <w:b w:val="false"/>
+                <w:u w:val="none"/>
+                <w:sz w:val="18"/>
+                <w:szCs w:val="18"/>
+                <w:color w:val="000000"/>
+              </w:rPr>
+            </w:pPr>
+            <w:r>
+              <w:rPr>
+                <w:rFonts w:ascii="Arial" w:hAnsi="Arial" w:eastAsia="Arial" w:cs="Arial"/>
+                <w:i w:val="false"/>
+                <w:b w:val="false"/>
+                <w:u w:val="none"/>
+                <w:sz w:val="18"/>
+                <w:szCs w:val="18"/>
+                <w:color w:val="000000"/>
+              </w:rPr>
+              <w:t xml:space="preserve">0.97 (0.74 to 1.27)</w:t>
+            </w:r>
+          </w:p>
+        </w:tc>
+        <w:tc>
+          <w:tcPr>
+            <w:tcBorders>
+              <w:bottom w:val="single" w:sz="6" w:space="0" w:color="666666"/>
+              <w:top w:val="single" w:sz="6" w:space="0" w:color="666666"/>
+              <w:left w:val="single" w:sz="6" w:space="0" w:color="666666"/>
+              <w:right w:val="single" w:sz="6" w:space="0" w:color="666666"/>
+            </w:tcBorders>
+            <w:shd w:val="clear" w:color="auto" w:fill="FFFFFF"/>
+            <w:tcMar>
+              <w:top w:w="0" w:type="dxa"/>
+              <w:bottom w:w="0" w:type="dxa"/>
+              <w:left w:w="0" w:type="dxa"/>
+              <w:right w:w="0" w:type="dxa"/>
+            </w:tcMar>
+            <w:vAlign w:val="top"/>
+          </w:tcPr>
+          <w:p>
+            <w:pPr>
+              <w:jc w:val="center"/>
+              <w:pBdr>
+                <w:bottom w:val="none" w:sz="0" w:space="0" w:color="000000"/>
+                <w:top w:val="none" w:sz="0" w:space="0" w:color="000000"/>
+                <w:left w:val="none" w:sz="0" w:space="0" w:color="000000"/>
+                <w:right w:val="none" w:sz="0" w:space="0" w:color="000000"/>
+              </w:pBdr>
+              <w:spacing w:after="10" w:before="10" w:line="240"/>
+              <w:ind w:left="100" w:right="100" w:firstLine="0" w:firstLineChars="0"/>
+              <w:rPr>
+                <w:rFonts w:ascii="Arial" w:hAnsi="Arial" w:eastAsia="Arial" w:cs="Arial"/>
+                <w:i w:val="false"/>
+                <w:b w:val="false"/>
+                <w:u w:val="none"/>
+                <w:sz w:val="18"/>
+                <w:szCs w:val="18"/>
+                <w:color w:val="000000"/>
+              </w:rPr>
+            </w:pPr>
+            <w:r>
+              <w:rPr>
+                <w:rFonts w:ascii="Arial" w:hAnsi="Arial" w:eastAsia="Arial" w:cs="Arial"/>
+                <w:i w:val="false"/>
+                <w:b w:val="false"/>
+                <w:u w:val="none"/>
+                <w:sz w:val="18"/>
+                <w:szCs w:val="18"/>
+                <w:color w:val="000000"/>
+              </w:rPr>
+              <w:t xml:space="preserve">0.827</w:t>
+            </w:r>
+          </w:p>
+        </w:tc>
+        <w:tc>
+          <w:tcPr>
+            <w:tcBorders>
+              <w:bottom w:val="single" w:sz="6" w:space="0" w:color="666666"/>
+              <w:top w:val="single" w:sz="6" w:space="0" w:color="666666"/>
+              <w:left w:val="single" w:sz="6" w:space="0" w:color="666666"/>
+              <w:right w:val="single" w:sz="6" w:space="0" w:color="666666"/>
+            </w:tcBorders>
+            <w:shd w:val="clear" w:color="auto" w:fill="FFFFFF"/>
+            <w:tcMar>
+              <w:top w:w="0" w:type="dxa"/>
+              <w:bottom w:w="0" w:type="dxa"/>
+              <w:left w:w="0" w:type="dxa"/>
+              <w:right w:w="0" w:type="dxa"/>
+            </w:tcMar>
+            <w:vAlign w:val="top"/>
+          </w:tcPr>
+          <w:p>
+            <w:pPr>
+              <w:jc w:val="center"/>
+              <w:pBdr>
+                <w:bottom w:val="none" w:sz="0" w:space="0" w:color="000000"/>
+                <w:top w:val="none" w:sz="0" w:space="0" w:color="000000"/>
+                <w:left w:val="none" w:sz="0" w:space="0" w:color="000000"/>
+                <w:right w:val="none" w:sz="0" w:space="0" w:color="000000"/>
+              </w:pBdr>
+              <w:spacing w:after="10" w:before="10" w:line="240"/>
+              <w:ind w:left="100" w:right="100" w:firstLine="0" w:firstLineChars="0"/>
+              <w:rPr>
+                <w:rFonts w:ascii="Arial" w:hAnsi="Arial" w:eastAsia="Arial" w:cs="Arial"/>
+                <w:i w:val="false"/>
+                <w:b w:val="false"/>
+                <w:u w:val="none"/>
+                <w:sz w:val="18"/>
+                <w:szCs w:val="18"/>
+                <w:color w:val="000000"/>
+              </w:rPr>
+            </w:pPr>
+            <w:r>
+              <w:rPr>
+                <w:rFonts w:ascii="Arial" w:hAnsi="Arial" w:eastAsia="Arial" w:cs="Arial"/>
+                <w:i w:val="false"/>
+                <w:b w:val="false"/>
+                <w:u w:val="none"/>
+                <w:sz w:val="18"/>
+                <w:szCs w:val="18"/>
+                <w:color w:val="000000"/>
+              </w:rPr>
+              <w:t xml:space="preserve">1.08 (0.90 to 1.30)</w:t>
+            </w:r>
+          </w:p>
+        </w:tc>
+        <w:tc>
+          <w:tcPr>
+            <w:tcBorders>
+              <w:bottom w:val="single" w:sz="6" w:space="0" w:color="666666"/>
+              <w:top w:val="single" w:sz="6" w:space="0" w:color="666666"/>
+              <w:left w:val="single" w:sz="6" w:space="0" w:color="666666"/>
+              <w:right w:val="single" w:sz="6" w:space="0" w:color="666666"/>
+            </w:tcBorders>
+            <w:shd w:val="clear" w:color="auto" w:fill="FFFFFF"/>
+            <w:tcMar>
+              <w:top w:w="0" w:type="dxa"/>
+              <w:bottom w:w="0" w:type="dxa"/>
+              <w:left w:w="0" w:type="dxa"/>
+              <w:right w:w="0" w:type="dxa"/>
+            </w:tcMar>
+            <w:vAlign w:val="top"/>
+          </w:tcPr>
+          <w:p>
+            <w:pPr>
+              <w:jc w:val="center"/>
+              <w:pBdr>
+                <w:bottom w:val="none" w:sz="0" w:space="0" w:color="000000"/>
+                <w:top w:val="none" w:sz="0" w:space="0" w:color="000000"/>
+                <w:left w:val="none" w:sz="0" w:space="0" w:color="000000"/>
+                <w:right w:val="none" w:sz="0" w:space="0" w:color="000000"/>
+              </w:pBdr>
+              <w:spacing w:after="10" w:before="10" w:line="240"/>
+              <w:ind w:left="100" w:right="100" w:firstLine="0" w:firstLineChars="0"/>
+              <w:rPr>
+                <w:rFonts w:ascii="Arial" w:hAnsi="Arial" w:eastAsia="Arial" w:cs="Arial"/>
+                <w:i w:val="false"/>
+                <w:b w:val="false"/>
+                <w:u w:val="none"/>
+                <w:sz w:val="18"/>
+                <w:szCs w:val="18"/>
+                <w:color w:val="000000"/>
+              </w:rPr>
+            </w:pPr>
+            <w:r>
+              <w:rPr>
+                <w:rFonts w:ascii="Arial" w:hAnsi="Arial" w:eastAsia="Arial" w:cs="Arial"/>
+                <w:i w:val="false"/>
+                <w:b w:val="false"/>
+                <w:u w:val="none"/>
+                <w:sz w:val="18"/>
+                <w:szCs w:val="18"/>
+                <w:color w:val="000000"/>
+              </w:rPr>
+              <w:t xml:space="preserve">0.422</w:t>
+            </w:r>
+          </w:p>
+        </w:tc>
+        <w:tc>
+          <w:tcPr>
+            <w:tcBorders>
+              <w:bottom w:val="single" w:sz="6" w:space="0" w:color="666666"/>
+              <w:top w:val="single" w:sz="6" w:space="0" w:color="666666"/>
+              <w:left w:val="single" w:sz="6" w:space="0" w:color="666666"/>
+              <w:right w:val="single" w:sz="6" w:space="0" w:color="666666"/>
+            </w:tcBorders>
+            <w:shd w:val="clear" w:color="auto" w:fill="FFFFFF"/>
+            <w:tcMar>
+              <w:top w:w="0" w:type="dxa"/>
+              <w:bottom w:w="0" w:type="dxa"/>
+              <w:left w:w="0" w:type="dxa"/>
+              <w:right w:w="0" w:type="dxa"/>
+            </w:tcMar>
+            <w:vAlign w:val="top"/>
+          </w:tcPr>
+          <w:p>
+            <w:pPr>
+              <w:jc w:val="center"/>
+              <w:pBdr>
+                <w:bottom w:val="none" w:sz="0" w:space="0" w:color="000000"/>
+                <w:top w:val="none" w:sz="0" w:space="0" w:color="000000"/>
+                <w:left w:val="none" w:sz="0" w:space="0" w:color="000000"/>
+                <w:right w:val="none" w:sz="0" w:space="0" w:color="000000"/>
+              </w:pBdr>
+              <w:spacing w:after="10" w:before="10" w:line="240"/>
+              <w:ind w:left="100" w:right="100" w:firstLine="0" w:firstLineChars="0"/>
+              <w:rPr>
+                <w:rFonts w:ascii="Arial" w:hAnsi="Arial" w:eastAsia="Arial" w:cs="Arial"/>
+                <w:i w:val="false"/>
+                <w:b w:val="false"/>
+                <w:u w:val="none"/>
+                <w:sz w:val="18"/>
+                <w:szCs w:val="18"/>
+                <w:color w:val="000000"/>
+              </w:rPr>
+            </w:pPr>
+            <w:r>
+              <w:rPr>
+                <w:rFonts w:ascii="Arial" w:hAnsi="Arial" w:eastAsia="Arial" w:cs="Arial"/>
+                <w:i w:val="false"/>
+                <w:b w:val="false"/>
+                <w:u w:val="none"/>
+                <w:sz w:val="18"/>
+                <w:szCs w:val="18"/>
+                <w:color w:val="000000"/>
+              </w:rPr>
+              <w:t xml:space="preserve">0.78 (0.55 to 1.10)</w:t>
+            </w:r>
+          </w:p>
+        </w:tc>
+        <w:tc>
+          <w:tcPr>
+            <w:tcBorders>
+              <w:bottom w:val="single" w:sz="6" w:space="0" w:color="666666"/>
+              <w:top w:val="single" w:sz="6" w:space="0" w:color="666666"/>
+              <w:left w:val="single" w:sz="6" w:space="0" w:color="666666"/>
+              <w:right w:val="single" w:sz="6" w:space="0" w:color="666666"/>
+            </w:tcBorders>
+            <w:shd w:val="clear" w:color="auto" w:fill="FFFFFF"/>
+            <w:tcMar>
+              <w:top w:w="0" w:type="dxa"/>
+              <w:bottom w:w="0" w:type="dxa"/>
+              <w:left w:w="0" w:type="dxa"/>
+              <w:right w:w="0" w:type="dxa"/>
+            </w:tcMar>
+            <w:vAlign w:val="top"/>
+          </w:tcPr>
+          <w:p>
+            <w:pPr>
+              <w:jc w:val="center"/>
+              <w:pBdr>
+                <w:bottom w:val="none" w:sz="0" w:space="0" w:color="000000"/>
+                <w:top w:val="none" w:sz="0" w:space="0" w:color="000000"/>
+                <w:left w:val="none" w:sz="0" w:space="0" w:color="000000"/>
+                <w:right w:val="none" w:sz="0" w:space="0" w:color="000000"/>
+              </w:pBdr>
+              <w:spacing w:after="10" w:before="10" w:line="240"/>
+              <w:ind w:left="100" w:right="100" w:firstLine="0" w:firstLineChars="0"/>
+              <w:rPr>
+                <w:rFonts w:ascii="Arial" w:hAnsi="Arial" w:eastAsia="Arial" w:cs="Arial"/>
+                <w:i w:val="false"/>
+                <w:b w:val="false"/>
+                <w:u w:val="none"/>
+                <w:sz w:val="18"/>
+                <w:szCs w:val="18"/>
+                <w:color w:val="000000"/>
+              </w:rPr>
+            </w:pPr>
+            <w:r>
+              <w:rPr>
+                <w:rFonts w:ascii="Arial" w:hAnsi="Arial" w:eastAsia="Arial" w:cs="Arial"/>
+                <w:i w:val="false"/>
+                <w:b w:val="false"/>
+                <w:u w:val="none"/>
+                <w:sz w:val="18"/>
+                <w:szCs w:val="18"/>
+                <w:color w:val="000000"/>
+              </w:rPr>
+              <w:t xml:space="preserve">0.164</w:t>
             </w:r>
           </w:p>
         </w:tc>
@@ -9400,59 +9400,59 @@
                 <w:szCs w:val="18"/>
                 <w:color w:val="000000"/>
               </w:rPr>
-              <w:t xml:space="preserve">0.87 (0.74 to 1.02)</w:t>
-            </w:r>
-          </w:p>
-        </w:tc>
-        <w:tc>
-          <w:tcPr>
-            <w:tcBorders>
-              <w:bottom w:val="single" w:sz="6" w:space="0" w:color="666666"/>
-              <w:top w:val="single" w:sz="6" w:space="0" w:color="666666"/>
-              <w:left w:val="single" w:sz="6" w:space="0" w:color="666666"/>
-              <w:right w:val="single" w:sz="6" w:space="0" w:color="666666"/>
-            </w:tcBorders>
-            <w:shd w:val="clear" w:color="auto" w:fill="FFFFFF"/>
-            <w:tcMar>
-              <w:top w:w="0" w:type="dxa"/>
-              <w:bottom w:w="0" w:type="dxa"/>
-              <w:left w:w="0" w:type="dxa"/>
-              <w:right w:w="0" w:type="dxa"/>
-            </w:tcMar>
-            <w:vAlign w:val="top"/>
-          </w:tcPr>
-          <w:p>
-            <w:pPr>
-              <w:jc w:val="center"/>
-              <w:pBdr>
-                <w:bottom w:val="none" w:sz="0" w:space="0" w:color="000000"/>
-                <w:top w:val="none" w:sz="0" w:space="0" w:color="000000"/>
-                <w:left w:val="none" w:sz="0" w:space="0" w:color="000000"/>
-                <w:right w:val="none" w:sz="0" w:space="0" w:color="000000"/>
-              </w:pBdr>
-              <w:spacing w:after="10" w:before="10" w:line="240"/>
-              <w:ind w:left="100" w:right="100" w:firstLine="0" w:firstLineChars="0"/>
-              <w:rPr>
-                <w:rFonts w:ascii="Arial" w:hAnsi="Arial" w:eastAsia="Arial" w:cs="Arial"/>
-                <w:i w:val="false"/>
-                <w:b w:val="false"/>
-                <w:u w:val="none"/>
-                <w:sz w:val="18"/>
-                <w:szCs w:val="18"/>
-                <w:color w:val="000000"/>
-              </w:rPr>
-            </w:pPr>
-            <w:r>
-              <w:rPr>
-                <w:rFonts w:ascii="Arial" w:hAnsi="Arial" w:eastAsia="Arial" w:cs="Arial"/>
-                <w:i w:val="false"/>
-                <w:b w:val="false"/>
-                <w:u w:val="none"/>
-                <w:sz w:val="18"/>
-                <w:szCs w:val="18"/>
-                <w:color w:val="000000"/>
-              </w:rPr>
-              <w:t xml:space="preserve">0.099</w:t>
+              <w:t xml:space="preserve">0.87 (0.74 to 1.01)</w:t>
+            </w:r>
+          </w:p>
+        </w:tc>
+        <w:tc>
+          <w:tcPr>
+            <w:tcBorders>
+              <w:bottom w:val="single" w:sz="6" w:space="0" w:color="666666"/>
+              <w:top w:val="single" w:sz="6" w:space="0" w:color="666666"/>
+              <w:left w:val="single" w:sz="6" w:space="0" w:color="666666"/>
+              <w:right w:val="single" w:sz="6" w:space="0" w:color="666666"/>
+            </w:tcBorders>
+            <w:shd w:val="clear" w:color="auto" w:fill="FFFFFF"/>
+            <w:tcMar>
+              <w:top w:w="0" w:type="dxa"/>
+              <w:bottom w:w="0" w:type="dxa"/>
+              <w:left w:w="0" w:type="dxa"/>
+              <w:right w:w="0" w:type="dxa"/>
+            </w:tcMar>
+            <w:vAlign w:val="top"/>
+          </w:tcPr>
+          <w:p>
+            <w:pPr>
+              <w:jc w:val="center"/>
+              <w:pBdr>
+                <w:bottom w:val="none" w:sz="0" w:space="0" w:color="000000"/>
+                <w:top w:val="none" w:sz="0" w:space="0" w:color="000000"/>
+                <w:left w:val="none" w:sz="0" w:space="0" w:color="000000"/>
+                <w:right w:val="none" w:sz="0" w:space="0" w:color="000000"/>
+              </w:pBdr>
+              <w:spacing w:after="10" w:before="10" w:line="240"/>
+              <w:ind w:left="100" w:right="100" w:firstLine="0" w:firstLineChars="0"/>
+              <w:rPr>
+                <w:rFonts w:ascii="Arial" w:hAnsi="Arial" w:eastAsia="Arial" w:cs="Arial"/>
+                <w:i w:val="false"/>
+                <w:b w:val="false"/>
+                <w:u w:val="none"/>
+                <w:sz w:val="18"/>
+                <w:szCs w:val="18"/>
+                <w:color w:val="000000"/>
+              </w:rPr>
+            </w:pPr>
+            <w:r>
+              <w:rPr>
+                <w:rFonts w:ascii="Arial" w:hAnsi="Arial" w:eastAsia="Arial" w:cs="Arial"/>
+                <w:i w:val="false"/>
+                <w:b w:val="false"/>
+                <w:u w:val="none"/>
+                <w:sz w:val="18"/>
+                <w:szCs w:val="18"/>
+                <w:color w:val="000000"/>
+              </w:rPr>
+              <w:t xml:space="preserve">0.080</w:t>
             </w:r>
           </w:p>
         </w:tc>
@@ -9556,111 +9556,111 @@
                 <w:szCs w:val="18"/>
                 <w:color w:val="000000"/>
               </w:rPr>
-              <w:t xml:space="preserve">0.094</w:t>
-            </w:r>
-          </w:p>
-        </w:tc>
-        <w:tc>
-          <w:tcPr>
-            <w:tcBorders>
-              <w:bottom w:val="single" w:sz="6" w:space="0" w:color="666666"/>
-              <w:top w:val="single" w:sz="6" w:space="0" w:color="666666"/>
-              <w:left w:val="single" w:sz="6" w:space="0" w:color="666666"/>
-              <w:right w:val="single" w:sz="6" w:space="0" w:color="666666"/>
-            </w:tcBorders>
-            <w:shd w:val="clear" w:color="auto" w:fill="FFFFFF"/>
-            <w:tcMar>
-              <w:top w:w="0" w:type="dxa"/>
-              <w:bottom w:w="0" w:type="dxa"/>
-              <w:left w:w="0" w:type="dxa"/>
-              <w:right w:w="0" w:type="dxa"/>
-            </w:tcMar>
-            <w:vAlign w:val="top"/>
-          </w:tcPr>
-          <w:p>
-            <w:pPr>
-              <w:jc w:val="center"/>
-              <w:pBdr>
-                <w:bottom w:val="none" w:sz="0" w:space="0" w:color="000000"/>
-                <w:top w:val="none" w:sz="0" w:space="0" w:color="000000"/>
-                <w:left w:val="none" w:sz="0" w:space="0" w:color="000000"/>
-                <w:right w:val="none" w:sz="0" w:space="0" w:color="000000"/>
-              </w:pBdr>
-              <w:spacing w:after="10" w:before="10" w:line="240"/>
-              <w:ind w:left="100" w:right="100" w:firstLine="0" w:firstLineChars="0"/>
-              <w:rPr>
-                <w:rFonts w:ascii="Arial" w:hAnsi="Arial" w:eastAsia="Arial" w:cs="Arial"/>
-                <w:i w:val="false"/>
-                <w:b w:val="false"/>
-                <w:u w:val="none"/>
-                <w:sz w:val="18"/>
-                <w:szCs w:val="18"/>
-                <w:color w:val="000000"/>
-              </w:rPr>
-            </w:pPr>
-            <w:r>
-              <w:rPr>
-                <w:rFonts w:ascii="Arial" w:hAnsi="Arial" w:eastAsia="Arial" w:cs="Arial"/>
-                <w:i w:val="false"/>
-                <w:b w:val="false"/>
-                <w:u w:val="none"/>
-                <w:sz w:val="18"/>
-                <w:szCs w:val="18"/>
-                <w:color w:val="000000"/>
-              </w:rPr>
-              <w:t xml:space="preserve">0.84 (0.68 to 1.05)</w:t>
-            </w:r>
-          </w:p>
-        </w:tc>
-        <w:tc>
-          <w:tcPr>
-            <w:tcBorders>
-              <w:bottom w:val="single" w:sz="6" w:space="0" w:color="666666"/>
-              <w:top w:val="single" w:sz="6" w:space="0" w:color="666666"/>
-              <w:left w:val="single" w:sz="6" w:space="0" w:color="666666"/>
-              <w:right w:val="single" w:sz="6" w:space="0" w:color="666666"/>
-            </w:tcBorders>
-            <w:shd w:val="clear" w:color="auto" w:fill="FFFFFF"/>
-            <w:tcMar>
-              <w:top w:w="0" w:type="dxa"/>
-              <w:bottom w:w="0" w:type="dxa"/>
-              <w:left w:w="0" w:type="dxa"/>
-              <w:right w:w="0" w:type="dxa"/>
-            </w:tcMar>
-            <w:vAlign w:val="top"/>
-          </w:tcPr>
-          <w:p>
-            <w:pPr>
-              <w:jc w:val="center"/>
-              <w:pBdr>
-                <w:bottom w:val="none" w:sz="0" w:space="0" w:color="000000"/>
-                <w:top w:val="none" w:sz="0" w:space="0" w:color="000000"/>
-                <w:left w:val="none" w:sz="0" w:space="0" w:color="000000"/>
-                <w:right w:val="none" w:sz="0" w:space="0" w:color="000000"/>
-              </w:pBdr>
-              <w:spacing w:after="10" w:before="10" w:line="240"/>
-              <w:ind w:left="100" w:right="100" w:firstLine="0" w:firstLineChars="0"/>
-              <w:rPr>
-                <w:rFonts w:ascii="Arial" w:hAnsi="Arial" w:eastAsia="Arial" w:cs="Arial"/>
-                <w:i w:val="false"/>
-                <w:b w:val="false"/>
-                <w:u w:val="none"/>
-                <w:sz w:val="18"/>
-                <w:szCs w:val="18"/>
-                <w:color w:val="000000"/>
-              </w:rPr>
-            </w:pPr>
-            <w:r>
-              <w:rPr>
-                <w:rFonts w:ascii="Arial" w:hAnsi="Arial" w:eastAsia="Arial" w:cs="Arial"/>
-                <w:i w:val="false"/>
-                <w:b w:val="false"/>
-                <w:u w:val="none"/>
-                <w:sz w:val="18"/>
-                <w:szCs w:val="18"/>
-                <w:color w:val="000000"/>
-              </w:rPr>
-              <w:t xml:space="preserve">0.131</w:t>
+              <w:t xml:space="preserve">0.092</w:t>
+            </w:r>
+          </w:p>
+        </w:tc>
+        <w:tc>
+          <w:tcPr>
+            <w:tcBorders>
+              <w:bottom w:val="single" w:sz="6" w:space="0" w:color="666666"/>
+              <w:top w:val="single" w:sz="6" w:space="0" w:color="666666"/>
+              <w:left w:val="single" w:sz="6" w:space="0" w:color="666666"/>
+              <w:right w:val="single" w:sz="6" w:space="0" w:color="666666"/>
+            </w:tcBorders>
+            <w:shd w:val="clear" w:color="auto" w:fill="FFFFFF"/>
+            <w:tcMar>
+              <w:top w:w="0" w:type="dxa"/>
+              <w:bottom w:w="0" w:type="dxa"/>
+              <w:left w:w="0" w:type="dxa"/>
+              <w:right w:w="0" w:type="dxa"/>
+            </w:tcMar>
+            <w:vAlign w:val="top"/>
+          </w:tcPr>
+          <w:p>
+            <w:pPr>
+              <w:jc w:val="center"/>
+              <w:pBdr>
+                <w:bottom w:val="none" w:sz="0" w:space="0" w:color="000000"/>
+                <w:top w:val="none" w:sz="0" w:space="0" w:color="000000"/>
+                <w:left w:val="none" w:sz="0" w:space="0" w:color="000000"/>
+                <w:right w:val="none" w:sz="0" w:space="0" w:color="000000"/>
+              </w:pBdr>
+              <w:spacing w:after="10" w:before="10" w:line="240"/>
+              <w:ind w:left="100" w:right="100" w:firstLine="0" w:firstLineChars="0"/>
+              <w:rPr>
+                <w:rFonts w:ascii="Arial" w:hAnsi="Arial" w:eastAsia="Arial" w:cs="Arial"/>
+                <w:i w:val="false"/>
+                <w:b w:val="false"/>
+                <w:u w:val="none"/>
+                <w:sz w:val="18"/>
+                <w:szCs w:val="18"/>
+                <w:color w:val="000000"/>
+              </w:rPr>
+            </w:pPr>
+            <w:r>
+              <w:rPr>
+                <w:rFonts w:ascii="Arial" w:hAnsi="Arial" w:eastAsia="Arial" w:cs="Arial"/>
+                <w:i w:val="false"/>
+                <w:b w:val="false"/>
+                <w:u w:val="none"/>
+                <w:sz w:val="18"/>
+                <w:szCs w:val="18"/>
+                <w:color w:val="000000"/>
+              </w:rPr>
+              <w:t xml:space="preserve">0.83 (0.67 to 1.03)</w:t>
+            </w:r>
+          </w:p>
+        </w:tc>
+        <w:tc>
+          <w:tcPr>
+            <w:tcBorders>
+              <w:bottom w:val="single" w:sz="6" w:space="0" w:color="666666"/>
+              <w:top w:val="single" w:sz="6" w:space="0" w:color="666666"/>
+              <w:left w:val="single" w:sz="6" w:space="0" w:color="666666"/>
+              <w:right w:val="single" w:sz="6" w:space="0" w:color="666666"/>
+            </w:tcBorders>
+            <w:shd w:val="clear" w:color="auto" w:fill="FFFFFF"/>
+            <w:tcMar>
+              <w:top w:w="0" w:type="dxa"/>
+              <w:bottom w:w="0" w:type="dxa"/>
+              <w:left w:w="0" w:type="dxa"/>
+              <w:right w:w="0" w:type="dxa"/>
+            </w:tcMar>
+            <w:vAlign w:val="top"/>
+          </w:tcPr>
+          <w:p>
+            <w:pPr>
+              <w:jc w:val="center"/>
+              <w:pBdr>
+                <w:bottom w:val="none" w:sz="0" w:space="0" w:color="000000"/>
+                <w:top w:val="none" w:sz="0" w:space="0" w:color="000000"/>
+                <w:left w:val="none" w:sz="0" w:space="0" w:color="000000"/>
+                <w:right w:val="none" w:sz="0" w:space="0" w:color="000000"/>
+              </w:pBdr>
+              <w:spacing w:after="10" w:before="10" w:line="240"/>
+              <w:ind w:left="100" w:right="100" w:firstLine="0" w:firstLineChars="0"/>
+              <w:rPr>
+                <w:rFonts w:ascii="Arial" w:hAnsi="Arial" w:eastAsia="Arial" w:cs="Arial"/>
+                <w:i w:val="false"/>
+                <w:b w:val="false"/>
+                <w:u w:val="none"/>
+                <w:sz w:val="18"/>
+                <w:szCs w:val="18"/>
+                <w:color w:val="000000"/>
+              </w:rPr>
+            </w:pPr>
+            <w:r>
+              <w:rPr>
+                <w:rFonts w:ascii="Arial" w:hAnsi="Arial" w:eastAsia="Arial" w:cs="Arial"/>
+                <w:i w:val="false"/>
+                <w:b w:val="false"/>
+                <w:u w:val="none"/>
+                <w:sz w:val="18"/>
+                <w:szCs w:val="18"/>
+                <w:color w:val="000000"/>
+              </w:rPr>
+              <w:t xml:space="preserve">0.102</w:t>
             </w:r>
           </w:p>
         </w:tc>
@@ -9764,7 +9764,7 @@
                 <w:szCs w:val="18"/>
                 <w:color w:val="000000"/>
               </w:rPr>
-              <w:t xml:space="preserve">0.714</w:t>
+              <w:t xml:space="preserve">0.725</w:t>
             </w:r>
           </w:p>
         </w:tc>
